--- a/Docker/9-compose.docx
+++ b/Docker/9-compose.docx
@@ -29,8 +29,22 @@
           <w:sz w:val="28"/>
           <w:szCs w:val="28"/>
         </w:rPr>
-        <w:t>docker-compose.yml</w:t>
-      </w:r>
+        <w:t>docker-</w:t>
+      </w:r>
+      <w:proofErr w:type="spellStart"/>
+      <w:r>
+        <w:rPr>
+          <w:rFonts w:asciiTheme="majorBidi" w:hAnsiTheme="majorBidi" w:cstheme="majorBidi"/>
+          <w:b/>
+          <w:bCs/>
+          <w:i/>
+          <w:iCs/>
+          <w:sz w:val="28"/>
+          <w:szCs w:val="28"/>
+        </w:rPr>
+        <w:t>compose.yml</w:t>
+      </w:r>
+      <w:proofErr w:type="spellEnd"/>
       <w:r>
         <w:rPr>
           <w:rFonts w:asciiTheme="majorBidi" w:hAnsiTheme="majorBidi" w:cstheme="majorBidi"/>
@@ -61,8 +75,22 @@
           <w:sz w:val="40"/>
           <w:szCs w:val="40"/>
         </w:rPr>
-        <w:t>docker-compose.yml</w:t>
-      </w:r>
+        <w:t>docker-</w:t>
+      </w:r>
+      <w:proofErr w:type="spellStart"/>
+      <w:r>
+        <w:rPr>
+          <w:rFonts w:asciiTheme="majorBidi" w:hAnsiTheme="majorBidi" w:cstheme="majorBidi"/>
+          <w:b/>
+          <w:bCs/>
+          <w:i/>
+          <w:iCs/>
+          <w:sz w:val="40"/>
+          <w:szCs w:val="40"/>
+        </w:rPr>
+        <w:t>compose.yml</w:t>
+      </w:r>
+      <w:proofErr w:type="spellEnd"/>
       <w:r>
         <w:rPr>
           <w:rFonts w:asciiTheme="majorBidi" w:hAnsiTheme="majorBidi" w:cstheme="majorBidi"/>
@@ -207,7 +235,25 @@
           <w:sz w:val="28"/>
           <w:szCs w:val="28"/>
         </w:rPr>
-        <w:t>The mandatory section where you define each containerized component of your application (e.g., web, database, redis).</w:t>
+        <w:t xml:space="preserve">The mandatory section where you define each containerized component of your application (e.g., web, database, </w:t>
+      </w:r>
+      <w:proofErr w:type="spellStart"/>
+      <w:r>
+        <w:rPr>
+          <w:rFonts w:asciiTheme="majorBidi" w:hAnsiTheme="majorBidi" w:cstheme="majorBidi"/>
+          <w:sz w:val="28"/>
+          <w:szCs w:val="28"/>
+        </w:rPr>
+        <w:t>redis</w:t>
+      </w:r>
+      <w:proofErr w:type="spellEnd"/>
+      <w:r>
+        <w:rPr>
+          <w:rFonts w:asciiTheme="majorBidi" w:hAnsiTheme="majorBidi" w:cstheme="majorBidi"/>
+          <w:sz w:val="28"/>
+          <w:szCs w:val="28"/>
+        </w:rPr>
+        <w:t>).</w:t>
       </w:r>
     </w:p>
     <w:p>
@@ -353,6 +399,7 @@
         </w:rPr>
         <w:t xml:space="preserve">For each service defined under </w:t>
       </w:r>
+      <w:proofErr w:type="gramStart"/>
       <w:r>
         <w:rPr>
           <w:rFonts w:asciiTheme="majorBidi" w:hAnsiTheme="majorBidi" w:cstheme="majorBidi"/>
@@ -371,7 +418,16 @@
           <w:sz w:val="28"/>
           <w:szCs w:val="28"/>
         </w:rPr>
-        <w:t>, you specify how that container should run:</w:t>
+        <w:t>,</w:t>
+      </w:r>
+      <w:proofErr w:type="gramEnd"/>
+      <w:r>
+        <w:rPr>
+          <w:rFonts w:asciiTheme="majorBidi" w:hAnsiTheme="majorBidi" w:cstheme="majorBidi"/>
+          <w:sz w:val="28"/>
+          <w:szCs w:val="28"/>
+        </w:rPr>
+        <w:t xml:space="preserve"> you specify how that container should run:</w:t>
       </w:r>
     </w:p>
     <w:p>
@@ -443,7 +499,43 @@
           <w:sz w:val="28"/>
           <w:szCs w:val="28"/>
         </w:rPr>
-        <w:t xml:space="preserve"> → Tells Compose to build the image using a Dockerfile instead of pulling one. Supports specifying the context path or a path to a custom Dockerfile.</w:t>
+        <w:t xml:space="preserve"> → Tells Compose to build the image using a </w:t>
+      </w:r>
+      <w:proofErr w:type="spellStart"/>
+      <w:r>
+        <w:rPr>
+          <w:rFonts w:asciiTheme="majorBidi" w:hAnsiTheme="majorBidi" w:cstheme="majorBidi"/>
+          <w:sz w:val="28"/>
+          <w:szCs w:val="28"/>
+        </w:rPr>
+        <w:t>Dockerfile</w:t>
+      </w:r>
+      <w:proofErr w:type="spellEnd"/>
+      <w:r>
+        <w:rPr>
+          <w:rFonts w:asciiTheme="majorBidi" w:hAnsiTheme="majorBidi" w:cstheme="majorBidi"/>
+          <w:sz w:val="28"/>
+          <w:szCs w:val="28"/>
+        </w:rPr>
+        <w:t xml:space="preserve"> instead of pulling one. Supports specifying the context path or a path to a custom </w:t>
+      </w:r>
+      <w:proofErr w:type="spellStart"/>
+      <w:r>
+        <w:rPr>
+          <w:rFonts w:asciiTheme="majorBidi" w:hAnsiTheme="majorBidi" w:cstheme="majorBidi"/>
+          <w:sz w:val="28"/>
+          <w:szCs w:val="28"/>
+        </w:rPr>
+        <w:t>Dockerfile</w:t>
+      </w:r>
+      <w:proofErr w:type="spellEnd"/>
+      <w:r>
+        <w:rPr>
+          <w:rFonts w:asciiTheme="majorBidi" w:hAnsiTheme="majorBidi" w:cstheme="majorBidi"/>
+          <w:sz w:val="28"/>
+          <w:szCs w:val="28"/>
+        </w:rPr>
+        <w:t>.</w:t>
       </w:r>
     </w:p>
     <w:p>
@@ -461,6 +553,7 @@
           <w:szCs w:val="28"/>
         </w:rPr>
       </w:pPr>
+      <w:proofErr w:type="spellStart"/>
       <w:r>
         <w:rPr>
           <w:rFonts w:asciiTheme="majorBidi" w:hAnsiTheme="majorBidi" w:cstheme="majorBidi"/>
@@ -473,6 +566,7 @@
         </w:rPr>
         <w:t>container_name</w:t>
       </w:r>
+      <w:proofErr w:type="spellEnd"/>
       <w:r>
         <w:rPr>
           <w:rFonts w:asciiTheme="majorBidi" w:hAnsiTheme="majorBidi" w:cstheme="majorBidi"/>
@@ -527,7 +621,35 @@
           <w:sz w:val="28"/>
           <w:szCs w:val="28"/>
         </w:rPr>
-        <w:t>["Host:Container "]</w:t>
+        <w:t>["</w:t>
+      </w:r>
+      <w:proofErr w:type="spellStart"/>
+      <w:proofErr w:type="gramStart"/>
+      <w:r>
+        <w:rPr>
+          <w:rFonts w:asciiTheme="majorBidi" w:hAnsiTheme="majorBidi" w:cstheme="majorBidi"/>
+          <w:b/>
+          <w:bCs/>
+          <w:i/>
+          <w:iCs/>
+          <w:sz w:val="28"/>
+          <w:szCs w:val="28"/>
+        </w:rPr>
+        <w:t>Host:Container</w:t>
+      </w:r>
+      <w:proofErr w:type="spellEnd"/>
+      <w:proofErr w:type="gramEnd"/>
+      <w:r>
+        <w:rPr>
+          <w:rFonts w:asciiTheme="majorBidi" w:hAnsiTheme="majorBidi" w:cstheme="majorBidi"/>
+          <w:b/>
+          <w:bCs/>
+          <w:i/>
+          <w:iCs/>
+          <w:sz w:val="28"/>
+          <w:szCs w:val="28"/>
+        </w:rPr>
+        <w:t xml:space="preserve"> "]</w:t>
       </w:r>
     </w:p>
     <w:p>
@@ -581,6 +703,7 @@
           <w:szCs w:val="28"/>
         </w:rPr>
       </w:pPr>
+      <w:proofErr w:type="spellStart"/>
       <w:r>
         <w:rPr>
           <w:rFonts w:asciiTheme="majorBidi" w:hAnsiTheme="majorBidi" w:cstheme="majorBidi"/>
@@ -593,6 +716,7 @@
         </w:rPr>
         <w:t>env_file</w:t>
       </w:r>
+      <w:proofErr w:type="spellEnd"/>
       <w:r>
         <w:rPr>
           <w:rFonts w:asciiTheme="majorBidi" w:hAnsiTheme="majorBidi" w:cstheme="majorBidi"/>
@@ -669,6 +793,7 @@
           <w:szCs w:val="28"/>
         </w:rPr>
       </w:pPr>
+      <w:proofErr w:type="spellStart"/>
       <w:r>
         <w:rPr>
           <w:rFonts w:asciiTheme="majorBidi" w:hAnsiTheme="majorBidi" w:cstheme="majorBidi"/>
@@ -681,6 +806,7 @@
         </w:rPr>
         <w:t>depends_on</w:t>
       </w:r>
+      <w:proofErr w:type="spellEnd"/>
       <w:r>
         <w:rPr>
           <w:rFonts w:asciiTheme="majorBidi" w:hAnsiTheme="majorBidi" w:cstheme="majorBidi"/>
@@ -921,24 +1047,9 @@
           <w:sz w:val="28"/>
           <w:szCs w:val="28"/>
         </w:rPr>
-        <w:t>on-failure[:max_retries]</w:t>
-      </w:r>
-      <w:r>
-        <w:rPr>
-          <w:rFonts w:asciiTheme="majorBidi" w:hAnsiTheme="majorBidi" w:cstheme="majorBidi"/>
-          <w:sz w:val="28"/>
-          <w:szCs w:val="28"/>
-        </w:rPr>
-        <w:t xml:space="preserve"> </w:t>
-      </w:r>
-      <w:r>
-        <w:rPr>
-          <w:rFonts w:asciiTheme="majorBidi" w:hAnsiTheme="majorBidi" w:cstheme="majorBidi"/>
-          <w:sz w:val="28"/>
-          <w:szCs w:val="28"/>
-        </w:rPr>
-        <w:t xml:space="preserve">→ Restarts only if the container exits with a non-zero status, up to </w:t>
-      </w:r>
+        <w:t>on-failure[:</w:t>
+      </w:r>
+      <w:proofErr w:type="spellStart"/>
       <w:r>
         <w:rPr>
           <w:rFonts w:asciiTheme="majorBidi" w:hAnsiTheme="majorBidi" w:cstheme="majorBidi"/>
@@ -951,6 +1062,49 @@
         </w:rPr>
         <w:t>max_retries</w:t>
       </w:r>
+      <w:proofErr w:type="spellEnd"/>
+      <w:r>
+        <w:rPr>
+          <w:rFonts w:asciiTheme="majorBidi" w:hAnsiTheme="majorBidi" w:cstheme="majorBidi"/>
+          <w:b/>
+          <w:bCs/>
+          <w:i/>
+          <w:iCs/>
+          <w:sz w:val="28"/>
+          <w:szCs w:val="28"/>
+        </w:rPr>
+        <w:t>]</w:t>
+      </w:r>
+      <w:r>
+        <w:rPr>
+          <w:rFonts w:asciiTheme="majorBidi" w:hAnsiTheme="majorBidi" w:cstheme="majorBidi"/>
+          <w:sz w:val="28"/>
+          <w:szCs w:val="28"/>
+        </w:rPr>
+        <w:t xml:space="preserve"> </w:t>
+      </w:r>
+      <w:r>
+        <w:rPr>
+          <w:rFonts w:asciiTheme="majorBidi" w:hAnsiTheme="majorBidi" w:cstheme="majorBidi"/>
+          <w:sz w:val="28"/>
+          <w:szCs w:val="28"/>
+        </w:rPr>
+        <w:t xml:space="preserve">→ Restarts only if the container exits with a non-zero status, up to </w:t>
+      </w:r>
+      <w:proofErr w:type="spellStart"/>
+      <w:r>
+        <w:rPr>
+          <w:rFonts w:asciiTheme="majorBidi" w:hAnsiTheme="majorBidi" w:cstheme="majorBidi"/>
+          <w:b/>
+          <w:bCs/>
+          <w:i/>
+          <w:iCs/>
+          <w:sz w:val="28"/>
+          <w:szCs w:val="28"/>
+        </w:rPr>
+        <w:t>max_retries</w:t>
+      </w:r>
+      <w:proofErr w:type="spellEnd"/>
       <w:r>
         <w:rPr>
           <w:rFonts w:asciiTheme="majorBidi" w:hAnsiTheme="majorBidi" w:cstheme="majorBidi"/>
@@ -1097,6 +1251,7 @@
         </w:rPr>
         <w:t xml:space="preserve">If your final </w:t>
       </w:r>
+      <w:proofErr w:type="spellStart"/>
       <w:r>
         <w:rPr>
           <w:rFonts w:asciiTheme="majorBidi" w:hAnsiTheme="majorBidi" w:cstheme="majorBidi"/>
@@ -1109,6 +1264,7 @@
         </w:rPr>
         <w:t>Dockerfile</w:t>
       </w:r>
+      <w:proofErr w:type="spellEnd"/>
       <w:r>
         <w:rPr>
           <w:rFonts w:asciiTheme="majorBidi" w:hAnsiTheme="majorBidi" w:cstheme="majorBidi"/>
@@ -1117,6 +1273,7 @@
         </w:rPr>
         <w:t xml:space="preserve"> stage created a user named </w:t>
       </w:r>
+      <w:proofErr w:type="spellStart"/>
       <w:r>
         <w:rPr>
           <w:rFonts w:asciiTheme="majorBidi" w:hAnsiTheme="majorBidi" w:cstheme="majorBidi"/>
@@ -1129,6 +1286,7 @@
         </w:rPr>
         <w:t>nodeuser</w:t>
       </w:r>
+      <w:proofErr w:type="spellEnd"/>
       <w:r>
         <w:rPr>
           <w:rFonts w:asciiTheme="majorBidi" w:hAnsiTheme="majorBidi" w:cstheme="majorBidi"/>
@@ -1340,7 +1498,33 @@
                                 <w:sz w:val="28"/>
                                 <w:szCs w:val="28"/>
                               </w:rPr>
-                              <w:t>user: "nodeuser"</w:t>
+                              <w:t>user: "</w:t>
+                            </w:r>
+                            <w:proofErr w:type="spellStart"/>
+                            <w:r>
+                              <w:rPr>
+                                <w:rFonts w:asciiTheme="majorBidi" w:hAnsiTheme="majorBidi" w:cstheme="majorBidi"/>
+                                <w:b/>
+                                <w:bCs/>
+                                <w:i/>
+                                <w:iCs/>
+                                <w:sz w:val="28"/>
+                                <w:szCs w:val="28"/>
+                              </w:rPr>
+                              <w:t>nodeuser</w:t>
+                            </w:r>
+                            <w:proofErr w:type="spellEnd"/>
+                            <w:r>
+                              <w:rPr>
+                                <w:rFonts w:asciiTheme="majorBidi" w:hAnsiTheme="majorBidi" w:cstheme="majorBidi"/>
+                                <w:b/>
+                                <w:bCs/>
+                                <w:i/>
+                                <w:iCs/>
+                                <w:sz w:val="28"/>
+                                <w:szCs w:val="28"/>
+                              </w:rPr>
+                              <w:t>"</w:t>
                             </w:r>
                           </w:p>
                           <w:p>
@@ -1629,7 +1813,33 @@
           <w:sz w:val="28"/>
           <w:szCs w:val="28"/>
         </w:rPr>
-        <w:t>docker compose up --scale service=N</w:t>
+        <w:t xml:space="preserve">docker compose </w:t>
+      </w:r>
+      <w:proofErr w:type="spellStart"/>
+      <w:r>
+        <w:rPr>
+          <w:rFonts w:asciiTheme="majorBidi" w:hAnsiTheme="majorBidi" w:cstheme="majorBidi"/>
+          <w:b/>
+          <w:bCs/>
+          <w:i/>
+          <w:iCs/>
+          <w:sz w:val="28"/>
+          <w:szCs w:val="28"/>
+        </w:rPr>
+        <w:t>up --scale</w:t>
+      </w:r>
+      <w:proofErr w:type="spellEnd"/>
+      <w:r>
+        <w:rPr>
+          <w:rFonts w:asciiTheme="majorBidi" w:hAnsiTheme="majorBidi" w:cstheme="majorBidi"/>
+          <w:b/>
+          <w:bCs/>
+          <w:i/>
+          <w:iCs/>
+          <w:sz w:val="28"/>
+          <w:szCs w:val="28"/>
+        </w:rPr>
+        <w:t xml:space="preserve"> service=N</w:t>
       </w:r>
       <w:r>
         <w:rPr>
@@ -1654,6 +1864,7 @@
           <w:szCs w:val="28"/>
         </w:rPr>
       </w:pPr>
+      <w:proofErr w:type="spellStart"/>
       <w:r>
         <w:rPr>
           <w:rFonts w:asciiTheme="majorBidi" w:hAnsiTheme="majorBidi" w:cstheme="majorBidi"/>
@@ -1664,8 +1875,35 @@
           <w:sz w:val="28"/>
           <w:szCs w:val="28"/>
         </w:rPr>
-        <w:t>cap_add/cap_drop</w:t>
-      </w:r>
+        <w:t>cap_add</w:t>
+      </w:r>
+      <w:proofErr w:type="spellEnd"/>
+      <w:r>
+        <w:rPr>
+          <w:rFonts w:asciiTheme="majorBidi" w:hAnsiTheme="majorBidi" w:cstheme="majorBidi"/>
+          <w:b/>
+          <w:bCs/>
+          <w:i/>
+          <w:iCs/>
+          <w:sz w:val="28"/>
+          <w:szCs w:val="28"/>
+        </w:rPr>
+        <w:t>/</w:t>
+      </w:r>
+      <w:proofErr w:type="spellStart"/>
+      <w:r>
+        <w:rPr>
+          <w:rFonts w:asciiTheme="majorBidi" w:hAnsiTheme="majorBidi" w:cstheme="majorBidi"/>
+          <w:b/>
+          <w:bCs/>
+          <w:i/>
+          <w:iCs/>
+          <w:sz w:val="28"/>
+          <w:szCs w:val="28"/>
+        </w:rPr>
+        <w:t>cap_drop</w:t>
+      </w:r>
+      <w:proofErr w:type="spellEnd"/>
       <w:r>
         <w:rPr>
           <w:rFonts w:asciiTheme="majorBidi" w:hAnsiTheme="majorBidi" w:cstheme="majorBidi"/>
@@ -1673,6 +1911,47 @@
           <w:szCs w:val="28"/>
         </w:rPr>
         <w:t xml:space="preserve"> → Add or drop Linux capabilities. Example:</w:t>
+      </w:r>
+    </w:p>
+    <w:p>
+      <w:pPr>
+        <w:pStyle w:val="ListParagraph"/>
+        <w:ind w:left="360"/>
+        <w:rPr>
+          <w:rFonts w:asciiTheme="majorBidi" w:hAnsiTheme="majorBidi" w:cstheme="majorBidi"/>
+          <w:b/>
+          <w:bCs/>
+          <w:i/>
+          <w:iCs/>
+          <w:sz w:val="28"/>
+          <w:szCs w:val="28"/>
+        </w:rPr>
+      </w:pPr>
+      <w:proofErr w:type="spellStart"/>
+      <w:r>
+        <w:rPr>
+          <w:rFonts w:asciiTheme="majorBidi" w:hAnsiTheme="majorBidi" w:cstheme="majorBidi"/>
+          <w:b/>
+          <w:bCs/>
+          <w:i/>
+          <w:iCs/>
+          <w:sz w:val="28"/>
+          <w:szCs w:val="28"/>
+        </w:rPr>
+        <w:t>cap_add</w:t>
+      </w:r>
+      <w:proofErr w:type="spellEnd"/>
+      <w:r>
+        <w:rPr>
+          <w:rFonts w:asciiTheme="majorBidi" w:hAnsiTheme="majorBidi" w:cstheme="majorBidi"/>
+          <w:b/>
+          <w:bCs/>
+          <w:i/>
+          <w:iCs/>
+          <w:sz w:val="28"/>
+          <w:szCs w:val="28"/>
+        </w:rPr>
+        <w:t>: - NET_ADMIN</w:t>
       </w:r>
     </w:p>
     <w:p>
@@ -1685,6 +1964,13 @@
         <w:ind w:left="360"/>
         <w:rPr>
           <w:rFonts w:asciiTheme="majorBidi" w:hAnsiTheme="majorBidi" w:cstheme="majorBidi"/>
+          <w:sz w:val="28"/>
+          <w:szCs w:val="28"/>
+        </w:rPr>
+      </w:pPr>
+      <w:r>
+        <w:rPr>
+          <w:rFonts w:asciiTheme="majorBidi" w:hAnsiTheme="majorBidi" w:cstheme="majorBidi"/>
           <w:b/>
           <w:bCs/>
           <w:i/>
@@ -1692,18 +1978,15 @@
           <w:sz w:val="28"/>
           <w:szCs w:val="28"/>
         </w:rPr>
-      </w:pPr>
-      <w:r>
-        <w:rPr>
-          <w:rFonts w:asciiTheme="majorBidi" w:hAnsiTheme="majorBidi" w:cstheme="majorBidi"/>
-          <w:b/>
-          <w:bCs/>
-          <w:i/>
-          <w:iCs/>
-          <w:sz w:val="28"/>
-          <w:szCs w:val="28"/>
-        </w:rPr>
-        <w:t>cap_add: - NET_ADMIN</w:t>
+        <w:t>hostname</w:t>
+      </w:r>
+      <w:r>
+        <w:rPr>
+          <w:rFonts w:asciiTheme="majorBidi" w:hAnsiTheme="majorBidi" w:cstheme="majorBidi"/>
+          <w:sz w:val="28"/>
+          <w:szCs w:val="28"/>
+        </w:rPr>
+        <w:t xml:space="preserve"> → Set a custom hostname for the container.</w:t>
       </w:r>
     </w:p>
     <w:p>
@@ -1720,6 +2003,7 @@
           <w:szCs w:val="28"/>
         </w:rPr>
       </w:pPr>
+      <w:proofErr w:type="spellStart"/>
       <w:r>
         <w:rPr>
           <w:rFonts w:asciiTheme="majorBidi" w:hAnsiTheme="majorBidi" w:cstheme="majorBidi"/>
@@ -1730,31 +2014,9 @@
           <w:sz w:val="28"/>
           <w:szCs w:val="28"/>
         </w:rPr>
-        <w:t>hostname</w:t>
-      </w:r>
-      <w:r>
-        <w:rPr>
-          <w:rFonts w:asciiTheme="majorBidi" w:hAnsiTheme="majorBidi" w:cstheme="majorBidi"/>
-          <w:sz w:val="28"/>
-          <w:szCs w:val="28"/>
-        </w:rPr>
-        <w:t xml:space="preserve"> → Set a custom hostname for the container.</w:t>
-      </w:r>
-    </w:p>
-    <w:p>
-      <w:pPr>
-        <w:pStyle w:val="ListParagraph"/>
-        <w:numPr>
-          <w:ilvl w:val="0"/>
-          <w:numId w:val="2"/>
-        </w:numPr>
-        <w:ind w:left="360"/>
-        <w:rPr>
-          <w:rFonts w:asciiTheme="majorBidi" w:hAnsiTheme="majorBidi" w:cstheme="majorBidi"/>
-          <w:sz w:val="28"/>
-          <w:szCs w:val="28"/>
-        </w:rPr>
-      </w:pPr>
+        <w:t>mem_limit</w:t>
+      </w:r>
+      <w:proofErr w:type="spellEnd"/>
       <w:r>
         <w:rPr>
           <w:rFonts w:asciiTheme="majorBidi" w:hAnsiTheme="majorBidi" w:cstheme="majorBidi"/>
@@ -1765,25 +2027,10 @@
           <w:sz w:val="28"/>
           <w:szCs w:val="28"/>
         </w:rPr>
-        <w:t>mem_limit/cpus</w:t>
-      </w:r>
-      <w:r>
-        <w:rPr>
-          <w:rFonts w:asciiTheme="majorBidi" w:hAnsiTheme="majorBidi" w:cstheme="majorBidi"/>
-          <w:sz w:val="28"/>
-          <w:szCs w:val="28"/>
-        </w:rPr>
-        <w:t xml:space="preserve"> → Set resource constraints for the container. Example:</w:t>
-      </w:r>
-    </w:p>
-    <w:p>
-      <w:pPr>
-        <w:pStyle w:val="ListParagraph"/>
-        <w:numPr>
-          <w:ilvl w:val="0"/>
-          <w:numId w:val="2"/>
-        </w:numPr>
-        <w:ind w:left="360"/>
+        <w:t>/</w:t>
+      </w:r>
+      <w:proofErr w:type="spellStart"/>
+      <w:r>
         <w:rPr>
           <w:rFonts w:asciiTheme="majorBidi" w:hAnsiTheme="majorBidi" w:cstheme="majorBidi"/>
           <w:b/>
@@ -1793,8 +2040,22 @@
           <w:sz w:val="28"/>
           <w:szCs w:val="28"/>
         </w:rPr>
-      </w:pPr>
-      <w:r>
+        <w:t>cpus</w:t>
+      </w:r>
+      <w:proofErr w:type="spellEnd"/>
+      <w:r>
+        <w:rPr>
+          <w:rFonts w:asciiTheme="majorBidi" w:hAnsiTheme="majorBidi" w:cstheme="majorBidi"/>
+          <w:sz w:val="28"/>
+          <w:szCs w:val="28"/>
+        </w:rPr>
+        <w:t xml:space="preserve"> → Set resource constraints for the container. Example:</w:t>
+      </w:r>
+    </w:p>
+    <w:p>
+      <w:pPr>
+        <w:pStyle w:val="ListParagraph"/>
+        <w:ind w:left="360"/>
         <w:rPr>
           <w:rFonts w:asciiTheme="majorBidi" w:hAnsiTheme="majorBidi" w:cstheme="majorBidi"/>
           <w:b/>
@@ -1804,7 +2065,32 @@
           <w:sz w:val="28"/>
           <w:szCs w:val="28"/>
         </w:rPr>
-        <w:t>mem_limit: 512m</w:t>
+      </w:pPr>
+      <w:proofErr w:type="spellStart"/>
+      <w:r>
+        <w:rPr>
+          <w:rFonts w:asciiTheme="majorBidi" w:hAnsiTheme="majorBidi" w:cstheme="majorBidi"/>
+          <w:b/>
+          <w:bCs/>
+          <w:i/>
+          <w:iCs/>
+          <w:sz w:val="28"/>
+          <w:szCs w:val="28"/>
+        </w:rPr>
+        <w:t>mem_limit</w:t>
+      </w:r>
+      <w:proofErr w:type="spellEnd"/>
+      <w:r>
+        <w:rPr>
+          <w:rFonts w:asciiTheme="majorBidi" w:hAnsiTheme="majorBidi" w:cstheme="majorBidi"/>
+          <w:b/>
+          <w:bCs/>
+          <w:i/>
+          <w:iCs/>
+          <w:sz w:val="28"/>
+          <w:szCs w:val="28"/>
+        </w:rPr>
+        <w:t>: 512m</w:t>
       </w:r>
     </w:p>
     <w:p>
@@ -1939,7 +2225,33 @@
           <w:sz w:val="28"/>
           <w:szCs w:val="28"/>
         </w:rPr>
-        <w:t>/etc/hosts</w:t>
+        <w:t>/</w:t>
+      </w:r>
+      <w:proofErr w:type="spellStart"/>
+      <w:r>
+        <w:rPr>
+          <w:rFonts w:asciiTheme="majorBidi" w:hAnsiTheme="majorBidi" w:cstheme="majorBidi"/>
+          <w:b/>
+          <w:bCs/>
+          <w:i/>
+          <w:iCs/>
+          <w:sz w:val="28"/>
+          <w:szCs w:val="28"/>
+        </w:rPr>
+        <w:t>etc</w:t>
+      </w:r>
+      <w:proofErr w:type="spellEnd"/>
+      <w:r>
+        <w:rPr>
+          <w:rFonts w:asciiTheme="majorBidi" w:hAnsiTheme="majorBidi" w:cstheme="majorBidi"/>
+          <w:b/>
+          <w:bCs/>
+          <w:i/>
+          <w:iCs/>
+          <w:sz w:val="28"/>
+          <w:szCs w:val="28"/>
+        </w:rPr>
+        <w:t>/hosts</w:t>
       </w:r>
       <w:r>
         <w:rPr>
@@ -1981,6 +2293,7 @@
           <w:szCs w:val="28"/>
         </w:rPr>
       </w:pPr>
+      <w:proofErr w:type="spellStart"/>
       <w:r>
         <w:rPr>
           <w:rFonts w:asciiTheme="majorBidi" w:hAnsiTheme="majorBidi" w:cstheme="majorBidi"/>
@@ -1993,6 +2306,7 @@
         </w:rPr>
         <w:t>tmpfs</w:t>
       </w:r>
+      <w:proofErr w:type="spellEnd"/>
       <w:r>
         <w:rPr>
           <w:rFonts w:asciiTheme="majorBidi" w:hAnsiTheme="majorBidi" w:cstheme="majorBidi"/>
@@ -2045,6 +2359,7 @@
           <w:szCs w:val="28"/>
         </w:rPr>
       </w:pPr>
+      <w:proofErr w:type="spellStart"/>
       <w:r>
         <w:rPr>
           <w:rFonts w:asciiTheme="majorBidi" w:hAnsiTheme="majorBidi" w:cstheme="majorBidi"/>
@@ -2055,8 +2370,35 @@
           <w:sz w:val="28"/>
           <w:szCs w:val="28"/>
         </w:rPr>
-        <w:t>tmpfs: - /var/lib/mysql</w:t>
-      </w:r>
+        <w:t>tmpfs</w:t>
+      </w:r>
+      <w:proofErr w:type="spellEnd"/>
+      <w:r>
+        <w:rPr>
+          <w:rFonts w:asciiTheme="majorBidi" w:hAnsiTheme="majorBidi" w:cstheme="majorBidi"/>
+          <w:b/>
+          <w:bCs/>
+          <w:i/>
+          <w:iCs/>
+          <w:sz w:val="28"/>
+          <w:szCs w:val="28"/>
+        </w:rPr>
+        <w:t>: - /var/lib/</w:t>
+      </w:r>
+      <w:proofErr w:type="spellStart"/>
+      <w:r>
+        <w:rPr>
+          <w:rFonts w:asciiTheme="majorBidi" w:hAnsiTheme="majorBidi" w:cstheme="majorBidi"/>
+          <w:b/>
+          <w:bCs/>
+          <w:i/>
+          <w:iCs/>
+          <w:sz w:val="28"/>
+          <w:szCs w:val="28"/>
+        </w:rPr>
+        <w:t>mysql</w:t>
+      </w:r>
+      <w:proofErr w:type="spellEnd"/>
       <w:r>
         <w:rPr>
           <w:rFonts w:asciiTheme="majorBidi" w:hAnsiTheme="majorBidi" w:cstheme="majorBidi"/>
@@ -2105,6 +2447,7 @@
           <w:szCs w:val="28"/>
         </w:rPr>
       </w:pPr>
+      <w:proofErr w:type="spellStart"/>
       <w:r>
         <w:rPr>
           <w:rFonts w:asciiTheme="majorBidi" w:hAnsiTheme="majorBidi" w:cstheme="majorBidi"/>
@@ -2117,6 +2460,7 @@
         </w:rPr>
         <w:t>healthcheck</w:t>
       </w:r>
+      <w:proofErr w:type="spellEnd"/>
       <w:r>
         <w:rPr>
           <w:rFonts w:asciiTheme="majorBidi" w:hAnsiTheme="majorBidi" w:cstheme="majorBidi"/>
@@ -2139,7 +2483,25 @@
           <w:sz w:val="28"/>
           <w:szCs w:val="28"/>
         </w:rPr>
-        <w:t>Defines a check for the container’s health within Compose. This overrides or complements the HEALTHCHECK in the Dockerfile.</w:t>
+        <w:t xml:space="preserve">Defines a check for the container’s health within Compose. This overrides or complements the HEALTHCHECK in the </w:t>
+      </w:r>
+      <w:proofErr w:type="spellStart"/>
+      <w:r>
+        <w:rPr>
+          <w:rFonts w:asciiTheme="majorBidi" w:hAnsiTheme="majorBidi" w:cstheme="majorBidi"/>
+          <w:sz w:val="28"/>
+          <w:szCs w:val="28"/>
+        </w:rPr>
+        <w:t>Dockerfile</w:t>
+      </w:r>
+      <w:proofErr w:type="spellEnd"/>
+      <w:r>
+        <w:rPr>
+          <w:rFonts w:asciiTheme="majorBidi" w:hAnsiTheme="majorBidi" w:cstheme="majorBidi"/>
+          <w:sz w:val="28"/>
+          <w:szCs w:val="28"/>
+        </w:rPr>
+        <w:t>.</w:t>
       </w:r>
       <w:r>
         <w:rPr>
@@ -2245,17 +2607,31 @@
                                 <w:szCs w:val="28"/>
                               </w:rPr>
                             </w:pPr>
-                            <w:r>
-                              <w:rPr>
-                                <w:rFonts w:asciiTheme="majorBidi" w:hAnsiTheme="majorBidi" w:cstheme="majorBidi"/>
-                                <w:b/>
-                                <w:bCs/>
-                                <w:i/>
-                                <w:iCs/>
-                                <w:sz w:val="28"/>
-                                <w:szCs w:val="28"/>
-                              </w:rPr>
-                              <w:t>healthcheck:</w:t>
+                            <w:proofErr w:type="spellStart"/>
+                            <w:r>
+                              <w:rPr>
+                                <w:rFonts w:asciiTheme="majorBidi" w:hAnsiTheme="majorBidi" w:cstheme="majorBidi"/>
+                                <w:b/>
+                                <w:bCs/>
+                                <w:i/>
+                                <w:iCs/>
+                                <w:sz w:val="28"/>
+                                <w:szCs w:val="28"/>
+                              </w:rPr>
+                              <w:t>healthcheck</w:t>
+                            </w:r>
+                            <w:proofErr w:type="spellEnd"/>
+                            <w:r>
+                              <w:rPr>
+                                <w:rFonts w:asciiTheme="majorBidi" w:hAnsiTheme="majorBidi" w:cstheme="majorBidi"/>
+                                <w:b/>
+                                <w:bCs/>
+                                <w:i/>
+                                <w:iCs/>
+                                <w:sz w:val="28"/>
+                                <w:szCs w:val="28"/>
+                              </w:rPr>
+                              <w:t>:</w:t>
                             </w:r>
                           </w:p>
                           <w:p>
@@ -2435,17 +2811,31 @@
                               </w:rPr>
                               <w:t xml:space="preserve">     </w:t>
                             </w:r>
-                            <w:r>
-                              <w:rPr>
-                                <w:rFonts w:asciiTheme="majorBidi" w:hAnsiTheme="majorBidi" w:cstheme="majorBidi"/>
-                                <w:b/>
-                                <w:bCs/>
-                                <w:i/>
-                                <w:iCs/>
-                                <w:sz w:val="28"/>
-                                <w:szCs w:val="28"/>
-                              </w:rPr>
-                              <w:t>start_period: 10s</w:t>
+                            <w:proofErr w:type="spellStart"/>
+                            <w:r>
+                              <w:rPr>
+                                <w:rFonts w:asciiTheme="majorBidi" w:hAnsiTheme="majorBidi" w:cstheme="majorBidi"/>
+                                <w:b/>
+                                <w:bCs/>
+                                <w:i/>
+                                <w:iCs/>
+                                <w:sz w:val="28"/>
+                                <w:szCs w:val="28"/>
+                              </w:rPr>
+                              <w:t>start_period</w:t>
+                            </w:r>
+                            <w:proofErr w:type="spellEnd"/>
+                            <w:r>
+                              <w:rPr>
+                                <w:rFonts w:asciiTheme="majorBidi" w:hAnsiTheme="majorBidi" w:cstheme="majorBidi"/>
+                                <w:b/>
+                                <w:bCs/>
+                                <w:i/>
+                                <w:iCs/>
+                                <w:sz w:val="28"/>
+                                <w:szCs w:val="28"/>
+                              </w:rPr>
+                              <w:t>: 10s</w:t>
                             </w:r>
                           </w:p>
                         </w:txbxContent>
@@ -2792,6 +3182,7 @@
           <w:szCs w:val="28"/>
         </w:rPr>
       </w:pPr>
+      <w:proofErr w:type="spellStart"/>
       <w:r>
         <w:rPr>
           <w:rFonts w:asciiTheme="majorBidi" w:hAnsiTheme="majorBidi" w:cstheme="majorBidi"/>
@@ -2804,6 +3195,7 @@
         </w:rPr>
         <w:t>working_dir</w:t>
       </w:r>
+      <w:proofErr w:type="spellEnd"/>
       <w:r>
         <w:rPr>
           <w:rFonts w:asciiTheme="majorBidi" w:hAnsiTheme="majorBidi" w:cstheme="majorBidi"/>
@@ -2896,6 +3288,7 @@
           <w:szCs w:val="28"/>
         </w:rPr>
       </w:pPr>
+      <w:proofErr w:type="spellStart"/>
       <w:r>
         <w:rPr>
           <w:rFonts w:asciiTheme="majorBidi" w:hAnsiTheme="majorBidi" w:cstheme="majorBidi"/>
@@ -2908,6 +3301,7 @@
         </w:rPr>
         <w:t>entrypoint</w:t>
       </w:r>
+      <w:proofErr w:type="spellEnd"/>
       <w:r>
         <w:rPr>
           <w:rFonts w:asciiTheme="majorBidi" w:hAnsiTheme="majorBidi" w:cstheme="majorBidi"/>
@@ -2932,6 +3326,7 @@
         </w:rPr>
         <w:t xml:space="preserve">Override the default </w:t>
       </w:r>
+      <w:proofErr w:type="spellStart"/>
       <w:r>
         <w:rPr>
           <w:rFonts w:asciiTheme="majorBidi" w:hAnsiTheme="majorBidi" w:cstheme="majorBidi"/>
@@ -2944,6 +3339,7 @@
         </w:rPr>
         <w:t>entrypoint</w:t>
       </w:r>
+      <w:proofErr w:type="spellEnd"/>
       <w:r>
         <w:rPr>
           <w:rFonts w:asciiTheme="majorBidi" w:hAnsiTheme="majorBidi" w:cstheme="majorBidi"/>
@@ -3020,6 +3416,7 @@
           <w:szCs w:val="28"/>
         </w:rPr>
       </w:pPr>
+      <w:proofErr w:type="spellStart"/>
       <w:r>
         <w:rPr>
           <w:rFonts w:asciiTheme="majorBidi" w:hAnsiTheme="majorBidi" w:cstheme="majorBidi"/>
@@ -3032,6 +3429,7 @@
         </w:rPr>
         <w:t>security_opt</w:t>
       </w:r>
+      <w:proofErr w:type="spellEnd"/>
       <w:r>
         <w:rPr>
           <w:rFonts w:asciiTheme="majorBidi" w:hAnsiTheme="majorBidi" w:cstheme="majorBidi"/>
@@ -3159,17 +3557,31 @@
                                 <w:szCs w:val="28"/>
                               </w:rPr>
                             </w:pPr>
-                            <w:r>
-                              <w:rPr>
-                                <w:rFonts w:asciiTheme="majorBidi" w:hAnsiTheme="majorBidi" w:cstheme="majorBidi"/>
-                                <w:b/>
-                                <w:bCs/>
-                                <w:i/>
-                                <w:iCs/>
-                                <w:sz w:val="28"/>
-                                <w:szCs w:val="28"/>
-                              </w:rPr>
-                              <w:t xml:space="preserve">security_opt: </w:t>
+                            <w:proofErr w:type="spellStart"/>
+                            <w:r>
+                              <w:rPr>
+                                <w:rFonts w:asciiTheme="majorBidi" w:hAnsiTheme="majorBidi" w:cstheme="majorBidi"/>
+                                <w:b/>
+                                <w:bCs/>
+                                <w:i/>
+                                <w:iCs/>
+                                <w:sz w:val="28"/>
+                                <w:szCs w:val="28"/>
+                              </w:rPr>
+                              <w:t>security_opt</w:t>
+                            </w:r>
+                            <w:proofErr w:type="spellEnd"/>
+                            <w:r>
+                              <w:rPr>
+                                <w:rFonts w:asciiTheme="majorBidi" w:hAnsiTheme="majorBidi" w:cstheme="majorBidi"/>
+                                <w:b/>
+                                <w:bCs/>
+                                <w:i/>
+                                <w:iCs/>
+                                <w:sz w:val="28"/>
+                                <w:szCs w:val="28"/>
+                              </w:rPr>
+                              <w:t xml:space="preserve">: </w:t>
                             </w:r>
                           </w:p>
                           <w:p>
@@ -3195,7 +3607,35 @@
                                 <w:sz w:val="28"/>
                                 <w:szCs w:val="28"/>
                               </w:rPr>
-                              <w:t xml:space="preserve">   - label:disable         </w:t>
+                              <w:t xml:space="preserve">   - </w:t>
+                            </w:r>
+                            <w:proofErr w:type="spellStart"/>
+                            <w:proofErr w:type="gramStart"/>
+                            <w:r>
+                              <w:rPr>
+                                <w:rFonts w:asciiTheme="majorBidi" w:hAnsiTheme="majorBidi" w:cstheme="majorBidi"/>
+                                <w:b/>
+                                <w:bCs/>
+                                <w:i/>
+                                <w:iCs/>
+                                <w:sz w:val="28"/>
+                                <w:szCs w:val="28"/>
+                              </w:rPr>
+                              <w:t>label:disable</w:t>
+                            </w:r>
+                            <w:proofErr w:type="spellEnd"/>
+                            <w:proofErr w:type="gramEnd"/>
+                            <w:r>
+                              <w:rPr>
+                                <w:rFonts w:asciiTheme="majorBidi" w:hAnsiTheme="majorBidi" w:cstheme="majorBidi"/>
+                                <w:b/>
+                                <w:bCs/>
+                                <w:i/>
+                                <w:iCs/>
+                                <w:sz w:val="28"/>
+                                <w:szCs w:val="28"/>
+                              </w:rPr>
+                              <w:t xml:space="preserve">         </w:t>
                             </w:r>
                             <w:r>
                               <w:rPr>
@@ -3208,7 +3648,35 @@
                                 <w:sz w:val="28"/>
                                 <w:szCs w:val="28"/>
                               </w:rPr>
-                              <w:t xml:space="preserve"># Disables SELinux labeling </w:t>
+                              <w:t xml:space="preserve"># Disables </w:t>
+                            </w:r>
+                            <w:proofErr w:type="spellStart"/>
+                            <w:r>
+                              <w:rPr>
+                                <w:rFonts w:asciiTheme="majorBidi" w:hAnsiTheme="majorBidi" w:cstheme="majorBidi"/>
+                                <w:b/>
+                                <w:bCs/>
+                                <w:i/>
+                                <w:iCs/>
+                                <w:color w:val="808080" w:themeColor="background1" w:themeShade="80"/>
+                                <w:sz w:val="28"/>
+                                <w:szCs w:val="28"/>
+                              </w:rPr>
+                              <w:t>SELinux</w:t>
+                            </w:r>
+                            <w:proofErr w:type="spellEnd"/>
+                            <w:r>
+                              <w:rPr>
+                                <w:rFonts w:asciiTheme="majorBidi" w:hAnsiTheme="majorBidi" w:cstheme="majorBidi"/>
+                                <w:b/>
+                                <w:bCs/>
+                                <w:i/>
+                                <w:iCs/>
+                                <w:color w:val="808080" w:themeColor="background1" w:themeShade="80"/>
+                                <w:sz w:val="28"/>
+                                <w:szCs w:val="28"/>
+                              </w:rPr>
+                              <w:t xml:space="preserve"> labeling </w:t>
                             </w:r>
                           </w:p>
                           <w:p>
@@ -3263,17 +3731,31 @@
                                 <w:szCs w:val="28"/>
                               </w:rPr>
                             </w:pPr>
-                            <w:r>
-                              <w:rPr>
-                                <w:rFonts w:asciiTheme="majorBidi" w:hAnsiTheme="majorBidi" w:cstheme="majorBidi"/>
-                                <w:b/>
-                                <w:bCs/>
-                                <w:i/>
-                                <w:iCs/>
-                                <w:sz w:val="28"/>
-                                <w:szCs w:val="28"/>
-                              </w:rPr>
-                              <w:t>security_opt:</w:t>
+                            <w:proofErr w:type="spellStart"/>
+                            <w:r>
+                              <w:rPr>
+                                <w:rFonts w:asciiTheme="majorBidi" w:hAnsiTheme="majorBidi" w:cstheme="majorBidi"/>
+                                <w:b/>
+                                <w:bCs/>
+                                <w:i/>
+                                <w:iCs/>
+                                <w:sz w:val="28"/>
+                                <w:szCs w:val="28"/>
+                              </w:rPr>
+                              <w:t>security_opt</w:t>
+                            </w:r>
+                            <w:proofErr w:type="spellEnd"/>
+                            <w:r>
+                              <w:rPr>
+                                <w:rFonts w:asciiTheme="majorBidi" w:hAnsiTheme="majorBidi" w:cstheme="majorBidi"/>
+                                <w:b/>
+                                <w:bCs/>
+                                <w:i/>
+                                <w:iCs/>
+                                <w:sz w:val="28"/>
+                                <w:szCs w:val="28"/>
+                              </w:rPr>
+                              <w:t>:</w:t>
                             </w:r>
                           </w:p>
                           <w:p>
@@ -3296,7 +3778,33 @@
                                 <w:sz w:val="28"/>
                                 <w:szCs w:val="28"/>
                               </w:rPr>
-                              <w:t xml:space="preserve">   - apparmor=unconfined.</w:t>
+                              <w:t xml:space="preserve">   - </w:t>
+                            </w:r>
+                            <w:proofErr w:type="spellStart"/>
+                            <w:r>
+                              <w:rPr>
+                                <w:rFonts w:asciiTheme="majorBidi" w:hAnsiTheme="majorBidi" w:cstheme="majorBidi"/>
+                                <w:b/>
+                                <w:bCs/>
+                                <w:i/>
+                                <w:iCs/>
+                                <w:sz w:val="28"/>
+                                <w:szCs w:val="28"/>
+                              </w:rPr>
+                              <w:t>apparmor</w:t>
+                            </w:r>
+                            <w:proofErr w:type="spellEnd"/>
+                            <w:r>
+                              <w:rPr>
+                                <w:rFonts w:asciiTheme="majorBidi" w:hAnsiTheme="majorBidi" w:cstheme="majorBidi"/>
+                                <w:b/>
+                                <w:bCs/>
+                                <w:i/>
+                                <w:iCs/>
+                                <w:sz w:val="28"/>
+                                <w:szCs w:val="28"/>
+                              </w:rPr>
+                              <w:t>=unconfined.</w:t>
                             </w:r>
                           </w:p>
                         </w:txbxContent>
@@ -3568,6 +4076,7 @@
           <w:szCs w:val="28"/>
         </w:rPr>
       </w:pPr>
+      <w:proofErr w:type="spellStart"/>
       <w:r>
         <w:rPr>
           <w:rFonts w:asciiTheme="majorBidi" w:hAnsiTheme="majorBidi" w:cstheme="majorBidi"/>
@@ -3580,6 +4089,7 @@
         </w:rPr>
         <w:t>sysctls</w:t>
       </w:r>
+      <w:proofErr w:type="spellEnd"/>
       <w:r>
         <w:rPr>
           <w:rFonts w:asciiTheme="majorBidi" w:hAnsiTheme="majorBidi" w:cstheme="majorBidi"/>
@@ -3692,17 +4202,31 @@
                                 <w:szCs w:val="28"/>
                               </w:rPr>
                             </w:pPr>
-                            <w:r>
-                              <w:rPr>
-                                <w:rFonts w:asciiTheme="majorBidi" w:hAnsiTheme="majorBidi" w:cstheme="majorBidi"/>
-                                <w:b/>
-                                <w:bCs/>
-                                <w:i/>
-                                <w:iCs/>
-                                <w:sz w:val="28"/>
-                                <w:szCs w:val="28"/>
-                              </w:rPr>
-                              <w:t xml:space="preserve">sysctls: </w:t>
+                            <w:proofErr w:type="spellStart"/>
+                            <w:r>
+                              <w:rPr>
+                                <w:rFonts w:asciiTheme="majorBidi" w:hAnsiTheme="majorBidi" w:cstheme="majorBidi"/>
+                                <w:b/>
+                                <w:bCs/>
+                                <w:i/>
+                                <w:iCs/>
+                                <w:sz w:val="28"/>
+                                <w:szCs w:val="28"/>
+                              </w:rPr>
+                              <w:t>sysctls</w:t>
+                            </w:r>
+                            <w:proofErr w:type="spellEnd"/>
+                            <w:r>
+                              <w:rPr>
+                                <w:rFonts w:asciiTheme="majorBidi" w:hAnsiTheme="majorBidi" w:cstheme="majorBidi"/>
+                                <w:b/>
+                                <w:bCs/>
+                                <w:i/>
+                                <w:iCs/>
+                                <w:sz w:val="28"/>
+                                <w:szCs w:val="28"/>
+                              </w:rPr>
+                              <w:t xml:space="preserve">: </w:t>
                             </w:r>
                           </w:p>
                           <w:p>
@@ -3729,7 +4253,33 @@
                                 <w:sz w:val="28"/>
                                 <w:szCs w:val="28"/>
                               </w:rPr>
-                              <w:t xml:space="preserve">   - net.ipv4.ip_forward=1</w:t>
+                              <w:t xml:space="preserve">   - </w:t>
+                            </w:r>
+                            <w:proofErr w:type="gramStart"/>
+                            <w:r>
+                              <w:rPr>
+                                <w:rFonts w:asciiTheme="majorBidi" w:hAnsiTheme="majorBidi" w:cstheme="majorBidi"/>
+                                <w:b/>
+                                <w:bCs/>
+                                <w:i/>
+                                <w:iCs/>
+                                <w:sz w:val="28"/>
+                                <w:szCs w:val="28"/>
+                              </w:rPr>
+                              <w:t>net.ipv4.ip</w:t>
+                            </w:r>
+                            <w:proofErr w:type="gramEnd"/>
+                            <w:r>
+                              <w:rPr>
+                                <w:rFonts w:asciiTheme="majorBidi" w:hAnsiTheme="majorBidi" w:cstheme="majorBidi"/>
+                                <w:b/>
+                                <w:bCs/>
+                                <w:i/>
+                                <w:iCs/>
+                                <w:sz w:val="28"/>
+                                <w:szCs w:val="28"/>
+                              </w:rPr>
+                              <w:t>_forward=1</w:t>
                             </w:r>
                           </w:p>
                           <w:p>
@@ -3868,6 +4418,7 @@
           <w:szCs w:val="28"/>
         </w:rPr>
       </w:pPr>
+      <w:proofErr w:type="spellStart"/>
       <w:r>
         <w:rPr>
           <w:rFonts w:asciiTheme="majorBidi" w:hAnsiTheme="majorBidi" w:cstheme="majorBidi"/>
@@ -3878,8 +4429,35 @@
           <w:sz w:val="28"/>
           <w:szCs w:val="28"/>
         </w:rPr>
-        <w:t>dns / dns_search</w:t>
-      </w:r>
+        <w:t>dns</w:t>
+      </w:r>
+      <w:proofErr w:type="spellEnd"/>
+      <w:r>
+        <w:rPr>
+          <w:rFonts w:asciiTheme="majorBidi" w:hAnsiTheme="majorBidi" w:cstheme="majorBidi"/>
+          <w:b/>
+          <w:bCs/>
+          <w:i/>
+          <w:iCs/>
+          <w:sz w:val="28"/>
+          <w:szCs w:val="28"/>
+        </w:rPr>
+        <w:t xml:space="preserve"> / </w:t>
+      </w:r>
+      <w:proofErr w:type="spellStart"/>
+      <w:r>
+        <w:rPr>
+          <w:rFonts w:asciiTheme="majorBidi" w:hAnsiTheme="majorBidi" w:cstheme="majorBidi"/>
+          <w:b/>
+          <w:bCs/>
+          <w:i/>
+          <w:iCs/>
+          <w:sz w:val="28"/>
+          <w:szCs w:val="28"/>
+        </w:rPr>
+        <w:t>dns_search</w:t>
+      </w:r>
+      <w:proofErr w:type="spellEnd"/>
       <w:r>
         <w:rPr>
           <w:rFonts w:asciiTheme="majorBidi" w:hAnsiTheme="majorBidi" w:cstheme="majorBidi"/>
@@ -4010,17 +4588,31 @@
                                 <w:szCs w:val="28"/>
                               </w:rPr>
                             </w:pPr>
-                            <w:r>
-                              <w:rPr>
-                                <w:rFonts w:asciiTheme="majorBidi" w:hAnsiTheme="majorBidi" w:cstheme="majorBidi"/>
-                                <w:b/>
-                                <w:bCs/>
-                                <w:i/>
-                                <w:iCs/>
-                                <w:sz w:val="28"/>
-                                <w:szCs w:val="28"/>
-                              </w:rPr>
-                              <w:t>dns:</w:t>
+                            <w:proofErr w:type="spellStart"/>
+                            <w:r>
+                              <w:rPr>
+                                <w:rFonts w:asciiTheme="majorBidi" w:hAnsiTheme="majorBidi" w:cstheme="majorBidi"/>
+                                <w:b/>
+                                <w:bCs/>
+                                <w:i/>
+                                <w:iCs/>
+                                <w:sz w:val="28"/>
+                                <w:szCs w:val="28"/>
+                              </w:rPr>
+                              <w:t>dns</w:t>
+                            </w:r>
+                            <w:proofErr w:type="spellEnd"/>
+                            <w:r>
+                              <w:rPr>
+                                <w:rFonts w:asciiTheme="majorBidi" w:hAnsiTheme="majorBidi" w:cstheme="majorBidi"/>
+                                <w:b/>
+                                <w:bCs/>
+                                <w:i/>
+                                <w:iCs/>
+                                <w:sz w:val="28"/>
+                                <w:szCs w:val="28"/>
+                              </w:rPr>
+                              <w:t>:</w:t>
                             </w:r>
                           </w:p>
                           <w:p>
@@ -4277,8 +4869,22 @@
           <w:sz w:val="28"/>
           <w:szCs w:val="28"/>
         </w:rPr>
-        <w:t>docker-compose.yml</w:t>
-      </w:r>
+        <w:t>docker-</w:t>
+      </w:r>
+      <w:proofErr w:type="spellStart"/>
+      <w:r>
+        <w:rPr>
+          <w:rFonts w:asciiTheme="majorBidi" w:hAnsiTheme="majorBidi" w:cstheme="majorBidi"/>
+          <w:b/>
+          <w:bCs/>
+          <w:i/>
+          <w:iCs/>
+          <w:sz w:val="28"/>
+          <w:szCs w:val="28"/>
+        </w:rPr>
+        <w:t>compose.yml</w:t>
+      </w:r>
+      <w:proofErr w:type="spellEnd"/>
       <w:r>
         <w:rPr>
           <w:rFonts w:asciiTheme="majorBidi" w:hAnsiTheme="majorBidi" w:cstheme="majorBidi"/>
@@ -4357,13 +4963,23 @@
           <w:szCs w:val="28"/>
         </w:rPr>
       </w:pPr>
-      <w:r>
-        <w:rPr>
-          <w:rFonts w:asciiTheme="majorBidi" w:hAnsiTheme="majorBidi" w:cstheme="majorBidi"/>
-          <w:sz w:val="28"/>
-          <w:szCs w:val="28"/>
-        </w:rPr>
-        <w:t>api (Node.js)</w:t>
+      <w:proofErr w:type="spellStart"/>
+      <w:r>
+        <w:rPr>
+          <w:rFonts w:asciiTheme="majorBidi" w:hAnsiTheme="majorBidi" w:cstheme="majorBidi"/>
+          <w:sz w:val="28"/>
+          <w:szCs w:val="28"/>
+        </w:rPr>
+        <w:t>api</w:t>
+      </w:r>
+      <w:proofErr w:type="spellEnd"/>
+      <w:r>
+        <w:rPr>
+          <w:rFonts w:asciiTheme="majorBidi" w:hAnsiTheme="majorBidi" w:cstheme="majorBidi"/>
+          <w:sz w:val="28"/>
+          <w:szCs w:val="28"/>
+        </w:rPr>
+        <w:t xml:space="preserve"> (Node.js)</w:t>
       </w:r>
       <w:r>
         <w:rPr>
@@ -4404,13 +5020,23 @@
           <w:szCs w:val="28"/>
         </w:rPr>
       </w:pPr>
-      <w:r>
-        <w:rPr>
-          <w:rFonts w:asciiTheme="majorBidi" w:hAnsiTheme="majorBidi" w:cstheme="majorBidi"/>
-          <w:sz w:val="28"/>
-          <w:szCs w:val="28"/>
-        </w:rPr>
-        <w:t xml:space="preserve">db (PostgreSQL) </w:t>
+      <w:proofErr w:type="spellStart"/>
+      <w:r>
+        <w:rPr>
+          <w:rFonts w:asciiTheme="majorBidi" w:hAnsiTheme="majorBidi" w:cstheme="majorBidi"/>
+          <w:sz w:val="28"/>
+          <w:szCs w:val="28"/>
+        </w:rPr>
+        <w:t>db</w:t>
+      </w:r>
+      <w:proofErr w:type="spellEnd"/>
+      <w:r>
+        <w:rPr>
+          <w:rFonts w:asciiTheme="majorBidi" w:hAnsiTheme="majorBidi" w:cstheme="majorBidi"/>
+          <w:sz w:val="28"/>
+          <w:szCs w:val="28"/>
+        </w:rPr>
+        <w:t xml:space="preserve"> (PostgreSQL) </w:t>
       </w:r>
       <w:r>
         <w:rPr>
@@ -4443,6 +5069,7 @@
           <w:szCs w:val="28"/>
         </w:rPr>
       </w:pPr>
+      <w:proofErr w:type="spellStart"/>
       <w:r>
         <w:rPr>
           <w:rFonts w:asciiTheme="majorBidi" w:hAnsiTheme="majorBidi" w:cstheme="majorBidi"/>
@@ -4451,6 +5078,7 @@
         </w:rPr>
         <w:t>redis</w:t>
       </w:r>
+      <w:proofErr w:type="spellEnd"/>
       <w:r>
         <w:rPr>
           <w:rFonts w:asciiTheme="majorBidi" w:hAnsiTheme="majorBidi" w:cstheme="majorBidi"/>
@@ -4496,7 +5124,25 @@
           <w:sz w:val="28"/>
           <w:szCs w:val="28"/>
         </w:rPr>
-        <w:t xml:space="preserve">proxy (Traefik/Nginx) </w:t>
+        <w:t>proxy (</w:t>
+      </w:r>
+      <w:proofErr w:type="spellStart"/>
+      <w:r>
+        <w:rPr>
+          <w:rFonts w:asciiTheme="majorBidi" w:hAnsiTheme="majorBidi" w:cstheme="majorBidi"/>
+          <w:sz w:val="28"/>
+          <w:szCs w:val="28"/>
+        </w:rPr>
+        <w:t>Traefik</w:t>
+      </w:r>
+      <w:proofErr w:type="spellEnd"/>
+      <w:r>
+        <w:rPr>
+          <w:rFonts w:asciiTheme="majorBidi" w:hAnsiTheme="majorBidi" w:cstheme="majorBidi"/>
+          <w:sz w:val="28"/>
+          <w:szCs w:val="28"/>
+        </w:rPr>
+        <w:t xml:space="preserve">/Nginx) </w:t>
       </w:r>
       <w:r>
         <w:rPr>
@@ -4920,17 +5566,31 @@
                               </w:rPr>
                               <w:t xml:space="preserve">     </w:t>
                             </w:r>
-                            <w:r>
-                              <w:rPr>
-                                <w:rFonts w:asciiTheme="majorBidi" w:hAnsiTheme="majorBidi" w:cstheme="majorBidi"/>
-                                <w:b/>
-                                <w:bCs/>
-                                <w:i/>
-                                <w:iCs/>
-                                <w:sz w:val="28"/>
-                                <w:szCs w:val="28"/>
-                              </w:rPr>
-                              <w:t>db-net:</w:t>
+                            <w:proofErr w:type="spellStart"/>
+                            <w:r>
+                              <w:rPr>
+                                <w:rFonts w:asciiTheme="majorBidi" w:hAnsiTheme="majorBidi" w:cstheme="majorBidi"/>
+                                <w:b/>
+                                <w:bCs/>
+                                <w:i/>
+                                <w:iCs/>
+                                <w:sz w:val="28"/>
+                                <w:szCs w:val="28"/>
+                              </w:rPr>
+                              <w:t>db</w:t>
+                            </w:r>
+                            <w:proofErr w:type="spellEnd"/>
+                            <w:r>
+                              <w:rPr>
+                                <w:rFonts w:asciiTheme="majorBidi" w:hAnsiTheme="majorBidi" w:cstheme="majorBidi"/>
+                                <w:b/>
+                                <w:bCs/>
+                                <w:i/>
+                                <w:iCs/>
+                                <w:sz w:val="28"/>
+                                <w:szCs w:val="28"/>
+                              </w:rPr>
+                              <w:t>-net:</w:t>
                             </w:r>
                             <w:r>
                               <w:rPr>
@@ -5075,17 +5735,31 @@
                               </w:rPr>
                               <w:t xml:space="preserve">     </w:t>
                             </w:r>
-                            <w:r>
-                              <w:rPr>
-                                <w:rFonts w:asciiTheme="majorBidi" w:hAnsiTheme="majorBidi" w:cstheme="majorBidi"/>
-                                <w:b/>
-                                <w:bCs/>
-                                <w:i/>
-                                <w:iCs/>
-                                <w:sz w:val="28"/>
-                                <w:szCs w:val="28"/>
-                              </w:rPr>
-                              <w:t>postgres_data:</w:t>
+                            <w:proofErr w:type="spellStart"/>
+                            <w:r>
+                              <w:rPr>
+                                <w:rFonts w:asciiTheme="majorBidi" w:hAnsiTheme="majorBidi" w:cstheme="majorBidi"/>
+                                <w:b/>
+                                <w:bCs/>
+                                <w:i/>
+                                <w:iCs/>
+                                <w:sz w:val="28"/>
+                                <w:szCs w:val="28"/>
+                              </w:rPr>
+                              <w:t>postgres_data</w:t>
+                            </w:r>
+                            <w:proofErr w:type="spellEnd"/>
+                            <w:r>
+                              <w:rPr>
+                                <w:rFonts w:asciiTheme="majorBidi" w:hAnsiTheme="majorBidi" w:cstheme="majorBidi"/>
+                                <w:b/>
+                                <w:bCs/>
+                                <w:i/>
+                                <w:iCs/>
+                                <w:sz w:val="28"/>
+                                <w:szCs w:val="28"/>
+                              </w:rPr>
+                              <w:t>:</w:t>
                             </w:r>
                           </w:p>
                           <w:p>
@@ -5151,17 +5825,31 @@
                               </w:rPr>
                               <w:t xml:space="preserve">     </w:t>
                             </w:r>
-                            <w:r>
-                              <w:rPr>
-                                <w:rFonts w:asciiTheme="majorBidi" w:hAnsiTheme="majorBidi" w:cstheme="majorBidi"/>
-                                <w:b/>
-                                <w:bCs/>
-                                <w:i/>
-                                <w:iCs/>
-                                <w:sz w:val="28"/>
-                                <w:szCs w:val="28"/>
-                              </w:rPr>
-                              <w:t>redis_data:</w:t>
+                            <w:proofErr w:type="spellStart"/>
+                            <w:r>
+                              <w:rPr>
+                                <w:rFonts w:asciiTheme="majorBidi" w:hAnsiTheme="majorBidi" w:cstheme="majorBidi"/>
+                                <w:b/>
+                                <w:bCs/>
+                                <w:i/>
+                                <w:iCs/>
+                                <w:sz w:val="28"/>
+                                <w:szCs w:val="28"/>
+                              </w:rPr>
+                              <w:t>redis_data</w:t>
+                            </w:r>
+                            <w:proofErr w:type="spellEnd"/>
+                            <w:r>
+                              <w:rPr>
+                                <w:rFonts w:asciiTheme="majorBidi" w:hAnsiTheme="majorBidi" w:cstheme="majorBidi"/>
+                                <w:b/>
+                                <w:bCs/>
+                                <w:i/>
+                                <w:iCs/>
+                                <w:sz w:val="28"/>
+                                <w:szCs w:val="28"/>
+                              </w:rPr>
+                              <w:t>:</w:t>
                             </w:r>
                           </w:p>
                           <w:p>
@@ -5292,17 +5980,31 @@
                               </w:rPr>
                               <w:t xml:space="preserve">     </w:t>
                             </w:r>
-                            <w:r>
-                              <w:rPr>
-                                <w:rFonts w:asciiTheme="majorBidi" w:hAnsiTheme="majorBidi" w:cstheme="majorBidi"/>
-                                <w:b/>
-                                <w:bCs/>
-                                <w:i/>
-                                <w:iCs/>
-                                <w:sz w:val="28"/>
-                                <w:szCs w:val="28"/>
-                              </w:rPr>
-                              <w:t>db:</w:t>
+                            <w:proofErr w:type="spellStart"/>
+                            <w:r>
+                              <w:rPr>
+                                <w:rFonts w:asciiTheme="majorBidi" w:hAnsiTheme="majorBidi" w:cstheme="majorBidi"/>
+                                <w:b/>
+                                <w:bCs/>
+                                <w:i/>
+                                <w:iCs/>
+                                <w:sz w:val="28"/>
+                                <w:szCs w:val="28"/>
+                              </w:rPr>
+                              <w:t>db</w:t>
+                            </w:r>
+                            <w:proofErr w:type="spellEnd"/>
+                            <w:r>
+                              <w:rPr>
+                                <w:rFonts w:asciiTheme="majorBidi" w:hAnsiTheme="majorBidi" w:cstheme="majorBidi"/>
+                                <w:b/>
+                                <w:bCs/>
+                                <w:i/>
+                                <w:iCs/>
+                                <w:sz w:val="28"/>
+                                <w:szCs w:val="28"/>
+                              </w:rPr>
+                              <w:t>:</w:t>
                             </w:r>
                           </w:p>
                           <w:p>
@@ -5368,18 +6070,46 @@
                               </w:rPr>
                               <w:t xml:space="preserve">          </w:t>
                             </w:r>
-                            <w:r>
-                              <w:rPr>
-                                <w:rFonts w:asciiTheme="majorBidi" w:hAnsiTheme="majorBidi" w:cstheme="majorBidi"/>
-                                <w:b/>
-                                <w:bCs/>
-                                <w:i/>
-                                <w:iCs/>
-                                <w:sz w:val="28"/>
-                                <w:szCs w:val="28"/>
-                              </w:rPr>
-                              <w:t>container_name: app_postgres</w:t>
-                            </w:r>
+                            <w:proofErr w:type="spellStart"/>
+                            <w:r>
+                              <w:rPr>
+                                <w:rFonts w:asciiTheme="majorBidi" w:hAnsiTheme="majorBidi" w:cstheme="majorBidi"/>
+                                <w:b/>
+                                <w:bCs/>
+                                <w:i/>
+                                <w:iCs/>
+                                <w:sz w:val="28"/>
+                                <w:szCs w:val="28"/>
+                              </w:rPr>
+                              <w:t>container_name</w:t>
+                            </w:r>
+                            <w:proofErr w:type="spellEnd"/>
+                            <w:r>
+                              <w:rPr>
+                                <w:rFonts w:asciiTheme="majorBidi" w:hAnsiTheme="majorBidi" w:cstheme="majorBidi"/>
+                                <w:b/>
+                                <w:bCs/>
+                                <w:i/>
+                                <w:iCs/>
+                                <w:sz w:val="28"/>
+                                <w:szCs w:val="28"/>
+                              </w:rPr>
+                              <w:t xml:space="preserve">: </w:t>
+                            </w:r>
+                            <w:proofErr w:type="spellStart"/>
+                            <w:r>
+                              <w:rPr>
+                                <w:rFonts w:asciiTheme="majorBidi" w:hAnsiTheme="majorBidi" w:cstheme="majorBidi"/>
+                                <w:b/>
+                                <w:bCs/>
+                                <w:i/>
+                                <w:iCs/>
+                                <w:sz w:val="28"/>
+                                <w:szCs w:val="28"/>
+                              </w:rPr>
+                              <w:t>app_postgres</w:t>
+                            </w:r>
+                            <w:proofErr w:type="spellEnd"/>
                           </w:p>
                           <w:p>
                             <w:pPr>
@@ -5454,7 +6184,33 @@
                                 <w:sz w:val="28"/>
                                 <w:szCs w:val="28"/>
                               </w:rPr>
-                              <w:t xml:space="preserve">user: "postgres" </w:t>
+                              <w:t>user: "</w:t>
+                            </w:r>
+                            <w:proofErr w:type="spellStart"/>
+                            <w:r>
+                              <w:rPr>
+                                <w:rFonts w:asciiTheme="majorBidi" w:hAnsiTheme="majorBidi" w:cstheme="majorBidi"/>
+                                <w:b/>
+                                <w:bCs/>
+                                <w:i/>
+                                <w:iCs/>
+                                <w:sz w:val="28"/>
+                                <w:szCs w:val="28"/>
+                              </w:rPr>
+                              <w:t>postgres</w:t>
+                            </w:r>
+                            <w:proofErr w:type="spellEnd"/>
+                            <w:r>
+                              <w:rPr>
+                                <w:rFonts w:asciiTheme="majorBidi" w:hAnsiTheme="majorBidi" w:cstheme="majorBidi"/>
+                                <w:b/>
+                                <w:bCs/>
+                                <w:i/>
+                                <w:iCs/>
+                                <w:sz w:val="28"/>
+                                <w:szCs w:val="28"/>
+                              </w:rPr>
+                              <w:t xml:space="preserve">" </w:t>
                             </w:r>
                             <w:r>
                               <w:rPr>
@@ -5543,8 +6299,22 @@
                                 <w:sz w:val="28"/>
                                 <w:szCs w:val="28"/>
                               </w:rPr>
-                              <w:t>- POSTGRES_USER=myuser</w:t>
-                            </w:r>
+                              <w:t>- POSTGRES_USER=</w:t>
+                            </w:r>
+                            <w:proofErr w:type="spellStart"/>
+                            <w:r>
+                              <w:rPr>
+                                <w:rFonts w:asciiTheme="majorBidi" w:hAnsiTheme="majorBidi" w:cstheme="majorBidi"/>
+                                <w:b/>
+                                <w:bCs/>
+                                <w:i/>
+                                <w:iCs/>
+                                <w:sz w:val="28"/>
+                                <w:szCs w:val="28"/>
+                              </w:rPr>
+                              <w:t>myuser</w:t>
+                            </w:r>
+                            <w:proofErr w:type="spellEnd"/>
                           </w:p>
                           <w:p>
                             <w:pPr>
@@ -5581,8 +6351,22 @@
                                 <w:sz w:val="28"/>
                                 <w:szCs w:val="28"/>
                               </w:rPr>
-                              <w:t>- POSTGRES_PASSWORD=mypassword</w:t>
-                            </w:r>
+                              <w:t>- POSTGRES_PASSWORD=</w:t>
+                            </w:r>
+                            <w:proofErr w:type="spellStart"/>
+                            <w:r>
+                              <w:rPr>
+                                <w:rFonts w:asciiTheme="majorBidi" w:hAnsiTheme="majorBidi" w:cstheme="majorBidi"/>
+                                <w:b/>
+                                <w:bCs/>
+                                <w:i/>
+                                <w:iCs/>
+                                <w:sz w:val="28"/>
+                                <w:szCs w:val="28"/>
+                              </w:rPr>
+                              <w:t>mypassword</w:t>
+                            </w:r>
+                            <w:proofErr w:type="spellEnd"/>
                           </w:p>
                           <w:p>
                             <w:pPr>
@@ -5619,8 +6403,22 @@
                                 <w:sz w:val="28"/>
                                 <w:szCs w:val="28"/>
                               </w:rPr>
-                              <w:t>- POSTGRES_DB=mydb</w:t>
-                            </w:r>
+                              <w:t>- POSTGRES_DB=</w:t>
+                            </w:r>
+                            <w:proofErr w:type="spellStart"/>
+                            <w:r>
+                              <w:rPr>
+                                <w:rFonts w:asciiTheme="majorBidi" w:hAnsiTheme="majorBidi" w:cstheme="majorBidi"/>
+                                <w:b/>
+                                <w:bCs/>
+                                <w:i/>
+                                <w:iCs/>
+                                <w:sz w:val="28"/>
+                                <w:szCs w:val="28"/>
+                              </w:rPr>
+                              <w:t>mydb</w:t>
+                            </w:r>
+                            <w:proofErr w:type="spellEnd"/>
                           </w:p>
                           <w:p>
                             <w:pPr>
@@ -5658,8 +6456,48 @@
                                 <w:sz w:val="28"/>
                                 <w:szCs w:val="28"/>
                               </w:rPr>
-                              <w:t>- PGDATA=/var/lib/postgresql/data/pgdata</w:t>
-                            </w:r>
+                              <w:t>- PGDATA=/var/lib/</w:t>
+                            </w:r>
+                            <w:proofErr w:type="spellStart"/>
+                            <w:r>
+                              <w:rPr>
+                                <w:rFonts w:asciiTheme="majorBidi" w:hAnsiTheme="majorBidi" w:cstheme="majorBidi"/>
+                                <w:b/>
+                                <w:bCs/>
+                                <w:i/>
+                                <w:iCs/>
+                                <w:sz w:val="28"/>
+                                <w:szCs w:val="28"/>
+                              </w:rPr>
+                              <w:t>postgresql</w:t>
+                            </w:r>
+                            <w:proofErr w:type="spellEnd"/>
+                            <w:r>
+                              <w:rPr>
+                                <w:rFonts w:asciiTheme="majorBidi" w:hAnsiTheme="majorBidi" w:cstheme="majorBidi"/>
+                                <w:b/>
+                                <w:bCs/>
+                                <w:i/>
+                                <w:iCs/>
+                                <w:sz w:val="28"/>
+                                <w:szCs w:val="28"/>
+                              </w:rPr>
+                              <w:t>/data/</w:t>
+                            </w:r>
+                            <w:proofErr w:type="spellStart"/>
+                            <w:r>
+                              <w:rPr>
+                                <w:rFonts w:asciiTheme="majorBidi" w:hAnsiTheme="majorBidi" w:cstheme="majorBidi"/>
+                                <w:b/>
+                                <w:bCs/>
+                                <w:i/>
+                                <w:iCs/>
+                                <w:sz w:val="28"/>
+                                <w:szCs w:val="28"/>
+                              </w:rPr>
+                              <w:t>pgdata</w:t>
+                            </w:r>
+                            <w:proofErr w:type="spellEnd"/>
                             <w:r>
                               <w:rPr>
                                 <w:rFonts w:asciiTheme="majorBidi" w:hAnsiTheme="majorBidi" w:cstheme="majorBidi"/>
@@ -5759,7 +6597,59 @@
                                 <w:sz w:val="28"/>
                                 <w:szCs w:val="28"/>
                               </w:rPr>
-                              <w:t>- postgres_data:/var/lib/postgresql/data</w:t>
+                              <w:t xml:space="preserve">- </w:t>
+                            </w:r>
+                            <w:proofErr w:type="spellStart"/>
+                            <w:r>
+                              <w:rPr>
+                                <w:rFonts w:asciiTheme="majorBidi" w:hAnsiTheme="majorBidi" w:cstheme="majorBidi"/>
+                                <w:b/>
+                                <w:bCs/>
+                                <w:i/>
+                                <w:iCs/>
+                                <w:sz w:val="28"/>
+                                <w:szCs w:val="28"/>
+                              </w:rPr>
+                              <w:t>postgres_data</w:t>
+                            </w:r>
+                            <w:proofErr w:type="spellEnd"/>
+                            <w:r>
+                              <w:rPr>
+                                <w:rFonts w:asciiTheme="majorBidi" w:hAnsiTheme="majorBidi" w:cstheme="majorBidi"/>
+                                <w:b/>
+                                <w:bCs/>
+                                <w:i/>
+                                <w:iCs/>
+                                <w:sz w:val="28"/>
+                                <w:szCs w:val="28"/>
+                              </w:rPr>
+                              <w:t>:/var/lib/</w:t>
+                            </w:r>
+                            <w:proofErr w:type="spellStart"/>
+                            <w:r>
+                              <w:rPr>
+                                <w:rFonts w:asciiTheme="majorBidi" w:hAnsiTheme="majorBidi" w:cstheme="majorBidi"/>
+                                <w:b/>
+                                <w:bCs/>
+                                <w:i/>
+                                <w:iCs/>
+                                <w:sz w:val="28"/>
+                                <w:szCs w:val="28"/>
+                              </w:rPr>
+                              <w:t>postgresql</w:t>
+                            </w:r>
+                            <w:proofErr w:type="spellEnd"/>
+                            <w:r>
+                              <w:rPr>
+                                <w:rFonts w:asciiTheme="majorBidi" w:hAnsiTheme="majorBidi" w:cstheme="majorBidi"/>
+                                <w:b/>
+                                <w:bCs/>
+                                <w:i/>
+                                <w:iCs/>
+                                <w:sz w:val="28"/>
+                                <w:szCs w:val="28"/>
+                              </w:rPr>
+                              <w:t>/data</w:t>
                             </w:r>
                           </w:p>
                           <w:p>
@@ -5787,18 +6677,126 @@
                               </w:rPr>
                               <w:t xml:space="preserve">              </w:t>
                             </w:r>
-                            <w:r>
-                              <w:rPr>
-                                <w:rFonts w:asciiTheme="majorBidi" w:hAnsiTheme="majorBidi" w:cstheme="majorBidi"/>
-                                <w:b/>
-                                <w:bCs/>
-                                <w:i/>
-                                <w:iCs/>
-                                <w:sz w:val="28"/>
-                                <w:szCs w:val="28"/>
-                              </w:rPr>
-                              <w:t>- ./conf.d:/etc/postgresql/conf.d</w:t>
-                            </w:r>
+                            <w:proofErr w:type="gramStart"/>
+                            <w:r>
+                              <w:rPr>
+                                <w:rFonts w:asciiTheme="majorBidi" w:hAnsiTheme="majorBidi" w:cstheme="majorBidi"/>
+                                <w:b/>
+                                <w:bCs/>
+                                <w:i/>
+                                <w:iCs/>
+                                <w:sz w:val="28"/>
+                                <w:szCs w:val="28"/>
+                              </w:rPr>
+                              <w:t>- .</w:t>
+                            </w:r>
+                            <w:proofErr w:type="gramEnd"/>
+                            <w:r>
+                              <w:rPr>
+                                <w:rFonts w:asciiTheme="majorBidi" w:hAnsiTheme="majorBidi" w:cstheme="majorBidi"/>
+                                <w:b/>
+                                <w:bCs/>
+                                <w:i/>
+                                <w:iCs/>
+                                <w:sz w:val="28"/>
+                                <w:szCs w:val="28"/>
+                              </w:rPr>
+                              <w:t>/</w:t>
+                            </w:r>
+                            <w:proofErr w:type="spellStart"/>
+                            <w:proofErr w:type="gramStart"/>
+                            <w:r>
+                              <w:rPr>
+                                <w:rFonts w:asciiTheme="majorBidi" w:hAnsiTheme="majorBidi" w:cstheme="majorBidi"/>
+                                <w:b/>
+                                <w:bCs/>
+                                <w:i/>
+                                <w:iCs/>
+                                <w:sz w:val="28"/>
+                                <w:szCs w:val="28"/>
+                              </w:rPr>
+                              <w:t>conf.d</w:t>
+                            </w:r>
+                            <w:proofErr w:type="spellEnd"/>
+                            <w:r>
+                              <w:rPr>
+                                <w:rFonts w:asciiTheme="majorBidi" w:hAnsiTheme="majorBidi" w:cstheme="majorBidi"/>
+                                <w:b/>
+                                <w:bCs/>
+                                <w:i/>
+                                <w:iCs/>
+                                <w:sz w:val="28"/>
+                                <w:szCs w:val="28"/>
+                              </w:rPr>
+                              <w:t>:/</w:t>
+                            </w:r>
+                            <w:proofErr w:type="spellStart"/>
+                            <w:r>
+                              <w:rPr>
+                                <w:rFonts w:asciiTheme="majorBidi" w:hAnsiTheme="majorBidi" w:cstheme="majorBidi"/>
+                                <w:b/>
+                                <w:bCs/>
+                                <w:i/>
+                                <w:iCs/>
+                                <w:sz w:val="28"/>
+                                <w:szCs w:val="28"/>
+                              </w:rPr>
+                              <w:t>etc</w:t>
+                            </w:r>
+                            <w:proofErr w:type="spellEnd"/>
+                            <w:r>
+                              <w:rPr>
+                                <w:rFonts w:asciiTheme="majorBidi" w:hAnsiTheme="majorBidi" w:cstheme="majorBidi"/>
+                                <w:b/>
+                                <w:bCs/>
+                                <w:i/>
+                                <w:iCs/>
+                                <w:sz w:val="28"/>
+                                <w:szCs w:val="28"/>
+                              </w:rPr>
+                              <w:t>/</w:t>
+                            </w:r>
+                            <w:proofErr w:type="spellStart"/>
+                            <w:r>
+                              <w:rPr>
+                                <w:rFonts w:asciiTheme="majorBidi" w:hAnsiTheme="majorBidi" w:cstheme="majorBidi"/>
+                                <w:b/>
+                                <w:bCs/>
+                                <w:i/>
+                                <w:iCs/>
+                                <w:sz w:val="28"/>
+                                <w:szCs w:val="28"/>
+                              </w:rPr>
+                              <w:t>postgresql</w:t>
+                            </w:r>
+                            <w:proofErr w:type="spellEnd"/>
+                            <w:r>
+                              <w:rPr>
+                                <w:rFonts w:asciiTheme="majorBidi" w:hAnsiTheme="majorBidi" w:cstheme="majorBidi"/>
+                                <w:b/>
+                                <w:bCs/>
+                                <w:i/>
+                                <w:iCs/>
+                                <w:sz w:val="28"/>
+                                <w:szCs w:val="28"/>
+                              </w:rPr>
+                              <w:t>/</w:t>
+                            </w:r>
+                            <w:proofErr w:type="spellStart"/>
+                            <w:r>
+                              <w:rPr>
+                                <w:rFonts w:asciiTheme="majorBidi" w:hAnsiTheme="majorBidi" w:cstheme="majorBidi"/>
+                                <w:b/>
+                                <w:bCs/>
+                                <w:i/>
+                                <w:iCs/>
+                                <w:sz w:val="28"/>
+                                <w:szCs w:val="28"/>
+                              </w:rPr>
+                              <w:t>conf.d</w:t>
+                            </w:r>
+                            <w:proofErr w:type="spellEnd"/>
+                            <w:proofErr w:type="gramEnd"/>
                             <w:r>
                               <w:rPr>
                                 <w:rFonts w:asciiTheme="majorBidi" w:hAnsiTheme="majorBidi" w:cstheme="majorBidi"/>
@@ -6049,7 +7047,33 @@
                                 <w:sz w:val="28"/>
                                 <w:szCs w:val="28"/>
                               </w:rPr>
-                              <w:t>- db-net</w:t>
+                              <w:t xml:space="preserve">- </w:t>
+                            </w:r>
+                            <w:proofErr w:type="spellStart"/>
+                            <w:r>
+                              <w:rPr>
+                                <w:rFonts w:asciiTheme="majorBidi" w:hAnsiTheme="majorBidi" w:cstheme="majorBidi"/>
+                                <w:b/>
+                                <w:bCs/>
+                                <w:i/>
+                                <w:iCs/>
+                                <w:sz w:val="28"/>
+                                <w:szCs w:val="28"/>
+                              </w:rPr>
+                              <w:t>db</w:t>
+                            </w:r>
+                            <w:proofErr w:type="spellEnd"/>
+                            <w:r>
+                              <w:rPr>
+                                <w:rFonts w:asciiTheme="majorBidi" w:hAnsiTheme="majorBidi" w:cstheme="majorBidi"/>
+                                <w:b/>
+                                <w:bCs/>
+                                <w:i/>
+                                <w:iCs/>
+                                <w:sz w:val="28"/>
+                                <w:szCs w:val="28"/>
+                              </w:rPr>
+                              <w:t>-net</w:t>
                             </w:r>
                           </w:p>
                           <w:p>
@@ -6074,7 +7098,33 @@
                                 <w:sz w:val="28"/>
                                 <w:szCs w:val="28"/>
                               </w:rPr>
-                              <w:t xml:space="preserve">    cap_drop:</w:t>
+                              <w:t xml:space="preserve">    </w:t>
+                            </w:r>
+                            <w:proofErr w:type="spellStart"/>
+                            <w:r>
+                              <w:rPr>
+                                <w:rFonts w:asciiTheme="majorBidi" w:hAnsiTheme="majorBidi" w:cstheme="majorBidi"/>
+                                <w:b/>
+                                <w:bCs/>
+                                <w:i/>
+                                <w:iCs/>
+                                <w:sz w:val="28"/>
+                                <w:szCs w:val="28"/>
+                              </w:rPr>
+                              <w:t>cap_drop</w:t>
+                            </w:r>
+                            <w:proofErr w:type="spellEnd"/>
+                            <w:r>
+                              <w:rPr>
+                                <w:rFonts w:asciiTheme="majorBidi" w:hAnsiTheme="majorBidi" w:cstheme="majorBidi"/>
+                                <w:b/>
+                                <w:bCs/>
+                                <w:i/>
+                                <w:iCs/>
+                                <w:sz w:val="28"/>
+                                <w:szCs w:val="28"/>
+                              </w:rPr>
+                              <w:t>:</w:t>
                             </w:r>
                           </w:p>
                           <w:p>
@@ -7971,7 +9021,33 @@
                                 <w:sz w:val="28"/>
                                 <w:szCs w:val="28"/>
                               </w:rPr>
-                              <w:t xml:space="preserve">         cap_drop:</w:t>
+                              <w:t xml:space="preserve">         </w:t>
+                            </w:r>
+                            <w:proofErr w:type="spellStart"/>
+                            <w:r>
+                              <w:rPr>
+                                <w:rFonts w:asciiTheme="majorBidi" w:hAnsiTheme="majorBidi" w:cstheme="majorBidi"/>
+                                <w:b/>
+                                <w:bCs/>
+                                <w:i/>
+                                <w:iCs/>
+                                <w:sz w:val="28"/>
+                                <w:szCs w:val="28"/>
+                              </w:rPr>
+                              <w:t>cap_drop</w:t>
+                            </w:r>
+                            <w:proofErr w:type="spellEnd"/>
+                            <w:r>
+                              <w:rPr>
+                                <w:rFonts w:asciiTheme="majorBidi" w:hAnsiTheme="majorBidi" w:cstheme="majorBidi"/>
+                                <w:b/>
+                                <w:bCs/>
+                                <w:i/>
+                                <w:iCs/>
+                                <w:sz w:val="28"/>
+                                <w:szCs w:val="28"/>
+                              </w:rPr>
+                              <w:t>:</w:t>
                             </w:r>
                           </w:p>
                           <w:p>
@@ -8023,7 +9099,33 @@
                                 <w:sz w:val="28"/>
                                 <w:szCs w:val="28"/>
                               </w:rPr>
-                              <w:t xml:space="preserve">         cap_add:</w:t>
+                              <w:t xml:space="preserve">         </w:t>
+                            </w:r>
+                            <w:proofErr w:type="spellStart"/>
+                            <w:r>
+                              <w:rPr>
+                                <w:rFonts w:asciiTheme="majorBidi" w:hAnsiTheme="majorBidi" w:cstheme="majorBidi"/>
+                                <w:b/>
+                                <w:bCs/>
+                                <w:i/>
+                                <w:iCs/>
+                                <w:sz w:val="28"/>
+                                <w:szCs w:val="28"/>
+                              </w:rPr>
+                              <w:t>cap_add</w:t>
+                            </w:r>
+                            <w:proofErr w:type="spellEnd"/>
+                            <w:r>
+                              <w:rPr>
+                                <w:rFonts w:asciiTheme="majorBidi" w:hAnsiTheme="majorBidi" w:cstheme="majorBidi"/>
+                                <w:b/>
+                                <w:bCs/>
+                                <w:i/>
+                                <w:iCs/>
+                                <w:sz w:val="28"/>
+                                <w:szCs w:val="28"/>
+                              </w:rPr>
+                              <w:t>:</w:t>
                             </w:r>
                           </w:p>
                           <w:p>
@@ -8141,17 +9243,31 @@
                               </w:rPr>
                               <w:t xml:space="preserve">     </w:t>
                             </w:r>
-                            <w:r>
-                              <w:rPr>
-                                <w:rFonts w:asciiTheme="majorBidi" w:hAnsiTheme="majorBidi" w:cstheme="majorBidi"/>
-                                <w:b/>
-                                <w:bCs/>
-                                <w:i/>
-                                <w:iCs/>
-                                <w:sz w:val="28"/>
-                                <w:szCs w:val="28"/>
-                              </w:rPr>
-                              <w:t>security_opt:</w:t>
+                            <w:proofErr w:type="spellStart"/>
+                            <w:r>
+                              <w:rPr>
+                                <w:rFonts w:asciiTheme="majorBidi" w:hAnsiTheme="majorBidi" w:cstheme="majorBidi"/>
+                                <w:b/>
+                                <w:bCs/>
+                                <w:i/>
+                                <w:iCs/>
+                                <w:sz w:val="28"/>
+                                <w:szCs w:val="28"/>
+                              </w:rPr>
+                              <w:t>security_opt</w:t>
+                            </w:r>
+                            <w:proofErr w:type="spellEnd"/>
+                            <w:r>
+                              <w:rPr>
+                                <w:rFonts w:asciiTheme="majorBidi" w:hAnsiTheme="majorBidi" w:cstheme="majorBidi"/>
+                                <w:b/>
+                                <w:bCs/>
+                                <w:i/>
+                                <w:iCs/>
+                                <w:sz w:val="28"/>
+                                <w:szCs w:val="28"/>
+                              </w:rPr>
+                              <w:t>:</w:t>
                             </w:r>
                           </w:p>
                           <w:p>
@@ -8177,8 +9293,24 @@
                                 <w:sz w:val="28"/>
                                 <w:szCs w:val="28"/>
                               </w:rPr>
-                              <w:t xml:space="preserve">              - label:disable</w:t>
-                            </w:r>
+                              <w:t xml:space="preserve">              - </w:t>
+                            </w:r>
+                            <w:proofErr w:type="spellStart"/>
+                            <w:proofErr w:type="gramStart"/>
+                            <w:r>
+                              <w:rPr>
+                                <w:rFonts w:asciiTheme="majorBidi" w:hAnsiTheme="majorBidi" w:cstheme="majorBidi"/>
+                                <w:b/>
+                                <w:bCs/>
+                                <w:i/>
+                                <w:iCs/>
+                                <w:sz w:val="28"/>
+                                <w:szCs w:val="28"/>
+                              </w:rPr>
+                              <w:t>label:disable</w:t>
+                            </w:r>
+                            <w:proofErr w:type="spellEnd"/>
+                            <w:proofErr w:type="gramEnd"/>
                             <w:r>
                               <w:rPr>
                                 <w:rFonts w:asciiTheme="majorBidi" w:hAnsiTheme="majorBidi" w:cstheme="majorBidi"/>
@@ -8214,7 +9346,35 @@
                                 <w:sz w:val="28"/>
                                 <w:szCs w:val="28"/>
                               </w:rPr>
-                              <w:t># If SELinux is causing issues (optional)</w:t>
+                              <w:t xml:space="preserve"># If </w:t>
+                            </w:r>
+                            <w:proofErr w:type="spellStart"/>
+                            <w:r>
+                              <w:rPr>
+                                <w:rFonts w:asciiTheme="majorBidi" w:hAnsiTheme="majorBidi" w:cstheme="majorBidi"/>
+                                <w:b/>
+                                <w:bCs/>
+                                <w:i/>
+                                <w:iCs/>
+                                <w:color w:val="808080" w:themeColor="background1" w:themeShade="80"/>
+                                <w:sz w:val="28"/>
+                                <w:szCs w:val="28"/>
+                              </w:rPr>
+                              <w:t>SELinux</w:t>
+                            </w:r>
+                            <w:proofErr w:type="spellEnd"/>
+                            <w:r>
+                              <w:rPr>
+                                <w:rFonts w:asciiTheme="majorBidi" w:hAnsiTheme="majorBidi" w:cstheme="majorBidi"/>
+                                <w:b/>
+                                <w:bCs/>
+                                <w:i/>
+                                <w:iCs/>
+                                <w:color w:val="808080" w:themeColor="background1" w:themeShade="80"/>
+                                <w:sz w:val="28"/>
+                                <w:szCs w:val="28"/>
+                              </w:rPr>
+                              <w:t xml:space="preserve"> is causing issues (optional)</w:t>
                             </w:r>
                           </w:p>
                           <w:p>
@@ -8242,17 +9402,31 @@
                               </w:rPr>
                               <w:t xml:space="preserve">          </w:t>
                             </w:r>
-                            <w:r>
-                              <w:rPr>
-                                <w:rFonts w:asciiTheme="majorBidi" w:hAnsiTheme="majorBidi" w:cstheme="majorBidi"/>
-                                <w:b/>
-                                <w:bCs/>
-                                <w:i/>
-                                <w:iCs/>
-                                <w:sz w:val="28"/>
-                                <w:szCs w:val="28"/>
-                              </w:rPr>
-                              <w:t>sysctls:</w:t>
+                            <w:proofErr w:type="spellStart"/>
+                            <w:r>
+                              <w:rPr>
+                                <w:rFonts w:asciiTheme="majorBidi" w:hAnsiTheme="majorBidi" w:cstheme="majorBidi"/>
+                                <w:b/>
+                                <w:bCs/>
+                                <w:i/>
+                                <w:iCs/>
+                                <w:sz w:val="28"/>
+                                <w:szCs w:val="28"/>
+                              </w:rPr>
+                              <w:t>sysctls</w:t>
+                            </w:r>
+                            <w:proofErr w:type="spellEnd"/>
+                            <w:r>
+                              <w:rPr>
+                                <w:rFonts w:asciiTheme="majorBidi" w:hAnsiTheme="majorBidi" w:cstheme="majorBidi"/>
+                                <w:b/>
+                                <w:bCs/>
+                                <w:i/>
+                                <w:iCs/>
+                                <w:sz w:val="28"/>
+                                <w:szCs w:val="28"/>
+                              </w:rPr>
+                              <w:t>:</w:t>
                             </w:r>
                           </w:p>
                           <w:p>
@@ -8278,7 +9452,33 @@
                                 <w:sz w:val="28"/>
                                 <w:szCs w:val="28"/>
                               </w:rPr>
-                              <w:t xml:space="preserve">              - net.ipv4.ip_forward=1</w:t>
+                              <w:t xml:space="preserve">              - </w:t>
+                            </w:r>
+                            <w:proofErr w:type="gramStart"/>
+                            <w:r>
+                              <w:rPr>
+                                <w:rFonts w:asciiTheme="majorBidi" w:hAnsiTheme="majorBidi" w:cstheme="majorBidi"/>
+                                <w:b/>
+                                <w:bCs/>
+                                <w:i/>
+                                <w:iCs/>
+                                <w:sz w:val="28"/>
+                                <w:szCs w:val="28"/>
+                              </w:rPr>
+                              <w:t>net.ipv4.ip</w:t>
+                            </w:r>
+                            <w:proofErr w:type="gramEnd"/>
+                            <w:r>
+                              <w:rPr>
+                                <w:rFonts w:asciiTheme="majorBidi" w:hAnsiTheme="majorBidi" w:cstheme="majorBidi"/>
+                                <w:b/>
+                                <w:bCs/>
+                                <w:i/>
+                                <w:iCs/>
+                                <w:sz w:val="28"/>
+                                <w:szCs w:val="28"/>
+                              </w:rPr>
+                              <w:t>_forward=1</w:t>
                             </w:r>
                           </w:p>
                           <w:p>
@@ -8306,17 +9506,31 @@
                               </w:rPr>
                               <w:t xml:space="preserve">          </w:t>
                             </w:r>
-                            <w:r>
-                              <w:rPr>
-                                <w:rFonts w:asciiTheme="majorBidi" w:hAnsiTheme="majorBidi" w:cstheme="majorBidi"/>
-                                <w:b/>
-                                <w:bCs/>
-                                <w:i/>
-                                <w:iCs/>
-                                <w:sz w:val="28"/>
-                                <w:szCs w:val="28"/>
-                              </w:rPr>
-                              <w:t>healthcheck:</w:t>
+                            <w:proofErr w:type="spellStart"/>
+                            <w:r>
+                              <w:rPr>
+                                <w:rFonts w:asciiTheme="majorBidi" w:hAnsiTheme="majorBidi" w:cstheme="majorBidi"/>
+                                <w:b/>
+                                <w:bCs/>
+                                <w:i/>
+                                <w:iCs/>
+                                <w:sz w:val="28"/>
+                                <w:szCs w:val="28"/>
+                              </w:rPr>
+                              <w:t>healthcheck</w:t>
+                            </w:r>
+                            <w:proofErr w:type="spellEnd"/>
+                            <w:r>
+                              <w:rPr>
+                                <w:rFonts w:asciiTheme="majorBidi" w:hAnsiTheme="majorBidi" w:cstheme="majorBidi"/>
+                                <w:b/>
+                                <w:bCs/>
+                                <w:i/>
+                                <w:iCs/>
+                                <w:sz w:val="28"/>
+                                <w:szCs w:val="28"/>
+                              </w:rPr>
+                              <w:t>:</w:t>
                             </w:r>
                           </w:p>
                           <w:p>
@@ -8342,7 +9556,85 @@
                                 <w:sz w:val="28"/>
                                 <w:szCs w:val="28"/>
                               </w:rPr>
-                              <w:t xml:space="preserve">              test: ["CMD-SHELL", "pg_isready -U myuser -d mydb"]</w:t>
+                              <w:t xml:space="preserve">              test: ["CMD-SHELL", "</w:t>
+                            </w:r>
+                            <w:proofErr w:type="spellStart"/>
+                            <w:r>
+                              <w:rPr>
+                                <w:rFonts w:asciiTheme="majorBidi" w:hAnsiTheme="majorBidi" w:cstheme="majorBidi"/>
+                                <w:b/>
+                                <w:bCs/>
+                                <w:i/>
+                                <w:iCs/>
+                                <w:sz w:val="28"/>
+                                <w:szCs w:val="28"/>
+                              </w:rPr>
+                              <w:t>pg_isready</w:t>
+                            </w:r>
+                            <w:proofErr w:type="spellEnd"/>
+                            <w:r>
+                              <w:rPr>
+                                <w:rFonts w:asciiTheme="majorBidi" w:hAnsiTheme="majorBidi" w:cstheme="majorBidi"/>
+                                <w:b/>
+                                <w:bCs/>
+                                <w:i/>
+                                <w:iCs/>
+                                <w:sz w:val="28"/>
+                                <w:szCs w:val="28"/>
+                              </w:rPr>
+                              <w:t xml:space="preserve"> -U </w:t>
+                            </w:r>
+                            <w:proofErr w:type="spellStart"/>
+                            <w:r>
+                              <w:rPr>
+                                <w:rFonts w:asciiTheme="majorBidi" w:hAnsiTheme="majorBidi" w:cstheme="majorBidi"/>
+                                <w:b/>
+                                <w:bCs/>
+                                <w:i/>
+                                <w:iCs/>
+                                <w:sz w:val="28"/>
+                                <w:szCs w:val="28"/>
+                              </w:rPr>
+                              <w:t>myuser</w:t>
+                            </w:r>
+                            <w:proofErr w:type="spellEnd"/>
+                            <w:r>
+                              <w:rPr>
+                                <w:rFonts w:asciiTheme="majorBidi" w:hAnsiTheme="majorBidi" w:cstheme="majorBidi"/>
+                                <w:b/>
+                                <w:bCs/>
+                                <w:i/>
+                                <w:iCs/>
+                                <w:sz w:val="28"/>
+                                <w:szCs w:val="28"/>
+                              </w:rPr>
+                              <w:t xml:space="preserve"> -d </w:t>
+                            </w:r>
+                            <w:proofErr w:type="spellStart"/>
+                            <w:r>
+                              <w:rPr>
+                                <w:rFonts w:asciiTheme="majorBidi" w:hAnsiTheme="majorBidi" w:cstheme="majorBidi"/>
+                                <w:b/>
+                                <w:bCs/>
+                                <w:i/>
+                                <w:iCs/>
+                                <w:sz w:val="28"/>
+                                <w:szCs w:val="28"/>
+                              </w:rPr>
+                              <w:t>mydb</w:t>
+                            </w:r>
+                            <w:proofErr w:type="spellEnd"/>
+                            <w:r>
+                              <w:rPr>
+                                <w:rFonts w:asciiTheme="majorBidi" w:hAnsiTheme="majorBidi" w:cstheme="majorBidi"/>
+                                <w:b/>
+                                <w:bCs/>
+                                <w:i/>
+                                <w:iCs/>
+                                <w:sz w:val="28"/>
+                                <w:szCs w:val="28"/>
+                              </w:rPr>
+                              <w:t>"]</w:t>
                             </w:r>
                           </w:p>
                           <w:p>
@@ -8446,7 +9738,33 @@
                                 <w:sz w:val="28"/>
                                 <w:szCs w:val="28"/>
                               </w:rPr>
-                              <w:t xml:space="preserve">              start_period: 30s</w:t>
+                              <w:t xml:space="preserve">              </w:t>
+                            </w:r>
+                            <w:proofErr w:type="spellStart"/>
+                            <w:r>
+                              <w:rPr>
+                                <w:rFonts w:asciiTheme="majorBidi" w:hAnsiTheme="majorBidi" w:cstheme="majorBidi"/>
+                                <w:b/>
+                                <w:bCs/>
+                                <w:i/>
+                                <w:iCs/>
+                                <w:sz w:val="28"/>
+                                <w:szCs w:val="28"/>
+                              </w:rPr>
+                              <w:t>start_period</w:t>
+                            </w:r>
+                            <w:proofErr w:type="spellEnd"/>
+                            <w:r>
+                              <w:rPr>
+                                <w:rFonts w:asciiTheme="majorBidi" w:hAnsiTheme="majorBidi" w:cstheme="majorBidi"/>
+                                <w:b/>
+                                <w:bCs/>
+                                <w:i/>
+                                <w:iCs/>
+                                <w:sz w:val="28"/>
+                                <w:szCs w:val="28"/>
+                              </w:rPr>
+                              <w:t>: 30s</w:t>
                             </w:r>
                           </w:p>
                           <w:p>
@@ -8474,17 +9792,31 @@
                               </w:rPr>
                               <w:t xml:space="preserve">          </w:t>
                             </w:r>
-                            <w:r>
-                              <w:rPr>
-                                <w:rFonts w:asciiTheme="majorBidi" w:hAnsiTheme="majorBidi" w:cstheme="majorBidi"/>
-                                <w:b/>
-                                <w:bCs/>
-                                <w:i/>
-                                <w:iCs/>
-                                <w:sz w:val="28"/>
-                                <w:szCs w:val="28"/>
-                              </w:rPr>
-                              <w:t>mem_limit: 256m</w:t>
+                            <w:proofErr w:type="spellStart"/>
+                            <w:r>
+                              <w:rPr>
+                                <w:rFonts w:asciiTheme="majorBidi" w:hAnsiTheme="majorBidi" w:cstheme="majorBidi"/>
+                                <w:b/>
+                                <w:bCs/>
+                                <w:i/>
+                                <w:iCs/>
+                                <w:sz w:val="28"/>
+                                <w:szCs w:val="28"/>
+                              </w:rPr>
+                              <w:t>mem_limit</w:t>
+                            </w:r>
+                            <w:proofErr w:type="spellEnd"/>
+                            <w:r>
+                              <w:rPr>
+                                <w:rFonts w:asciiTheme="majorBidi" w:hAnsiTheme="majorBidi" w:cstheme="majorBidi"/>
+                                <w:b/>
+                                <w:bCs/>
+                                <w:i/>
+                                <w:iCs/>
+                                <w:sz w:val="28"/>
+                                <w:szCs w:val="28"/>
+                              </w:rPr>
+                              <w:t>: 256m</w:t>
                             </w:r>
                           </w:p>
                           <w:p>
@@ -8512,17 +9844,31 @@
                               </w:rPr>
                               <w:t xml:space="preserve">          </w:t>
                             </w:r>
-                            <w:r>
-                              <w:rPr>
-                                <w:rFonts w:asciiTheme="majorBidi" w:hAnsiTheme="majorBidi" w:cstheme="majorBidi"/>
-                                <w:b/>
-                                <w:bCs/>
-                                <w:i/>
-                                <w:iCs/>
-                                <w:sz w:val="28"/>
-                                <w:szCs w:val="28"/>
-                              </w:rPr>
-                              <w:t>cpus: "0.5"</w:t>
+                            <w:proofErr w:type="spellStart"/>
+                            <w:r>
+                              <w:rPr>
+                                <w:rFonts w:asciiTheme="majorBidi" w:hAnsiTheme="majorBidi" w:cstheme="majorBidi"/>
+                                <w:b/>
+                                <w:bCs/>
+                                <w:i/>
+                                <w:iCs/>
+                                <w:sz w:val="28"/>
+                                <w:szCs w:val="28"/>
+                              </w:rPr>
+                              <w:t>cpus</w:t>
+                            </w:r>
+                            <w:proofErr w:type="spellEnd"/>
+                            <w:r>
+                              <w:rPr>
+                                <w:rFonts w:asciiTheme="majorBidi" w:hAnsiTheme="majorBidi" w:cstheme="majorBidi"/>
+                                <w:b/>
+                                <w:bCs/>
+                                <w:i/>
+                                <w:iCs/>
+                                <w:sz w:val="28"/>
+                                <w:szCs w:val="28"/>
+                              </w:rPr>
+                              <w:t>: "0.5"</w:t>
                             </w:r>
                           </w:p>
                           <w:p>
@@ -8550,17 +9896,31 @@
                               </w:rPr>
                               <w:t xml:space="preserve">          </w:t>
                             </w:r>
-                            <w:r>
-                              <w:rPr>
-                                <w:rFonts w:asciiTheme="majorBidi" w:hAnsiTheme="majorBidi" w:cstheme="majorBidi"/>
-                                <w:b/>
-                                <w:bCs/>
-                                <w:i/>
-                                <w:iCs/>
-                                <w:sz w:val="28"/>
-                                <w:szCs w:val="28"/>
-                              </w:rPr>
-                              <w:t>dns:</w:t>
+                            <w:proofErr w:type="spellStart"/>
+                            <w:r>
+                              <w:rPr>
+                                <w:rFonts w:asciiTheme="majorBidi" w:hAnsiTheme="majorBidi" w:cstheme="majorBidi"/>
+                                <w:b/>
+                                <w:bCs/>
+                                <w:i/>
+                                <w:iCs/>
+                                <w:sz w:val="28"/>
+                                <w:szCs w:val="28"/>
+                              </w:rPr>
+                              <w:t>dns</w:t>
+                            </w:r>
+                            <w:proofErr w:type="spellEnd"/>
+                            <w:r>
+                              <w:rPr>
+                                <w:rFonts w:asciiTheme="majorBidi" w:hAnsiTheme="majorBidi" w:cstheme="majorBidi"/>
+                                <w:b/>
+                                <w:bCs/>
+                                <w:i/>
+                                <w:iCs/>
+                                <w:sz w:val="28"/>
+                                <w:szCs w:val="28"/>
+                              </w:rPr>
+                              <w:t>:</w:t>
                             </w:r>
                           </w:p>
                           <w:p>
@@ -8702,17 +10062,31 @@
                               </w:rPr>
                               <w:t xml:space="preserve">     </w:t>
                             </w:r>
-                            <w:r>
-                              <w:rPr>
-                                <w:rFonts w:asciiTheme="majorBidi" w:hAnsiTheme="majorBidi" w:cstheme="majorBidi"/>
-                                <w:b/>
-                                <w:bCs/>
-                                <w:i/>
-                                <w:iCs/>
-                                <w:sz w:val="28"/>
-                                <w:szCs w:val="28"/>
-                              </w:rPr>
-                              <w:t>redis:</w:t>
+                            <w:proofErr w:type="spellStart"/>
+                            <w:r>
+                              <w:rPr>
+                                <w:rFonts w:asciiTheme="majorBidi" w:hAnsiTheme="majorBidi" w:cstheme="majorBidi"/>
+                                <w:b/>
+                                <w:bCs/>
+                                <w:i/>
+                                <w:iCs/>
+                                <w:sz w:val="28"/>
+                                <w:szCs w:val="28"/>
+                              </w:rPr>
+                              <w:t>redis</w:t>
+                            </w:r>
+                            <w:proofErr w:type="spellEnd"/>
+                            <w:r>
+                              <w:rPr>
+                                <w:rFonts w:asciiTheme="majorBidi" w:hAnsiTheme="majorBidi" w:cstheme="majorBidi"/>
+                                <w:b/>
+                                <w:bCs/>
+                                <w:i/>
+                                <w:iCs/>
+                                <w:sz w:val="28"/>
+                                <w:szCs w:val="28"/>
+                              </w:rPr>
+                              <w:t>:</w:t>
                             </w:r>
                           </w:p>
                           <w:p>
@@ -8764,8 +10138,48 @@
                                 <w:sz w:val="28"/>
                                 <w:szCs w:val="28"/>
                               </w:rPr>
-                              <w:t xml:space="preserve">          container_name: app_redis</w:t>
-                            </w:r>
+                              <w:t xml:space="preserve">          </w:t>
+                            </w:r>
+                            <w:proofErr w:type="spellStart"/>
+                            <w:r>
+                              <w:rPr>
+                                <w:rFonts w:asciiTheme="majorBidi" w:hAnsiTheme="majorBidi" w:cstheme="majorBidi"/>
+                                <w:b/>
+                                <w:bCs/>
+                                <w:i/>
+                                <w:iCs/>
+                                <w:sz w:val="28"/>
+                                <w:szCs w:val="28"/>
+                              </w:rPr>
+                              <w:t>container_name</w:t>
+                            </w:r>
+                            <w:proofErr w:type="spellEnd"/>
+                            <w:r>
+                              <w:rPr>
+                                <w:rFonts w:asciiTheme="majorBidi" w:hAnsiTheme="majorBidi" w:cstheme="majorBidi"/>
+                                <w:b/>
+                                <w:bCs/>
+                                <w:i/>
+                                <w:iCs/>
+                                <w:sz w:val="28"/>
+                                <w:szCs w:val="28"/>
+                              </w:rPr>
+                              <w:t xml:space="preserve">: </w:t>
+                            </w:r>
+                            <w:proofErr w:type="spellStart"/>
+                            <w:r>
+                              <w:rPr>
+                                <w:rFonts w:asciiTheme="majorBidi" w:hAnsiTheme="majorBidi" w:cstheme="majorBidi"/>
+                                <w:b/>
+                                <w:bCs/>
+                                <w:i/>
+                                <w:iCs/>
+                                <w:sz w:val="28"/>
+                                <w:szCs w:val="28"/>
+                              </w:rPr>
+                              <w:t>app_redis</w:t>
+                            </w:r>
+                            <w:proofErr w:type="spellEnd"/>
                           </w:p>
                           <w:p>
                             <w:pPr>
@@ -8816,7 +10230,33 @@
                                 <w:sz w:val="28"/>
                                 <w:szCs w:val="28"/>
                               </w:rPr>
-                              <w:t xml:space="preserve">          user: "redis"</w:t>
+                              <w:t xml:space="preserve">          user: "</w:t>
+                            </w:r>
+                            <w:proofErr w:type="spellStart"/>
+                            <w:r>
+                              <w:rPr>
+                                <w:rFonts w:asciiTheme="majorBidi" w:hAnsiTheme="majorBidi" w:cstheme="majorBidi"/>
+                                <w:b/>
+                                <w:bCs/>
+                                <w:i/>
+                                <w:iCs/>
+                                <w:sz w:val="28"/>
+                                <w:szCs w:val="28"/>
+                              </w:rPr>
+                              <w:t>redis</w:t>
+                            </w:r>
+                            <w:proofErr w:type="spellEnd"/>
+                            <w:r>
+                              <w:rPr>
+                                <w:rFonts w:asciiTheme="majorBidi" w:hAnsiTheme="majorBidi" w:cstheme="majorBidi"/>
+                                <w:b/>
+                                <w:bCs/>
+                                <w:i/>
+                                <w:iCs/>
+                                <w:sz w:val="28"/>
+                                <w:szCs w:val="28"/>
+                              </w:rPr>
+                              <w:t>"</w:t>
                             </w:r>
                           </w:p>
                           <w:p>
@@ -8868,8 +10308,48 @@
                                 <w:sz w:val="28"/>
                                 <w:szCs w:val="28"/>
                               </w:rPr>
-                              <w:t xml:space="preserve">              - REDIS_ARGS=--requirepass mypassword</w:t>
-                            </w:r>
+                              <w:t xml:space="preserve">              - REDIS_ARGS=--</w:t>
+                            </w:r>
+                            <w:proofErr w:type="spellStart"/>
+                            <w:r>
+                              <w:rPr>
+                                <w:rFonts w:asciiTheme="majorBidi" w:hAnsiTheme="majorBidi" w:cstheme="majorBidi"/>
+                                <w:b/>
+                                <w:bCs/>
+                                <w:i/>
+                                <w:iCs/>
+                                <w:sz w:val="28"/>
+                                <w:szCs w:val="28"/>
+                              </w:rPr>
+                              <w:t>requirepass</w:t>
+                            </w:r>
+                            <w:proofErr w:type="spellEnd"/>
+                            <w:r>
+                              <w:rPr>
+                                <w:rFonts w:asciiTheme="majorBidi" w:hAnsiTheme="majorBidi" w:cstheme="majorBidi"/>
+                                <w:b/>
+                                <w:bCs/>
+                                <w:i/>
+                                <w:iCs/>
+                                <w:sz w:val="28"/>
+                                <w:szCs w:val="28"/>
+                              </w:rPr>
+                              <w:t xml:space="preserve"> </w:t>
+                            </w:r>
+                            <w:proofErr w:type="spellStart"/>
+                            <w:r>
+                              <w:rPr>
+                                <w:rFonts w:asciiTheme="majorBidi" w:hAnsiTheme="majorBidi" w:cstheme="majorBidi"/>
+                                <w:b/>
+                                <w:bCs/>
+                                <w:i/>
+                                <w:iCs/>
+                                <w:sz w:val="28"/>
+                                <w:szCs w:val="28"/>
+                              </w:rPr>
+                              <w:t>mypassword</w:t>
+                            </w:r>
+                            <w:proofErr w:type="spellEnd"/>
                           </w:p>
                           <w:p>
                             <w:pPr>
@@ -8920,7 +10400,33 @@
                                 <w:sz w:val="28"/>
                                 <w:szCs w:val="28"/>
                               </w:rPr>
-                              <w:t xml:space="preserve">              - redis_data:/data</w:t>
+                              <w:t xml:space="preserve">              - </w:t>
+                            </w:r>
+                            <w:proofErr w:type="spellStart"/>
+                            <w:r>
+                              <w:rPr>
+                                <w:rFonts w:asciiTheme="majorBidi" w:hAnsiTheme="majorBidi" w:cstheme="majorBidi"/>
+                                <w:b/>
+                                <w:bCs/>
+                                <w:i/>
+                                <w:iCs/>
+                                <w:sz w:val="28"/>
+                                <w:szCs w:val="28"/>
+                              </w:rPr>
+                              <w:t>redis_data</w:t>
+                            </w:r>
+                            <w:proofErr w:type="spellEnd"/>
+                            <w:r>
+                              <w:rPr>
+                                <w:rFonts w:asciiTheme="majorBidi" w:hAnsiTheme="majorBidi" w:cstheme="majorBidi"/>
+                                <w:b/>
+                                <w:bCs/>
+                                <w:i/>
+                                <w:iCs/>
+                                <w:sz w:val="28"/>
+                                <w:szCs w:val="28"/>
+                              </w:rPr>
+                              <w:t>:/data</w:t>
                             </w:r>
                           </w:p>
                           <w:p>
@@ -9050,7 +10556,33 @@
                                 <w:sz w:val="28"/>
                                 <w:szCs w:val="28"/>
                               </w:rPr>
-                              <w:t xml:space="preserve">              - db-net</w:t>
+                              <w:t xml:space="preserve">              - </w:t>
+                            </w:r>
+                            <w:proofErr w:type="spellStart"/>
+                            <w:r>
+                              <w:rPr>
+                                <w:rFonts w:asciiTheme="majorBidi" w:hAnsiTheme="majorBidi" w:cstheme="majorBidi"/>
+                                <w:b/>
+                                <w:bCs/>
+                                <w:i/>
+                                <w:iCs/>
+                                <w:sz w:val="28"/>
+                                <w:szCs w:val="28"/>
+                              </w:rPr>
+                              <w:t>db</w:t>
+                            </w:r>
+                            <w:proofErr w:type="spellEnd"/>
+                            <w:r>
+                              <w:rPr>
+                                <w:rFonts w:asciiTheme="majorBidi" w:hAnsiTheme="majorBidi" w:cstheme="majorBidi"/>
+                                <w:b/>
+                                <w:bCs/>
+                                <w:i/>
+                                <w:iCs/>
+                                <w:sz w:val="28"/>
+                                <w:szCs w:val="28"/>
+                              </w:rPr>
+                              <w:t>-net</w:t>
                             </w:r>
                           </w:p>
                         </w:txbxContent>
@@ -10512,7 +12044,33 @@
                                 <w:sz w:val="28"/>
                                 <w:szCs w:val="28"/>
                               </w:rPr>
-                              <w:t xml:space="preserve">          tmpfs:</w:t>
+                              <w:t xml:space="preserve">          </w:t>
+                            </w:r>
+                            <w:proofErr w:type="spellStart"/>
+                            <w:r>
+                              <w:rPr>
+                                <w:rFonts w:asciiTheme="majorBidi" w:hAnsiTheme="majorBidi" w:cstheme="majorBidi"/>
+                                <w:b/>
+                                <w:bCs/>
+                                <w:i/>
+                                <w:iCs/>
+                                <w:sz w:val="28"/>
+                                <w:szCs w:val="28"/>
+                              </w:rPr>
+                              <w:t>tmpfs</w:t>
+                            </w:r>
+                            <w:proofErr w:type="spellEnd"/>
+                            <w:r>
+                              <w:rPr>
+                                <w:rFonts w:asciiTheme="majorBidi" w:hAnsiTheme="majorBidi" w:cstheme="majorBidi"/>
+                                <w:b/>
+                                <w:bCs/>
+                                <w:i/>
+                                <w:iCs/>
+                                <w:sz w:val="28"/>
+                                <w:szCs w:val="28"/>
+                              </w:rPr>
+                              <w:t>:</w:t>
                             </w:r>
                           </w:p>
                           <w:p>
@@ -10562,7 +12120,33 @@
                                 <w:sz w:val="28"/>
                                 <w:szCs w:val="28"/>
                               </w:rPr>
-                              <w:t>- /tmp # Use RAM for temp operations if needed</w:t>
+                              <w:t>- /</w:t>
+                            </w:r>
+                            <w:proofErr w:type="spellStart"/>
+                            <w:r>
+                              <w:rPr>
+                                <w:rFonts w:asciiTheme="majorBidi" w:hAnsiTheme="majorBidi" w:cstheme="majorBidi"/>
+                                <w:b/>
+                                <w:bCs/>
+                                <w:i/>
+                                <w:iCs/>
+                                <w:sz w:val="28"/>
+                                <w:szCs w:val="28"/>
+                              </w:rPr>
+                              <w:t>tmp</w:t>
+                            </w:r>
+                            <w:proofErr w:type="spellEnd"/>
+                            <w:r>
+                              <w:rPr>
+                                <w:rFonts w:asciiTheme="majorBidi" w:hAnsiTheme="majorBidi" w:cstheme="majorBidi"/>
+                                <w:b/>
+                                <w:bCs/>
+                                <w:i/>
+                                <w:iCs/>
+                                <w:sz w:val="28"/>
+                                <w:szCs w:val="28"/>
+                              </w:rPr>
+                              <w:t xml:space="preserve"> # Use RAM for temp operations if needed</w:t>
                             </w:r>
                           </w:p>
                           <w:p>
@@ -10588,7 +12172,33 @@
                                 <w:sz w:val="28"/>
                                 <w:szCs w:val="28"/>
                               </w:rPr>
-                              <w:t xml:space="preserve">          healthcheck:</w:t>
+                              <w:t xml:space="preserve">          </w:t>
+                            </w:r>
+                            <w:proofErr w:type="spellStart"/>
+                            <w:r>
+                              <w:rPr>
+                                <w:rFonts w:asciiTheme="majorBidi" w:hAnsiTheme="majorBidi" w:cstheme="majorBidi"/>
+                                <w:b/>
+                                <w:bCs/>
+                                <w:i/>
+                                <w:iCs/>
+                                <w:sz w:val="28"/>
+                                <w:szCs w:val="28"/>
+                              </w:rPr>
+                              <w:t>healthcheck</w:t>
+                            </w:r>
+                            <w:proofErr w:type="spellEnd"/>
+                            <w:r>
+                              <w:rPr>
+                                <w:rFonts w:asciiTheme="majorBidi" w:hAnsiTheme="majorBidi" w:cstheme="majorBidi"/>
+                                <w:b/>
+                                <w:bCs/>
+                                <w:i/>
+                                <w:iCs/>
+                                <w:sz w:val="28"/>
+                                <w:szCs w:val="28"/>
+                              </w:rPr>
+                              <w:t>:</w:t>
                             </w:r>
                           </w:p>
                           <w:p>
@@ -10638,7 +12248,59 @@
                                 <w:sz w:val="28"/>
                                 <w:szCs w:val="28"/>
                               </w:rPr>
-                              <w:t>test: ["CMD", "redis-cli", "-a", "mypassword", "ping"]</w:t>
+                              <w:t>test: ["CMD", "</w:t>
+                            </w:r>
+                            <w:proofErr w:type="spellStart"/>
+                            <w:r>
+                              <w:rPr>
+                                <w:rFonts w:asciiTheme="majorBidi" w:hAnsiTheme="majorBidi" w:cstheme="majorBidi"/>
+                                <w:b/>
+                                <w:bCs/>
+                                <w:i/>
+                                <w:iCs/>
+                                <w:sz w:val="28"/>
+                                <w:szCs w:val="28"/>
+                              </w:rPr>
+                              <w:t>redis</w:t>
+                            </w:r>
+                            <w:proofErr w:type="spellEnd"/>
+                            <w:r>
+                              <w:rPr>
+                                <w:rFonts w:asciiTheme="majorBidi" w:hAnsiTheme="majorBidi" w:cstheme="majorBidi"/>
+                                <w:b/>
+                                <w:bCs/>
+                                <w:i/>
+                                <w:iCs/>
+                                <w:sz w:val="28"/>
+                                <w:szCs w:val="28"/>
+                              </w:rPr>
+                              <w:t>-cli", "-a", "</w:t>
+                            </w:r>
+                            <w:proofErr w:type="spellStart"/>
+                            <w:r>
+                              <w:rPr>
+                                <w:rFonts w:asciiTheme="majorBidi" w:hAnsiTheme="majorBidi" w:cstheme="majorBidi"/>
+                                <w:b/>
+                                <w:bCs/>
+                                <w:i/>
+                                <w:iCs/>
+                                <w:sz w:val="28"/>
+                                <w:szCs w:val="28"/>
+                              </w:rPr>
+                              <w:t>mypassword</w:t>
+                            </w:r>
+                            <w:proofErr w:type="spellEnd"/>
+                            <w:r>
+                              <w:rPr>
+                                <w:rFonts w:asciiTheme="majorBidi" w:hAnsiTheme="majorBidi" w:cstheme="majorBidi"/>
+                                <w:b/>
+                                <w:bCs/>
+                                <w:i/>
+                                <w:iCs/>
+                                <w:sz w:val="28"/>
+                                <w:szCs w:val="28"/>
+                              </w:rPr>
+                              <w:t>", "ping"]</w:t>
                             </w:r>
                           </w:p>
                           <w:p>
@@ -10814,7 +12476,33 @@
                                 <w:sz w:val="28"/>
                                 <w:szCs w:val="28"/>
                               </w:rPr>
-                              <w:t xml:space="preserve">          mem_limit: 128m</w:t>
+                              <w:t xml:space="preserve">          </w:t>
+                            </w:r>
+                            <w:proofErr w:type="spellStart"/>
+                            <w:r>
+                              <w:rPr>
+                                <w:rFonts w:asciiTheme="majorBidi" w:hAnsiTheme="majorBidi" w:cstheme="majorBidi"/>
+                                <w:b/>
+                                <w:bCs/>
+                                <w:i/>
+                                <w:iCs/>
+                                <w:sz w:val="28"/>
+                                <w:szCs w:val="28"/>
+                              </w:rPr>
+                              <w:t>mem_limit</w:t>
+                            </w:r>
+                            <w:proofErr w:type="spellEnd"/>
+                            <w:r>
+                              <w:rPr>
+                                <w:rFonts w:asciiTheme="majorBidi" w:hAnsiTheme="majorBidi" w:cstheme="majorBidi"/>
+                                <w:b/>
+                                <w:bCs/>
+                                <w:i/>
+                                <w:iCs/>
+                                <w:sz w:val="28"/>
+                                <w:szCs w:val="28"/>
+                              </w:rPr>
+                              <w:t>: 128m</w:t>
                             </w:r>
                           </w:p>
                           <w:p>
@@ -10840,7 +12528,33 @@
                                 <w:sz w:val="28"/>
                                 <w:szCs w:val="28"/>
                               </w:rPr>
-                              <w:t xml:space="preserve">          cap_drop:</w:t>
+                              <w:t xml:space="preserve">          </w:t>
+                            </w:r>
+                            <w:proofErr w:type="spellStart"/>
+                            <w:r>
+                              <w:rPr>
+                                <w:rFonts w:asciiTheme="majorBidi" w:hAnsiTheme="majorBidi" w:cstheme="majorBidi"/>
+                                <w:b/>
+                                <w:bCs/>
+                                <w:i/>
+                                <w:iCs/>
+                                <w:sz w:val="28"/>
+                                <w:szCs w:val="28"/>
+                              </w:rPr>
+                              <w:t>cap_drop</w:t>
+                            </w:r>
+                            <w:proofErr w:type="spellEnd"/>
+                            <w:r>
+                              <w:rPr>
+                                <w:rFonts w:asciiTheme="majorBidi" w:hAnsiTheme="majorBidi" w:cstheme="majorBidi"/>
+                                <w:b/>
+                                <w:bCs/>
+                                <w:i/>
+                                <w:iCs/>
+                                <w:sz w:val="28"/>
+                                <w:szCs w:val="28"/>
+                              </w:rPr>
+                              <w:t>:</w:t>
                             </w:r>
                           </w:p>
                           <w:p>
@@ -10916,7 +12630,33 @@
                                 <w:sz w:val="28"/>
                                 <w:szCs w:val="28"/>
                               </w:rPr>
-                              <w:t xml:space="preserve">          cap_add:</w:t>
+                              <w:t xml:space="preserve">          </w:t>
+                            </w:r>
+                            <w:proofErr w:type="spellStart"/>
+                            <w:r>
+                              <w:rPr>
+                                <w:rFonts w:asciiTheme="majorBidi" w:hAnsiTheme="majorBidi" w:cstheme="majorBidi"/>
+                                <w:b/>
+                                <w:bCs/>
+                                <w:i/>
+                                <w:iCs/>
+                                <w:sz w:val="28"/>
+                                <w:szCs w:val="28"/>
+                              </w:rPr>
+                              <w:t>cap_add</w:t>
+                            </w:r>
+                            <w:proofErr w:type="spellEnd"/>
+                            <w:r>
+                              <w:rPr>
+                                <w:rFonts w:asciiTheme="majorBidi" w:hAnsiTheme="majorBidi" w:cstheme="majorBidi"/>
+                                <w:b/>
+                                <w:bCs/>
+                                <w:i/>
+                                <w:iCs/>
+                                <w:sz w:val="28"/>
+                                <w:szCs w:val="28"/>
+                              </w:rPr>
+                              <w:t>:</w:t>
                             </w:r>
                           </w:p>
                           <w:p>
@@ -11032,17 +12772,31 @@
                               </w:rPr>
                               <w:t xml:space="preserve">     </w:t>
                             </w:r>
-                            <w:r>
-                              <w:rPr>
-                                <w:rFonts w:asciiTheme="majorBidi" w:hAnsiTheme="majorBidi" w:cstheme="majorBidi"/>
-                                <w:b/>
-                                <w:bCs/>
-                                <w:i/>
-                                <w:iCs/>
-                                <w:sz w:val="28"/>
-                                <w:szCs w:val="28"/>
-                              </w:rPr>
-                              <w:t>api:</w:t>
+                            <w:proofErr w:type="spellStart"/>
+                            <w:r>
+                              <w:rPr>
+                                <w:rFonts w:asciiTheme="majorBidi" w:hAnsiTheme="majorBidi" w:cstheme="majorBidi"/>
+                                <w:b/>
+                                <w:bCs/>
+                                <w:i/>
+                                <w:iCs/>
+                                <w:sz w:val="28"/>
+                                <w:szCs w:val="28"/>
+                              </w:rPr>
+                              <w:t>api</w:t>
+                            </w:r>
+                            <w:proofErr w:type="spellEnd"/>
+                            <w:r>
+                              <w:rPr>
+                                <w:rFonts w:asciiTheme="majorBidi" w:hAnsiTheme="majorBidi" w:cstheme="majorBidi"/>
+                                <w:b/>
+                                <w:bCs/>
+                                <w:i/>
+                                <w:iCs/>
+                                <w:sz w:val="28"/>
+                                <w:szCs w:val="28"/>
+                              </w:rPr>
+                              <w:t>:</w:t>
                             </w:r>
                           </w:p>
                           <w:p>
@@ -11118,7 +12872,33 @@
                                 <w:sz w:val="28"/>
                                 <w:szCs w:val="28"/>
                               </w:rPr>
-                              <w:t>context: ./backend</w:t>
+                              <w:t>context</w:t>
+                            </w:r>
+                            <w:proofErr w:type="gramStart"/>
+                            <w:r>
+                              <w:rPr>
+                                <w:rFonts w:asciiTheme="majorBidi" w:hAnsiTheme="majorBidi" w:cstheme="majorBidi"/>
+                                <w:b/>
+                                <w:bCs/>
+                                <w:i/>
+                                <w:iCs/>
+                                <w:sz w:val="28"/>
+                                <w:szCs w:val="28"/>
+                              </w:rPr>
+                              <w:t>: .</w:t>
+                            </w:r>
+                            <w:proofErr w:type="gramEnd"/>
+                            <w:r>
+                              <w:rPr>
+                                <w:rFonts w:asciiTheme="majorBidi" w:hAnsiTheme="majorBidi" w:cstheme="majorBidi"/>
+                                <w:b/>
+                                <w:bCs/>
+                                <w:i/>
+                                <w:iCs/>
+                                <w:sz w:val="28"/>
+                                <w:szCs w:val="28"/>
+                              </w:rPr>
+                              <w:t>/backend</w:t>
                             </w:r>
                           </w:p>
                           <w:p>
@@ -11158,18 +12938,46 @@
                               </w:rPr>
                               <w:t xml:space="preserve">     </w:t>
                             </w:r>
-                            <w:r>
-                              <w:rPr>
-                                <w:rFonts w:asciiTheme="majorBidi" w:hAnsiTheme="majorBidi" w:cstheme="majorBidi"/>
-                                <w:b/>
-                                <w:bCs/>
-                                <w:i/>
-                                <w:iCs/>
-                                <w:sz w:val="28"/>
-                                <w:szCs w:val="28"/>
-                              </w:rPr>
-                              <w:t>dockerfile: Dockerfile</w:t>
-                            </w:r>
+                            <w:proofErr w:type="spellStart"/>
+                            <w:r>
+                              <w:rPr>
+                                <w:rFonts w:asciiTheme="majorBidi" w:hAnsiTheme="majorBidi" w:cstheme="majorBidi"/>
+                                <w:b/>
+                                <w:bCs/>
+                                <w:i/>
+                                <w:iCs/>
+                                <w:sz w:val="28"/>
+                                <w:szCs w:val="28"/>
+                              </w:rPr>
+                              <w:t>dockerfile</w:t>
+                            </w:r>
+                            <w:proofErr w:type="spellEnd"/>
+                            <w:r>
+                              <w:rPr>
+                                <w:rFonts w:asciiTheme="majorBidi" w:hAnsiTheme="majorBidi" w:cstheme="majorBidi"/>
+                                <w:b/>
+                                <w:bCs/>
+                                <w:i/>
+                                <w:iCs/>
+                                <w:sz w:val="28"/>
+                                <w:szCs w:val="28"/>
+                              </w:rPr>
+                              <w:t xml:space="preserve">: </w:t>
+                            </w:r>
+                            <w:proofErr w:type="spellStart"/>
+                            <w:r>
+                              <w:rPr>
+                                <w:rFonts w:asciiTheme="majorBidi" w:hAnsiTheme="majorBidi" w:cstheme="majorBidi"/>
+                                <w:b/>
+                                <w:bCs/>
+                                <w:i/>
+                                <w:iCs/>
+                                <w:sz w:val="28"/>
+                                <w:szCs w:val="28"/>
+                              </w:rPr>
+                              <w:t>Dockerfile</w:t>
+                            </w:r>
+                            <w:proofErr w:type="spellEnd"/>
                           </w:p>
                           <w:p>
                             <w:pPr>
@@ -11194,7 +13002,33 @@
                                 <w:sz w:val="28"/>
                                 <w:szCs w:val="28"/>
                               </w:rPr>
-                              <w:t xml:space="preserve">          args:</w:t>
+                              <w:t xml:space="preserve">          </w:t>
+                            </w:r>
+                            <w:proofErr w:type="spellStart"/>
+                            <w:r>
+                              <w:rPr>
+                                <w:rFonts w:asciiTheme="majorBidi" w:hAnsiTheme="majorBidi" w:cstheme="majorBidi"/>
+                                <w:b/>
+                                <w:bCs/>
+                                <w:i/>
+                                <w:iCs/>
+                                <w:sz w:val="28"/>
+                                <w:szCs w:val="28"/>
+                              </w:rPr>
+                              <w:t>args</w:t>
+                            </w:r>
+                            <w:proofErr w:type="spellEnd"/>
+                            <w:r>
+                              <w:rPr>
+                                <w:rFonts w:asciiTheme="majorBidi" w:hAnsiTheme="majorBidi" w:cstheme="majorBidi"/>
+                                <w:b/>
+                                <w:bCs/>
+                                <w:i/>
+                                <w:iCs/>
+                                <w:sz w:val="28"/>
+                                <w:szCs w:val="28"/>
+                              </w:rPr>
+                              <w:t>:</w:t>
                             </w:r>
                           </w:p>
                           <w:p>
@@ -11270,8 +13104,48 @@
                                 <w:sz w:val="28"/>
                                 <w:szCs w:val="28"/>
                               </w:rPr>
-                              <w:t xml:space="preserve">          container_name: app_api</w:t>
-                            </w:r>
+                              <w:t xml:space="preserve">          </w:t>
+                            </w:r>
+                            <w:proofErr w:type="spellStart"/>
+                            <w:r>
+                              <w:rPr>
+                                <w:rFonts w:asciiTheme="majorBidi" w:hAnsiTheme="majorBidi" w:cstheme="majorBidi"/>
+                                <w:b/>
+                                <w:bCs/>
+                                <w:i/>
+                                <w:iCs/>
+                                <w:sz w:val="28"/>
+                                <w:szCs w:val="28"/>
+                              </w:rPr>
+                              <w:t>container_name</w:t>
+                            </w:r>
+                            <w:proofErr w:type="spellEnd"/>
+                            <w:r>
+                              <w:rPr>
+                                <w:rFonts w:asciiTheme="majorBidi" w:hAnsiTheme="majorBidi" w:cstheme="majorBidi"/>
+                                <w:b/>
+                                <w:bCs/>
+                                <w:i/>
+                                <w:iCs/>
+                                <w:sz w:val="28"/>
+                                <w:szCs w:val="28"/>
+                              </w:rPr>
+                              <w:t xml:space="preserve">: </w:t>
+                            </w:r>
+                            <w:proofErr w:type="spellStart"/>
+                            <w:r>
+                              <w:rPr>
+                                <w:rFonts w:asciiTheme="majorBidi" w:hAnsiTheme="majorBidi" w:cstheme="majorBidi"/>
+                                <w:b/>
+                                <w:bCs/>
+                                <w:i/>
+                                <w:iCs/>
+                                <w:sz w:val="28"/>
+                                <w:szCs w:val="28"/>
+                              </w:rPr>
+                              <w:t>app_api</w:t>
+                            </w:r>
+                            <w:proofErr w:type="spellEnd"/>
                           </w:p>
                           <w:p>
                             <w:pPr>
@@ -11322,7 +13196,33 @@
                                 <w:sz w:val="28"/>
                                 <w:szCs w:val="28"/>
                               </w:rPr>
-                              <w:t xml:space="preserve">          working_dir: /app</w:t>
+                              <w:t xml:space="preserve">          </w:t>
+                            </w:r>
+                            <w:proofErr w:type="spellStart"/>
+                            <w:r>
+                              <w:rPr>
+                                <w:rFonts w:asciiTheme="majorBidi" w:hAnsiTheme="majorBidi" w:cstheme="majorBidi"/>
+                                <w:b/>
+                                <w:bCs/>
+                                <w:i/>
+                                <w:iCs/>
+                                <w:sz w:val="28"/>
+                                <w:szCs w:val="28"/>
+                              </w:rPr>
+                              <w:t>working_dir</w:t>
+                            </w:r>
+                            <w:proofErr w:type="spellEnd"/>
+                            <w:r>
+                              <w:rPr>
+                                <w:rFonts w:asciiTheme="majorBidi" w:hAnsiTheme="majorBidi" w:cstheme="majorBidi"/>
+                                <w:b/>
+                                <w:bCs/>
+                                <w:i/>
+                                <w:iCs/>
+                                <w:sz w:val="28"/>
+                                <w:szCs w:val="28"/>
+                              </w:rPr>
+                              <w:t>: /app</w:t>
                             </w:r>
                           </w:p>
                           <w:p>
@@ -11361,8 +13261,9 @@
                                 <w:sz w:val="28"/>
                                 <w:szCs w:val="28"/>
                               </w:rPr>
-                              <w:t># entrypoint: ["/bin/sh", "-c"]</w:t>
-                            </w:r>
+                              <w:t xml:space="preserve"># </w:t>
+                            </w:r>
+                            <w:proofErr w:type="spellStart"/>
                             <w:r>
                               <w:rPr>
                                 <w:rFonts w:asciiTheme="majorBidi" w:hAnsiTheme="majorBidi" w:cstheme="majorBidi"/>
@@ -11374,6 +13275,61 @@
                                 <w:sz w:val="28"/>
                                 <w:szCs w:val="28"/>
                               </w:rPr>
+                              <w:t>entrypoint</w:t>
+                            </w:r>
+                            <w:proofErr w:type="spellEnd"/>
+                            <w:r>
+                              <w:rPr>
+                                <w:rFonts w:asciiTheme="majorBidi" w:hAnsiTheme="majorBidi" w:cstheme="majorBidi"/>
+                                <w:b/>
+                                <w:bCs/>
+                                <w:i/>
+                                <w:iCs/>
+                                <w:color w:val="808080" w:themeColor="background1" w:themeShade="80"/>
+                                <w:sz w:val="28"/>
+                                <w:szCs w:val="28"/>
+                              </w:rPr>
+                              <w:t>: ["/bin/</w:t>
+                            </w:r>
+                            <w:proofErr w:type="spellStart"/>
+                            <w:r>
+                              <w:rPr>
+                                <w:rFonts w:asciiTheme="majorBidi" w:hAnsiTheme="majorBidi" w:cstheme="majorBidi"/>
+                                <w:b/>
+                                <w:bCs/>
+                                <w:i/>
+                                <w:iCs/>
+                                <w:color w:val="808080" w:themeColor="background1" w:themeShade="80"/>
+                                <w:sz w:val="28"/>
+                                <w:szCs w:val="28"/>
+                              </w:rPr>
+                              <w:t>sh</w:t>
+                            </w:r>
+                            <w:proofErr w:type="spellEnd"/>
+                            <w:r>
+                              <w:rPr>
+                                <w:rFonts w:asciiTheme="majorBidi" w:hAnsiTheme="majorBidi" w:cstheme="majorBidi"/>
+                                <w:b/>
+                                <w:bCs/>
+                                <w:i/>
+                                <w:iCs/>
+                                <w:color w:val="808080" w:themeColor="background1" w:themeShade="80"/>
+                                <w:sz w:val="28"/>
+                                <w:szCs w:val="28"/>
+                              </w:rPr>
+                              <w:t>", "-c"]</w:t>
+                            </w:r>
+                            <w:r>
+                              <w:rPr>
+                                <w:rFonts w:asciiTheme="majorBidi" w:hAnsiTheme="majorBidi" w:cstheme="majorBidi"/>
+                                <w:b/>
+                                <w:bCs/>
+                                <w:i/>
+                                <w:iCs/>
+                                <w:color w:val="808080" w:themeColor="background1" w:themeShade="80"/>
+                                <w:sz w:val="28"/>
+                                <w:szCs w:val="28"/>
+                              </w:rPr>
                               <w:t xml:space="preserve"> </w:t>
                             </w:r>
                             <w:r>
@@ -11396,7 +13352,35 @@
                                 <w:sz w:val="28"/>
                                 <w:szCs w:val="28"/>
                               </w:rPr>
-                              <w:t>Overwrite entrypoint if needed</w:t>
+                              <w:t xml:space="preserve">Overwrite </w:t>
+                            </w:r>
+                            <w:proofErr w:type="spellStart"/>
+                            <w:r>
+                              <w:rPr>
+                                <w:rFonts w:asciiTheme="majorBidi" w:hAnsiTheme="majorBidi" w:cstheme="majorBidi"/>
+                                <w:b/>
+                                <w:bCs/>
+                                <w:i/>
+                                <w:iCs/>
+                                <w:color w:val="808080" w:themeColor="background1" w:themeShade="80"/>
+                                <w:sz w:val="28"/>
+                                <w:szCs w:val="28"/>
+                              </w:rPr>
+                              <w:t>entrypoint</w:t>
+                            </w:r>
+                            <w:proofErr w:type="spellEnd"/>
+                            <w:r>
+                              <w:rPr>
+                                <w:rFonts w:asciiTheme="majorBidi" w:hAnsiTheme="majorBidi" w:cstheme="majorBidi"/>
+                                <w:b/>
+                                <w:bCs/>
+                                <w:i/>
+                                <w:iCs/>
+                                <w:color w:val="808080" w:themeColor="background1" w:themeShade="80"/>
+                                <w:sz w:val="28"/>
+                                <w:szCs w:val="28"/>
+                              </w:rPr>
+                              <w:t xml:space="preserve"> if needed</w:t>
                             </w:r>
                           </w:p>
                           <w:p>
@@ -11422,7 +13406,33 @@
                                 <w:sz w:val="28"/>
                                 <w:szCs w:val="28"/>
                               </w:rPr>
-                              <w:t xml:space="preserve">          command: ["npm", "start"]</w:t>
+                              <w:t xml:space="preserve">          command: ["</w:t>
+                            </w:r>
+                            <w:proofErr w:type="spellStart"/>
+                            <w:r>
+                              <w:rPr>
+                                <w:rFonts w:asciiTheme="majorBidi" w:hAnsiTheme="majorBidi" w:cstheme="majorBidi"/>
+                                <w:b/>
+                                <w:bCs/>
+                                <w:i/>
+                                <w:iCs/>
+                                <w:sz w:val="28"/>
+                                <w:szCs w:val="28"/>
+                              </w:rPr>
+                              <w:t>npm</w:t>
+                            </w:r>
+                            <w:proofErr w:type="spellEnd"/>
+                            <w:r>
+                              <w:rPr>
+                                <w:rFonts w:asciiTheme="majorBidi" w:hAnsiTheme="majorBidi" w:cstheme="majorBidi"/>
+                                <w:b/>
+                                <w:bCs/>
+                                <w:i/>
+                                <w:iCs/>
+                                <w:sz w:val="28"/>
+                                <w:szCs w:val="28"/>
+                              </w:rPr>
+                              <w:t>", "start"]</w:t>
                             </w:r>
                           </w:p>
                           <w:p>
@@ -11610,8 +13620,22 @@
                                 <w:sz w:val="28"/>
                                 <w:szCs w:val="28"/>
                               </w:rPr>
-                              <w:t>- REDIS_HOST=redis</w:t>
-                            </w:r>
+                              <w:t>- REDIS_HOST=</w:t>
+                            </w:r>
+                            <w:proofErr w:type="spellStart"/>
+                            <w:r>
+                              <w:rPr>
+                                <w:rFonts w:asciiTheme="majorBidi" w:hAnsiTheme="majorBidi" w:cstheme="majorBidi"/>
+                                <w:b/>
+                                <w:bCs/>
+                                <w:i/>
+                                <w:iCs/>
+                                <w:sz w:val="28"/>
+                                <w:szCs w:val="28"/>
+                              </w:rPr>
+                              <w:t>redis</w:t>
+                            </w:r>
+                            <w:proofErr w:type="spellEnd"/>
                           </w:p>
                           <w:p>
                             <w:pPr>
@@ -11701,8 +13725,22 @@
                                 <w:sz w:val="28"/>
                                 <w:szCs w:val="28"/>
                               </w:rPr>
-                              <w:t>- DB_PASSWORD_FILE=/run/secrets/db_password</w:t>
-                            </w:r>
+                              <w:t>- DB_PASSWORD_FILE=/run/secrets/</w:t>
+                            </w:r>
+                            <w:proofErr w:type="spellStart"/>
+                            <w:r>
+                              <w:rPr>
+                                <w:rFonts w:asciiTheme="majorBidi" w:hAnsiTheme="majorBidi" w:cstheme="majorBidi"/>
+                                <w:b/>
+                                <w:bCs/>
+                                <w:i/>
+                                <w:iCs/>
+                                <w:sz w:val="28"/>
+                                <w:szCs w:val="28"/>
+                              </w:rPr>
+                              <w:t>db_password</w:t>
+                            </w:r>
+                            <w:proofErr w:type="spellEnd"/>
                           </w:p>
                           <w:p>
                             <w:pPr>
@@ -11729,17 +13767,31 @@
                               </w:rPr>
                               <w:t xml:space="preserve">          </w:t>
                             </w:r>
-                            <w:r>
-                              <w:rPr>
-                                <w:rFonts w:asciiTheme="majorBidi" w:hAnsiTheme="majorBidi" w:cstheme="majorBidi"/>
-                                <w:b/>
-                                <w:bCs/>
-                                <w:i/>
-                                <w:iCs/>
-                                <w:sz w:val="28"/>
-                                <w:szCs w:val="28"/>
-                              </w:rPr>
-                              <w:t>env_file:</w:t>
+                            <w:proofErr w:type="spellStart"/>
+                            <w:r>
+                              <w:rPr>
+                                <w:rFonts w:asciiTheme="majorBidi" w:hAnsiTheme="majorBidi" w:cstheme="majorBidi"/>
+                                <w:b/>
+                                <w:bCs/>
+                                <w:i/>
+                                <w:iCs/>
+                                <w:sz w:val="28"/>
+                                <w:szCs w:val="28"/>
+                              </w:rPr>
+                              <w:t>env_file</w:t>
+                            </w:r>
+                            <w:proofErr w:type="spellEnd"/>
+                            <w:r>
+                              <w:rPr>
+                                <w:rFonts w:asciiTheme="majorBidi" w:hAnsiTheme="majorBidi" w:cstheme="majorBidi"/>
+                                <w:b/>
+                                <w:bCs/>
+                                <w:i/>
+                                <w:iCs/>
+                                <w:sz w:val="28"/>
+                                <w:szCs w:val="28"/>
+                              </w:rPr>
+                              <w:t>:</w:t>
                             </w:r>
                           </w:p>
                           <w:p>
@@ -11779,18 +13831,46 @@
                               </w:rPr>
                               <w:t xml:space="preserve">     </w:t>
                             </w:r>
-                            <w:r>
-                              <w:rPr>
-                                <w:rFonts w:asciiTheme="majorBidi" w:hAnsiTheme="majorBidi" w:cstheme="majorBidi"/>
-                                <w:b/>
-                                <w:bCs/>
-                                <w:i/>
-                                <w:iCs/>
-                                <w:sz w:val="28"/>
-                                <w:szCs w:val="28"/>
-                              </w:rPr>
-                              <w:t>- ./backend/.env</w:t>
-                            </w:r>
+                            <w:proofErr w:type="gramStart"/>
+                            <w:r>
+                              <w:rPr>
+                                <w:rFonts w:asciiTheme="majorBidi" w:hAnsiTheme="majorBidi" w:cstheme="majorBidi"/>
+                                <w:b/>
+                                <w:bCs/>
+                                <w:i/>
+                                <w:iCs/>
+                                <w:sz w:val="28"/>
+                                <w:szCs w:val="28"/>
+                              </w:rPr>
+                              <w:t>- .</w:t>
+                            </w:r>
+                            <w:proofErr w:type="gramEnd"/>
+                            <w:r>
+                              <w:rPr>
+                                <w:rFonts w:asciiTheme="majorBidi" w:hAnsiTheme="majorBidi" w:cstheme="majorBidi"/>
+                                <w:b/>
+                                <w:bCs/>
+                                <w:i/>
+                                <w:iCs/>
+                                <w:sz w:val="28"/>
+                                <w:szCs w:val="28"/>
+                              </w:rPr>
+                              <w:t>/backend</w:t>
+                            </w:r>
+                            <w:proofErr w:type="gramStart"/>
+                            <w:r>
+                              <w:rPr>
+                                <w:rFonts w:asciiTheme="majorBidi" w:hAnsiTheme="majorBidi" w:cstheme="majorBidi"/>
+                                <w:b/>
+                                <w:bCs/>
+                                <w:i/>
+                                <w:iCs/>
+                                <w:sz w:val="28"/>
+                                <w:szCs w:val="28"/>
+                              </w:rPr>
+                              <w:t>/.env</w:t>
+                            </w:r>
+                            <w:proofErr w:type="gramEnd"/>
                           </w:p>
                           <w:p>
                             <w:pPr>
@@ -11867,17 +13947,56 @@
                               </w:rPr>
                               <w:t xml:space="preserve">     </w:t>
                             </w:r>
-                            <w:r>
-                              <w:rPr>
-                                <w:rFonts w:asciiTheme="majorBidi" w:hAnsiTheme="majorBidi" w:cstheme="majorBidi"/>
-                                <w:b/>
-                                <w:bCs/>
-                                <w:i/>
-                                <w:iCs/>
-                                <w:sz w:val="28"/>
-                                <w:szCs w:val="28"/>
-                              </w:rPr>
-                              <w:t>- ./logs:/app/logs # For logging</w:t>
+                            <w:proofErr w:type="gramStart"/>
+                            <w:r>
+                              <w:rPr>
+                                <w:rFonts w:asciiTheme="majorBidi" w:hAnsiTheme="majorBidi" w:cstheme="majorBidi"/>
+                                <w:b/>
+                                <w:bCs/>
+                                <w:i/>
+                                <w:iCs/>
+                                <w:sz w:val="28"/>
+                                <w:szCs w:val="28"/>
+                              </w:rPr>
+                              <w:t>- .</w:t>
+                            </w:r>
+                            <w:proofErr w:type="gramEnd"/>
+                            <w:r>
+                              <w:rPr>
+                                <w:rFonts w:asciiTheme="majorBidi" w:hAnsiTheme="majorBidi" w:cstheme="majorBidi"/>
+                                <w:b/>
+                                <w:bCs/>
+                                <w:i/>
+                                <w:iCs/>
+                                <w:sz w:val="28"/>
+                                <w:szCs w:val="28"/>
+                              </w:rPr>
+                              <w:t xml:space="preserve">/logs:/app/logs </w:t>
+                            </w:r>
+                            <w:r>
+                              <w:rPr>
+                                <w:rFonts w:asciiTheme="majorBidi" w:hAnsiTheme="majorBidi" w:cstheme="majorBidi"/>
+                                <w:b/>
+                                <w:bCs/>
+                                <w:i/>
+                                <w:iCs/>
+                                <w:sz w:val="28"/>
+                                <w:szCs w:val="28"/>
+                              </w:rPr>
+                              <w:t xml:space="preserve">     </w:t>
+                            </w:r>
+                            <w:r>
+                              <w:rPr>
+                                <w:rFonts w:asciiTheme="majorBidi" w:hAnsiTheme="majorBidi" w:cstheme="majorBidi"/>
+                                <w:b/>
+                                <w:bCs/>
+                                <w:i/>
+                                <w:iCs/>
+                                <w:color w:val="808080" w:themeColor="background1" w:themeShade="80"/>
+                                <w:sz w:val="28"/>
+                                <w:szCs w:val="28"/>
+                              </w:rPr>
+                              <w:t># For logging</w:t>
                             </w:r>
                           </w:p>
                           <w:p>
@@ -12015,7 +14134,33 @@
                           <w:sz w:val="28"/>
                           <w:szCs w:val="28"/>
                         </w:rPr>
-                        <w:t xml:space="preserve">          tmpfs:</w:t>
+                        <w:t xml:space="preserve">          </w:t>
+                      </w:r>
+                      <w:proofErr w:type="spellStart"/>
+                      <w:r>
+                        <w:rPr>
+                          <w:rFonts w:asciiTheme="majorBidi" w:hAnsiTheme="majorBidi" w:cstheme="majorBidi"/>
+                          <w:b/>
+                          <w:bCs/>
+                          <w:i/>
+                          <w:iCs/>
+                          <w:sz w:val="28"/>
+                          <w:szCs w:val="28"/>
+                        </w:rPr>
+                        <w:t>tmpfs</w:t>
+                      </w:r>
+                      <w:proofErr w:type="spellEnd"/>
+                      <w:r>
+                        <w:rPr>
+                          <w:rFonts w:asciiTheme="majorBidi" w:hAnsiTheme="majorBidi" w:cstheme="majorBidi"/>
+                          <w:b/>
+                          <w:bCs/>
+                          <w:i/>
+                          <w:iCs/>
+                          <w:sz w:val="28"/>
+                          <w:szCs w:val="28"/>
+                        </w:rPr>
+                        <w:t>:</w:t>
                       </w:r>
                     </w:p>
                     <w:p>
@@ -12065,7 +14210,33 @@
                           <w:sz w:val="28"/>
                           <w:szCs w:val="28"/>
                         </w:rPr>
-                        <w:t>- /tmp # Use RAM for temp operations if needed</w:t>
+                        <w:t>- /</w:t>
+                      </w:r>
+                      <w:proofErr w:type="spellStart"/>
+                      <w:r>
+                        <w:rPr>
+                          <w:rFonts w:asciiTheme="majorBidi" w:hAnsiTheme="majorBidi" w:cstheme="majorBidi"/>
+                          <w:b/>
+                          <w:bCs/>
+                          <w:i/>
+                          <w:iCs/>
+                          <w:sz w:val="28"/>
+                          <w:szCs w:val="28"/>
+                        </w:rPr>
+                        <w:t>tmp</w:t>
+                      </w:r>
+                      <w:proofErr w:type="spellEnd"/>
+                      <w:r>
+                        <w:rPr>
+                          <w:rFonts w:asciiTheme="majorBidi" w:hAnsiTheme="majorBidi" w:cstheme="majorBidi"/>
+                          <w:b/>
+                          <w:bCs/>
+                          <w:i/>
+                          <w:iCs/>
+                          <w:sz w:val="28"/>
+                          <w:szCs w:val="28"/>
+                        </w:rPr>
+                        <w:t xml:space="preserve"> # Use RAM for temp operations if needed</w:t>
                       </w:r>
                     </w:p>
                     <w:p>
@@ -12091,7 +14262,33 @@
                           <w:sz w:val="28"/>
                           <w:szCs w:val="28"/>
                         </w:rPr>
-                        <w:t xml:space="preserve">          healthcheck:</w:t>
+                        <w:t xml:space="preserve">          </w:t>
+                      </w:r>
+                      <w:proofErr w:type="spellStart"/>
+                      <w:r>
+                        <w:rPr>
+                          <w:rFonts w:asciiTheme="majorBidi" w:hAnsiTheme="majorBidi" w:cstheme="majorBidi"/>
+                          <w:b/>
+                          <w:bCs/>
+                          <w:i/>
+                          <w:iCs/>
+                          <w:sz w:val="28"/>
+                          <w:szCs w:val="28"/>
+                        </w:rPr>
+                        <w:t>healthcheck</w:t>
+                      </w:r>
+                      <w:proofErr w:type="spellEnd"/>
+                      <w:r>
+                        <w:rPr>
+                          <w:rFonts w:asciiTheme="majorBidi" w:hAnsiTheme="majorBidi" w:cstheme="majorBidi"/>
+                          <w:b/>
+                          <w:bCs/>
+                          <w:i/>
+                          <w:iCs/>
+                          <w:sz w:val="28"/>
+                          <w:szCs w:val="28"/>
+                        </w:rPr>
+                        <w:t>:</w:t>
                       </w:r>
                     </w:p>
                     <w:p>
@@ -12141,7 +14338,59 @@
                           <w:sz w:val="28"/>
                           <w:szCs w:val="28"/>
                         </w:rPr>
-                        <w:t>test: ["CMD", "redis-cli", "-a", "mypassword", "ping"]</w:t>
+                        <w:t>test: ["CMD", "</w:t>
+                      </w:r>
+                      <w:proofErr w:type="spellStart"/>
+                      <w:r>
+                        <w:rPr>
+                          <w:rFonts w:asciiTheme="majorBidi" w:hAnsiTheme="majorBidi" w:cstheme="majorBidi"/>
+                          <w:b/>
+                          <w:bCs/>
+                          <w:i/>
+                          <w:iCs/>
+                          <w:sz w:val="28"/>
+                          <w:szCs w:val="28"/>
+                        </w:rPr>
+                        <w:t>redis</w:t>
+                      </w:r>
+                      <w:proofErr w:type="spellEnd"/>
+                      <w:r>
+                        <w:rPr>
+                          <w:rFonts w:asciiTheme="majorBidi" w:hAnsiTheme="majorBidi" w:cstheme="majorBidi"/>
+                          <w:b/>
+                          <w:bCs/>
+                          <w:i/>
+                          <w:iCs/>
+                          <w:sz w:val="28"/>
+                          <w:szCs w:val="28"/>
+                        </w:rPr>
+                        <w:t>-cli", "-a", "</w:t>
+                      </w:r>
+                      <w:proofErr w:type="spellStart"/>
+                      <w:r>
+                        <w:rPr>
+                          <w:rFonts w:asciiTheme="majorBidi" w:hAnsiTheme="majorBidi" w:cstheme="majorBidi"/>
+                          <w:b/>
+                          <w:bCs/>
+                          <w:i/>
+                          <w:iCs/>
+                          <w:sz w:val="28"/>
+                          <w:szCs w:val="28"/>
+                        </w:rPr>
+                        <w:t>mypassword</w:t>
+                      </w:r>
+                      <w:proofErr w:type="spellEnd"/>
+                      <w:r>
+                        <w:rPr>
+                          <w:rFonts w:asciiTheme="majorBidi" w:hAnsiTheme="majorBidi" w:cstheme="majorBidi"/>
+                          <w:b/>
+                          <w:bCs/>
+                          <w:i/>
+                          <w:iCs/>
+                          <w:sz w:val="28"/>
+                          <w:szCs w:val="28"/>
+                        </w:rPr>
+                        <w:t>", "ping"]</w:t>
                       </w:r>
                     </w:p>
                     <w:p>
@@ -12317,7 +14566,33 @@
                           <w:sz w:val="28"/>
                           <w:szCs w:val="28"/>
                         </w:rPr>
-                        <w:t xml:space="preserve">          mem_limit: 128m</w:t>
+                        <w:t xml:space="preserve">          </w:t>
+                      </w:r>
+                      <w:proofErr w:type="spellStart"/>
+                      <w:r>
+                        <w:rPr>
+                          <w:rFonts w:asciiTheme="majorBidi" w:hAnsiTheme="majorBidi" w:cstheme="majorBidi"/>
+                          <w:b/>
+                          <w:bCs/>
+                          <w:i/>
+                          <w:iCs/>
+                          <w:sz w:val="28"/>
+                          <w:szCs w:val="28"/>
+                        </w:rPr>
+                        <w:t>mem_limit</w:t>
+                      </w:r>
+                      <w:proofErr w:type="spellEnd"/>
+                      <w:r>
+                        <w:rPr>
+                          <w:rFonts w:asciiTheme="majorBidi" w:hAnsiTheme="majorBidi" w:cstheme="majorBidi"/>
+                          <w:b/>
+                          <w:bCs/>
+                          <w:i/>
+                          <w:iCs/>
+                          <w:sz w:val="28"/>
+                          <w:szCs w:val="28"/>
+                        </w:rPr>
+                        <w:t>: 128m</w:t>
                       </w:r>
                     </w:p>
                     <w:p>
@@ -12343,7 +14618,33 @@
                           <w:sz w:val="28"/>
                           <w:szCs w:val="28"/>
                         </w:rPr>
-                        <w:t xml:space="preserve">          cap_drop:</w:t>
+                        <w:t xml:space="preserve">          </w:t>
+                      </w:r>
+                      <w:proofErr w:type="spellStart"/>
+                      <w:r>
+                        <w:rPr>
+                          <w:rFonts w:asciiTheme="majorBidi" w:hAnsiTheme="majorBidi" w:cstheme="majorBidi"/>
+                          <w:b/>
+                          <w:bCs/>
+                          <w:i/>
+                          <w:iCs/>
+                          <w:sz w:val="28"/>
+                          <w:szCs w:val="28"/>
+                        </w:rPr>
+                        <w:t>cap_drop</w:t>
+                      </w:r>
+                      <w:proofErr w:type="spellEnd"/>
+                      <w:r>
+                        <w:rPr>
+                          <w:rFonts w:asciiTheme="majorBidi" w:hAnsiTheme="majorBidi" w:cstheme="majorBidi"/>
+                          <w:b/>
+                          <w:bCs/>
+                          <w:i/>
+                          <w:iCs/>
+                          <w:sz w:val="28"/>
+                          <w:szCs w:val="28"/>
+                        </w:rPr>
+                        <w:t>:</w:t>
                       </w:r>
                     </w:p>
                     <w:p>
@@ -12419,7 +14720,33 @@
                           <w:sz w:val="28"/>
                           <w:szCs w:val="28"/>
                         </w:rPr>
-                        <w:t xml:space="preserve">          cap_add:</w:t>
+                        <w:t xml:space="preserve">          </w:t>
+                      </w:r>
+                      <w:proofErr w:type="spellStart"/>
+                      <w:r>
+                        <w:rPr>
+                          <w:rFonts w:asciiTheme="majorBidi" w:hAnsiTheme="majorBidi" w:cstheme="majorBidi"/>
+                          <w:b/>
+                          <w:bCs/>
+                          <w:i/>
+                          <w:iCs/>
+                          <w:sz w:val="28"/>
+                          <w:szCs w:val="28"/>
+                        </w:rPr>
+                        <w:t>cap_add</w:t>
+                      </w:r>
+                      <w:proofErr w:type="spellEnd"/>
+                      <w:r>
+                        <w:rPr>
+                          <w:rFonts w:asciiTheme="majorBidi" w:hAnsiTheme="majorBidi" w:cstheme="majorBidi"/>
+                          <w:b/>
+                          <w:bCs/>
+                          <w:i/>
+                          <w:iCs/>
+                          <w:sz w:val="28"/>
+                          <w:szCs w:val="28"/>
+                        </w:rPr>
+                        <w:t>:</w:t>
                       </w:r>
                     </w:p>
                     <w:p>
@@ -12535,17 +14862,31 @@
                         </w:rPr>
                         <w:t xml:space="preserve">     </w:t>
                       </w:r>
-                      <w:r>
-                        <w:rPr>
-                          <w:rFonts w:asciiTheme="majorBidi" w:hAnsiTheme="majorBidi" w:cstheme="majorBidi"/>
-                          <w:b/>
-                          <w:bCs/>
-                          <w:i/>
-                          <w:iCs/>
-                          <w:sz w:val="28"/>
-                          <w:szCs w:val="28"/>
-                        </w:rPr>
-                        <w:t>api:</w:t>
+                      <w:proofErr w:type="spellStart"/>
+                      <w:r>
+                        <w:rPr>
+                          <w:rFonts w:asciiTheme="majorBidi" w:hAnsiTheme="majorBidi" w:cstheme="majorBidi"/>
+                          <w:b/>
+                          <w:bCs/>
+                          <w:i/>
+                          <w:iCs/>
+                          <w:sz w:val="28"/>
+                          <w:szCs w:val="28"/>
+                        </w:rPr>
+                        <w:t>api</w:t>
+                      </w:r>
+                      <w:proofErr w:type="spellEnd"/>
+                      <w:r>
+                        <w:rPr>
+                          <w:rFonts w:asciiTheme="majorBidi" w:hAnsiTheme="majorBidi" w:cstheme="majorBidi"/>
+                          <w:b/>
+                          <w:bCs/>
+                          <w:i/>
+                          <w:iCs/>
+                          <w:sz w:val="28"/>
+                          <w:szCs w:val="28"/>
+                        </w:rPr>
+                        <w:t>:</w:t>
                       </w:r>
                     </w:p>
                     <w:p>
@@ -12621,7 +14962,33 @@
                           <w:sz w:val="28"/>
                           <w:szCs w:val="28"/>
                         </w:rPr>
-                        <w:t>context: ./backend</w:t>
+                        <w:t>context</w:t>
+                      </w:r>
+                      <w:proofErr w:type="gramStart"/>
+                      <w:r>
+                        <w:rPr>
+                          <w:rFonts w:asciiTheme="majorBidi" w:hAnsiTheme="majorBidi" w:cstheme="majorBidi"/>
+                          <w:b/>
+                          <w:bCs/>
+                          <w:i/>
+                          <w:iCs/>
+                          <w:sz w:val="28"/>
+                          <w:szCs w:val="28"/>
+                        </w:rPr>
+                        <w:t>: .</w:t>
+                      </w:r>
+                      <w:proofErr w:type="gramEnd"/>
+                      <w:r>
+                        <w:rPr>
+                          <w:rFonts w:asciiTheme="majorBidi" w:hAnsiTheme="majorBidi" w:cstheme="majorBidi"/>
+                          <w:b/>
+                          <w:bCs/>
+                          <w:i/>
+                          <w:iCs/>
+                          <w:sz w:val="28"/>
+                          <w:szCs w:val="28"/>
+                        </w:rPr>
+                        <w:t>/backend</w:t>
                       </w:r>
                     </w:p>
                     <w:p>
@@ -12661,18 +15028,46 @@
                         </w:rPr>
                         <w:t xml:space="preserve">     </w:t>
                       </w:r>
-                      <w:r>
-                        <w:rPr>
-                          <w:rFonts w:asciiTheme="majorBidi" w:hAnsiTheme="majorBidi" w:cstheme="majorBidi"/>
-                          <w:b/>
-                          <w:bCs/>
-                          <w:i/>
-                          <w:iCs/>
-                          <w:sz w:val="28"/>
-                          <w:szCs w:val="28"/>
-                        </w:rPr>
-                        <w:t>dockerfile: Dockerfile</w:t>
-                      </w:r>
+                      <w:proofErr w:type="spellStart"/>
+                      <w:r>
+                        <w:rPr>
+                          <w:rFonts w:asciiTheme="majorBidi" w:hAnsiTheme="majorBidi" w:cstheme="majorBidi"/>
+                          <w:b/>
+                          <w:bCs/>
+                          <w:i/>
+                          <w:iCs/>
+                          <w:sz w:val="28"/>
+                          <w:szCs w:val="28"/>
+                        </w:rPr>
+                        <w:t>dockerfile</w:t>
+                      </w:r>
+                      <w:proofErr w:type="spellEnd"/>
+                      <w:r>
+                        <w:rPr>
+                          <w:rFonts w:asciiTheme="majorBidi" w:hAnsiTheme="majorBidi" w:cstheme="majorBidi"/>
+                          <w:b/>
+                          <w:bCs/>
+                          <w:i/>
+                          <w:iCs/>
+                          <w:sz w:val="28"/>
+                          <w:szCs w:val="28"/>
+                        </w:rPr>
+                        <w:t xml:space="preserve">: </w:t>
+                      </w:r>
+                      <w:proofErr w:type="spellStart"/>
+                      <w:r>
+                        <w:rPr>
+                          <w:rFonts w:asciiTheme="majorBidi" w:hAnsiTheme="majorBidi" w:cstheme="majorBidi"/>
+                          <w:b/>
+                          <w:bCs/>
+                          <w:i/>
+                          <w:iCs/>
+                          <w:sz w:val="28"/>
+                          <w:szCs w:val="28"/>
+                        </w:rPr>
+                        <w:t>Dockerfile</w:t>
+                      </w:r>
+                      <w:proofErr w:type="spellEnd"/>
                     </w:p>
                     <w:p>
                       <w:pPr>
@@ -12697,7 +15092,33 @@
                           <w:sz w:val="28"/>
                           <w:szCs w:val="28"/>
                         </w:rPr>
-                        <w:t xml:space="preserve">          args:</w:t>
+                        <w:t xml:space="preserve">          </w:t>
+                      </w:r>
+                      <w:proofErr w:type="spellStart"/>
+                      <w:r>
+                        <w:rPr>
+                          <w:rFonts w:asciiTheme="majorBidi" w:hAnsiTheme="majorBidi" w:cstheme="majorBidi"/>
+                          <w:b/>
+                          <w:bCs/>
+                          <w:i/>
+                          <w:iCs/>
+                          <w:sz w:val="28"/>
+                          <w:szCs w:val="28"/>
+                        </w:rPr>
+                        <w:t>args</w:t>
+                      </w:r>
+                      <w:proofErr w:type="spellEnd"/>
+                      <w:r>
+                        <w:rPr>
+                          <w:rFonts w:asciiTheme="majorBidi" w:hAnsiTheme="majorBidi" w:cstheme="majorBidi"/>
+                          <w:b/>
+                          <w:bCs/>
+                          <w:i/>
+                          <w:iCs/>
+                          <w:sz w:val="28"/>
+                          <w:szCs w:val="28"/>
+                        </w:rPr>
+                        <w:t>:</w:t>
                       </w:r>
                     </w:p>
                     <w:p>
@@ -12773,8 +15194,48 @@
                           <w:sz w:val="28"/>
                           <w:szCs w:val="28"/>
                         </w:rPr>
-                        <w:t xml:space="preserve">          container_name: app_api</w:t>
-                      </w:r>
+                        <w:t xml:space="preserve">          </w:t>
+                      </w:r>
+                      <w:proofErr w:type="spellStart"/>
+                      <w:r>
+                        <w:rPr>
+                          <w:rFonts w:asciiTheme="majorBidi" w:hAnsiTheme="majorBidi" w:cstheme="majorBidi"/>
+                          <w:b/>
+                          <w:bCs/>
+                          <w:i/>
+                          <w:iCs/>
+                          <w:sz w:val="28"/>
+                          <w:szCs w:val="28"/>
+                        </w:rPr>
+                        <w:t>container_name</w:t>
+                      </w:r>
+                      <w:proofErr w:type="spellEnd"/>
+                      <w:r>
+                        <w:rPr>
+                          <w:rFonts w:asciiTheme="majorBidi" w:hAnsiTheme="majorBidi" w:cstheme="majorBidi"/>
+                          <w:b/>
+                          <w:bCs/>
+                          <w:i/>
+                          <w:iCs/>
+                          <w:sz w:val="28"/>
+                          <w:szCs w:val="28"/>
+                        </w:rPr>
+                        <w:t xml:space="preserve">: </w:t>
+                      </w:r>
+                      <w:proofErr w:type="spellStart"/>
+                      <w:r>
+                        <w:rPr>
+                          <w:rFonts w:asciiTheme="majorBidi" w:hAnsiTheme="majorBidi" w:cstheme="majorBidi"/>
+                          <w:b/>
+                          <w:bCs/>
+                          <w:i/>
+                          <w:iCs/>
+                          <w:sz w:val="28"/>
+                          <w:szCs w:val="28"/>
+                        </w:rPr>
+                        <w:t>app_api</w:t>
+                      </w:r>
+                      <w:proofErr w:type="spellEnd"/>
                     </w:p>
                     <w:p>
                       <w:pPr>
@@ -12825,7 +15286,33 @@
                           <w:sz w:val="28"/>
                           <w:szCs w:val="28"/>
                         </w:rPr>
-                        <w:t xml:space="preserve">          working_dir: /app</w:t>
+                        <w:t xml:space="preserve">          </w:t>
+                      </w:r>
+                      <w:proofErr w:type="spellStart"/>
+                      <w:r>
+                        <w:rPr>
+                          <w:rFonts w:asciiTheme="majorBidi" w:hAnsiTheme="majorBidi" w:cstheme="majorBidi"/>
+                          <w:b/>
+                          <w:bCs/>
+                          <w:i/>
+                          <w:iCs/>
+                          <w:sz w:val="28"/>
+                          <w:szCs w:val="28"/>
+                        </w:rPr>
+                        <w:t>working_dir</w:t>
+                      </w:r>
+                      <w:proofErr w:type="spellEnd"/>
+                      <w:r>
+                        <w:rPr>
+                          <w:rFonts w:asciiTheme="majorBidi" w:hAnsiTheme="majorBidi" w:cstheme="majorBidi"/>
+                          <w:b/>
+                          <w:bCs/>
+                          <w:i/>
+                          <w:iCs/>
+                          <w:sz w:val="28"/>
+                          <w:szCs w:val="28"/>
+                        </w:rPr>
+                        <w:t>: /app</w:t>
                       </w:r>
                     </w:p>
                     <w:p>
@@ -12864,8 +15351,9 @@
                           <w:sz w:val="28"/>
                           <w:szCs w:val="28"/>
                         </w:rPr>
-                        <w:t># entrypoint: ["/bin/sh", "-c"]</w:t>
-                      </w:r>
+                        <w:t xml:space="preserve"># </w:t>
+                      </w:r>
+                      <w:proofErr w:type="spellStart"/>
                       <w:r>
                         <w:rPr>
                           <w:rFonts w:asciiTheme="majorBidi" w:hAnsiTheme="majorBidi" w:cstheme="majorBidi"/>
@@ -12877,6 +15365,61 @@
                           <w:sz w:val="28"/>
                           <w:szCs w:val="28"/>
                         </w:rPr>
+                        <w:t>entrypoint</w:t>
+                      </w:r>
+                      <w:proofErr w:type="spellEnd"/>
+                      <w:r>
+                        <w:rPr>
+                          <w:rFonts w:asciiTheme="majorBidi" w:hAnsiTheme="majorBidi" w:cstheme="majorBidi"/>
+                          <w:b/>
+                          <w:bCs/>
+                          <w:i/>
+                          <w:iCs/>
+                          <w:color w:val="808080" w:themeColor="background1" w:themeShade="80"/>
+                          <w:sz w:val="28"/>
+                          <w:szCs w:val="28"/>
+                        </w:rPr>
+                        <w:t>: ["/bin/</w:t>
+                      </w:r>
+                      <w:proofErr w:type="spellStart"/>
+                      <w:r>
+                        <w:rPr>
+                          <w:rFonts w:asciiTheme="majorBidi" w:hAnsiTheme="majorBidi" w:cstheme="majorBidi"/>
+                          <w:b/>
+                          <w:bCs/>
+                          <w:i/>
+                          <w:iCs/>
+                          <w:color w:val="808080" w:themeColor="background1" w:themeShade="80"/>
+                          <w:sz w:val="28"/>
+                          <w:szCs w:val="28"/>
+                        </w:rPr>
+                        <w:t>sh</w:t>
+                      </w:r>
+                      <w:proofErr w:type="spellEnd"/>
+                      <w:r>
+                        <w:rPr>
+                          <w:rFonts w:asciiTheme="majorBidi" w:hAnsiTheme="majorBidi" w:cstheme="majorBidi"/>
+                          <w:b/>
+                          <w:bCs/>
+                          <w:i/>
+                          <w:iCs/>
+                          <w:color w:val="808080" w:themeColor="background1" w:themeShade="80"/>
+                          <w:sz w:val="28"/>
+                          <w:szCs w:val="28"/>
+                        </w:rPr>
+                        <w:t>", "-c"]</w:t>
+                      </w:r>
+                      <w:r>
+                        <w:rPr>
+                          <w:rFonts w:asciiTheme="majorBidi" w:hAnsiTheme="majorBidi" w:cstheme="majorBidi"/>
+                          <w:b/>
+                          <w:bCs/>
+                          <w:i/>
+                          <w:iCs/>
+                          <w:color w:val="808080" w:themeColor="background1" w:themeShade="80"/>
+                          <w:sz w:val="28"/>
+                          <w:szCs w:val="28"/>
+                        </w:rPr>
                         <w:t xml:space="preserve"> </w:t>
                       </w:r>
                       <w:r>
@@ -12899,7 +15442,35 @@
                           <w:sz w:val="28"/>
                           <w:szCs w:val="28"/>
                         </w:rPr>
-                        <w:t>Overwrite entrypoint if needed</w:t>
+                        <w:t xml:space="preserve">Overwrite </w:t>
+                      </w:r>
+                      <w:proofErr w:type="spellStart"/>
+                      <w:r>
+                        <w:rPr>
+                          <w:rFonts w:asciiTheme="majorBidi" w:hAnsiTheme="majorBidi" w:cstheme="majorBidi"/>
+                          <w:b/>
+                          <w:bCs/>
+                          <w:i/>
+                          <w:iCs/>
+                          <w:color w:val="808080" w:themeColor="background1" w:themeShade="80"/>
+                          <w:sz w:val="28"/>
+                          <w:szCs w:val="28"/>
+                        </w:rPr>
+                        <w:t>entrypoint</w:t>
+                      </w:r>
+                      <w:proofErr w:type="spellEnd"/>
+                      <w:r>
+                        <w:rPr>
+                          <w:rFonts w:asciiTheme="majorBidi" w:hAnsiTheme="majorBidi" w:cstheme="majorBidi"/>
+                          <w:b/>
+                          <w:bCs/>
+                          <w:i/>
+                          <w:iCs/>
+                          <w:color w:val="808080" w:themeColor="background1" w:themeShade="80"/>
+                          <w:sz w:val="28"/>
+                          <w:szCs w:val="28"/>
+                        </w:rPr>
+                        <w:t xml:space="preserve"> if needed</w:t>
                       </w:r>
                     </w:p>
                     <w:p>
@@ -12925,7 +15496,33 @@
                           <w:sz w:val="28"/>
                           <w:szCs w:val="28"/>
                         </w:rPr>
-                        <w:t xml:space="preserve">          command: ["npm", "start"]</w:t>
+                        <w:t xml:space="preserve">          command: ["</w:t>
+                      </w:r>
+                      <w:proofErr w:type="spellStart"/>
+                      <w:r>
+                        <w:rPr>
+                          <w:rFonts w:asciiTheme="majorBidi" w:hAnsiTheme="majorBidi" w:cstheme="majorBidi"/>
+                          <w:b/>
+                          <w:bCs/>
+                          <w:i/>
+                          <w:iCs/>
+                          <w:sz w:val="28"/>
+                          <w:szCs w:val="28"/>
+                        </w:rPr>
+                        <w:t>npm</w:t>
+                      </w:r>
+                      <w:proofErr w:type="spellEnd"/>
+                      <w:r>
+                        <w:rPr>
+                          <w:rFonts w:asciiTheme="majorBidi" w:hAnsiTheme="majorBidi" w:cstheme="majorBidi"/>
+                          <w:b/>
+                          <w:bCs/>
+                          <w:i/>
+                          <w:iCs/>
+                          <w:sz w:val="28"/>
+                          <w:szCs w:val="28"/>
+                        </w:rPr>
+                        <w:t>", "start"]</w:t>
                       </w:r>
                     </w:p>
                     <w:p>
@@ -13113,8 +15710,22 @@
                           <w:sz w:val="28"/>
                           <w:szCs w:val="28"/>
                         </w:rPr>
-                        <w:t>- REDIS_HOST=redis</w:t>
-                      </w:r>
+                        <w:t>- REDIS_HOST=</w:t>
+                      </w:r>
+                      <w:proofErr w:type="spellStart"/>
+                      <w:r>
+                        <w:rPr>
+                          <w:rFonts w:asciiTheme="majorBidi" w:hAnsiTheme="majorBidi" w:cstheme="majorBidi"/>
+                          <w:b/>
+                          <w:bCs/>
+                          <w:i/>
+                          <w:iCs/>
+                          <w:sz w:val="28"/>
+                          <w:szCs w:val="28"/>
+                        </w:rPr>
+                        <w:t>redis</w:t>
+                      </w:r>
+                      <w:proofErr w:type="spellEnd"/>
                     </w:p>
                     <w:p>
                       <w:pPr>
@@ -13204,8 +15815,22 @@
                           <w:sz w:val="28"/>
                           <w:szCs w:val="28"/>
                         </w:rPr>
-                        <w:t>- DB_PASSWORD_FILE=/run/secrets/db_password</w:t>
-                      </w:r>
+                        <w:t>- DB_PASSWORD_FILE=/run/secrets/</w:t>
+                      </w:r>
+                      <w:proofErr w:type="spellStart"/>
+                      <w:r>
+                        <w:rPr>
+                          <w:rFonts w:asciiTheme="majorBidi" w:hAnsiTheme="majorBidi" w:cstheme="majorBidi"/>
+                          <w:b/>
+                          <w:bCs/>
+                          <w:i/>
+                          <w:iCs/>
+                          <w:sz w:val="28"/>
+                          <w:szCs w:val="28"/>
+                        </w:rPr>
+                        <w:t>db_password</w:t>
+                      </w:r>
+                      <w:proofErr w:type="spellEnd"/>
                     </w:p>
                     <w:p>
                       <w:pPr>
@@ -13232,17 +15857,31 @@
                         </w:rPr>
                         <w:t xml:space="preserve">          </w:t>
                       </w:r>
-                      <w:r>
-                        <w:rPr>
-                          <w:rFonts w:asciiTheme="majorBidi" w:hAnsiTheme="majorBidi" w:cstheme="majorBidi"/>
-                          <w:b/>
-                          <w:bCs/>
-                          <w:i/>
-                          <w:iCs/>
-                          <w:sz w:val="28"/>
-                          <w:szCs w:val="28"/>
-                        </w:rPr>
-                        <w:t>env_file:</w:t>
+                      <w:proofErr w:type="spellStart"/>
+                      <w:r>
+                        <w:rPr>
+                          <w:rFonts w:asciiTheme="majorBidi" w:hAnsiTheme="majorBidi" w:cstheme="majorBidi"/>
+                          <w:b/>
+                          <w:bCs/>
+                          <w:i/>
+                          <w:iCs/>
+                          <w:sz w:val="28"/>
+                          <w:szCs w:val="28"/>
+                        </w:rPr>
+                        <w:t>env_file</w:t>
+                      </w:r>
+                      <w:proofErr w:type="spellEnd"/>
+                      <w:r>
+                        <w:rPr>
+                          <w:rFonts w:asciiTheme="majorBidi" w:hAnsiTheme="majorBidi" w:cstheme="majorBidi"/>
+                          <w:b/>
+                          <w:bCs/>
+                          <w:i/>
+                          <w:iCs/>
+                          <w:sz w:val="28"/>
+                          <w:szCs w:val="28"/>
+                        </w:rPr>
+                        <w:t>:</w:t>
                       </w:r>
                     </w:p>
                     <w:p>
@@ -13282,18 +15921,46 @@
                         </w:rPr>
                         <w:t xml:space="preserve">     </w:t>
                       </w:r>
-                      <w:r>
-                        <w:rPr>
-                          <w:rFonts w:asciiTheme="majorBidi" w:hAnsiTheme="majorBidi" w:cstheme="majorBidi"/>
-                          <w:b/>
-                          <w:bCs/>
-                          <w:i/>
-                          <w:iCs/>
-                          <w:sz w:val="28"/>
-                          <w:szCs w:val="28"/>
-                        </w:rPr>
-                        <w:t>- ./backend/.env</w:t>
-                      </w:r>
+                      <w:proofErr w:type="gramStart"/>
+                      <w:r>
+                        <w:rPr>
+                          <w:rFonts w:asciiTheme="majorBidi" w:hAnsiTheme="majorBidi" w:cstheme="majorBidi"/>
+                          <w:b/>
+                          <w:bCs/>
+                          <w:i/>
+                          <w:iCs/>
+                          <w:sz w:val="28"/>
+                          <w:szCs w:val="28"/>
+                        </w:rPr>
+                        <w:t>- .</w:t>
+                      </w:r>
+                      <w:proofErr w:type="gramEnd"/>
+                      <w:r>
+                        <w:rPr>
+                          <w:rFonts w:asciiTheme="majorBidi" w:hAnsiTheme="majorBidi" w:cstheme="majorBidi"/>
+                          <w:b/>
+                          <w:bCs/>
+                          <w:i/>
+                          <w:iCs/>
+                          <w:sz w:val="28"/>
+                          <w:szCs w:val="28"/>
+                        </w:rPr>
+                        <w:t>/backend</w:t>
+                      </w:r>
+                      <w:proofErr w:type="gramStart"/>
+                      <w:r>
+                        <w:rPr>
+                          <w:rFonts w:asciiTheme="majorBidi" w:hAnsiTheme="majorBidi" w:cstheme="majorBidi"/>
+                          <w:b/>
+                          <w:bCs/>
+                          <w:i/>
+                          <w:iCs/>
+                          <w:sz w:val="28"/>
+                          <w:szCs w:val="28"/>
+                        </w:rPr>
+                        <w:t>/.env</w:t>
+                      </w:r>
+                      <w:proofErr w:type="gramEnd"/>
                     </w:p>
                     <w:p>
                       <w:pPr>
@@ -13370,17 +16037,56 @@
                         </w:rPr>
                         <w:t xml:space="preserve">     </w:t>
                       </w:r>
-                      <w:r>
-                        <w:rPr>
-                          <w:rFonts w:asciiTheme="majorBidi" w:hAnsiTheme="majorBidi" w:cstheme="majorBidi"/>
-                          <w:b/>
-                          <w:bCs/>
-                          <w:i/>
-                          <w:iCs/>
-                          <w:sz w:val="28"/>
-                          <w:szCs w:val="28"/>
-                        </w:rPr>
-                        <w:t>- ./logs:/app/logs # For logging</w:t>
+                      <w:proofErr w:type="gramStart"/>
+                      <w:r>
+                        <w:rPr>
+                          <w:rFonts w:asciiTheme="majorBidi" w:hAnsiTheme="majorBidi" w:cstheme="majorBidi"/>
+                          <w:b/>
+                          <w:bCs/>
+                          <w:i/>
+                          <w:iCs/>
+                          <w:sz w:val="28"/>
+                          <w:szCs w:val="28"/>
+                        </w:rPr>
+                        <w:t>- .</w:t>
+                      </w:r>
+                      <w:proofErr w:type="gramEnd"/>
+                      <w:r>
+                        <w:rPr>
+                          <w:rFonts w:asciiTheme="majorBidi" w:hAnsiTheme="majorBidi" w:cstheme="majorBidi"/>
+                          <w:b/>
+                          <w:bCs/>
+                          <w:i/>
+                          <w:iCs/>
+                          <w:sz w:val="28"/>
+                          <w:szCs w:val="28"/>
+                        </w:rPr>
+                        <w:t xml:space="preserve">/logs:/app/logs </w:t>
+                      </w:r>
+                      <w:r>
+                        <w:rPr>
+                          <w:rFonts w:asciiTheme="majorBidi" w:hAnsiTheme="majorBidi" w:cstheme="majorBidi"/>
+                          <w:b/>
+                          <w:bCs/>
+                          <w:i/>
+                          <w:iCs/>
+                          <w:sz w:val="28"/>
+                          <w:szCs w:val="28"/>
+                        </w:rPr>
+                        <w:t xml:space="preserve">     </w:t>
+                      </w:r>
+                      <w:r>
+                        <w:rPr>
+                          <w:rFonts w:asciiTheme="majorBidi" w:hAnsiTheme="majorBidi" w:cstheme="majorBidi"/>
+                          <w:b/>
+                          <w:bCs/>
+                          <w:i/>
+                          <w:iCs/>
+                          <w:color w:val="808080" w:themeColor="background1" w:themeShade="80"/>
+                          <w:sz w:val="28"/>
+                          <w:szCs w:val="28"/>
+                        </w:rPr>
+                        <w:t># For logging</w:t>
                       </w:r>
                     </w:p>
                     <w:p>
@@ -13801,17 +16507,31 @@
                               </w:rPr>
                               <w:t xml:space="preserve">          </w:t>
                             </w:r>
-                            <w:r>
-                              <w:rPr>
-                                <w:rFonts w:asciiTheme="majorBidi" w:hAnsiTheme="majorBidi" w:cstheme="majorBidi"/>
-                                <w:b/>
-                                <w:bCs/>
-                                <w:i/>
-                                <w:iCs/>
-                                <w:sz w:val="28"/>
-                                <w:szCs w:val="28"/>
-                              </w:rPr>
-                              <w:t>depends_on:</w:t>
+                            <w:proofErr w:type="spellStart"/>
+                            <w:r>
+                              <w:rPr>
+                                <w:rFonts w:asciiTheme="majorBidi" w:hAnsiTheme="majorBidi" w:cstheme="majorBidi"/>
+                                <w:b/>
+                                <w:bCs/>
+                                <w:i/>
+                                <w:iCs/>
+                                <w:sz w:val="28"/>
+                                <w:szCs w:val="28"/>
+                              </w:rPr>
+                              <w:t>depends_on</w:t>
+                            </w:r>
+                            <w:proofErr w:type="spellEnd"/>
+                            <w:r>
+                              <w:rPr>
+                                <w:rFonts w:asciiTheme="majorBidi" w:hAnsiTheme="majorBidi" w:cstheme="majorBidi"/>
+                                <w:b/>
+                                <w:bCs/>
+                                <w:i/>
+                                <w:iCs/>
+                                <w:sz w:val="28"/>
+                                <w:szCs w:val="28"/>
+                              </w:rPr>
+                              <w:t>:</w:t>
                             </w:r>
                           </w:p>
                           <w:p>
@@ -13851,17 +16571,31 @@
                               </w:rPr>
                               <w:t xml:space="preserve">     </w:t>
                             </w:r>
-                            <w:r>
-                              <w:rPr>
-                                <w:rFonts w:asciiTheme="majorBidi" w:hAnsiTheme="majorBidi" w:cstheme="majorBidi"/>
-                                <w:b/>
-                                <w:bCs/>
-                                <w:i/>
-                                <w:iCs/>
-                                <w:sz w:val="28"/>
-                                <w:szCs w:val="28"/>
-                              </w:rPr>
-                              <w:t>db:</w:t>
+                            <w:proofErr w:type="spellStart"/>
+                            <w:r>
+                              <w:rPr>
+                                <w:rFonts w:asciiTheme="majorBidi" w:hAnsiTheme="majorBidi" w:cstheme="majorBidi"/>
+                                <w:b/>
+                                <w:bCs/>
+                                <w:i/>
+                                <w:iCs/>
+                                <w:sz w:val="28"/>
+                                <w:szCs w:val="28"/>
+                              </w:rPr>
+                              <w:t>db</w:t>
+                            </w:r>
+                            <w:proofErr w:type="spellEnd"/>
+                            <w:r>
+                              <w:rPr>
+                                <w:rFonts w:asciiTheme="majorBidi" w:hAnsiTheme="majorBidi" w:cstheme="majorBidi"/>
+                                <w:b/>
+                                <w:bCs/>
+                                <w:i/>
+                                <w:iCs/>
+                                <w:sz w:val="28"/>
+                                <w:szCs w:val="28"/>
+                              </w:rPr>
+                              <w:t>:</w:t>
                             </w:r>
                           </w:p>
                           <w:p>
@@ -13911,8 +16645,22 @@
                                 <w:sz w:val="28"/>
                                 <w:szCs w:val="28"/>
                               </w:rPr>
-                              <w:t>condition: service_healthy</w:t>
-                            </w:r>
+                              <w:t xml:space="preserve">condition: </w:t>
+                            </w:r>
+                            <w:proofErr w:type="spellStart"/>
+                            <w:r>
+                              <w:rPr>
+                                <w:rFonts w:asciiTheme="majorBidi" w:hAnsiTheme="majorBidi" w:cstheme="majorBidi"/>
+                                <w:b/>
+                                <w:bCs/>
+                                <w:i/>
+                                <w:iCs/>
+                                <w:sz w:val="28"/>
+                                <w:szCs w:val="28"/>
+                              </w:rPr>
+                              <w:t>service_healthy</w:t>
+                            </w:r>
+                            <w:proofErr w:type="spellEnd"/>
                           </w:p>
                           <w:p>
                             <w:pPr>
@@ -13951,17 +16699,31 @@
                               </w:rPr>
                               <w:t xml:space="preserve">     </w:t>
                             </w:r>
-                            <w:r>
-                              <w:rPr>
-                                <w:rFonts w:asciiTheme="majorBidi" w:hAnsiTheme="majorBidi" w:cstheme="majorBidi"/>
-                                <w:b/>
-                                <w:bCs/>
-                                <w:i/>
-                                <w:iCs/>
-                                <w:sz w:val="28"/>
-                                <w:szCs w:val="28"/>
-                              </w:rPr>
-                              <w:t>redis:</w:t>
+                            <w:proofErr w:type="spellStart"/>
+                            <w:r>
+                              <w:rPr>
+                                <w:rFonts w:asciiTheme="majorBidi" w:hAnsiTheme="majorBidi" w:cstheme="majorBidi"/>
+                                <w:b/>
+                                <w:bCs/>
+                                <w:i/>
+                                <w:iCs/>
+                                <w:sz w:val="28"/>
+                                <w:szCs w:val="28"/>
+                              </w:rPr>
+                              <w:t>redis</w:t>
+                            </w:r>
+                            <w:proofErr w:type="spellEnd"/>
+                            <w:r>
+                              <w:rPr>
+                                <w:rFonts w:asciiTheme="majorBidi" w:hAnsiTheme="majorBidi" w:cstheme="majorBidi"/>
+                                <w:b/>
+                                <w:bCs/>
+                                <w:i/>
+                                <w:iCs/>
+                                <w:sz w:val="28"/>
+                                <w:szCs w:val="28"/>
+                              </w:rPr>
+                              <w:t>:</w:t>
                             </w:r>
                           </w:p>
                           <w:p>
@@ -14011,8 +16773,22 @@
                                 <w:sz w:val="28"/>
                                 <w:szCs w:val="28"/>
                               </w:rPr>
-                              <w:t>condition: service_healthy</w:t>
-                            </w:r>
+                              <w:t xml:space="preserve">condition: </w:t>
+                            </w:r>
+                            <w:proofErr w:type="spellStart"/>
+                            <w:r>
+                              <w:rPr>
+                                <w:rFonts w:asciiTheme="majorBidi" w:hAnsiTheme="majorBidi" w:cstheme="majorBidi"/>
+                                <w:b/>
+                                <w:bCs/>
+                                <w:i/>
+                                <w:iCs/>
+                                <w:sz w:val="28"/>
+                                <w:szCs w:val="28"/>
+                              </w:rPr>
+                              <w:t>service_healthy</w:t>
+                            </w:r>
+                            <w:proofErr w:type="spellEnd"/>
                           </w:p>
                           <w:p>
                             <w:pPr>
@@ -14077,17 +16853,31 @@
                               </w:rPr>
                               <w:t xml:space="preserve">          </w:t>
                             </w:r>
-                            <w:r>
-                              <w:rPr>
-                                <w:rFonts w:asciiTheme="majorBidi" w:hAnsiTheme="majorBidi" w:cstheme="majorBidi"/>
-                                <w:b/>
-                                <w:bCs/>
-                                <w:i/>
-                                <w:iCs/>
-                                <w:sz w:val="28"/>
-                                <w:szCs w:val="28"/>
-                              </w:rPr>
-                              <w:t>healthcheck:</w:t>
+                            <w:proofErr w:type="spellStart"/>
+                            <w:r>
+                              <w:rPr>
+                                <w:rFonts w:asciiTheme="majorBidi" w:hAnsiTheme="majorBidi" w:cstheme="majorBidi"/>
+                                <w:b/>
+                                <w:bCs/>
+                                <w:i/>
+                                <w:iCs/>
+                                <w:sz w:val="28"/>
+                                <w:szCs w:val="28"/>
+                              </w:rPr>
+                              <w:t>healthcheck</w:t>
+                            </w:r>
+                            <w:proofErr w:type="spellEnd"/>
+                            <w:r>
+                              <w:rPr>
+                                <w:rFonts w:asciiTheme="majorBidi" w:hAnsiTheme="majorBidi" w:cstheme="majorBidi"/>
+                                <w:b/>
+                                <w:bCs/>
+                                <w:i/>
+                                <w:iCs/>
+                                <w:sz w:val="28"/>
+                                <w:szCs w:val="28"/>
+                              </w:rPr>
+                              <w:t>:</w:t>
                             </w:r>
                           </w:p>
                           <w:p>
@@ -14327,17 +17117,31 @@
                               </w:rPr>
                               <w:t xml:space="preserve">     </w:t>
                             </w:r>
-                            <w:r>
-                              <w:rPr>
-                                <w:rFonts w:asciiTheme="majorBidi" w:hAnsiTheme="majorBidi" w:cstheme="majorBidi"/>
-                                <w:b/>
-                                <w:bCs/>
-                                <w:i/>
-                                <w:iCs/>
-                                <w:sz w:val="28"/>
-                                <w:szCs w:val="28"/>
-                              </w:rPr>
-                              <w:t>start_period: 40s</w:t>
+                            <w:proofErr w:type="spellStart"/>
+                            <w:r>
+                              <w:rPr>
+                                <w:rFonts w:asciiTheme="majorBidi" w:hAnsiTheme="majorBidi" w:cstheme="majorBidi"/>
+                                <w:b/>
+                                <w:bCs/>
+                                <w:i/>
+                                <w:iCs/>
+                                <w:sz w:val="28"/>
+                                <w:szCs w:val="28"/>
+                              </w:rPr>
+                              <w:t>start_period</w:t>
+                            </w:r>
+                            <w:proofErr w:type="spellEnd"/>
+                            <w:r>
+                              <w:rPr>
+                                <w:rFonts w:asciiTheme="majorBidi" w:hAnsiTheme="majorBidi" w:cstheme="majorBidi"/>
+                                <w:b/>
+                                <w:bCs/>
+                                <w:i/>
+                                <w:iCs/>
+                                <w:sz w:val="28"/>
+                                <w:szCs w:val="28"/>
+                              </w:rPr>
+                              <w:t>: 40s</w:t>
                             </w:r>
                           </w:p>
                           <w:p>
@@ -14425,7 +17229,47 @@
                                 <w:sz w:val="28"/>
                                 <w:szCs w:val="28"/>
                               </w:rPr>
-                              <w:t>- "com.example.description=Backend API Service"</w:t>
+                              <w:t>- "</w:t>
+                            </w:r>
+                            <w:proofErr w:type="spellStart"/>
+                            <w:r>
+                              <w:rPr>
+                                <w:rFonts w:asciiTheme="majorBidi" w:hAnsiTheme="majorBidi" w:cstheme="majorBidi"/>
+                                <w:b/>
+                                <w:bCs/>
+                                <w:i/>
+                                <w:iCs/>
+                                <w:sz w:val="28"/>
+                                <w:szCs w:val="28"/>
+                              </w:rPr>
+                              <w:t>com.</w:t>
+                            </w:r>
+                            <w:proofErr w:type="gramStart"/>
+                            <w:r>
+                              <w:rPr>
+                                <w:rFonts w:asciiTheme="majorBidi" w:hAnsiTheme="majorBidi" w:cstheme="majorBidi"/>
+                                <w:b/>
+                                <w:bCs/>
+                                <w:i/>
+                                <w:iCs/>
+                                <w:sz w:val="28"/>
+                                <w:szCs w:val="28"/>
+                              </w:rPr>
+                              <w:t>example.description</w:t>
+                            </w:r>
+                            <w:proofErr w:type="spellEnd"/>
+                            <w:proofErr w:type="gramEnd"/>
+                            <w:r>
+                              <w:rPr>
+                                <w:rFonts w:asciiTheme="majorBidi" w:hAnsiTheme="majorBidi" w:cstheme="majorBidi"/>
+                                <w:b/>
+                                <w:bCs/>
+                                <w:i/>
+                                <w:iCs/>
+                                <w:sz w:val="28"/>
+                                <w:szCs w:val="28"/>
+                              </w:rPr>
+                              <w:t>=Backend API Service"</w:t>
                             </w:r>
                           </w:p>
                           <w:p>
@@ -14475,7 +17319,47 @@
                                 <w:sz w:val="28"/>
                                 <w:szCs w:val="28"/>
                               </w:rPr>
-                              <w:t>- "com.example.environment=production"</w:t>
+                              <w:t>- "</w:t>
+                            </w:r>
+                            <w:proofErr w:type="spellStart"/>
+                            <w:r>
+                              <w:rPr>
+                                <w:rFonts w:asciiTheme="majorBidi" w:hAnsiTheme="majorBidi" w:cstheme="majorBidi"/>
+                                <w:b/>
+                                <w:bCs/>
+                                <w:i/>
+                                <w:iCs/>
+                                <w:sz w:val="28"/>
+                                <w:szCs w:val="28"/>
+                              </w:rPr>
+                              <w:t>com.</w:t>
+                            </w:r>
+                            <w:proofErr w:type="gramStart"/>
+                            <w:r>
+                              <w:rPr>
+                                <w:rFonts w:asciiTheme="majorBidi" w:hAnsiTheme="majorBidi" w:cstheme="majorBidi"/>
+                                <w:b/>
+                                <w:bCs/>
+                                <w:i/>
+                                <w:iCs/>
+                                <w:sz w:val="28"/>
+                                <w:szCs w:val="28"/>
+                              </w:rPr>
+                              <w:t>example.environment</w:t>
+                            </w:r>
+                            <w:proofErr w:type="spellEnd"/>
+                            <w:proofErr w:type="gramEnd"/>
+                            <w:r>
+                              <w:rPr>
+                                <w:rFonts w:asciiTheme="majorBidi" w:hAnsiTheme="majorBidi" w:cstheme="majorBidi"/>
+                                <w:b/>
+                                <w:bCs/>
+                                <w:i/>
+                                <w:iCs/>
+                                <w:sz w:val="28"/>
+                                <w:szCs w:val="28"/>
+                              </w:rPr>
+                              <w:t>=production"</w:t>
                             </w:r>
                           </w:p>
                           <w:p>
@@ -14503,17 +17387,31 @@
                               </w:rPr>
                               <w:t xml:space="preserve">          </w:t>
                             </w:r>
-                            <w:r>
-                              <w:rPr>
-                                <w:rFonts w:asciiTheme="majorBidi" w:hAnsiTheme="majorBidi" w:cstheme="majorBidi"/>
-                                <w:b/>
-                                <w:bCs/>
-                                <w:i/>
-                                <w:iCs/>
-                                <w:sz w:val="28"/>
-                                <w:szCs w:val="28"/>
-                              </w:rPr>
-                              <w:t>sysctls:</w:t>
+                            <w:proofErr w:type="spellStart"/>
+                            <w:r>
+                              <w:rPr>
+                                <w:rFonts w:asciiTheme="majorBidi" w:hAnsiTheme="majorBidi" w:cstheme="majorBidi"/>
+                                <w:b/>
+                                <w:bCs/>
+                                <w:i/>
+                                <w:iCs/>
+                                <w:sz w:val="28"/>
+                                <w:szCs w:val="28"/>
+                              </w:rPr>
+                              <w:t>sysctls</w:t>
+                            </w:r>
+                            <w:proofErr w:type="spellEnd"/>
+                            <w:r>
+                              <w:rPr>
+                                <w:rFonts w:asciiTheme="majorBidi" w:hAnsiTheme="majorBidi" w:cstheme="majorBidi"/>
+                                <w:b/>
+                                <w:bCs/>
+                                <w:i/>
+                                <w:iCs/>
+                                <w:sz w:val="28"/>
+                                <w:szCs w:val="28"/>
+                              </w:rPr>
+                              <w:t>:</w:t>
                             </w:r>
                           </w:p>
                           <w:p>
@@ -14562,7 +17460,47 @@
                                 <w:sz w:val="28"/>
                                 <w:szCs w:val="28"/>
                               </w:rPr>
-                              <w:t>- net.core.somaxconn=1024</w:t>
+                              <w:t xml:space="preserve">- </w:t>
+                            </w:r>
+                            <w:proofErr w:type="spellStart"/>
+                            <w:proofErr w:type="gramStart"/>
+                            <w:r>
+                              <w:rPr>
+                                <w:rFonts w:asciiTheme="majorBidi" w:hAnsiTheme="majorBidi" w:cstheme="majorBidi"/>
+                                <w:b/>
+                                <w:bCs/>
+                                <w:i/>
+                                <w:iCs/>
+                                <w:sz w:val="28"/>
+                                <w:szCs w:val="28"/>
+                              </w:rPr>
+                              <w:t>net.core</w:t>
+                            </w:r>
+                            <w:proofErr w:type="gramEnd"/>
+                            <w:r>
+                              <w:rPr>
+                                <w:rFonts w:asciiTheme="majorBidi" w:hAnsiTheme="majorBidi" w:cstheme="majorBidi"/>
+                                <w:b/>
+                                <w:bCs/>
+                                <w:i/>
+                                <w:iCs/>
+                                <w:sz w:val="28"/>
+                                <w:szCs w:val="28"/>
+                              </w:rPr>
+                              <w:t>.somaxconn</w:t>
+                            </w:r>
+                            <w:proofErr w:type="spellEnd"/>
+                            <w:r>
+                              <w:rPr>
+                                <w:rFonts w:asciiTheme="majorBidi" w:hAnsiTheme="majorBidi" w:cstheme="majorBidi"/>
+                                <w:b/>
+                                <w:bCs/>
+                                <w:i/>
+                                <w:iCs/>
+                                <w:sz w:val="28"/>
+                                <w:szCs w:val="28"/>
+                              </w:rPr>
+                              <w:t>=1024</w:t>
                             </w:r>
                           </w:p>
                           <w:p>
@@ -14680,8 +17618,24 @@
                                 <w:sz w:val="28"/>
                                 <w:szCs w:val="28"/>
                               </w:rPr>
-                              <w:t>image: nginx:alpine</w:t>
-                            </w:r>
+                              <w:t xml:space="preserve">image: </w:t>
+                            </w:r>
+                            <w:proofErr w:type="spellStart"/>
+                            <w:proofErr w:type="gramStart"/>
+                            <w:r>
+                              <w:rPr>
+                                <w:rFonts w:asciiTheme="majorBidi" w:hAnsiTheme="majorBidi" w:cstheme="majorBidi"/>
+                                <w:b/>
+                                <w:bCs/>
+                                <w:i/>
+                                <w:iCs/>
+                                <w:sz w:val="28"/>
+                                <w:szCs w:val="28"/>
+                              </w:rPr>
+                              <w:t>nginx:alpine</w:t>
+                            </w:r>
+                            <w:proofErr w:type="spellEnd"/>
+                            <w:proofErr w:type="gramEnd"/>
                           </w:p>
                           <w:p>
                             <w:pPr>
@@ -14708,18 +17662,46 @@
                               </w:rPr>
                               <w:t xml:space="preserve">          </w:t>
                             </w:r>
-                            <w:r>
-                              <w:rPr>
-                                <w:rFonts w:asciiTheme="majorBidi" w:hAnsiTheme="majorBidi" w:cstheme="majorBidi"/>
-                                <w:b/>
-                                <w:bCs/>
-                                <w:i/>
-                                <w:iCs/>
-                                <w:sz w:val="28"/>
-                                <w:szCs w:val="28"/>
-                              </w:rPr>
-                              <w:t>container_name: app_web</w:t>
-                            </w:r>
+                            <w:proofErr w:type="spellStart"/>
+                            <w:r>
+                              <w:rPr>
+                                <w:rFonts w:asciiTheme="majorBidi" w:hAnsiTheme="majorBidi" w:cstheme="majorBidi"/>
+                                <w:b/>
+                                <w:bCs/>
+                                <w:i/>
+                                <w:iCs/>
+                                <w:sz w:val="28"/>
+                                <w:szCs w:val="28"/>
+                              </w:rPr>
+                              <w:t>container_name</w:t>
+                            </w:r>
+                            <w:proofErr w:type="spellEnd"/>
+                            <w:r>
+                              <w:rPr>
+                                <w:rFonts w:asciiTheme="majorBidi" w:hAnsiTheme="majorBidi" w:cstheme="majorBidi"/>
+                                <w:b/>
+                                <w:bCs/>
+                                <w:i/>
+                                <w:iCs/>
+                                <w:sz w:val="28"/>
+                                <w:szCs w:val="28"/>
+                              </w:rPr>
+                              <w:t xml:space="preserve">: </w:t>
+                            </w:r>
+                            <w:proofErr w:type="spellStart"/>
+                            <w:r>
+                              <w:rPr>
+                                <w:rFonts w:asciiTheme="majorBidi" w:hAnsiTheme="majorBidi" w:cstheme="majorBidi"/>
+                                <w:b/>
+                                <w:bCs/>
+                                <w:i/>
+                                <w:iCs/>
+                                <w:sz w:val="28"/>
+                                <w:szCs w:val="28"/>
+                              </w:rPr>
+                              <w:t>app_web</w:t>
+                            </w:r>
+                            <w:proofErr w:type="spellEnd"/>
                           </w:p>
                           <w:p>
                             <w:pPr>
@@ -14985,18 +17967,72 @@
                               </w:rPr>
                               <w:t xml:space="preserve">     </w:t>
                             </w:r>
-                            <w:r>
-                              <w:rPr>
-                                <w:rFonts w:asciiTheme="majorBidi" w:hAnsiTheme="majorBidi" w:cstheme="majorBidi"/>
-                                <w:b/>
-                                <w:bCs/>
-                                <w:i/>
-                                <w:iCs/>
-                                <w:sz w:val="28"/>
-                                <w:szCs w:val="28"/>
-                              </w:rPr>
-                              <w:t>- ./frontend:/usr/share/nginx/html:ro</w:t>
-                            </w:r>
+                            <w:proofErr w:type="gramStart"/>
+                            <w:r>
+                              <w:rPr>
+                                <w:rFonts w:asciiTheme="majorBidi" w:hAnsiTheme="majorBidi" w:cstheme="majorBidi"/>
+                                <w:b/>
+                                <w:bCs/>
+                                <w:i/>
+                                <w:iCs/>
+                                <w:sz w:val="28"/>
+                                <w:szCs w:val="28"/>
+                              </w:rPr>
+                              <w:t>- .</w:t>
+                            </w:r>
+                            <w:proofErr w:type="gramEnd"/>
+                            <w:r>
+                              <w:rPr>
+                                <w:rFonts w:asciiTheme="majorBidi" w:hAnsiTheme="majorBidi" w:cstheme="majorBidi"/>
+                                <w:b/>
+                                <w:bCs/>
+                                <w:i/>
+                                <w:iCs/>
+                                <w:sz w:val="28"/>
+                                <w:szCs w:val="28"/>
+                              </w:rPr>
+                              <w:t>/frontend:/</w:t>
+                            </w:r>
+                            <w:proofErr w:type="spellStart"/>
+                            <w:r>
+                              <w:rPr>
+                                <w:rFonts w:asciiTheme="majorBidi" w:hAnsiTheme="majorBidi" w:cstheme="majorBidi"/>
+                                <w:b/>
+                                <w:bCs/>
+                                <w:i/>
+                                <w:iCs/>
+                                <w:sz w:val="28"/>
+                                <w:szCs w:val="28"/>
+                              </w:rPr>
+                              <w:t>usr</w:t>
+                            </w:r>
+                            <w:proofErr w:type="spellEnd"/>
+                            <w:r>
+                              <w:rPr>
+                                <w:rFonts w:asciiTheme="majorBidi" w:hAnsiTheme="majorBidi" w:cstheme="majorBidi"/>
+                                <w:b/>
+                                <w:bCs/>
+                                <w:i/>
+                                <w:iCs/>
+                                <w:sz w:val="28"/>
+                                <w:szCs w:val="28"/>
+                              </w:rPr>
+                              <w:t>/share/nginx/</w:t>
+                            </w:r>
+                            <w:proofErr w:type="spellStart"/>
+                            <w:r>
+                              <w:rPr>
+                                <w:rFonts w:asciiTheme="majorBidi" w:hAnsiTheme="majorBidi" w:cstheme="majorBidi"/>
+                                <w:b/>
+                                <w:bCs/>
+                                <w:i/>
+                                <w:iCs/>
+                                <w:sz w:val="28"/>
+                                <w:szCs w:val="28"/>
+                              </w:rPr>
+                              <w:t>html:ro</w:t>
+                            </w:r>
+                            <w:proofErr w:type="spellEnd"/>
                           </w:p>
                           <w:p>
                             <w:pPr>
@@ -15045,8 +18081,74 @@
                                 <w:sz w:val="28"/>
                                 <w:szCs w:val="28"/>
                               </w:rPr>
-                              <w:t>- ./nginx.conf:/etc/nginx/nginx.conf:ro</w:t>
-                            </w:r>
+                              <w:t>- ./</w:t>
+                            </w:r>
+                            <w:proofErr w:type="spellStart"/>
+                            <w:r>
+                              <w:rPr>
+                                <w:rFonts w:asciiTheme="majorBidi" w:hAnsiTheme="majorBidi" w:cstheme="majorBidi"/>
+                                <w:b/>
+                                <w:bCs/>
+                                <w:i/>
+                                <w:iCs/>
+                                <w:sz w:val="28"/>
+                                <w:szCs w:val="28"/>
+                              </w:rPr>
+                              <w:t>nginx.conf</w:t>
+                            </w:r>
+                            <w:proofErr w:type="spellEnd"/>
+                            <w:r>
+                              <w:rPr>
+                                <w:rFonts w:asciiTheme="majorBidi" w:hAnsiTheme="majorBidi" w:cstheme="majorBidi"/>
+                                <w:b/>
+                                <w:bCs/>
+                                <w:i/>
+                                <w:iCs/>
+                                <w:sz w:val="28"/>
+                                <w:szCs w:val="28"/>
+                              </w:rPr>
+                              <w:t>:/</w:t>
+                            </w:r>
+                            <w:proofErr w:type="spellStart"/>
+                            <w:r>
+                              <w:rPr>
+                                <w:rFonts w:asciiTheme="majorBidi" w:hAnsiTheme="majorBidi" w:cstheme="majorBidi"/>
+                                <w:b/>
+                                <w:bCs/>
+                                <w:i/>
+                                <w:iCs/>
+                                <w:sz w:val="28"/>
+                                <w:szCs w:val="28"/>
+                              </w:rPr>
+                              <w:t>etc</w:t>
+                            </w:r>
+                            <w:proofErr w:type="spellEnd"/>
+                            <w:r>
+                              <w:rPr>
+                                <w:rFonts w:asciiTheme="majorBidi" w:hAnsiTheme="majorBidi" w:cstheme="majorBidi"/>
+                                <w:b/>
+                                <w:bCs/>
+                                <w:i/>
+                                <w:iCs/>
+                                <w:sz w:val="28"/>
+                                <w:szCs w:val="28"/>
+                              </w:rPr>
+                              <w:t>/nginx/</w:t>
+                            </w:r>
+                            <w:proofErr w:type="spellStart"/>
+                            <w:r>
+                              <w:rPr>
+                                <w:rFonts w:asciiTheme="majorBidi" w:hAnsiTheme="majorBidi" w:cstheme="majorBidi"/>
+                                <w:b/>
+                                <w:bCs/>
+                                <w:i/>
+                                <w:iCs/>
+                                <w:sz w:val="28"/>
+                                <w:szCs w:val="28"/>
+                              </w:rPr>
+                              <w:t>nginx.conf:ro</w:t>
+                            </w:r>
+                            <w:proofErr w:type="spellEnd"/>
                           </w:p>
                           <w:p>
                             <w:pPr>
@@ -15161,17 +18263,31 @@
                               </w:rPr>
                               <w:t xml:space="preserve">          </w:t>
                             </w:r>
-                            <w:r>
-                              <w:rPr>
-                                <w:rFonts w:asciiTheme="majorBidi" w:hAnsiTheme="majorBidi" w:cstheme="majorBidi"/>
-                                <w:b/>
-                                <w:bCs/>
-                                <w:i/>
-                                <w:iCs/>
-                                <w:sz w:val="28"/>
-                                <w:szCs w:val="28"/>
-                              </w:rPr>
-                              <w:t>depends_on:</w:t>
+                            <w:proofErr w:type="spellStart"/>
+                            <w:r>
+                              <w:rPr>
+                                <w:rFonts w:asciiTheme="majorBidi" w:hAnsiTheme="majorBidi" w:cstheme="majorBidi"/>
+                                <w:b/>
+                                <w:bCs/>
+                                <w:i/>
+                                <w:iCs/>
+                                <w:sz w:val="28"/>
+                                <w:szCs w:val="28"/>
+                              </w:rPr>
+                              <w:t>depends_on</w:t>
+                            </w:r>
+                            <w:proofErr w:type="spellEnd"/>
+                            <w:r>
+                              <w:rPr>
+                                <w:rFonts w:asciiTheme="majorBidi" w:hAnsiTheme="majorBidi" w:cstheme="majorBidi"/>
+                                <w:b/>
+                                <w:bCs/>
+                                <w:i/>
+                                <w:iCs/>
+                                <w:sz w:val="28"/>
+                                <w:szCs w:val="28"/>
+                              </w:rPr>
+                              <w:t>:</w:t>
                             </w:r>
                           </w:p>
                           <w:p>
@@ -15221,8 +18337,22 @@
                                 <w:sz w:val="28"/>
                                 <w:szCs w:val="28"/>
                               </w:rPr>
-                              <w:t>- api</w:t>
-                            </w:r>
+                              <w:t xml:space="preserve">- </w:t>
+                            </w:r>
+                            <w:proofErr w:type="spellStart"/>
+                            <w:r>
+                              <w:rPr>
+                                <w:rFonts w:asciiTheme="majorBidi" w:hAnsiTheme="majorBidi" w:cstheme="majorBidi"/>
+                                <w:b/>
+                                <w:bCs/>
+                                <w:i/>
+                                <w:iCs/>
+                                <w:sz w:val="28"/>
+                                <w:szCs w:val="28"/>
+                              </w:rPr>
+                              <w:t>api</w:t>
+                            </w:r>
+                            <w:proofErr w:type="spellEnd"/>
                           </w:p>
                           <w:p>
                             <w:pPr>
@@ -15360,7 +18490,33 @@
                                 <w:sz w:val="28"/>
                                 <w:szCs w:val="28"/>
                               </w:rPr>
-                              <w:t xml:space="preserve">- api </w:t>
+                              <w:t xml:space="preserve">- </w:t>
+                            </w:r>
+                            <w:proofErr w:type="spellStart"/>
+                            <w:r>
+                              <w:rPr>
+                                <w:rFonts w:asciiTheme="majorBidi" w:hAnsiTheme="majorBidi" w:cstheme="majorBidi"/>
+                                <w:b/>
+                                <w:bCs/>
+                                <w:i/>
+                                <w:iCs/>
+                                <w:sz w:val="28"/>
+                                <w:szCs w:val="28"/>
+                              </w:rPr>
+                              <w:t>api</w:t>
+                            </w:r>
+                            <w:proofErr w:type="spellEnd"/>
+                            <w:r>
+                              <w:rPr>
+                                <w:rFonts w:asciiTheme="majorBidi" w:hAnsiTheme="majorBidi" w:cstheme="majorBidi"/>
+                                <w:b/>
+                                <w:bCs/>
+                                <w:i/>
+                                <w:iCs/>
+                                <w:sz w:val="28"/>
+                                <w:szCs w:val="28"/>
+                              </w:rPr>
+                              <w:t xml:space="preserve"> </w:t>
                             </w:r>
                             <w:r>
                               <w:rPr>
@@ -15385,8 +18541,51 @@
                                 <w:sz w:val="28"/>
                                 <w:szCs w:val="28"/>
                               </w:rPr>
-                              <w:t># Adds /etc/hosts entry for api</w:t>
-                            </w:r>
+                              <w:t># Adds /</w:t>
+                            </w:r>
+                            <w:proofErr w:type="spellStart"/>
+                            <w:r>
+                              <w:rPr>
+                                <w:rFonts w:asciiTheme="majorBidi" w:hAnsiTheme="majorBidi" w:cstheme="majorBidi"/>
+                                <w:b/>
+                                <w:bCs/>
+                                <w:i/>
+                                <w:iCs/>
+                                <w:color w:val="808080" w:themeColor="background1" w:themeShade="80"/>
+                                <w:sz w:val="28"/>
+                                <w:szCs w:val="28"/>
+                              </w:rPr>
+                              <w:t>etc</w:t>
+                            </w:r>
+                            <w:proofErr w:type="spellEnd"/>
+                            <w:r>
+                              <w:rPr>
+                                <w:rFonts w:asciiTheme="majorBidi" w:hAnsiTheme="majorBidi" w:cstheme="majorBidi"/>
+                                <w:b/>
+                                <w:bCs/>
+                                <w:i/>
+                                <w:iCs/>
+                                <w:color w:val="808080" w:themeColor="background1" w:themeShade="80"/>
+                                <w:sz w:val="28"/>
+                                <w:szCs w:val="28"/>
+                              </w:rPr>
+                              <w:t xml:space="preserve">/hosts entry for </w:t>
+                            </w:r>
+                            <w:proofErr w:type="spellStart"/>
+                            <w:r>
+                              <w:rPr>
+                                <w:rFonts w:asciiTheme="majorBidi" w:hAnsiTheme="majorBidi" w:cstheme="majorBidi"/>
+                                <w:b/>
+                                <w:bCs/>
+                                <w:i/>
+                                <w:iCs/>
+                                <w:color w:val="808080" w:themeColor="background1" w:themeShade="80"/>
+                                <w:sz w:val="28"/>
+                                <w:szCs w:val="28"/>
+                              </w:rPr>
+                              <w:t>api</w:t>
+                            </w:r>
+                            <w:proofErr w:type="spellEnd"/>
                           </w:p>
                           <w:p>
                             <w:pPr>
@@ -17530,17 +20729,31 @@
                               </w:rPr>
                               <w:t xml:space="preserve">          </w:t>
                             </w:r>
-                            <w:r>
-                              <w:rPr>
-                                <w:rFonts w:asciiTheme="majorBidi" w:hAnsiTheme="majorBidi" w:cstheme="majorBidi"/>
-                                <w:b/>
-                                <w:bCs/>
-                                <w:i/>
-                                <w:iCs/>
-                                <w:sz w:val="28"/>
-                                <w:szCs w:val="28"/>
-                              </w:rPr>
-                              <w:t>mem_limit: 128m</w:t>
+                            <w:proofErr w:type="spellStart"/>
+                            <w:r>
+                              <w:rPr>
+                                <w:rFonts w:asciiTheme="majorBidi" w:hAnsiTheme="majorBidi" w:cstheme="majorBidi"/>
+                                <w:b/>
+                                <w:bCs/>
+                                <w:i/>
+                                <w:iCs/>
+                                <w:sz w:val="28"/>
+                                <w:szCs w:val="28"/>
+                              </w:rPr>
+                              <w:t>mem_limit</w:t>
+                            </w:r>
+                            <w:proofErr w:type="spellEnd"/>
+                            <w:r>
+                              <w:rPr>
+                                <w:rFonts w:asciiTheme="majorBidi" w:hAnsiTheme="majorBidi" w:cstheme="majorBidi"/>
+                                <w:b/>
+                                <w:bCs/>
+                                <w:i/>
+                                <w:iCs/>
+                                <w:sz w:val="28"/>
+                                <w:szCs w:val="28"/>
+                              </w:rPr>
+                              <w:t>: 128m</w:t>
                             </w:r>
                           </w:p>
                           <w:p>
@@ -17568,17 +20781,31 @@
                               </w:rPr>
                               <w:t xml:space="preserve">          </w:t>
                             </w:r>
-                            <w:r>
-                              <w:rPr>
-                                <w:rFonts w:asciiTheme="majorBidi" w:hAnsiTheme="majorBidi" w:cstheme="majorBidi"/>
-                                <w:b/>
-                                <w:bCs/>
-                                <w:i/>
-                                <w:iCs/>
-                                <w:sz w:val="28"/>
-                                <w:szCs w:val="28"/>
-                              </w:rPr>
-                              <w:t>cpus: "0.25"</w:t>
+                            <w:proofErr w:type="spellStart"/>
+                            <w:r>
+                              <w:rPr>
+                                <w:rFonts w:asciiTheme="majorBidi" w:hAnsiTheme="majorBidi" w:cstheme="majorBidi"/>
+                                <w:b/>
+                                <w:bCs/>
+                                <w:i/>
+                                <w:iCs/>
+                                <w:sz w:val="28"/>
+                                <w:szCs w:val="28"/>
+                              </w:rPr>
+                              <w:t>cpus</w:t>
+                            </w:r>
+                            <w:proofErr w:type="spellEnd"/>
+                            <w:r>
+                              <w:rPr>
+                                <w:rFonts w:asciiTheme="majorBidi" w:hAnsiTheme="majorBidi" w:cstheme="majorBidi"/>
+                                <w:b/>
+                                <w:bCs/>
+                                <w:i/>
+                                <w:iCs/>
+                                <w:sz w:val="28"/>
+                                <w:szCs w:val="28"/>
+                              </w:rPr>
+                              <w:t>: "0.25"</w:t>
                             </w:r>
                           </w:p>
                           <w:p>
@@ -17644,17 +20871,31 @@
                               </w:rPr>
                               <w:t xml:space="preserve">          </w:t>
                             </w:r>
-                            <w:r>
-                              <w:rPr>
-                                <w:rFonts w:asciiTheme="majorBidi" w:hAnsiTheme="majorBidi" w:cstheme="majorBidi"/>
-                                <w:b/>
-                                <w:bCs/>
-                                <w:i/>
-                                <w:iCs/>
-                                <w:sz w:val="28"/>
-                                <w:szCs w:val="28"/>
-                              </w:rPr>
-                              <w:t>cap_drop:</w:t>
+                            <w:proofErr w:type="spellStart"/>
+                            <w:r>
+                              <w:rPr>
+                                <w:rFonts w:asciiTheme="majorBidi" w:hAnsiTheme="majorBidi" w:cstheme="majorBidi"/>
+                                <w:b/>
+                                <w:bCs/>
+                                <w:i/>
+                                <w:iCs/>
+                                <w:sz w:val="28"/>
+                                <w:szCs w:val="28"/>
+                              </w:rPr>
+                              <w:t>cap_drop</w:t>
+                            </w:r>
+                            <w:proofErr w:type="spellEnd"/>
+                            <w:r>
+                              <w:rPr>
+                                <w:rFonts w:asciiTheme="majorBidi" w:hAnsiTheme="majorBidi" w:cstheme="majorBidi"/>
+                                <w:b/>
+                                <w:bCs/>
+                                <w:i/>
+                                <w:iCs/>
+                                <w:sz w:val="28"/>
+                                <w:szCs w:val="28"/>
+                              </w:rPr>
+                              <w:t>:</w:t>
                             </w:r>
                             <w:r>
                               <w:rPr>
@@ -17756,7 +20997,35 @@
                                 <w:sz w:val="28"/>
                                 <w:szCs w:val="28"/>
                               </w:rPr>
-                              <w:t># 5. Traefik Proxy (Optional: Shows `ports` and `expose` interaction)</w:t>
+                              <w:t xml:space="preserve"># 5. </w:t>
+                            </w:r>
+                            <w:proofErr w:type="spellStart"/>
+                            <w:r>
+                              <w:rPr>
+                                <w:rFonts w:asciiTheme="majorBidi" w:hAnsiTheme="majorBidi" w:cstheme="majorBidi"/>
+                                <w:b/>
+                                <w:bCs/>
+                                <w:i/>
+                                <w:iCs/>
+                                <w:color w:val="808080" w:themeColor="background1" w:themeShade="80"/>
+                                <w:sz w:val="28"/>
+                                <w:szCs w:val="28"/>
+                              </w:rPr>
+                              <w:t>Traefik</w:t>
+                            </w:r>
+                            <w:proofErr w:type="spellEnd"/>
+                            <w:r>
+                              <w:rPr>
+                                <w:rFonts w:asciiTheme="majorBidi" w:hAnsiTheme="majorBidi" w:cstheme="majorBidi"/>
+                                <w:b/>
+                                <w:bCs/>
+                                <w:i/>
+                                <w:iCs/>
+                                <w:color w:val="808080" w:themeColor="background1" w:themeShade="80"/>
+                                <w:sz w:val="28"/>
+                                <w:szCs w:val="28"/>
+                              </w:rPr>
+                              <w:t xml:space="preserve"> Proxy (Optional: Shows `ports` and `expose` interaction)</w:t>
                             </w:r>
                           </w:p>
                           <w:p>
@@ -17836,7 +21105,35 @@
                                 <w:sz w:val="28"/>
                                 <w:szCs w:val="28"/>
                               </w:rPr>
-                              <w:t>#   image: traefik:v2.10</w:t>
+                              <w:t xml:space="preserve">#   image: </w:t>
+                            </w:r>
+                            <w:proofErr w:type="gramStart"/>
+                            <w:r>
+                              <w:rPr>
+                                <w:rFonts w:asciiTheme="majorBidi" w:hAnsiTheme="majorBidi" w:cstheme="majorBidi"/>
+                                <w:b/>
+                                <w:bCs/>
+                                <w:i/>
+                                <w:iCs/>
+                                <w:color w:val="808080" w:themeColor="background1" w:themeShade="80"/>
+                                <w:sz w:val="28"/>
+                                <w:szCs w:val="28"/>
+                              </w:rPr>
+                              <w:t>traefik:v</w:t>
+                            </w:r>
+                            <w:proofErr w:type="gramEnd"/>
+                            <w:r>
+                              <w:rPr>
+                                <w:rFonts w:asciiTheme="majorBidi" w:hAnsiTheme="majorBidi" w:cstheme="majorBidi"/>
+                                <w:b/>
+                                <w:bCs/>
+                                <w:i/>
+                                <w:iCs/>
+                                <w:color w:val="808080" w:themeColor="background1" w:themeShade="80"/>
+                                <w:sz w:val="28"/>
+                                <w:szCs w:val="28"/>
+                              </w:rPr>
+                              <w:t>2.10</w:t>
                             </w:r>
                           </w:p>
                           <w:p>
@@ -17876,8 +21173,51 @@
                                 <w:sz w:val="28"/>
                                 <w:szCs w:val="28"/>
                               </w:rPr>
-                              <w:t>#   container_name: app_proxy</w:t>
-                            </w:r>
+                              <w:t xml:space="preserve">#   </w:t>
+                            </w:r>
+                            <w:proofErr w:type="spellStart"/>
+                            <w:r>
+                              <w:rPr>
+                                <w:rFonts w:asciiTheme="majorBidi" w:hAnsiTheme="majorBidi" w:cstheme="majorBidi"/>
+                                <w:b/>
+                                <w:bCs/>
+                                <w:i/>
+                                <w:iCs/>
+                                <w:color w:val="808080" w:themeColor="background1" w:themeShade="80"/>
+                                <w:sz w:val="28"/>
+                                <w:szCs w:val="28"/>
+                              </w:rPr>
+                              <w:t>container_name</w:t>
+                            </w:r>
+                            <w:proofErr w:type="spellEnd"/>
+                            <w:r>
+                              <w:rPr>
+                                <w:rFonts w:asciiTheme="majorBidi" w:hAnsiTheme="majorBidi" w:cstheme="majorBidi"/>
+                                <w:b/>
+                                <w:bCs/>
+                                <w:i/>
+                                <w:iCs/>
+                                <w:color w:val="808080" w:themeColor="background1" w:themeShade="80"/>
+                                <w:sz w:val="28"/>
+                                <w:szCs w:val="28"/>
+                              </w:rPr>
+                              <w:t xml:space="preserve">: </w:t>
+                            </w:r>
+                            <w:proofErr w:type="spellStart"/>
+                            <w:r>
+                              <w:rPr>
+                                <w:rFonts w:asciiTheme="majorBidi" w:hAnsiTheme="majorBidi" w:cstheme="majorBidi"/>
+                                <w:b/>
+                                <w:bCs/>
+                                <w:i/>
+                                <w:iCs/>
+                                <w:color w:val="808080" w:themeColor="background1" w:themeShade="80"/>
+                                <w:sz w:val="28"/>
+                                <w:szCs w:val="28"/>
+                              </w:rPr>
+                              <w:t>app_proxy</w:t>
+                            </w:r>
+                            <w:proofErr w:type="spellEnd"/>
                           </w:p>
                           <w:p>
                             <w:pPr>
@@ -18194,8 +21534,51 @@
                                 <w:sz w:val="28"/>
                                 <w:szCs w:val="28"/>
                               </w:rPr>
-                              <w:t>- /var/run/docker.sock:/var/run/docker.sock:ro</w:t>
-                            </w:r>
+                              <w:t>- /var/run/</w:t>
+                            </w:r>
+                            <w:proofErr w:type="spellStart"/>
+                            <w:r>
+                              <w:rPr>
+                                <w:rFonts w:asciiTheme="majorBidi" w:hAnsiTheme="majorBidi" w:cstheme="majorBidi"/>
+                                <w:b/>
+                                <w:bCs/>
+                                <w:i/>
+                                <w:iCs/>
+                                <w:color w:val="808080" w:themeColor="background1" w:themeShade="80"/>
+                                <w:sz w:val="28"/>
+                                <w:szCs w:val="28"/>
+                              </w:rPr>
+                              <w:t>docker.sock</w:t>
+                            </w:r>
+                            <w:proofErr w:type="spellEnd"/>
+                            <w:r>
+                              <w:rPr>
+                                <w:rFonts w:asciiTheme="majorBidi" w:hAnsiTheme="majorBidi" w:cstheme="majorBidi"/>
+                                <w:b/>
+                                <w:bCs/>
+                                <w:i/>
+                                <w:iCs/>
+                                <w:color w:val="808080" w:themeColor="background1" w:themeShade="80"/>
+                                <w:sz w:val="28"/>
+                                <w:szCs w:val="28"/>
+                              </w:rPr>
+                              <w:t>:/var/run/</w:t>
+                            </w:r>
+                            <w:proofErr w:type="spellStart"/>
+                            <w:r>
+                              <w:rPr>
+                                <w:rFonts w:asciiTheme="majorBidi" w:hAnsiTheme="majorBidi" w:cstheme="majorBidi"/>
+                                <w:b/>
+                                <w:bCs/>
+                                <w:i/>
+                                <w:iCs/>
+                                <w:color w:val="808080" w:themeColor="background1" w:themeShade="80"/>
+                                <w:sz w:val="28"/>
+                                <w:szCs w:val="28"/>
+                              </w:rPr>
+                              <w:t>docker.sock:ro</w:t>
+                            </w:r>
+                            <w:proofErr w:type="spellEnd"/>
                           </w:p>
                           <w:p>
                             <w:pPr>
@@ -18260,8 +21643,107 @@
                                 <w:sz w:val="28"/>
                                 <w:szCs w:val="28"/>
                               </w:rPr>
-                              <w:t>- ./traefik.yml:/etc/traefik/traefik.yml:ro</w:t>
-                            </w:r>
+                              <w:t>- ./</w:t>
+                            </w:r>
+                            <w:proofErr w:type="spellStart"/>
+                            <w:r>
+                              <w:rPr>
+                                <w:rFonts w:asciiTheme="majorBidi" w:hAnsiTheme="majorBidi" w:cstheme="majorBidi"/>
+                                <w:b/>
+                                <w:bCs/>
+                                <w:i/>
+                                <w:iCs/>
+                                <w:color w:val="808080" w:themeColor="background1" w:themeShade="80"/>
+                                <w:sz w:val="28"/>
+                                <w:szCs w:val="28"/>
+                              </w:rPr>
+                              <w:t>traefik.yml</w:t>
+                            </w:r>
+                            <w:proofErr w:type="spellEnd"/>
+                            <w:r>
+                              <w:rPr>
+                                <w:rFonts w:asciiTheme="majorBidi" w:hAnsiTheme="majorBidi" w:cstheme="majorBidi"/>
+                                <w:b/>
+                                <w:bCs/>
+                                <w:i/>
+                                <w:iCs/>
+                                <w:color w:val="808080" w:themeColor="background1" w:themeShade="80"/>
+                                <w:sz w:val="28"/>
+                                <w:szCs w:val="28"/>
+                              </w:rPr>
+                              <w:t>:/</w:t>
+                            </w:r>
+                            <w:proofErr w:type="spellStart"/>
+                            <w:r>
+                              <w:rPr>
+                                <w:rFonts w:asciiTheme="majorBidi" w:hAnsiTheme="majorBidi" w:cstheme="majorBidi"/>
+                                <w:b/>
+                                <w:bCs/>
+                                <w:i/>
+                                <w:iCs/>
+                                <w:color w:val="808080" w:themeColor="background1" w:themeShade="80"/>
+                                <w:sz w:val="28"/>
+                                <w:szCs w:val="28"/>
+                              </w:rPr>
+                              <w:t>etc</w:t>
+                            </w:r>
+                            <w:proofErr w:type="spellEnd"/>
+                            <w:r>
+                              <w:rPr>
+                                <w:rFonts w:asciiTheme="majorBidi" w:hAnsiTheme="majorBidi" w:cstheme="majorBidi"/>
+                                <w:b/>
+                                <w:bCs/>
+                                <w:i/>
+                                <w:iCs/>
+                                <w:color w:val="808080" w:themeColor="background1" w:themeShade="80"/>
+                                <w:sz w:val="28"/>
+                                <w:szCs w:val="28"/>
+                              </w:rPr>
+                              <w:t>/</w:t>
+                            </w:r>
+                            <w:proofErr w:type="spellStart"/>
+                            <w:r>
+                              <w:rPr>
+                                <w:rFonts w:asciiTheme="majorBidi" w:hAnsiTheme="majorBidi" w:cstheme="majorBidi"/>
+                                <w:b/>
+                                <w:bCs/>
+                                <w:i/>
+                                <w:iCs/>
+                                <w:color w:val="808080" w:themeColor="background1" w:themeShade="80"/>
+                                <w:sz w:val="28"/>
+                                <w:szCs w:val="28"/>
+                              </w:rPr>
+                              <w:t>traefik</w:t>
+                            </w:r>
+                            <w:proofErr w:type="spellEnd"/>
+                            <w:r>
+                              <w:rPr>
+                                <w:rFonts w:asciiTheme="majorBidi" w:hAnsiTheme="majorBidi" w:cstheme="majorBidi"/>
+                                <w:b/>
+                                <w:bCs/>
+                                <w:i/>
+                                <w:iCs/>
+                                <w:color w:val="808080" w:themeColor="background1" w:themeShade="80"/>
+                                <w:sz w:val="28"/>
+                                <w:szCs w:val="28"/>
+                              </w:rPr>
+                              <w:t>/</w:t>
+                            </w:r>
+                            <w:proofErr w:type="spellStart"/>
+                            <w:r>
+                              <w:rPr>
+                                <w:rFonts w:asciiTheme="majorBidi" w:hAnsiTheme="majorBidi" w:cstheme="majorBidi"/>
+                                <w:b/>
+                                <w:bCs/>
+                                <w:i/>
+                                <w:iCs/>
+                                <w:color w:val="808080" w:themeColor="background1" w:themeShade="80"/>
+                                <w:sz w:val="28"/>
+                                <w:szCs w:val="28"/>
+                              </w:rPr>
+                              <w:t>traefik.yml:ro</w:t>
+                            </w:r>
+                            <w:proofErr w:type="spellEnd"/>
                           </w:p>
                           <w:p>
                             <w:pPr>
@@ -18472,7 +21954,37 @@
                                 <w:sz w:val="28"/>
                                 <w:szCs w:val="28"/>
                               </w:rPr>
-                              <w:t>- "traefik.enable=true"</w:t>
+                              <w:t>- "</w:t>
+                            </w:r>
+                            <w:proofErr w:type="spellStart"/>
+                            <w:proofErr w:type="gramStart"/>
+                            <w:r>
+                              <w:rPr>
+                                <w:rFonts w:asciiTheme="majorBidi" w:hAnsiTheme="majorBidi" w:cstheme="majorBidi"/>
+                                <w:b/>
+                                <w:bCs/>
+                                <w:i/>
+                                <w:iCs/>
+                                <w:color w:val="808080" w:themeColor="background1" w:themeShade="80"/>
+                                <w:sz w:val="28"/>
+                                <w:szCs w:val="28"/>
+                              </w:rPr>
+                              <w:t>traefik.enable</w:t>
+                            </w:r>
+                            <w:proofErr w:type="spellEnd"/>
+                            <w:proofErr w:type="gramEnd"/>
+                            <w:r>
+                              <w:rPr>
+                                <w:rFonts w:asciiTheme="majorBidi" w:hAnsiTheme="majorBidi" w:cstheme="majorBidi"/>
+                                <w:b/>
+                                <w:bCs/>
+                                <w:i/>
+                                <w:iCs/>
+                                <w:color w:val="808080" w:themeColor="background1" w:themeShade="80"/>
+                                <w:sz w:val="28"/>
+                                <w:szCs w:val="28"/>
+                              </w:rPr>
+                              <w:t>=true"</w:t>
                             </w:r>
                           </w:p>
                           <w:p>
@@ -18512,7 +22024,35 @@
                                 <w:sz w:val="28"/>
                                 <w:szCs w:val="28"/>
                               </w:rPr>
-                              <w:t>#   deploy:</w:t>
+                              <w:t xml:space="preserve">#   </w:t>
+                            </w:r>
+                            <w:proofErr w:type="gramStart"/>
+                            <w:r>
+                              <w:rPr>
+                                <w:rFonts w:asciiTheme="majorBidi" w:hAnsiTheme="majorBidi" w:cstheme="majorBidi"/>
+                                <w:b/>
+                                <w:bCs/>
+                                <w:i/>
+                                <w:iCs/>
+                                <w:color w:val="808080" w:themeColor="background1" w:themeShade="80"/>
+                                <w:sz w:val="28"/>
+                                <w:szCs w:val="28"/>
+                              </w:rPr>
+                              <w:t>deploy</w:t>
+                            </w:r>
+                            <w:proofErr w:type="gramEnd"/>
+                            <w:r>
+                              <w:rPr>
+                                <w:rFonts w:asciiTheme="majorBidi" w:hAnsiTheme="majorBidi" w:cstheme="majorBidi"/>
+                                <w:b/>
+                                <w:bCs/>
+                                <w:i/>
+                                <w:iCs/>
+                                <w:color w:val="808080" w:themeColor="background1" w:themeShade="80"/>
+                                <w:sz w:val="28"/>
+                                <w:szCs w:val="28"/>
+                              </w:rPr>
+                              <w:t>:</w:t>
                             </w:r>
                           </w:p>
                           <w:p>
@@ -18699,6 +22239,7 @@
                               </w:rPr>
                               <w:t xml:space="preserve">   </w:t>
                             </w:r>
+                            <w:proofErr w:type="spellStart"/>
                             <w:r>
                               <w:rPr>
                                 <w:rFonts w:asciiTheme="majorBidi" w:hAnsiTheme="majorBidi" w:cstheme="majorBidi"/>
@@ -18710,7 +22251,21 @@
                                 <w:sz w:val="28"/>
                                 <w:szCs w:val="28"/>
                               </w:rPr>
-                              <w:t>cpus: "0.5"</w:t>
+                              <w:t>cpus</w:t>
+                            </w:r>
+                            <w:proofErr w:type="spellEnd"/>
+                            <w:r>
+                              <w:rPr>
+                                <w:rFonts w:asciiTheme="majorBidi" w:hAnsiTheme="majorBidi" w:cstheme="majorBidi"/>
+                                <w:b/>
+                                <w:bCs/>
+                                <w:i/>
+                                <w:iCs/>
+                                <w:color w:val="808080" w:themeColor="background1" w:themeShade="80"/>
+                                <w:sz w:val="28"/>
+                                <w:szCs w:val="28"/>
+                              </w:rPr>
+                              <w:t>: "0.5"</w:t>
                             </w:r>
                           </w:p>
                           <w:p>
@@ -20274,6 +23829,7 @@
         </w:rPr>
         <w:t xml:space="preserve"> </w:t>
       </w:r>
+      <w:proofErr w:type="spellStart"/>
       <w:r>
         <w:rPr>
           <w:rFonts w:asciiTheme="majorBidi" w:hAnsiTheme="majorBidi" w:cstheme="majorBidi"/>
@@ -20286,6 +23842,7 @@
         </w:rPr>
         <w:t>healthcheck</w:t>
       </w:r>
+      <w:proofErr w:type="spellEnd"/>
       <w:r>
         <w:rPr>
           <w:rFonts w:asciiTheme="majorBidi" w:hAnsiTheme="majorBidi" w:cstheme="majorBidi"/>
@@ -20304,8 +23861,22 @@
           <w:sz w:val="28"/>
           <w:szCs w:val="28"/>
         </w:rPr>
-        <w:t>condition: service_healthy</w:t>
-      </w:r>
+        <w:t xml:space="preserve">condition: </w:t>
+      </w:r>
+      <w:proofErr w:type="spellStart"/>
+      <w:r>
+        <w:rPr>
+          <w:rFonts w:asciiTheme="majorBidi" w:hAnsiTheme="majorBidi" w:cstheme="majorBidi"/>
+          <w:b/>
+          <w:bCs/>
+          <w:i/>
+          <w:iCs/>
+          <w:sz w:val="28"/>
+          <w:szCs w:val="28"/>
+        </w:rPr>
+        <w:t>service_healthy</w:t>
+      </w:r>
+      <w:proofErr w:type="spellEnd"/>
       <w:r>
         <w:rPr>
           <w:rFonts w:asciiTheme="majorBidi" w:hAnsiTheme="majorBidi" w:cstheme="majorBidi"/>
@@ -20326,6 +23897,7 @@
           <w:szCs w:val="32"/>
         </w:rPr>
       </w:pPr>
+      <w:proofErr w:type="spellStart"/>
       <w:r>
         <w:rPr>
           <w:rFonts w:asciiTheme="majorBidi" w:hAnsiTheme="majorBidi" w:cstheme="majorBidi"/>
@@ -20338,6 +23910,7 @@
         </w:rPr>
         <w:t>mem_limit</w:t>
       </w:r>
+      <w:proofErr w:type="spellEnd"/>
       <w:r>
         <w:rPr>
           <w:rFonts w:asciiTheme="majorBidi" w:hAnsiTheme="majorBidi" w:cstheme="majorBidi"/>
@@ -20348,6 +23921,8 @@
         </w:rPr>
         <w:t xml:space="preserve"> vs </w:t>
       </w:r>
+      <w:proofErr w:type="spellStart"/>
+      <w:proofErr w:type="gramStart"/>
       <w:r>
         <w:rPr>
           <w:rFonts w:asciiTheme="majorBidi" w:hAnsiTheme="majorBidi" w:cstheme="majorBidi"/>
@@ -20358,8 +23933,36 @@
           <w:sz w:val="32"/>
           <w:szCs w:val="32"/>
         </w:rPr>
-        <w:t>deploy.resources.limits</w:t>
-      </w:r>
+        <w:t>deploy</w:t>
+      </w:r>
+      <w:proofErr w:type="gramEnd"/>
+      <w:r>
+        <w:rPr>
+          <w:rFonts w:asciiTheme="majorBidi" w:hAnsiTheme="majorBidi" w:cstheme="majorBidi"/>
+          <w:b/>
+          <w:bCs/>
+          <w:i/>
+          <w:iCs/>
+          <w:sz w:val="32"/>
+          <w:szCs w:val="32"/>
+        </w:rPr>
+        <w:t>.</w:t>
+      </w:r>
+      <w:proofErr w:type="gramStart"/>
+      <w:r>
+        <w:rPr>
+          <w:rFonts w:asciiTheme="majorBidi" w:hAnsiTheme="majorBidi" w:cstheme="majorBidi"/>
+          <w:b/>
+          <w:bCs/>
+          <w:i/>
+          <w:iCs/>
+          <w:sz w:val="32"/>
+          <w:szCs w:val="32"/>
+        </w:rPr>
+        <w:t>resources.limits</w:t>
+      </w:r>
+      <w:proofErr w:type="spellEnd"/>
+      <w:proofErr w:type="gramEnd"/>
       <w:r>
         <w:rPr>
           <w:rFonts w:asciiTheme="majorBidi" w:hAnsiTheme="majorBidi" w:cstheme="majorBidi"/>
@@ -20419,6 +24022,7 @@
         </w:rPr>
         <w:t xml:space="preserve">Legacy/Short Syntax: </w:t>
       </w:r>
+      <w:proofErr w:type="spellStart"/>
       <w:r>
         <w:rPr>
           <w:rFonts w:asciiTheme="majorBidi" w:hAnsiTheme="majorBidi" w:cstheme="majorBidi"/>
@@ -20429,7 +24033,46 @@
           <w:sz w:val="28"/>
           <w:szCs w:val="28"/>
         </w:rPr>
-        <w:t>mem_limit: 128m, cpus: "0.25"</w:t>
+        <w:t>mem_limit</w:t>
+      </w:r>
+      <w:proofErr w:type="spellEnd"/>
+      <w:r>
+        <w:rPr>
+          <w:rFonts w:asciiTheme="majorBidi" w:hAnsiTheme="majorBidi" w:cstheme="majorBidi"/>
+          <w:b/>
+          <w:bCs/>
+          <w:i/>
+          <w:iCs/>
+          <w:sz w:val="28"/>
+          <w:szCs w:val="28"/>
+        </w:rPr>
+        <w:t xml:space="preserve">: 128m, </w:t>
+      </w:r>
+      <w:proofErr w:type="spellStart"/>
+      <w:r>
+        <w:rPr>
+          <w:rFonts w:asciiTheme="majorBidi" w:hAnsiTheme="majorBidi" w:cstheme="majorBidi"/>
+          <w:b/>
+          <w:bCs/>
+          <w:i/>
+          <w:iCs/>
+          <w:sz w:val="28"/>
+          <w:szCs w:val="28"/>
+        </w:rPr>
+        <w:t>cpus</w:t>
+      </w:r>
+      <w:proofErr w:type="spellEnd"/>
+      <w:r>
+        <w:rPr>
+          <w:rFonts w:asciiTheme="majorBidi" w:hAnsiTheme="majorBidi" w:cstheme="majorBidi"/>
+          <w:b/>
+          <w:bCs/>
+          <w:i/>
+          <w:iCs/>
+          <w:sz w:val="28"/>
+          <w:szCs w:val="28"/>
+        </w:rPr>
+        <w:t>: "0.25"</w:t>
       </w:r>
       <w:r>
         <w:rPr>
@@ -20635,17 +24278,31 @@
                               </w:rPr>
                               <w:t xml:space="preserve">               </w:t>
                             </w:r>
-                            <w:r>
-                              <w:rPr>
-                                <w:rFonts w:asciiTheme="majorBidi" w:hAnsiTheme="majorBidi" w:cstheme="majorBidi"/>
-                                <w:b/>
-                                <w:bCs/>
-                                <w:i/>
-                                <w:iCs/>
-                                <w:sz w:val="28"/>
-                                <w:szCs w:val="28"/>
-                              </w:rPr>
-                              <w:t>cpus: "0.5"</w:t>
+                            <w:proofErr w:type="spellStart"/>
+                            <w:r>
+                              <w:rPr>
+                                <w:rFonts w:asciiTheme="majorBidi" w:hAnsiTheme="majorBidi" w:cstheme="majorBidi"/>
+                                <w:b/>
+                                <w:bCs/>
+                                <w:i/>
+                                <w:iCs/>
+                                <w:sz w:val="28"/>
+                                <w:szCs w:val="28"/>
+                              </w:rPr>
+                              <w:t>cpus</w:t>
+                            </w:r>
+                            <w:proofErr w:type="spellEnd"/>
+                            <w:r>
+                              <w:rPr>
+                                <w:rFonts w:asciiTheme="majorBidi" w:hAnsiTheme="majorBidi" w:cstheme="majorBidi"/>
+                                <w:b/>
+                                <w:bCs/>
+                                <w:i/>
+                                <w:iCs/>
+                                <w:sz w:val="28"/>
+                                <w:szCs w:val="28"/>
+                              </w:rPr>
+                              <w:t>: "0.5"</w:t>
                             </w:r>
                           </w:p>
                           <w:p>
@@ -21049,6 +24706,7 @@
                 <w:szCs w:val="28"/>
               </w:rPr>
             </w:pPr>
+            <w:proofErr w:type="spellStart"/>
             <w:r>
               <w:rPr>
                 <w:rFonts w:asciiTheme="majorBidi" w:hAnsiTheme="majorBidi" w:cstheme="majorBidi"/>
@@ -21057,8 +24715,31 @@
                 <w:sz w:val="28"/>
                 <w:szCs w:val="28"/>
               </w:rPr>
-              <w:t>mem_limit / cpus</w:t>
+              <w:t>mem_limit</w:t>
             </w:r>
+            <w:proofErr w:type="spellEnd"/>
+            <w:r>
+              <w:rPr>
+                <w:rFonts w:asciiTheme="majorBidi" w:hAnsiTheme="majorBidi" w:cstheme="majorBidi"/>
+                <w:i/>
+                <w:iCs/>
+                <w:sz w:val="28"/>
+                <w:szCs w:val="28"/>
+              </w:rPr>
+              <w:t xml:space="preserve"> / </w:t>
+            </w:r>
+            <w:proofErr w:type="spellStart"/>
+            <w:r>
+              <w:rPr>
+                <w:rFonts w:asciiTheme="majorBidi" w:hAnsiTheme="majorBidi" w:cstheme="majorBidi"/>
+                <w:i/>
+                <w:iCs/>
+                <w:sz w:val="28"/>
+                <w:szCs w:val="28"/>
+              </w:rPr>
+              <w:t>cpus</w:t>
+            </w:r>
+            <w:proofErr w:type="spellEnd"/>
             <w:r>
               <w:rPr>
                 <w:rFonts w:asciiTheme="majorBidi" w:hAnsiTheme="majorBidi" w:cstheme="majorBidi"/>
@@ -21090,6 +24771,7 @@
                 <w:szCs w:val="28"/>
               </w:rPr>
             </w:pPr>
+            <w:proofErr w:type="spellStart"/>
             <w:r>
               <w:rPr>
                 <w:rFonts w:asciiTheme="majorBidi" w:hAnsiTheme="majorBidi" w:cstheme="majorBidi"/>
@@ -21098,8 +24780,21 @@
                 <w:sz w:val="28"/>
                 <w:szCs w:val="28"/>
               </w:rPr>
-              <w:t>deploy.resources.limits</w:t>
+              <w:t>deploy.</w:t>
             </w:r>
+            <w:proofErr w:type="gramStart"/>
+            <w:r>
+              <w:rPr>
+                <w:rFonts w:asciiTheme="majorBidi" w:hAnsiTheme="majorBidi" w:cstheme="majorBidi"/>
+                <w:i/>
+                <w:iCs/>
+                <w:sz w:val="28"/>
+                <w:szCs w:val="28"/>
+              </w:rPr>
+              <w:t>resources.limits</w:t>
+            </w:r>
+            <w:proofErr w:type="spellEnd"/>
+            <w:proofErr w:type="gramEnd"/>
           </w:p>
         </w:tc>
       </w:tr>
@@ -21235,7 +24930,25 @@
                 <w:sz w:val="28"/>
                 <w:szCs w:val="28"/>
               </w:rPr>
-              <w:t>Ignored in Swarm mode (unless in V2 compat).</w:t>
+              <w:t xml:space="preserve">Ignored in Swarm mode (unless in V2 </w:t>
+            </w:r>
+            <w:proofErr w:type="spellStart"/>
+            <w:r>
+              <w:rPr>
+                <w:rFonts w:asciiTheme="majorBidi" w:hAnsiTheme="majorBidi" w:cstheme="majorBidi"/>
+                <w:sz w:val="28"/>
+                <w:szCs w:val="28"/>
+              </w:rPr>
+              <w:t>compat</w:t>
+            </w:r>
+            <w:proofErr w:type="spellEnd"/>
+            <w:r>
+              <w:rPr>
+                <w:rFonts w:asciiTheme="majorBidi" w:hAnsiTheme="majorBidi" w:cstheme="majorBidi"/>
+                <w:sz w:val="28"/>
+                <w:szCs w:val="28"/>
+              </w:rPr>
+              <w:t>).</w:t>
             </w:r>
           </w:p>
         </w:tc>
@@ -21583,17 +25296,31 @@
                               </w:rPr>
                               <w:t xml:space="preserve">     </w:t>
                             </w:r>
-                            <w:r>
-                              <w:rPr>
-                                <w:rFonts w:asciiTheme="majorBidi" w:hAnsiTheme="majorBidi" w:cstheme="majorBidi"/>
-                                <w:b/>
-                                <w:bCs/>
-                                <w:i/>
-                                <w:iCs/>
-                                <w:sz w:val="28"/>
-                                <w:szCs w:val="28"/>
-                              </w:rPr>
-                              <w:t>api:</w:t>
+                            <w:proofErr w:type="spellStart"/>
+                            <w:r>
+                              <w:rPr>
+                                <w:rFonts w:asciiTheme="majorBidi" w:hAnsiTheme="majorBidi" w:cstheme="majorBidi"/>
+                                <w:b/>
+                                <w:bCs/>
+                                <w:i/>
+                                <w:iCs/>
+                                <w:sz w:val="28"/>
+                                <w:szCs w:val="28"/>
+                              </w:rPr>
+                              <w:t>api</w:t>
+                            </w:r>
+                            <w:proofErr w:type="spellEnd"/>
+                            <w:r>
+                              <w:rPr>
+                                <w:rFonts w:asciiTheme="majorBidi" w:hAnsiTheme="majorBidi" w:cstheme="majorBidi"/>
+                                <w:b/>
+                                <w:bCs/>
+                                <w:i/>
+                                <w:iCs/>
+                                <w:sz w:val="28"/>
+                                <w:szCs w:val="28"/>
+                              </w:rPr>
+                              <w:t>:</w:t>
                             </w:r>
                           </w:p>
                           <w:p>
@@ -21773,17 +25500,31 @@
                               </w:rPr>
                               <w:t xml:space="preserve">                         </w:t>
                             </w:r>
-                            <w:r>
-                              <w:rPr>
-                                <w:rFonts w:asciiTheme="majorBidi" w:hAnsiTheme="majorBidi" w:cstheme="majorBidi"/>
-                                <w:b/>
-                                <w:bCs/>
-                                <w:i/>
-                                <w:iCs/>
-                                <w:sz w:val="28"/>
-                                <w:szCs w:val="28"/>
-                              </w:rPr>
-                              <w:t>cpus: '0.5'</w:t>
+                            <w:proofErr w:type="spellStart"/>
+                            <w:r>
+                              <w:rPr>
+                                <w:rFonts w:asciiTheme="majorBidi" w:hAnsiTheme="majorBidi" w:cstheme="majorBidi"/>
+                                <w:b/>
+                                <w:bCs/>
+                                <w:i/>
+                                <w:iCs/>
+                                <w:sz w:val="28"/>
+                                <w:szCs w:val="28"/>
+                              </w:rPr>
+                              <w:t>cpus</w:t>
+                            </w:r>
+                            <w:proofErr w:type="spellEnd"/>
+                            <w:r>
+                              <w:rPr>
+                                <w:rFonts w:asciiTheme="majorBidi" w:hAnsiTheme="majorBidi" w:cstheme="majorBidi"/>
+                                <w:b/>
+                                <w:bCs/>
+                                <w:i/>
+                                <w:iCs/>
+                                <w:sz w:val="28"/>
+                                <w:szCs w:val="28"/>
+                              </w:rPr>
+                              <w:t>: '0.5'</w:t>
                             </w:r>
                           </w:p>
                           <w:p>
@@ -21887,17 +25628,31 @@
                               </w:rPr>
                               <w:t xml:space="preserve">                         </w:t>
                             </w:r>
-                            <w:r>
-                              <w:rPr>
-                                <w:rFonts w:asciiTheme="majorBidi" w:hAnsiTheme="majorBidi" w:cstheme="majorBidi"/>
-                                <w:b/>
-                                <w:bCs/>
-                                <w:i/>
-                                <w:iCs/>
-                                <w:sz w:val="28"/>
-                                <w:szCs w:val="28"/>
-                              </w:rPr>
-                              <w:t>cpus: '0.25'</w:t>
+                            <w:proofErr w:type="spellStart"/>
+                            <w:r>
+                              <w:rPr>
+                                <w:rFonts w:asciiTheme="majorBidi" w:hAnsiTheme="majorBidi" w:cstheme="majorBidi"/>
+                                <w:b/>
+                                <w:bCs/>
+                                <w:i/>
+                                <w:iCs/>
+                                <w:sz w:val="28"/>
+                                <w:szCs w:val="28"/>
+                              </w:rPr>
+                              <w:t>cpus</w:t>
+                            </w:r>
+                            <w:proofErr w:type="spellEnd"/>
+                            <w:r>
+                              <w:rPr>
+                                <w:rFonts w:asciiTheme="majorBidi" w:hAnsiTheme="majorBidi" w:cstheme="majorBidi"/>
+                                <w:b/>
+                                <w:bCs/>
+                                <w:i/>
+                                <w:iCs/>
+                                <w:sz w:val="28"/>
+                                <w:szCs w:val="28"/>
+                              </w:rPr>
+                              <w:t>: '0.25'</w:t>
                             </w:r>
                           </w:p>
                           <w:p>
@@ -22512,6 +26267,7 @@
           <w:szCs w:val="28"/>
         </w:rPr>
       </w:pPr>
+      <w:proofErr w:type="spellStart"/>
       <w:r>
         <w:rPr>
           <w:rFonts w:asciiTheme="majorBidi" w:hAnsiTheme="majorBidi" w:cstheme="majorBidi"/>
@@ -22524,6 +26280,7 @@
         </w:rPr>
         <w:t>ipam</w:t>
       </w:r>
+      <w:proofErr w:type="spellEnd"/>
       <w:r>
         <w:rPr>
           <w:rFonts w:asciiTheme="majorBidi" w:hAnsiTheme="majorBidi" w:cstheme="majorBidi"/>
@@ -22887,17 +26644,31 @@
                               </w:rPr>
                               <w:t xml:space="preserve">          </w:t>
                             </w:r>
-                            <w:r>
-                              <w:rPr>
-                                <w:rFonts w:asciiTheme="majorBidi" w:hAnsiTheme="majorBidi" w:cstheme="majorBidi"/>
-                                <w:b/>
-                                <w:bCs/>
-                                <w:i/>
-                                <w:iCs/>
-                                <w:sz w:val="28"/>
-                                <w:szCs w:val="28"/>
-                              </w:rPr>
-                              <w:t>ipam:</w:t>
+                            <w:proofErr w:type="spellStart"/>
+                            <w:r>
+                              <w:rPr>
+                                <w:rFonts w:asciiTheme="majorBidi" w:hAnsiTheme="majorBidi" w:cstheme="majorBidi"/>
+                                <w:b/>
+                                <w:bCs/>
+                                <w:i/>
+                                <w:iCs/>
+                                <w:sz w:val="28"/>
+                                <w:szCs w:val="28"/>
+                              </w:rPr>
+                              <w:t>ipam</w:t>
+                            </w:r>
+                            <w:proofErr w:type="spellEnd"/>
+                            <w:r>
+                              <w:rPr>
+                                <w:rFonts w:asciiTheme="majorBidi" w:hAnsiTheme="majorBidi" w:cstheme="majorBidi"/>
+                                <w:b/>
+                                <w:bCs/>
+                                <w:i/>
+                                <w:iCs/>
+                                <w:sz w:val="28"/>
+                                <w:szCs w:val="28"/>
+                              </w:rPr>
+                              <w:t>:</w:t>
                             </w:r>
                           </w:p>
                           <w:p>
@@ -23456,7 +27227,25 @@
           <w:sz w:val="28"/>
           <w:szCs w:val="28"/>
         </w:rPr>
-        <w:t>The external directive is used when you want your docker-compose.yml file to attach to a network that already exists outside of the current Compose project’s lifecycle.</w:t>
+        <w:t>The external directive is used when you want your docker-</w:t>
+      </w:r>
+      <w:proofErr w:type="spellStart"/>
+      <w:r>
+        <w:rPr>
+          <w:rFonts w:asciiTheme="majorBidi" w:hAnsiTheme="majorBidi" w:cstheme="majorBidi"/>
+          <w:sz w:val="28"/>
+          <w:szCs w:val="28"/>
+        </w:rPr>
+        <w:t>compose.yml</w:t>
+      </w:r>
+      <w:proofErr w:type="spellEnd"/>
+      <w:r>
+        <w:rPr>
+          <w:rFonts w:asciiTheme="majorBidi" w:hAnsiTheme="majorBidi" w:cstheme="majorBidi"/>
+          <w:sz w:val="28"/>
+          <w:szCs w:val="28"/>
+        </w:rPr>
+        <w:t xml:space="preserve"> file to attach to a network that already exists outside of the current Compose project’s lifecycle.</w:t>
       </w:r>
     </w:p>
     <w:p>
@@ -23574,17 +27363,31 @@
                               </w:rPr>
                               <w:t xml:space="preserve">     </w:t>
                             </w:r>
-                            <w:r>
-                              <w:rPr>
-                                <w:rFonts w:asciiTheme="majorBidi" w:hAnsiTheme="majorBidi" w:cstheme="majorBidi"/>
-                                <w:b/>
-                                <w:bCs/>
-                                <w:i/>
-                                <w:iCs/>
-                                <w:sz w:val="28"/>
-                                <w:szCs w:val="28"/>
-                              </w:rPr>
-                              <w:t>shared_infra:</w:t>
+                            <w:proofErr w:type="spellStart"/>
+                            <w:r>
+                              <w:rPr>
+                                <w:rFonts w:asciiTheme="majorBidi" w:hAnsiTheme="majorBidi" w:cstheme="majorBidi"/>
+                                <w:b/>
+                                <w:bCs/>
+                                <w:i/>
+                                <w:iCs/>
+                                <w:sz w:val="28"/>
+                                <w:szCs w:val="28"/>
+                              </w:rPr>
+                              <w:t>shared_infra</w:t>
+                            </w:r>
+                            <w:proofErr w:type="spellEnd"/>
+                            <w:r>
+                              <w:rPr>
+                                <w:rFonts w:asciiTheme="majorBidi" w:hAnsiTheme="majorBidi" w:cstheme="majorBidi"/>
+                                <w:b/>
+                                <w:bCs/>
+                                <w:i/>
+                                <w:iCs/>
+                                <w:sz w:val="28"/>
+                                <w:szCs w:val="28"/>
+                              </w:rPr>
+                              <w:t>:</w:t>
                             </w:r>
                           </w:p>
                           <w:p>
@@ -23825,7 +27628,25 @@
           <w:sz w:val="28"/>
           <w:szCs w:val="28"/>
         </w:rPr>
-        <w:t>: You have a pre-existing network named production_shared_network created manually or by another orchestration tool. You don’t want Compose to destroy or recreate it upon down.</w:t>
+        <w:t xml:space="preserve">: You have a pre-existing network named </w:t>
+      </w:r>
+      <w:proofErr w:type="spellStart"/>
+      <w:r>
+        <w:rPr>
+          <w:rFonts w:asciiTheme="majorBidi" w:hAnsiTheme="majorBidi" w:cstheme="majorBidi"/>
+          <w:sz w:val="28"/>
+          <w:szCs w:val="28"/>
+        </w:rPr>
+        <w:t>production_shared_network</w:t>
+      </w:r>
+      <w:proofErr w:type="spellEnd"/>
+      <w:r>
+        <w:rPr>
+          <w:rFonts w:asciiTheme="majorBidi" w:hAnsiTheme="majorBidi" w:cstheme="majorBidi"/>
+          <w:sz w:val="28"/>
+          <w:szCs w:val="28"/>
+        </w:rPr>
+        <w:t xml:space="preserve"> created manually or by another orchestration tool. You don’t want Compose to destroy or recreate it upon down.</w:t>
       </w:r>
     </w:p>
     <w:p>
@@ -23902,7 +27723,25 @@
           <w:sz w:val="28"/>
           <w:szCs w:val="28"/>
         </w:rPr>
-        <w:t>You cannot define ipam, driver, or other creation parameters for an external network; you are only consuming it.</w:t>
+        <w:t xml:space="preserve">You cannot define </w:t>
+      </w:r>
+      <w:proofErr w:type="spellStart"/>
+      <w:r>
+        <w:rPr>
+          <w:rFonts w:asciiTheme="majorBidi" w:hAnsiTheme="majorBidi" w:cstheme="majorBidi"/>
+          <w:sz w:val="28"/>
+          <w:szCs w:val="28"/>
+        </w:rPr>
+        <w:t>ipam</w:t>
+      </w:r>
+      <w:proofErr w:type="spellEnd"/>
+      <w:r>
+        <w:rPr>
+          <w:rFonts w:asciiTheme="majorBidi" w:hAnsiTheme="majorBidi" w:cstheme="majorBidi"/>
+          <w:sz w:val="28"/>
+          <w:szCs w:val="28"/>
+        </w:rPr>
+        <w:t>, driver, or other creation parameters for an external network; you are only consuming it.</w:t>
       </w:r>
     </w:p>
     <w:p>
@@ -24059,14 +27898,25 @@
                               </w:rPr>
                               <w:t xml:space="preserve">     </w:t>
                             </w:r>
-                            <w:r>
-                              <w:rPr>
-                                <w:b/>
-                                <w:bCs/>
-                                <w:i/>
-                                <w:iCs/>
-                              </w:rPr>
-                              <w:t>web_frontend:</w:t>
+                            <w:proofErr w:type="spellStart"/>
+                            <w:r>
+                              <w:rPr>
+                                <w:b/>
+                                <w:bCs/>
+                                <w:i/>
+                                <w:iCs/>
+                              </w:rPr>
+                              <w:t>web_frontend</w:t>
+                            </w:r>
+                            <w:proofErr w:type="spellEnd"/>
+                            <w:r>
+                              <w:rPr>
+                                <w:b/>
+                                <w:bCs/>
+                                <w:i/>
+                                <w:iCs/>
+                              </w:rPr>
+                              <w:t>:</w:t>
                             </w:r>
                           </w:p>
                           <w:p>
@@ -24095,8 +27945,21 @@
                                 <w:i/>
                                 <w:iCs/>
                               </w:rPr>
-                              <w:t>image: nginx:latest</w:t>
-                            </w:r>
+                              <w:t xml:space="preserve">image: </w:t>
+                            </w:r>
+                            <w:proofErr w:type="spellStart"/>
+                            <w:proofErr w:type="gramStart"/>
+                            <w:r>
+                              <w:rPr>
+                                <w:b/>
+                                <w:bCs/>
+                                <w:i/>
+                                <w:iCs/>
+                              </w:rPr>
+                              <w:t>nginx:latest</w:t>
+                            </w:r>
+                            <w:proofErr w:type="spellEnd"/>
+                            <w:proofErr w:type="gramEnd"/>
                           </w:p>
                           <w:p>
                             <w:pPr>
@@ -24259,8 +28122,19 @@
                                 <w:i/>
                                 <w:iCs/>
                               </w:rPr>
-                              <w:t>- proxy_target</w:t>
-                            </w:r>
+                              <w:t xml:space="preserve">- </w:t>
+                            </w:r>
+                            <w:proofErr w:type="spellStart"/>
+                            <w:r>
+                              <w:rPr>
+                                <w:b/>
+                                <w:bCs/>
+                                <w:i/>
+                                <w:iCs/>
+                              </w:rPr>
+                              <w:t>proxy_target</w:t>
+                            </w:r>
+                            <w:proofErr w:type="spellEnd"/>
                           </w:p>
                         </w:txbxContent>
                       </wps:txbx>
@@ -24571,7 +28445,33 @@
           <w:sz w:val="28"/>
           <w:szCs w:val="28"/>
         </w:rPr>
-        <w:t>/etc/hosts</w:t>
+        <w:t>/</w:t>
+      </w:r>
+      <w:proofErr w:type="spellStart"/>
+      <w:r>
+        <w:rPr>
+          <w:rFonts w:asciiTheme="majorBidi" w:hAnsiTheme="majorBidi" w:cstheme="majorBidi"/>
+          <w:b/>
+          <w:bCs/>
+          <w:i/>
+          <w:iCs/>
+          <w:sz w:val="28"/>
+          <w:szCs w:val="28"/>
+        </w:rPr>
+        <w:t>etc</w:t>
+      </w:r>
+      <w:proofErr w:type="spellEnd"/>
+      <w:r>
+        <w:rPr>
+          <w:rFonts w:asciiTheme="majorBidi" w:hAnsiTheme="majorBidi" w:cstheme="majorBidi"/>
+          <w:b/>
+          <w:bCs/>
+          <w:i/>
+          <w:iCs/>
+          <w:sz w:val="28"/>
+          <w:szCs w:val="28"/>
+        </w:rPr>
+        <w:t>/hosts</w:t>
       </w:r>
       <w:r>
         <w:rPr>
@@ -24793,8 +28693,22 @@
           <w:sz w:val="28"/>
           <w:szCs w:val="28"/>
         </w:rPr>
-        <w:t>docker-compose.yml</w:t>
-      </w:r>
+        <w:t>docker-</w:t>
+      </w:r>
+      <w:proofErr w:type="spellStart"/>
+      <w:r>
+        <w:rPr>
+          <w:rFonts w:asciiTheme="majorBidi" w:hAnsiTheme="majorBidi" w:cstheme="majorBidi"/>
+          <w:b/>
+          <w:bCs/>
+          <w:i/>
+          <w:iCs/>
+          <w:sz w:val="28"/>
+          <w:szCs w:val="28"/>
+        </w:rPr>
+        <w:t>compose.yml</w:t>
+      </w:r>
+      <w:proofErr w:type="spellEnd"/>
       <w:r>
         <w:rPr>
           <w:rFonts w:asciiTheme="majorBidi" w:hAnsiTheme="majorBidi" w:cstheme="majorBidi"/>
@@ -24898,6 +28812,7 @@
         </w:rPr>
         <w:t xml:space="preserve"> → Forces a rebuild of images from the </w:t>
       </w:r>
+      <w:proofErr w:type="spellStart"/>
       <w:r>
         <w:rPr>
           <w:rFonts w:asciiTheme="majorBidi" w:hAnsiTheme="majorBidi" w:cstheme="majorBidi"/>
@@ -24910,6 +28825,7 @@
         </w:rPr>
         <w:t>Dockerfile</w:t>
       </w:r>
+      <w:proofErr w:type="spellEnd"/>
       <w:r>
         <w:rPr>
           <w:rFonts w:asciiTheme="majorBidi" w:hAnsiTheme="majorBidi" w:cstheme="majorBidi"/>
@@ -25016,7 +28932,33 @@
           <w:sz w:val="28"/>
           <w:szCs w:val="28"/>
         </w:rPr>
-        <w:t>docker compose up service_name service_name2</w:t>
+        <w:t xml:space="preserve">docker compose up </w:t>
+      </w:r>
+      <w:proofErr w:type="spellStart"/>
+      <w:r>
+        <w:rPr>
+          <w:rFonts w:asciiTheme="majorBidi" w:hAnsiTheme="majorBidi" w:cstheme="majorBidi"/>
+          <w:b/>
+          <w:bCs/>
+          <w:i/>
+          <w:iCs/>
+          <w:sz w:val="28"/>
+          <w:szCs w:val="28"/>
+        </w:rPr>
+        <w:t>service_name</w:t>
+      </w:r>
+      <w:proofErr w:type="spellEnd"/>
+      <w:r>
+        <w:rPr>
+          <w:rFonts w:asciiTheme="majorBidi" w:hAnsiTheme="majorBidi" w:cstheme="majorBidi"/>
+          <w:b/>
+          <w:bCs/>
+          <w:i/>
+          <w:iCs/>
+          <w:sz w:val="28"/>
+          <w:szCs w:val="28"/>
+        </w:rPr>
+        <w:t xml:space="preserve"> service_name2</w:t>
       </w:r>
       <w:r>
         <w:rPr>
@@ -25052,7 +28994,59 @@
           <w:sz w:val="28"/>
           <w:szCs w:val="28"/>
         </w:rPr>
-        <w:t>docker compose up service_name --scale service_name=3</w:t>
+        <w:t xml:space="preserve">docker compose up </w:t>
+      </w:r>
+      <w:proofErr w:type="spellStart"/>
+      <w:r>
+        <w:rPr>
+          <w:rFonts w:asciiTheme="majorBidi" w:hAnsiTheme="majorBidi" w:cstheme="majorBidi"/>
+          <w:b/>
+          <w:bCs/>
+          <w:i/>
+          <w:iCs/>
+          <w:sz w:val="28"/>
+          <w:szCs w:val="28"/>
+        </w:rPr>
+        <w:t>service_name</w:t>
+      </w:r>
+      <w:proofErr w:type="spellEnd"/>
+      <w:r>
+        <w:rPr>
+          <w:rFonts w:asciiTheme="majorBidi" w:hAnsiTheme="majorBidi" w:cstheme="majorBidi"/>
+          <w:b/>
+          <w:bCs/>
+          <w:i/>
+          <w:iCs/>
+          <w:sz w:val="28"/>
+          <w:szCs w:val="28"/>
+        </w:rPr>
+        <w:t xml:space="preserve"> --scale </w:t>
+      </w:r>
+      <w:proofErr w:type="spellStart"/>
+      <w:r>
+        <w:rPr>
+          <w:rFonts w:asciiTheme="majorBidi" w:hAnsiTheme="majorBidi" w:cstheme="majorBidi"/>
+          <w:b/>
+          <w:bCs/>
+          <w:i/>
+          <w:iCs/>
+          <w:sz w:val="28"/>
+          <w:szCs w:val="28"/>
+        </w:rPr>
+        <w:t>service_name</w:t>
+      </w:r>
+      <w:proofErr w:type="spellEnd"/>
+      <w:r>
+        <w:rPr>
+          <w:rFonts w:asciiTheme="majorBidi" w:hAnsiTheme="majorBidi" w:cstheme="majorBidi"/>
+          <w:b/>
+          <w:bCs/>
+          <w:i/>
+          <w:iCs/>
+          <w:sz w:val="28"/>
+          <w:szCs w:val="28"/>
+        </w:rPr>
+        <w:t>=3</w:t>
       </w:r>
       <w:r>
         <w:rPr>
@@ -25138,8 +29132,22 @@
           <w:sz w:val="28"/>
           <w:szCs w:val="28"/>
         </w:rPr>
-        <w:t>docker compose start service_name</w:t>
-      </w:r>
+        <w:t xml:space="preserve">docker compose start </w:t>
+      </w:r>
+      <w:proofErr w:type="spellStart"/>
+      <w:r>
+        <w:rPr>
+          <w:rFonts w:asciiTheme="majorBidi" w:hAnsiTheme="majorBidi" w:cstheme="majorBidi"/>
+          <w:b/>
+          <w:bCs/>
+          <w:i/>
+          <w:iCs/>
+          <w:sz w:val="28"/>
+          <w:szCs w:val="28"/>
+        </w:rPr>
+        <w:t>service_name</w:t>
+      </w:r>
+      <w:proofErr w:type="spellEnd"/>
       <w:r>
         <w:rPr>
           <w:rFonts w:asciiTheme="majorBidi" w:hAnsiTheme="majorBidi" w:cstheme="majorBidi"/>
@@ -25342,8 +29350,22 @@
           <w:sz w:val="28"/>
           <w:szCs w:val="28"/>
         </w:rPr>
-        <w:t>docker compose restart service_name</w:t>
-      </w:r>
+        <w:t xml:space="preserve">docker compose restart </w:t>
+      </w:r>
+      <w:proofErr w:type="spellStart"/>
+      <w:r>
+        <w:rPr>
+          <w:rFonts w:asciiTheme="majorBidi" w:hAnsiTheme="majorBidi" w:cstheme="majorBidi"/>
+          <w:b/>
+          <w:bCs/>
+          <w:i/>
+          <w:iCs/>
+          <w:sz w:val="28"/>
+          <w:szCs w:val="28"/>
+        </w:rPr>
+        <w:t>service_name</w:t>
+      </w:r>
+      <w:proofErr w:type="spellEnd"/>
       <w:r>
         <w:rPr>
           <w:rFonts w:asciiTheme="majorBidi" w:hAnsiTheme="majorBidi" w:cstheme="majorBidi"/>
@@ -25537,7 +29559,33 @@
           <w:sz w:val="28"/>
           <w:szCs w:val="28"/>
         </w:rPr>
-        <w:t>--rmi all</w:t>
+        <w:t>--</w:t>
+      </w:r>
+      <w:proofErr w:type="spellStart"/>
+      <w:r>
+        <w:rPr>
+          <w:rFonts w:asciiTheme="majorBidi" w:hAnsiTheme="majorBidi" w:cstheme="majorBidi"/>
+          <w:b/>
+          <w:bCs/>
+          <w:i/>
+          <w:iCs/>
+          <w:sz w:val="28"/>
+          <w:szCs w:val="28"/>
+        </w:rPr>
+        <w:t>rmi</w:t>
+      </w:r>
+      <w:proofErr w:type="spellEnd"/>
+      <w:r>
+        <w:rPr>
+          <w:rFonts w:asciiTheme="majorBidi" w:hAnsiTheme="majorBidi" w:cstheme="majorBidi"/>
+          <w:b/>
+          <w:bCs/>
+          <w:i/>
+          <w:iCs/>
+          <w:sz w:val="28"/>
+          <w:szCs w:val="28"/>
+        </w:rPr>
+        <w:t xml:space="preserve"> all</w:t>
       </w:r>
       <w:r>
         <w:rPr>
@@ -25766,6 +29814,7 @@
         </w:rPr>
         <w:t>&lt;</w:t>
       </w:r>
+      <w:proofErr w:type="spellStart"/>
       <w:r>
         <w:rPr>
           <w:rFonts w:asciiTheme="majorBidi" w:hAnsiTheme="majorBidi" w:cstheme="majorBidi"/>
@@ -25778,6 +29827,7 @@
         </w:rPr>
         <w:t>service_name</w:t>
       </w:r>
+      <w:proofErr w:type="spellEnd"/>
       <w:r>
         <w:rPr>
           <w:rFonts w:asciiTheme="majorBidi" w:hAnsiTheme="majorBidi" w:cstheme="majorBidi"/>
@@ -25800,7 +29850,33 @@
           <w:sz w:val="28"/>
           <w:szCs w:val="28"/>
         </w:rPr>
-        <w:t xml:space="preserve"> --platform linux/amd64</w:t>
+        <w:t xml:space="preserve"> --platform </w:t>
+      </w:r>
+      <w:proofErr w:type="spellStart"/>
+      <w:r>
+        <w:rPr>
+          <w:rFonts w:asciiTheme="majorBidi" w:hAnsiTheme="majorBidi" w:cstheme="majorBidi"/>
+          <w:b/>
+          <w:bCs/>
+          <w:i/>
+          <w:iCs/>
+          <w:sz w:val="28"/>
+          <w:szCs w:val="28"/>
+        </w:rPr>
+        <w:t>linux</w:t>
+      </w:r>
+      <w:proofErr w:type="spellEnd"/>
+      <w:r>
+        <w:rPr>
+          <w:rFonts w:asciiTheme="majorBidi" w:hAnsiTheme="majorBidi" w:cstheme="majorBidi"/>
+          <w:b/>
+          <w:bCs/>
+          <w:i/>
+          <w:iCs/>
+          <w:sz w:val="28"/>
+          <w:szCs w:val="28"/>
+        </w:rPr>
+        <w:t>/amd64</w:t>
       </w:r>
       <w:r>
         <w:rPr>
@@ -25912,8 +29988,22 @@
           <w:sz w:val="28"/>
           <w:szCs w:val="28"/>
         </w:rPr>
-        <w:t>docker compose pull service_name</w:t>
-      </w:r>
+        <w:t xml:space="preserve">docker compose pull </w:t>
+      </w:r>
+      <w:proofErr w:type="spellStart"/>
+      <w:r>
+        <w:rPr>
+          <w:rFonts w:asciiTheme="majorBidi" w:hAnsiTheme="majorBidi" w:cstheme="majorBidi"/>
+          <w:b/>
+          <w:bCs/>
+          <w:i/>
+          <w:iCs/>
+          <w:sz w:val="28"/>
+          <w:szCs w:val="28"/>
+        </w:rPr>
+        <w:t>service_name</w:t>
+      </w:r>
+      <w:proofErr w:type="spellEnd"/>
       <w:r>
         <w:rPr>
           <w:rFonts w:asciiTheme="majorBidi" w:hAnsiTheme="majorBidi" w:cstheme="majorBidi"/>
@@ -25988,7 +30078,25 @@
           <w:sz w:val="28"/>
           <w:szCs w:val="28"/>
         </w:rPr>
-        <w:t>Pulls images even if a Dockerfile is defined for the service.</w:t>
+        <w:t xml:space="preserve">Pulls images even if a </w:t>
+      </w:r>
+      <w:proofErr w:type="spellStart"/>
+      <w:r>
+        <w:rPr>
+          <w:rFonts w:asciiTheme="majorBidi" w:hAnsiTheme="majorBidi" w:cstheme="majorBidi"/>
+          <w:sz w:val="28"/>
+          <w:szCs w:val="28"/>
+        </w:rPr>
+        <w:t>Dockerfile</w:t>
+      </w:r>
+      <w:proofErr w:type="spellEnd"/>
+      <w:r>
+        <w:rPr>
+          <w:rFonts w:asciiTheme="majorBidi" w:hAnsiTheme="majorBidi" w:cstheme="majorBidi"/>
+          <w:sz w:val="28"/>
+          <w:szCs w:val="28"/>
+        </w:rPr>
+        <w:t xml:space="preserve"> is defined for the service.</w:t>
       </w:r>
     </w:p>
     <w:p>
@@ -26066,8 +30174,22 @@
           <w:sz w:val="28"/>
           <w:szCs w:val="28"/>
         </w:rPr>
-        <w:t>docker compose push service_name</w:t>
-      </w:r>
+        <w:t xml:space="preserve">docker compose push </w:t>
+      </w:r>
+      <w:proofErr w:type="spellStart"/>
+      <w:r>
+        <w:rPr>
+          <w:rFonts w:asciiTheme="majorBidi" w:hAnsiTheme="majorBidi" w:cstheme="majorBidi"/>
+          <w:b/>
+          <w:bCs/>
+          <w:i/>
+          <w:iCs/>
+          <w:sz w:val="28"/>
+          <w:szCs w:val="28"/>
+        </w:rPr>
+        <w:t>service_name</w:t>
+      </w:r>
+      <w:proofErr w:type="spellEnd"/>
       <w:r>
         <w:rPr>
           <w:rFonts w:asciiTheme="majorBidi" w:hAnsiTheme="majorBidi" w:cstheme="majorBidi"/>
@@ -26115,8 +30237,22 @@
           <w:sz w:val="32"/>
           <w:szCs w:val="32"/>
         </w:rPr>
-        <w:t>docker compose ps</w:t>
-      </w:r>
+        <w:t xml:space="preserve">docker compose </w:t>
+      </w:r>
+      <w:proofErr w:type="spellStart"/>
+      <w:r>
+        <w:rPr>
+          <w:rFonts w:asciiTheme="majorBidi" w:hAnsiTheme="majorBidi" w:cstheme="majorBidi"/>
+          <w:b/>
+          <w:bCs/>
+          <w:i/>
+          <w:iCs/>
+          <w:sz w:val="32"/>
+          <w:szCs w:val="32"/>
+        </w:rPr>
+        <w:t>ps</w:t>
+      </w:r>
+      <w:proofErr w:type="spellEnd"/>
       <w:r>
         <w:rPr>
           <w:rFonts w:asciiTheme="majorBidi" w:hAnsiTheme="majorBidi" w:cstheme="majorBidi"/>
@@ -26371,8 +30507,22 @@
           <w:sz w:val="28"/>
           <w:szCs w:val="28"/>
         </w:rPr>
-        <w:t>docker compose logs service_name</w:t>
-      </w:r>
+        <w:t xml:space="preserve">docker compose logs </w:t>
+      </w:r>
+      <w:proofErr w:type="spellStart"/>
+      <w:r>
+        <w:rPr>
+          <w:rFonts w:asciiTheme="majorBidi" w:hAnsiTheme="majorBidi" w:cstheme="majorBidi"/>
+          <w:b/>
+          <w:bCs/>
+          <w:i/>
+          <w:iCs/>
+          <w:sz w:val="28"/>
+          <w:szCs w:val="28"/>
+        </w:rPr>
+        <w:t>service_name</w:t>
+      </w:r>
+      <w:proofErr w:type="spellEnd"/>
       <w:r>
         <w:rPr>
           <w:rFonts w:asciiTheme="majorBidi" w:hAnsiTheme="majorBidi" w:cstheme="majorBidi"/>
@@ -26711,7 +30861,33 @@
           <w:sz w:val="28"/>
           <w:szCs w:val="28"/>
         </w:rPr>
-        <w:t>docker compose exec service_name bash</w:t>
+        <w:t xml:space="preserve">docker compose exec </w:t>
+      </w:r>
+      <w:proofErr w:type="spellStart"/>
+      <w:r>
+        <w:rPr>
+          <w:rFonts w:asciiTheme="majorBidi" w:hAnsiTheme="majorBidi" w:cstheme="majorBidi"/>
+          <w:b/>
+          <w:bCs/>
+          <w:i/>
+          <w:iCs/>
+          <w:sz w:val="28"/>
+          <w:szCs w:val="28"/>
+        </w:rPr>
+        <w:t>service_name</w:t>
+      </w:r>
+      <w:proofErr w:type="spellEnd"/>
+      <w:r>
+        <w:rPr>
+          <w:rFonts w:asciiTheme="majorBidi" w:hAnsiTheme="majorBidi" w:cstheme="majorBidi"/>
+          <w:b/>
+          <w:bCs/>
+          <w:i/>
+          <w:iCs/>
+          <w:sz w:val="28"/>
+          <w:szCs w:val="28"/>
+        </w:rPr>
+        <w:t xml:space="preserve"> bash</w:t>
       </w:r>
       <w:r>
         <w:rPr>
@@ -26763,7 +30939,59 @@
           <w:sz w:val="28"/>
           <w:szCs w:val="28"/>
         </w:rPr>
-        <w:t>docker compose exec -u root service_name ps aux</w:t>
+        <w:t xml:space="preserve">docker compose exec -u root </w:t>
+      </w:r>
+      <w:proofErr w:type="spellStart"/>
+      <w:r>
+        <w:rPr>
+          <w:rFonts w:asciiTheme="majorBidi" w:hAnsiTheme="majorBidi" w:cstheme="majorBidi"/>
+          <w:b/>
+          <w:bCs/>
+          <w:i/>
+          <w:iCs/>
+          <w:sz w:val="28"/>
+          <w:szCs w:val="28"/>
+        </w:rPr>
+        <w:t>service_name</w:t>
+      </w:r>
+      <w:proofErr w:type="spellEnd"/>
+      <w:r>
+        <w:rPr>
+          <w:rFonts w:asciiTheme="majorBidi" w:hAnsiTheme="majorBidi" w:cstheme="majorBidi"/>
+          <w:b/>
+          <w:bCs/>
+          <w:i/>
+          <w:iCs/>
+          <w:sz w:val="28"/>
+          <w:szCs w:val="28"/>
+        </w:rPr>
+        <w:t xml:space="preserve"> </w:t>
+      </w:r>
+      <w:proofErr w:type="spellStart"/>
+      <w:r>
+        <w:rPr>
+          <w:rFonts w:asciiTheme="majorBidi" w:hAnsiTheme="majorBidi" w:cstheme="majorBidi"/>
+          <w:b/>
+          <w:bCs/>
+          <w:i/>
+          <w:iCs/>
+          <w:sz w:val="28"/>
+          <w:szCs w:val="28"/>
+        </w:rPr>
+        <w:t>ps</w:t>
+      </w:r>
+      <w:proofErr w:type="spellEnd"/>
+      <w:r>
+        <w:rPr>
+          <w:rFonts w:asciiTheme="majorBidi" w:hAnsiTheme="majorBidi" w:cstheme="majorBidi"/>
+          <w:b/>
+          <w:bCs/>
+          <w:i/>
+          <w:iCs/>
+          <w:sz w:val="28"/>
+          <w:szCs w:val="28"/>
+        </w:rPr>
+        <w:t xml:space="preserve"> aux</w:t>
       </w:r>
       <w:r>
         <w:rPr>
@@ -26807,7 +31035,33 @@
           <w:sz w:val="28"/>
           <w:szCs w:val="28"/>
         </w:rPr>
-        <w:t>docker compose exec -e VAR=value service_name echo $VAR</w:t>
+        <w:t xml:space="preserve">docker compose exec -e VAR=value </w:t>
+      </w:r>
+      <w:proofErr w:type="spellStart"/>
+      <w:r>
+        <w:rPr>
+          <w:rFonts w:asciiTheme="majorBidi" w:hAnsiTheme="majorBidi" w:cstheme="majorBidi"/>
+          <w:b/>
+          <w:bCs/>
+          <w:i/>
+          <w:iCs/>
+          <w:sz w:val="28"/>
+          <w:szCs w:val="28"/>
+        </w:rPr>
+        <w:t>service_name</w:t>
+      </w:r>
+      <w:proofErr w:type="spellEnd"/>
+      <w:r>
+        <w:rPr>
+          <w:rFonts w:asciiTheme="majorBidi" w:hAnsiTheme="majorBidi" w:cstheme="majorBidi"/>
+          <w:b/>
+          <w:bCs/>
+          <w:i/>
+          <w:iCs/>
+          <w:sz w:val="28"/>
+          <w:szCs w:val="28"/>
+        </w:rPr>
+        <w:t xml:space="preserve"> echo $VAR</w:t>
       </w:r>
       <w:r>
         <w:rPr>
@@ -26909,8 +31163,22 @@
           <w:sz w:val="28"/>
           <w:szCs w:val="28"/>
         </w:rPr>
-        <w:t>docker compose top service_name</w:t>
-      </w:r>
+        <w:t xml:space="preserve">docker compose top </w:t>
+      </w:r>
+      <w:proofErr w:type="spellStart"/>
+      <w:r>
+        <w:rPr>
+          <w:rFonts w:asciiTheme="majorBidi" w:hAnsiTheme="majorBidi" w:cstheme="majorBidi"/>
+          <w:b/>
+          <w:bCs/>
+          <w:i/>
+          <w:iCs/>
+          <w:sz w:val="28"/>
+          <w:szCs w:val="28"/>
+        </w:rPr>
+        <w:t>service_name</w:t>
+      </w:r>
+      <w:proofErr w:type="spellEnd"/>
       <w:r>
         <w:rPr>
           <w:rFonts w:asciiTheme="majorBidi" w:hAnsiTheme="majorBidi" w:cstheme="majorBidi"/>
@@ -27085,8 +31353,22 @@
           <w:sz w:val="28"/>
           <w:szCs w:val="28"/>
         </w:rPr>
-        <w:t>-f docker-compose.prod.yml</w:t>
-      </w:r>
+        <w:t>-f docker-</w:t>
+      </w:r>
+      <w:proofErr w:type="spellStart"/>
+      <w:r>
+        <w:rPr>
+          <w:rFonts w:asciiTheme="majorBidi" w:hAnsiTheme="majorBidi" w:cstheme="majorBidi"/>
+          <w:b/>
+          <w:bCs/>
+          <w:i/>
+          <w:iCs/>
+          <w:sz w:val="28"/>
+          <w:szCs w:val="28"/>
+        </w:rPr>
+        <w:t>compose.prod.yml</w:t>
+      </w:r>
+      <w:proofErr w:type="spellEnd"/>
       <w:r>
         <w:rPr>
           <w:rFonts w:asciiTheme="majorBidi" w:hAnsiTheme="majorBidi" w:cstheme="majorBidi"/>
@@ -27214,7 +31496,33 @@
           <w:sz w:val="28"/>
           <w:szCs w:val="28"/>
         </w:rPr>
-        <w:t>docker compose port service_name 80</w:t>
+        <w:t xml:space="preserve">docker compose port </w:t>
+      </w:r>
+      <w:proofErr w:type="spellStart"/>
+      <w:r>
+        <w:rPr>
+          <w:rFonts w:asciiTheme="majorBidi" w:hAnsiTheme="majorBidi" w:cstheme="majorBidi"/>
+          <w:b/>
+          <w:bCs/>
+          <w:i/>
+          <w:iCs/>
+          <w:sz w:val="28"/>
+          <w:szCs w:val="28"/>
+        </w:rPr>
+        <w:t>service_name</w:t>
+      </w:r>
+      <w:proofErr w:type="spellEnd"/>
+      <w:r>
+        <w:rPr>
+          <w:rFonts w:asciiTheme="majorBidi" w:hAnsiTheme="majorBidi" w:cstheme="majorBidi"/>
+          <w:b/>
+          <w:bCs/>
+          <w:i/>
+          <w:iCs/>
+          <w:sz w:val="28"/>
+          <w:szCs w:val="28"/>
+        </w:rPr>
+        <w:t xml:space="preserve"> 80</w:t>
       </w:r>
       <w:r>
         <w:rPr>
@@ -27266,7 +31574,33 @@
           <w:sz w:val="28"/>
           <w:szCs w:val="28"/>
         </w:rPr>
-        <w:t>docker compose port service_name 80 -n</w:t>
+        <w:t xml:space="preserve">docker compose port </w:t>
+      </w:r>
+      <w:proofErr w:type="spellStart"/>
+      <w:r>
+        <w:rPr>
+          <w:rFonts w:asciiTheme="majorBidi" w:hAnsiTheme="majorBidi" w:cstheme="majorBidi"/>
+          <w:b/>
+          <w:bCs/>
+          <w:i/>
+          <w:iCs/>
+          <w:sz w:val="28"/>
+          <w:szCs w:val="28"/>
+        </w:rPr>
+        <w:t>service_name</w:t>
+      </w:r>
+      <w:proofErr w:type="spellEnd"/>
+      <w:r>
+        <w:rPr>
+          <w:rFonts w:asciiTheme="majorBidi" w:hAnsiTheme="majorBidi" w:cstheme="majorBidi"/>
+          <w:b/>
+          <w:bCs/>
+          <w:i/>
+          <w:iCs/>
+          <w:sz w:val="28"/>
+          <w:szCs w:val="28"/>
+        </w:rPr>
+        <w:t xml:space="preserve"> 80 -n</w:t>
       </w:r>
       <w:r>
         <w:rPr>
@@ -27395,8 +31729,22 @@
           <w:sz w:val="28"/>
           <w:szCs w:val="28"/>
         </w:rPr>
-        <w:t>docker compose inspect service_name</w:t>
-      </w:r>
+        <w:t xml:space="preserve">docker compose inspect </w:t>
+      </w:r>
+      <w:proofErr w:type="spellStart"/>
+      <w:r>
+        <w:rPr>
+          <w:rFonts w:asciiTheme="majorBidi" w:hAnsiTheme="majorBidi" w:cstheme="majorBidi"/>
+          <w:b/>
+          <w:bCs/>
+          <w:i/>
+          <w:iCs/>
+          <w:sz w:val="28"/>
+          <w:szCs w:val="28"/>
+        </w:rPr>
+        <w:t>service_name</w:t>
+      </w:r>
+      <w:proofErr w:type="spellEnd"/>
       <w:r>
         <w:rPr>
           <w:rFonts w:asciiTheme="majorBidi" w:hAnsiTheme="majorBidi" w:cstheme="majorBidi"/>
@@ -27447,8 +31795,22 @@
           <w:sz w:val="28"/>
           <w:szCs w:val="28"/>
         </w:rPr>
-        <w:t>docker compose inspect network_name</w:t>
-      </w:r>
+        <w:t xml:space="preserve">docker compose inspect </w:t>
+      </w:r>
+      <w:proofErr w:type="spellStart"/>
+      <w:r>
+        <w:rPr>
+          <w:rFonts w:asciiTheme="majorBidi" w:hAnsiTheme="majorBidi" w:cstheme="majorBidi"/>
+          <w:b/>
+          <w:bCs/>
+          <w:i/>
+          <w:iCs/>
+          <w:sz w:val="28"/>
+          <w:szCs w:val="28"/>
+        </w:rPr>
+        <w:t>network_name</w:t>
+      </w:r>
+      <w:proofErr w:type="spellEnd"/>
       <w:r>
         <w:rPr>
           <w:rFonts w:asciiTheme="majorBidi" w:hAnsiTheme="majorBidi" w:cstheme="majorBidi"/>
@@ -27507,6 +31869,7 @@
         </w:rPr>
         <w:t xml:space="preserve"> &amp; </w:t>
       </w:r>
+      <w:proofErr w:type="spellStart"/>
       <w:r>
         <w:rPr>
           <w:rFonts w:asciiTheme="majorBidi" w:hAnsiTheme="majorBidi" w:cstheme="majorBidi"/>
@@ -27519,6 +31882,7 @@
         </w:rPr>
         <w:t>unpause</w:t>
       </w:r>
+      <w:proofErr w:type="spellEnd"/>
       <w:r>
         <w:rPr>
           <w:rFonts w:asciiTheme="majorBidi" w:hAnsiTheme="majorBidi" w:cstheme="majorBidi"/>
@@ -27595,8 +31959,22 @@
           <w:sz w:val="28"/>
           <w:szCs w:val="28"/>
         </w:rPr>
-        <w:t>docker compose unpause</w:t>
-      </w:r>
+        <w:t xml:space="preserve">docker compose </w:t>
+      </w:r>
+      <w:proofErr w:type="spellStart"/>
+      <w:r>
+        <w:rPr>
+          <w:rFonts w:asciiTheme="majorBidi" w:hAnsiTheme="majorBidi" w:cstheme="majorBidi"/>
+          <w:b/>
+          <w:bCs/>
+          <w:i/>
+          <w:iCs/>
+          <w:sz w:val="28"/>
+          <w:szCs w:val="28"/>
+        </w:rPr>
+        <w:t>unpause</w:t>
+      </w:r>
+      <w:proofErr w:type="spellEnd"/>
       <w:r>
         <w:rPr>
           <w:rFonts w:asciiTheme="majorBidi" w:hAnsiTheme="majorBidi" w:cstheme="majorBidi"/>
@@ -27613,13 +31991,23 @@
         </w:rPr>
         <w:t xml:space="preserve">→ </w:t>
       </w:r>
-      <w:r>
-        <w:rPr>
-          <w:rFonts w:asciiTheme="majorBidi" w:hAnsiTheme="majorBidi" w:cstheme="majorBidi"/>
-          <w:sz w:val="28"/>
-          <w:szCs w:val="28"/>
-        </w:rPr>
-        <w:t>Unpauses all paused containers.</w:t>
+      <w:proofErr w:type="spellStart"/>
+      <w:r>
+        <w:rPr>
+          <w:rFonts w:asciiTheme="majorBidi" w:hAnsiTheme="majorBidi" w:cstheme="majorBidi"/>
+          <w:sz w:val="28"/>
+          <w:szCs w:val="28"/>
+        </w:rPr>
+        <w:t>Unpauses</w:t>
+      </w:r>
+      <w:proofErr w:type="spellEnd"/>
+      <w:r>
+        <w:rPr>
+          <w:rFonts w:asciiTheme="majorBidi" w:hAnsiTheme="majorBidi" w:cstheme="majorBidi"/>
+          <w:sz w:val="28"/>
+          <w:szCs w:val="28"/>
+        </w:rPr>
+        <w:t xml:space="preserve"> all paused containers.</w:t>
       </w:r>
     </w:p>
     <w:p>
@@ -27716,42 +32104,9 @@
           <w:sz w:val="28"/>
           <w:szCs w:val="28"/>
         </w:rPr>
-        <w:t>docker compose cp service_name:/path/in/container /local/path</w:t>
-      </w:r>
-      <w:r>
-        <w:rPr>
-          <w:rFonts w:asciiTheme="majorBidi" w:hAnsiTheme="majorBidi" w:cstheme="majorBidi"/>
-          <w:sz w:val="28"/>
-          <w:szCs w:val="28"/>
-        </w:rPr>
-        <w:t xml:space="preserve"> </w:t>
-      </w:r>
-      <w:r>
-        <w:rPr>
-          <w:rFonts w:asciiTheme="majorBidi" w:hAnsiTheme="majorBidi" w:cstheme="majorBidi"/>
-          <w:sz w:val="28"/>
-          <w:szCs w:val="28"/>
-        </w:rPr>
-        <w:t xml:space="preserve">→ </w:t>
-      </w:r>
-      <w:r>
-        <w:rPr>
-          <w:rFonts w:asciiTheme="majorBidi" w:hAnsiTheme="majorBidi" w:cstheme="majorBidi"/>
-          <w:sz w:val="28"/>
-          <w:szCs w:val="28"/>
-        </w:rPr>
-        <w:t>Copies from container to local.</w:t>
-      </w:r>
-    </w:p>
-    <w:p>
-      <w:pPr>
-        <w:jc w:val="both"/>
-        <w:rPr>
-          <w:rFonts w:asciiTheme="majorBidi" w:hAnsiTheme="majorBidi" w:cstheme="majorBidi"/>
-          <w:sz w:val="28"/>
-          <w:szCs w:val="28"/>
-        </w:rPr>
-      </w:pPr>
+        <w:t xml:space="preserve">docker compose cp </w:t>
+      </w:r>
+      <w:proofErr w:type="spellStart"/>
       <w:r>
         <w:rPr>
           <w:rFonts w:asciiTheme="majorBidi" w:hAnsiTheme="majorBidi" w:cstheme="majorBidi"/>
@@ -27762,7 +32117,92 @@
           <w:sz w:val="28"/>
           <w:szCs w:val="28"/>
         </w:rPr>
-        <w:t>docker compose cp /local/file service_name:/path/in/container</w:t>
+        <w:t>service_name</w:t>
+      </w:r>
+      <w:proofErr w:type="spellEnd"/>
+      <w:r>
+        <w:rPr>
+          <w:rFonts w:asciiTheme="majorBidi" w:hAnsiTheme="majorBidi" w:cstheme="majorBidi"/>
+          <w:b/>
+          <w:bCs/>
+          <w:i/>
+          <w:iCs/>
+          <w:sz w:val="28"/>
+          <w:szCs w:val="28"/>
+        </w:rPr>
+        <w:t>:/path/in/container /local/path</w:t>
+      </w:r>
+      <w:r>
+        <w:rPr>
+          <w:rFonts w:asciiTheme="majorBidi" w:hAnsiTheme="majorBidi" w:cstheme="majorBidi"/>
+          <w:sz w:val="28"/>
+          <w:szCs w:val="28"/>
+        </w:rPr>
+        <w:t xml:space="preserve"> </w:t>
+      </w:r>
+      <w:r>
+        <w:rPr>
+          <w:rFonts w:asciiTheme="majorBidi" w:hAnsiTheme="majorBidi" w:cstheme="majorBidi"/>
+          <w:sz w:val="28"/>
+          <w:szCs w:val="28"/>
+        </w:rPr>
+        <w:t xml:space="preserve">→ </w:t>
+      </w:r>
+      <w:r>
+        <w:rPr>
+          <w:rFonts w:asciiTheme="majorBidi" w:hAnsiTheme="majorBidi" w:cstheme="majorBidi"/>
+          <w:sz w:val="28"/>
+          <w:szCs w:val="28"/>
+        </w:rPr>
+        <w:t>Copies from container to local.</w:t>
+      </w:r>
+    </w:p>
+    <w:p>
+      <w:pPr>
+        <w:jc w:val="both"/>
+        <w:rPr>
+          <w:rFonts w:asciiTheme="majorBidi" w:hAnsiTheme="majorBidi" w:cstheme="majorBidi"/>
+          <w:sz w:val="28"/>
+          <w:szCs w:val="28"/>
+        </w:rPr>
+      </w:pPr>
+      <w:r>
+        <w:rPr>
+          <w:rFonts w:asciiTheme="majorBidi" w:hAnsiTheme="majorBidi" w:cstheme="majorBidi"/>
+          <w:b/>
+          <w:bCs/>
+          <w:i/>
+          <w:iCs/>
+          <w:sz w:val="28"/>
+          <w:szCs w:val="28"/>
+        </w:rPr>
+        <w:t xml:space="preserve">docker compose cp /local/file </w:t>
+      </w:r>
+      <w:proofErr w:type="spellStart"/>
+      <w:r>
+        <w:rPr>
+          <w:rFonts w:asciiTheme="majorBidi" w:hAnsiTheme="majorBidi" w:cstheme="majorBidi"/>
+          <w:b/>
+          <w:bCs/>
+          <w:i/>
+          <w:iCs/>
+          <w:sz w:val="28"/>
+          <w:szCs w:val="28"/>
+        </w:rPr>
+        <w:t>service_name</w:t>
+      </w:r>
+      <w:proofErr w:type="spellEnd"/>
+      <w:r>
+        <w:rPr>
+          <w:rFonts w:asciiTheme="majorBidi" w:hAnsiTheme="majorBidi" w:cstheme="majorBidi"/>
+          <w:b/>
+          <w:bCs/>
+          <w:i/>
+          <w:iCs/>
+          <w:sz w:val="28"/>
+          <w:szCs w:val="28"/>
+        </w:rPr>
+        <w:t>:/path/in/container</w:t>
       </w:r>
       <w:r>
         <w:rPr>
@@ -27990,8 +32430,22 @@
           <w:sz w:val="28"/>
           <w:szCs w:val="28"/>
         </w:rPr>
-        <w:t>docker compose run service_name</w:t>
-      </w:r>
+        <w:t xml:space="preserve">docker compose run </w:t>
+      </w:r>
+      <w:proofErr w:type="spellStart"/>
+      <w:r>
+        <w:rPr>
+          <w:rFonts w:asciiTheme="majorBidi" w:hAnsiTheme="majorBidi" w:cstheme="majorBidi"/>
+          <w:b/>
+          <w:bCs/>
+          <w:i/>
+          <w:iCs/>
+          <w:sz w:val="28"/>
+          <w:szCs w:val="28"/>
+        </w:rPr>
+        <w:t>service_name</w:t>
+      </w:r>
+      <w:proofErr w:type="spellEnd"/>
       <w:r>
         <w:rPr>
           <w:rFonts w:asciiTheme="majorBidi" w:hAnsiTheme="majorBidi" w:cstheme="majorBidi"/>
@@ -28042,8 +32496,22 @@
           <w:sz w:val="28"/>
           <w:szCs w:val="28"/>
         </w:rPr>
-        <w:t>--rm service_name</w:t>
-      </w:r>
+        <w:t xml:space="preserve">--rm </w:t>
+      </w:r>
+      <w:proofErr w:type="spellStart"/>
+      <w:r>
+        <w:rPr>
+          <w:rFonts w:asciiTheme="majorBidi" w:hAnsiTheme="majorBidi" w:cstheme="majorBidi"/>
+          <w:b/>
+          <w:bCs/>
+          <w:i/>
+          <w:iCs/>
+          <w:sz w:val="28"/>
+          <w:szCs w:val="28"/>
+        </w:rPr>
+        <w:t>service_name</w:t>
+      </w:r>
+      <w:proofErr w:type="spellEnd"/>
       <w:r>
         <w:rPr>
           <w:rFonts w:asciiTheme="majorBidi" w:hAnsiTheme="majorBidi" w:cstheme="majorBidi"/>
@@ -28094,8 +32562,22 @@
           <w:sz w:val="28"/>
           <w:szCs w:val="28"/>
         </w:rPr>
-        <w:t>-d service_name</w:t>
-      </w:r>
+        <w:t xml:space="preserve">-d </w:t>
+      </w:r>
+      <w:proofErr w:type="spellStart"/>
+      <w:r>
+        <w:rPr>
+          <w:rFonts w:asciiTheme="majorBidi" w:hAnsiTheme="majorBidi" w:cstheme="majorBidi"/>
+          <w:b/>
+          <w:bCs/>
+          <w:i/>
+          <w:iCs/>
+          <w:sz w:val="28"/>
+          <w:szCs w:val="28"/>
+        </w:rPr>
+        <w:t>service_name</w:t>
+      </w:r>
+      <w:proofErr w:type="spellEnd"/>
       <w:r>
         <w:rPr>
           <w:rFonts w:asciiTheme="majorBidi" w:hAnsiTheme="majorBidi" w:cstheme="majorBidi"/>
@@ -28146,7 +32628,59 @@
           <w:sz w:val="28"/>
           <w:szCs w:val="28"/>
         </w:rPr>
-        <w:t>-e NODE_ENV=production service_name npm test</w:t>
+        <w:t xml:space="preserve">-e NODE_ENV=production </w:t>
+      </w:r>
+      <w:proofErr w:type="spellStart"/>
+      <w:r>
+        <w:rPr>
+          <w:rFonts w:asciiTheme="majorBidi" w:hAnsiTheme="majorBidi" w:cstheme="majorBidi"/>
+          <w:b/>
+          <w:bCs/>
+          <w:i/>
+          <w:iCs/>
+          <w:sz w:val="28"/>
+          <w:szCs w:val="28"/>
+        </w:rPr>
+        <w:t>service_name</w:t>
+      </w:r>
+      <w:proofErr w:type="spellEnd"/>
+      <w:r>
+        <w:rPr>
+          <w:rFonts w:asciiTheme="majorBidi" w:hAnsiTheme="majorBidi" w:cstheme="majorBidi"/>
+          <w:b/>
+          <w:bCs/>
+          <w:i/>
+          <w:iCs/>
+          <w:sz w:val="28"/>
+          <w:szCs w:val="28"/>
+        </w:rPr>
+        <w:t xml:space="preserve"> </w:t>
+      </w:r>
+      <w:proofErr w:type="spellStart"/>
+      <w:r>
+        <w:rPr>
+          <w:rFonts w:asciiTheme="majorBidi" w:hAnsiTheme="majorBidi" w:cstheme="majorBidi"/>
+          <w:b/>
+          <w:bCs/>
+          <w:i/>
+          <w:iCs/>
+          <w:sz w:val="28"/>
+          <w:szCs w:val="28"/>
+        </w:rPr>
+        <w:t>npm</w:t>
+      </w:r>
+      <w:proofErr w:type="spellEnd"/>
+      <w:r>
+        <w:rPr>
+          <w:rFonts w:asciiTheme="majorBidi" w:hAnsiTheme="majorBidi" w:cstheme="majorBidi"/>
+          <w:b/>
+          <w:bCs/>
+          <w:i/>
+          <w:iCs/>
+          <w:sz w:val="28"/>
+          <w:szCs w:val="28"/>
+        </w:rPr>
+        <w:t xml:space="preserve"> test</w:t>
       </w:r>
       <w:r>
         <w:rPr>
@@ -28264,7 +32798,25 @@
           <w:sz w:val="28"/>
           <w:szCs w:val="28"/>
         </w:rPr>
-        <w:t>Specify an alternate compose file (default: docker-compose.yml). Can be used multiple times to merge files.</w:t>
+        <w:t>Specify an alternate compose file (default: docker-</w:t>
+      </w:r>
+      <w:proofErr w:type="spellStart"/>
+      <w:r>
+        <w:rPr>
+          <w:rFonts w:asciiTheme="majorBidi" w:hAnsiTheme="majorBidi" w:cstheme="majorBidi"/>
+          <w:sz w:val="28"/>
+          <w:szCs w:val="28"/>
+        </w:rPr>
+        <w:t>compose.yml</w:t>
+      </w:r>
+      <w:proofErr w:type="spellEnd"/>
+      <w:r>
+        <w:rPr>
+          <w:rFonts w:asciiTheme="majorBidi" w:hAnsiTheme="majorBidi" w:cstheme="majorBidi"/>
+          <w:sz w:val="28"/>
+          <w:szCs w:val="28"/>
+        </w:rPr>
+        <w:t>). Can be used multiple times to merge files.</w:t>
       </w:r>
     </w:p>
     <w:p>
@@ -28396,8 +32948,22 @@
           <w:sz w:val="28"/>
           <w:szCs w:val="28"/>
         </w:rPr>
-        <w:t>--no-ansi</w:t>
-      </w:r>
+        <w:t>--no-</w:t>
+      </w:r>
+      <w:proofErr w:type="spellStart"/>
+      <w:r>
+        <w:rPr>
+          <w:rFonts w:asciiTheme="majorBidi" w:hAnsiTheme="majorBidi" w:cstheme="majorBidi"/>
+          <w:b/>
+          <w:bCs/>
+          <w:i/>
+          <w:iCs/>
+          <w:sz w:val="28"/>
+          <w:szCs w:val="28"/>
+        </w:rPr>
+        <w:t>ansi</w:t>
+      </w:r>
+      <w:proofErr w:type="spellEnd"/>
       <w:r>
         <w:rPr>
           <w:rFonts w:asciiTheme="majorBidi" w:hAnsiTheme="majorBidi" w:cstheme="majorBidi"/>
@@ -28599,7 +33165,33 @@
           <w:sz w:val="28"/>
           <w:szCs w:val="28"/>
         </w:rPr>
-        <w:t>docker compose up --scale web=5</w:t>
+        <w:t xml:space="preserve">docker compose </w:t>
+      </w:r>
+      <w:proofErr w:type="spellStart"/>
+      <w:r>
+        <w:rPr>
+          <w:rFonts w:asciiTheme="majorBidi" w:hAnsiTheme="majorBidi" w:cstheme="majorBidi"/>
+          <w:b/>
+          <w:bCs/>
+          <w:i/>
+          <w:iCs/>
+          <w:sz w:val="28"/>
+          <w:szCs w:val="28"/>
+        </w:rPr>
+        <w:t>up --scale</w:t>
+      </w:r>
+      <w:proofErr w:type="spellEnd"/>
+      <w:r>
+        <w:rPr>
+          <w:rFonts w:asciiTheme="majorBidi" w:hAnsiTheme="majorBidi" w:cstheme="majorBidi"/>
+          <w:b/>
+          <w:bCs/>
+          <w:i/>
+          <w:iCs/>
+          <w:sz w:val="28"/>
+          <w:szCs w:val="28"/>
+        </w:rPr>
+        <w:t xml:space="preserve"> web=5</w:t>
       </w:r>
       <w:r>
         <w:rPr>

--- a/Docker/9-compose.docx
+++ b/Docker/9-compose.docx
@@ -1798,8 +1798,8 @@
         <w:ind w:left="360"/>
         <w:rPr>
           <w:rFonts w:asciiTheme="majorBidi" w:hAnsiTheme="majorBidi" w:cstheme="majorBidi"/>
-          <w:sz w:val="18"/>
-          <w:szCs w:val="18"/>
+          <w:sz w:val="20"/>
+          <w:szCs w:val="20"/>
         </w:rPr>
       </w:pPr>
     </w:p>
@@ -26641,8 +26641,8 @@
       <w:pPr>
         <w:rPr>
           <w:rFonts w:asciiTheme="majorBidi" w:hAnsiTheme="majorBidi" w:cstheme="majorBidi"/>
-          <w:sz w:val="28"/>
-          <w:szCs w:val="28"/>
+          <w:sz w:val="18"/>
+          <w:szCs w:val="18"/>
         </w:rPr>
       </w:pPr>
     </w:p>
@@ -29306,12 +29306,28 @@
           <w:sz w:val="28"/>
           <w:szCs w:val="28"/>
         </w:rPr>
-        <w:t>The external directive is used when you want your docker-</w:t>
+        <w:t xml:space="preserve">The external directive is used when you want your </w:t>
+      </w:r>
+      <w:r>
+        <w:rPr>
+          <w:rFonts w:asciiTheme="majorBidi" w:hAnsiTheme="majorBidi" w:cstheme="majorBidi"/>
+          <w:b/>
+          <w:bCs/>
+          <w:i/>
+          <w:iCs/>
+          <w:sz w:val="28"/>
+          <w:szCs w:val="28"/>
+        </w:rPr>
+        <w:t>docker-</w:t>
       </w:r>
       <w:proofErr w:type="spellStart"/>
       <w:r>
         <w:rPr>
           <w:rFonts w:asciiTheme="majorBidi" w:hAnsiTheme="majorBidi" w:cstheme="majorBidi"/>
+          <w:b/>
+          <w:bCs/>
+          <w:i/>
+          <w:iCs/>
           <w:sz w:val="28"/>
           <w:szCs w:val="28"/>
         </w:rPr>
@@ -29727,69 +29743,73 @@
       <w:r>
         <w:rPr>
           <w:rFonts w:asciiTheme="majorBidi" w:hAnsiTheme="majorBidi" w:cstheme="majorBidi"/>
-          <w:sz w:val="28"/>
-          <w:szCs w:val="28"/>
-        </w:rPr>
-        <w:t>production_shared_network</w:t>
-      </w:r>
-      <w:proofErr w:type="spellEnd"/>
-      <w:r>
-        <w:rPr>
-          <w:rFonts w:asciiTheme="majorBidi" w:hAnsiTheme="majorBidi" w:cstheme="majorBidi"/>
-          <w:sz w:val="28"/>
-          <w:szCs w:val="28"/>
-        </w:rPr>
-        <w:t xml:space="preserve"> created manually or by another orchestration tool. You don’t want Compose to destroy or recreate it upon down.</w:t>
-      </w:r>
-    </w:p>
-    <w:p>
-      <w:pPr>
-        <w:ind w:left="360"/>
-        <w:jc w:val="both"/>
-        <w:rPr>
-          <w:rFonts w:asciiTheme="majorBidi" w:hAnsiTheme="majorBidi" w:cstheme="majorBidi"/>
-          <w:sz w:val="28"/>
-          <w:szCs w:val="28"/>
-        </w:rPr>
-      </w:pPr>
-    </w:p>
-    <w:p>
-      <w:pPr>
-        <w:jc w:val="both"/>
-        <w:rPr>
-          <w:rFonts w:asciiTheme="majorBidi" w:hAnsiTheme="majorBidi" w:cstheme="majorBidi"/>
-          <w:sz w:val="36"/>
-          <w:szCs w:val="36"/>
-        </w:rPr>
-      </w:pPr>
-    </w:p>
-    <w:p>
-      <w:pPr>
-        <w:ind w:left="360"/>
-        <w:jc w:val="both"/>
-        <w:rPr>
-          <w:rFonts w:asciiTheme="majorBidi" w:hAnsiTheme="majorBidi" w:cstheme="majorBidi"/>
-          <w:sz w:val="28"/>
-          <w:szCs w:val="28"/>
-        </w:rPr>
-      </w:pPr>
-      <w:r>
-        <w:rPr>
-          <w:rFonts w:asciiTheme="majorBidi" w:hAnsiTheme="majorBidi" w:cstheme="majorBidi"/>
-          <w:sz w:val="28"/>
-          <w:szCs w:val="28"/>
-        </w:rPr>
-        <w:t xml:space="preserve">If </w:t>
-      </w:r>
-      <w:r>
-        <w:rPr>
-          <w:rFonts w:asciiTheme="majorBidi" w:hAnsiTheme="majorBidi" w:cstheme="majorBidi"/>
           <w:b/>
           <w:bCs/>
           <w:i/>
           <w:iCs/>
           <w:sz w:val="28"/>
           <w:szCs w:val="28"/>
+        </w:rPr>
+        <w:t>production_shared_network</w:t>
+      </w:r>
+      <w:proofErr w:type="spellEnd"/>
+      <w:r>
+        <w:rPr>
+          <w:rFonts w:asciiTheme="majorBidi" w:hAnsiTheme="majorBidi" w:cstheme="majorBidi"/>
+          <w:sz w:val="28"/>
+          <w:szCs w:val="28"/>
+        </w:rPr>
+        <w:t xml:space="preserve"> created manually or by another orchestration tool. You don’t want Compose to destroy or recreate it upon down.</w:t>
+      </w:r>
+    </w:p>
+    <w:p>
+      <w:pPr>
+        <w:ind w:left="360"/>
+        <w:jc w:val="both"/>
+        <w:rPr>
+          <w:rFonts w:asciiTheme="majorBidi" w:hAnsiTheme="majorBidi" w:cstheme="majorBidi"/>
+          <w:sz w:val="28"/>
+          <w:szCs w:val="28"/>
+        </w:rPr>
+      </w:pPr>
+    </w:p>
+    <w:p>
+      <w:pPr>
+        <w:jc w:val="both"/>
+        <w:rPr>
+          <w:rFonts w:asciiTheme="majorBidi" w:hAnsiTheme="majorBidi" w:cstheme="majorBidi"/>
+          <w:sz w:val="36"/>
+          <w:szCs w:val="36"/>
+        </w:rPr>
+      </w:pPr>
+    </w:p>
+    <w:p>
+      <w:pPr>
+        <w:ind w:left="360"/>
+        <w:jc w:val="both"/>
+        <w:rPr>
+          <w:rFonts w:asciiTheme="majorBidi" w:hAnsiTheme="majorBidi" w:cstheme="majorBidi"/>
+          <w:sz w:val="28"/>
+          <w:szCs w:val="28"/>
+        </w:rPr>
+      </w:pPr>
+      <w:r>
+        <w:rPr>
+          <w:rFonts w:asciiTheme="majorBidi" w:hAnsiTheme="majorBidi" w:cstheme="majorBidi"/>
+          <w:sz w:val="28"/>
+          <w:szCs w:val="28"/>
+        </w:rPr>
+        <w:t xml:space="preserve">If </w:t>
+      </w:r>
+      <w:r>
+        <w:rPr>
+          <w:rFonts w:asciiTheme="majorBidi" w:hAnsiTheme="majorBidi" w:cstheme="majorBidi"/>
+          <w:b/>
+          <w:bCs/>
+          <w:i/>
+          <w:iCs/>
+          <w:sz w:val="28"/>
+          <w:szCs w:val="28"/>
           <w:u w:val="single"/>
         </w:rPr>
         <w:t>external: true</w:t>
@@ -29822,6 +29842,10 @@
       <w:r>
         <w:rPr>
           <w:rFonts w:asciiTheme="majorBidi" w:hAnsiTheme="majorBidi" w:cstheme="majorBidi"/>
+          <w:b/>
+          <w:bCs/>
+          <w:i/>
+          <w:iCs/>
           <w:sz w:val="28"/>
           <w:szCs w:val="28"/>
         </w:rPr>
@@ -29834,7 +29858,27 @@
           <w:sz w:val="28"/>
           <w:szCs w:val="28"/>
         </w:rPr>
-        <w:t>, driver, or other creation parameters for an external network; you are only consuming it.</w:t>
+        <w:t xml:space="preserve">, </w:t>
+      </w:r>
+      <w:r>
+        <w:rPr>
+          <w:rFonts w:asciiTheme="majorBidi" w:hAnsiTheme="majorBidi" w:cstheme="majorBidi"/>
+          <w:b/>
+          <w:bCs/>
+          <w:i/>
+          <w:iCs/>
+          <w:sz w:val="28"/>
+          <w:szCs w:val="28"/>
+        </w:rPr>
+        <w:t>driver</w:t>
+      </w:r>
+      <w:r>
+        <w:rPr>
+          <w:rFonts w:asciiTheme="majorBidi" w:hAnsiTheme="majorBidi" w:cstheme="majorBidi"/>
+          <w:sz w:val="28"/>
+          <w:szCs w:val="28"/>
+        </w:rPr>
+        <w:t>, or other creation parameters for an external network; you are only consuming it.</w:t>
       </w:r>
     </w:p>
     <w:p>
@@ -30969,7 +31013,7 @@
     </w:p>
     <w:p>
       <w:pPr>
-        <w:spacing w:after="120"/>
+        <w:spacing w:after="60"/>
         <w:jc w:val="both"/>
         <w:rPr>
           <w:rFonts w:asciiTheme="majorBidi" w:hAnsiTheme="majorBidi" w:cstheme="majorBidi"/>

--- a/Docker/9-compose.docx
+++ b/Docker/9-compose.docx
@@ -1,6 +1,6 @@
 
 <file path=word/document.xml><?xml version="1.0" encoding="utf-8"?>
-<w:document xmlns:wpc="http://schemas.microsoft.com/office/word/2010/wordprocessingCanvas" xmlns:cx="http://schemas.microsoft.com/office/drawing/2014/chartex" xmlns:cx1="http://schemas.microsoft.com/office/drawing/2015/9/8/chartex" xmlns:cx2="http://schemas.microsoft.com/office/drawing/2015/10/21/chartex" xmlns:cx3="http://schemas.microsoft.com/office/drawing/2016/5/9/chartex" xmlns:cx4="http://schemas.microsoft.com/office/drawing/2016/5/10/chartex" xmlns:cx5="http://schemas.microsoft.com/office/drawing/2016/5/11/chartex" xmlns:cx6="http://schemas.microsoft.com/office/drawing/2016/5/12/chartex" xmlns:cx7="http://schemas.microsoft.com/office/drawing/2016/5/13/chartex" xmlns:cx8="http://schemas.microsoft.com/office/drawing/2016/5/14/chartex" xmlns:mc="http://schemas.openxmlformats.org/markup-compatibility/2006" xmlns:aink="http://schemas.microsoft.com/office/drawing/2016/ink" xmlns:am3d="http://schemas.microsoft.com/office/drawing/2017/model3d" xmlns:o="urn:schemas-microsoft-com:office:office" xmlns:oel="http://schemas.microsoft.com/office/2019/extlst" xmlns:r="http://schemas.openxmlformats.org/officeDocument/2006/relationships" xmlns:m="http://schemas.openxmlformats.org/officeDocument/2006/math" xmlns:v="urn:schemas-microsoft-com:vml" xmlns:wp14="http://schemas.microsoft.com/office/word/2010/wordprocessingDrawing" xmlns:wp="http://schemas.openxmlformats.org/drawingml/2006/wordprocessingDrawing" xmlns:w10="urn:schemas-microsoft-com:office:word" xmlns:w="http://schemas.openxmlformats.org/wordprocessingml/2006/main" xmlns:w14="http://schemas.microsoft.com/office/word/2010/wordml" xmlns:w15="http://schemas.microsoft.com/office/word/2012/wordml" xmlns:w16cex="http://schemas.microsoft.com/office/word/2018/wordml/cex" xmlns:w16cid="http://schemas.microsoft.com/office/word/2016/wordml/cid" xmlns:w16="http://schemas.microsoft.com/office/word/2018/wordml" xmlns:w16sdtdh="http://schemas.microsoft.com/office/word/2020/wordml/sdtdatahash" xmlns:w16se="http://schemas.microsoft.com/office/word/2015/wordml/symex" xmlns:wpg="http://schemas.microsoft.com/office/word/2010/wordprocessingGroup" xmlns:wpi="http://schemas.microsoft.com/office/word/2010/wordprocessingInk" xmlns:wne="http://schemas.microsoft.com/office/word/2006/wordml" xmlns:wps="http://schemas.microsoft.com/office/word/2010/wordprocessingShape" mc:Ignorable="w14 w15 w16se w16cid w16 w16cex w16sdtdh wp14">
+<w:document xmlns:wpc="http://schemas.microsoft.com/office/word/2010/wordprocessingCanvas" xmlns:cx="http://schemas.microsoft.com/office/drawing/2014/chartex" xmlns:cx1="http://schemas.microsoft.com/office/drawing/2015/9/8/chartex" xmlns:cx2="http://schemas.microsoft.com/office/drawing/2015/10/21/chartex" xmlns:cx3="http://schemas.microsoft.com/office/drawing/2016/5/9/chartex" xmlns:cx4="http://schemas.microsoft.com/office/drawing/2016/5/10/chartex" xmlns:cx5="http://schemas.microsoft.com/office/drawing/2016/5/11/chartex" xmlns:cx6="http://schemas.microsoft.com/office/drawing/2016/5/12/chartex" xmlns:cx7="http://schemas.microsoft.com/office/drawing/2016/5/13/chartex" xmlns:cx8="http://schemas.microsoft.com/office/drawing/2016/5/14/chartex" xmlns:mc="http://schemas.openxmlformats.org/markup-compatibility/2006" xmlns:aink="http://schemas.microsoft.com/office/drawing/2016/ink" xmlns:am3d="http://schemas.microsoft.com/office/drawing/2017/model3d" xmlns:o="urn:schemas-microsoft-com:office:office" xmlns:oel="http://schemas.microsoft.com/office/2019/extlst" xmlns:r="http://schemas.openxmlformats.org/officeDocument/2006/relationships" xmlns:m="http://schemas.openxmlformats.org/officeDocument/2006/math" xmlns:v="urn:schemas-microsoft-com:vml" xmlns:wp14="http://schemas.microsoft.com/office/word/2010/wordprocessingDrawing" xmlns:wp="http://schemas.openxmlformats.org/drawingml/2006/wordprocessingDrawing" xmlns:w10="urn:schemas-microsoft-com:office:word" xmlns:w="http://schemas.openxmlformats.org/wordprocessingml/2006/main" xmlns:w14="http://schemas.microsoft.com/office/word/2010/wordml" xmlns:w15="http://schemas.microsoft.com/office/word/2012/wordml" xmlns:w16cex="http://schemas.microsoft.com/office/word/2018/wordml/cex" xmlns:w16cid="http://schemas.microsoft.com/office/word/2016/wordml/cid" xmlns:w16="http://schemas.microsoft.com/office/word/2018/wordml" xmlns:w16du="http://schemas.microsoft.com/office/word/2023/wordml/word16du" xmlns:w16sdtdh="http://schemas.microsoft.com/office/word/2020/wordml/sdtdatahash" xmlns:w16sdtfl="http://schemas.microsoft.com/office/word/2024/wordml/sdtformatlock" xmlns:w16se="http://schemas.microsoft.com/office/word/2015/wordml/symex" xmlns:wpg="http://schemas.microsoft.com/office/word/2010/wordprocessingGroup" xmlns:wpi="http://schemas.microsoft.com/office/word/2010/wordprocessingInk" xmlns:wne="http://schemas.microsoft.com/office/word/2006/wordml" xmlns:wps="http://schemas.microsoft.com/office/word/2010/wordprocessingShape" mc:Ignorable="w14 w15 w16se w16cid w16 w16cex w16sdtdh w16sdtfl w16du wp14">
   <w:body>
     <w:p>
       <w:pPr>
@@ -7422,6 +7422,7 @@
                               <w:t>/</w:t>
                             </w:r>
                             <w:proofErr w:type="spellStart"/>
+                            <w:proofErr w:type="gramStart"/>
                             <w:r>
                               <w:rPr>
                                 <w:rFonts w:asciiTheme="majorBidi" w:hAnsiTheme="majorBidi" w:cstheme="majorBidi"/>
@@ -7513,6 +7514,7 @@
                               <w:t>conf.d</w:t>
                             </w:r>
                             <w:proofErr w:type="spellEnd"/>
+                            <w:proofErr w:type="gramEnd"/>
                             <w:r>
                               <w:rPr>
                                 <w:rFonts w:asciiTheme="majorBidi" w:hAnsiTheme="majorBidi" w:cstheme="majorBidi"/>
@@ -9572,6 +9574,7 @@
                         <w:t>/</w:t>
                       </w:r>
                       <w:proofErr w:type="spellStart"/>
+                      <w:proofErr w:type="gramStart"/>
                       <w:r>
                         <w:rPr>
                           <w:rFonts w:asciiTheme="majorBidi" w:hAnsiTheme="majorBidi" w:cstheme="majorBidi"/>
@@ -9663,6 +9666,7 @@
                         <w:t>conf.d</w:t>
                       </w:r>
                       <w:proofErr w:type="spellEnd"/>
+                      <w:proofErr w:type="gramEnd"/>
                       <w:r>
                         <w:rPr>
                           <w:rFonts w:asciiTheme="majorBidi" w:hAnsiTheme="majorBidi" w:cstheme="majorBidi"/>
@@ -16016,8 +16020,22 @@
                                 <w:sz w:val="28"/>
                                 <w:szCs w:val="28"/>
                               </w:rPr>
-                              <w:t>/backend/.env</w:t>
-                            </w:r>
+                              <w:t>/backend</w:t>
+                            </w:r>
+                            <w:proofErr w:type="gramStart"/>
+                            <w:r>
+                              <w:rPr>
+                                <w:rFonts w:asciiTheme="majorBidi" w:hAnsiTheme="majorBidi" w:cstheme="majorBidi"/>
+                                <w:b/>
+                                <w:bCs/>
+                                <w:i/>
+                                <w:iCs/>
+                                <w:sz w:val="28"/>
+                                <w:szCs w:val="28"/>
+                              </w:rPr>
+                              <w:t>/.env</w:t>
+                            </w:r>
+                            <w:proofErr w:type="gramEnd"/>
                           </w:p>
                           <w:p>
                             <w:pPr>
@@ -18396,8 +18414,22 @@
                           <w:sz w:val="28"/>
                           <w:szCs w:val="28"/>
                         </w:rPr>
-                        <w:t>/backend/.env</w:t>
-                      </w:r>
+                        <w:t>/backend</w:t>
+                      </w:r>
+                      <w:proofErr w:type="gramStart"/>
+                      <w:r>
+                        <w:rPr>
+                          <w:rFonts w:asciiTheme="majorBidi" w:hAnsiTheme="majorBidi" w:cstheme="majorBidi"/>
+                          <w:b/>
+                          <w:bCs/>
+                          <w:i/>
+                          <w:iCs/>
+                          <w:sz w:val="28"/>
+                          <w:szCs w:val="28"/>
+                        </w:rPr>
+                        <w:t>/.env</w:t>
+                      </w:r>
+                      <w:proofErr w:type="gramEnd"/>
                     </w:p>
                     <w:p>
                       <w:pPr>
@@ -25912,6 +25944,610 @@
     </w:p>
     <w:p>
       <w:pPr>
+        <w:pStyle w:val="ListParagraph"/>
+        <w:numPr>
+          <w:ilvl w:val="0"/>
+          <w:numId w:val="25"/>
+        </w:numPr>
+        <w:spacing w:after="60"/>
+        <w:ind w:left="360"/>
+        <w:rPr>
+          <w:rFonts w:asciiTheme="majorBidi" w:hAnsiTheme="majorBidi" w:cstheme="majorBidi"/>
+          <w:sz w:val="28"/>
+          <w:szCs w:val="28"/>
+        </w:rPr>
+      </w:pPr>
+      <w:r>
+        <w:rPr>
+          <w:rFonts w:asciiTheme="majorBidi" w:hAnsiTheme="majorBidi" w:cstheme="majorBidi"/>
+          <w:sz w:val="28"/>
+          <w:szCs w:val="28"/>
+        </w:rPr>
+        <w:t xml:space="preserve">When using bind/mount, you may need to </w:t>
+      </w:r>
+      <w:proofErr w:type="gramStart"/>
+      <w:r>
+        <w:rPr>
+          <w:rFonts w:asciiTheme="majorBidi" w:hAnsiTheme="majorBidi" w:cstheme="majorBidi"/>
+          <w:sz w:val="28"/>
+          <w:szCs w:val="28"/>
+        </w:rPr>
+        <w:t xml:space="preserve">use </w:t>
+      </w:r>
+      <w:r>
+        <w:rPr>
+          <w:rFonts w:asciiTheme="majorBidi" w:hAnsiTheme="majorBidi" w:cstheme="majorBidi"/>
+          <w:b/>
+          <w:bCs/>
+          <w:i/>
+          <w:iCs/>
+          <w:sz w:val="28"/>
+          <w:szCs w:val="28"/>
+        </w:rPr>
+        <w:t>:</w:t>
+      </w:r>
+      <w:proofErr w:type="gramEnd"/>
+      <w:r>
+        <w:rPr>
+          <w:rFonts w:asciiTheme="majorBidi" w:hAnsiTheme="majorBidi" w:cstheme="majorBidi"/>
+          <w:b/>
+          <w:bCs/>
+          <w:i/>
+          <w:iCs/>
+          <w:sz w:val="28"/>
+          <w:szCs w:val="28"/>
+        </w:rPr>
+        <w:t>Z</w:t>
+      </w:r>
+      <w:r>
+        <w:rPr>
+          <w:rFonts w:asciiTheme="majorBidi" w:hAnsiTheme="majorBidi" w:cstheme="majorBidi"/>
+          <w:sz w:val="28"/>
+          <w:szCs w:val="28"/>
+        </w:rPr>
+        <w:t>.</w:t>
+      </w:r>
+    </w:p>
+    <w:p>
+      <w:pPr>
+        <w:spacing w:after="60"/>
+        <w:ind w:left="360"/>
+        <w:rPr>
+          <w:rFonts w:asciiTheme="majorBidi" w:hAnsiTheme="majorBidi" w:cstheme="majorBidi"/>
+          <w:sz w:val="28"/>
+          <w:szCs w:val="28"/>
+        </w:rPr>
+      </w:pPr>
+      <w:proofErr w:type="gramStart"/>
+      <w:r>
+        <w:rPr>
+          <w:rFonts w:asciiTheme="majorBidi" w:hAnsiTheme="majorBidi" w:cstheme="majorBidi"/>
+          <w:b/>
+          <w:bCs/>
+          <w:i/>
+          <w:iCs/>
+          <w:sz w:val="28"/>
+          <w:szCs w:val="28"/>
+        </w:rPr>
+        <w:t>:Z</w:t>
+      </w:r>
+      <w:proofErr w:type="gramEnd"/>
+      <w:r>
+        <w:rPr>
+          <w:rFonts w:asciiTheme="majorBidi" w:hAnsiTheme="majorBidi" w:cstheme="majorBidi"/>
+          <w:sz w:val="28"/>
+          <w:szCs w:val="28"/>
+        </w:rPr>
+        <w:t xml:space="preserve"> is an </w:t>
+      </w:r>
+      <w:proofErr w:type="spellStart"/>
+      <w:r>
+        <w:rPr>
+          <w:rFonts w:asciiTheme="majorBidi" w:hAnsiTheme="majorBidi" w:cstheme="majorBidi"/>
+          <w:sz w:val="28"/>
+          <w:szCs w:val="28"/>
+        </w:rPr>
+        <w:t>SELinux</w:t>
+      </w:r>
+      <w:proofErr w:type="spellEnd"/>
+      <w:r>
+        <w:rPr>
+          <w:rFonts w:asciiTheme="majorBidi" w:hAnsiTheme="majorBidi" w:cstheme="majorBidi"/>
+          <w:sz w:val="28"/>
+          <w:szCs w:val="28"/>
+        </w:rPr>
+        <w:t xml:space="preserve"> label option for bind mounts. It tells Docker:</w:t>
+      </w:r>
+      <w:r>
+        <w:rPr>
+          <w:rFonts w:asciiTheme="majorBidi" w:hAnsiTheme="majorBidi" w:cstheme="majorBidi"/>
+          <w:sz w:val="28"/>
+          <w:szCs w:val="28"/>
+        </w:rPr>
+        <w:t xml:space="preserve"> </w:t>
+      </w:r>
+      <w:r>
+        <w:rPr>
+          <w:rFonts w:asciiTheme="majorBidi" w:hAnsiTheme="majorBidi" w:cstheme="majorBidi"/>
+          <w:sz w:val="28"/>
+          <w:szCs w:val="28"/>
+        </w:rPr>
+        <w:t>"Relabel this host directory so this container is allowed to access it."</w:t>
+      </w:r>
+    </w:p>
+    <w:p>
+      <w:pPr>
+        <w:spacing w:after="80"/>
+        <w:ind w:left="360"/>
+        <w:rPr>
+          <w:rFonts w:asciiTheme="majorBidi" w:hAnsiTheme="majorBidi" w:cstheme="majorBidi"/>
+          <w:sz w:val="28"/>
+          <w:szCs w:val="28"/>
+        </w:rPr>
+      </w:pPr>
+      <w:r>
+        <w:rPr>
+          <w:rFonts w:asciiTheme="majorBidi" w:hAnsiTheme="majorBidi" w:cstheme="majorBidi"/>
+          <w:sz w:val="28"/>
+          <w:szCs w:val="28"/>
+        </w:rPr>
+        <w:t xml:space="preserve">Without it, </w:t>
+      </w:r>
+      <w:proofErr w:type="spellStart"/>
+      <w:r>
+        <w:rPr>
+          <w:rFonts w:asciiTheme="majorBidi" w:hAnsiTheme="majorBidi" w:cstheme="majorBidi"/>
+          <w:sz w:val="28"/>
+          <w:szCs w:val="28"/>
+        </w:rPr>
+        <w:t>SELinux</w:t>
+      </w:r>
+      <w:proofErr w:type="spellEnd"/>
+      <w:r>
+        <w:rPr>
+          <w:rFonts w:asciiTheme="majorBidi" w:hAnsiTheme="majorBidi" w:cstheme="majorBidi"/>
+          <w:sz w:val="28"/>
+          <w:szCs w:val="28"/>
+        </w:rPr>
+        <w:t xml:space="preserve"> may block the container even if the normal Linux permissions (</w:t>
+      </w:r>
+      <w:proofErr w:type="spellStart"/>
+      <w:r>
+        <w:rPr>
+          <w:rFonts w:asciiTheme="majorBidi" w:hAnsiTheme="majorBidi" w:cstheme="majorBidi"/>
+          <w:sz w:val="28"/>
+          <w:szCs w:val="28"/>
+        </w:rPr>
+        <w:t>rwx</w:t>
+      </w:r>
+      <w:proofErr w:type="spellEnd"/>
+      <w:r>
+        <w:rPr>
+          <w:rFonts w:asciiTheme="majorBidi" w:hAnsiTheme="majorBidi" w:cstheme="majorBidi"/>
+          <w:sz w:val="28"/>
+          <w:szCs w:val="28"/>
+        </w:rPr>
+        <w:t>) look correct.</w:t>
+      </w:r>
+    </w:p>
+    <w:p>
+      <w:pPr>
+        <w:spacing w:after="120"/>
+        <w:ind w:left="360"/>
+        <w:rPr>
+          <w:rFonts w:asciiTheme="majorBidi" w:hAnsiTheme="majorBidi" w:cstheme="majorBidi"/>
+          <w:sz w:val="28"/>
+          <w:szCs w:val="28"/>
+          <w:u w:val="single"/>
+        </w:rPr>
+      </w:pPr>
+      <w:r>
+        <w:rPr>
+          <w:rFonts w:asciiTheme="majorBidi" w:hAnsiTheme="majorBidi" w:cstheme="majorBidi"/>
+          <w:noProof/>
+          <w:sz w:val="28"/>
+          <w:szCs w:val="28"/>
+          <w:u w:val="single"/>
+        </w:rPr>
+        <mc:AlternateContent>
+          <mc:Choice Requires="wps">
+            <w:drawing>
+              <wp:anchor distT="0" distB="0" distL="114300" distR="114300" simplePos="0" relativeHeight="251677696" behindDoc="0" locked="0" layoutInCell="1" allowOverlap="1" wp14:anchorId="0492973B" wp14:editId="025A982C">
+                <wp:simplePos x="0" y="0"/>
+                <wp:positionH relativeFrom="column">
+                  <wp:posOffset>218996</wp:posOffset>
+                </wp:positionH>
+                <wp:positionV relativeFrom="paragraph">
+                  <wp:posOffset>271134</wp:posOffset>
+                </wp:positionV>
+                <wp:extent cx="1951744" cy="583987"/>
+                <wp:effectExtent l="0" t="0" r="10795" b="26035"/>
+                <wp:wrapNone/>
+                <wp:docPr id="139173919" name="Rectangle 16"/>
+                <wp:cNvGraphicFramePr/>
+                <a:graphic xmlns:a="http://schemas.openxmlformats.org/drawingml/2006/main">
+                  <a:graphicData uri="http://schemas.microsoft.com/office/word/2010/wordprocessingShape">
+                    <wps:wsp>
+                      <wps:cNvSpPr/>
+                      <wps:spPr>
+                        <a:xfrm>
+                          <a:off x="0" y="0"/>
+                          <a:ext cx="1951744" cy="583987"/>
+                        </a:xfrm>
+                        <a:prstGeom prst="rect">
+                          <a:avLst/>
+                        </a:prstGeom>
+                      </wps:spPr>
+                      <wps:style>
+                        <a:lnRef idx="2">
+                          <a:schemeClr val="dk1">
+                            <a:shade val="15000"/>
+                          </a:schemeClr>
+                        </a:lnRef>
+                        <a:fillRef idx="1">
+                          <a:schemeClr val="dk1"/>
+                        </a:fillRef>
+                        <a:effectRef idx="0">
+                          <a:schemeClr val="dk1"/>
+                        </a:effectRef>
+                        <a:fontRef idx="minor">
+                          <a:schemeClr val="lt1"/>
+                        </a:fontRef>
+                      </wps:style>
+                      <wps:txbx>
+                        <w:txbxContent>
+                          <w:p>
+                            <w:pPr>
+                              <w:spacing w:after="0"/>
+                              <w:rPr>
+                                <w:rFonts w:asciiTheme="majorBidi" w:hAnsiTheme="majorBidi" w:cstheme="majorBidi"/>
+                                <w:b/>
+                                <w:bCs/>
+                                <w:i/>
+                                <w:iCs/>
+                                <w:sz w:val="28"/>
+                                <w:szCs w:val="28"/>
+                              </w:rPr>
+                            </w:pPr>
+                            <w:r>
+                              <w:rPr>
+                                <w:rFonts w:asciiTheme="majorBidi" w:hAnsiTheme="majorBidi" w:cstheme="majorBidi"/>
+                                <w:b/>
+                                <w:bCs/>
+                                <w:i/>
+                                <w:iCs/>
+                                <w:sz w:val="28"/>
+                                <w:szCs w:val="28"/>
+                              </w:rPr>
+                              <w:t>volumes:</w:t>
+                            </w:r>
+                          </w:p>
+                          <w:p>
+                            <w:pPr>
+                              <w:spacing w:after="0"/>
+                              <w:rPr>
+                                <w:rFonts w:asciiTheme="majorBidi" w:hAnsiTheme="majorBidi" w:cstheme="majorBidi"/>
+                                <w:b/>
+                                <w:bCs/>
+                                <w:i/>
+                                <w:iCs/>
+                                <w:sz w:val="28"/>
+                                <w:szCs w:val="28"/>
+                              </w:rPr>
+                            </w:pPr>
+                            <w:r>
+                              <w:rPr>
+                                <w:rFonts w:asciiTheme="majorBidi" w:hAnsiTheme="majorBidi" w:cstheme="majorBidi"/>
+                                <w:b/>
+                                <w:bCs/>
+                                <w:i/>
+                                <w:iCs/>
+                                <w:sz w:val="28"/>
+                                <w:szCs w:val="28"/>
+                              </w:rPr>
+                              <w:t xml:space="preserve">  </w:t>
+                            </w:r>
+                            <w:proofErr w:type="gramStart"/>
+                            <w:r>
+                              <w:rPr>
+                                <w:rFonts w:asciiTheme="majorBidi" w:hAnsiTheme="majorBidi" w:cstheme="majorBidi"/>
+                                <w:b/>
+                                <w:bCs/>
+                                <w:i/>
+                                <w:iCs/>
+                                <w:sz w:val="28"/>
+                                <w:szCs w:val="28"/>
+                              </w:rPr>
+                              <w:t>- .</w:t>
+                            </w:r>
+                            <w:proofErr w:type="gramEnd"/>
+                            <w:r>
+                              <w:rPr>
+                                <w:rFonts w:asciiTheme="majorBidi" w:hAnsiTheme="majorBidi" w:cstheme="majorBidi"/>
+                                <w:b/>
+                                <w:bCs/>
+                                <w:i/>
+                                <w:iCs/>
+                                <w:sz w:val="28"/>
+                                <w:szCs w:val="28"/>
+                              </w:rPr>
+                              <w:t>/</w:t>
+                            </w:r>
+                            <w:proofErr w:type="gramStart"/>
+                            <w:r>
+                              <w:rPr>
+                                <w:rFonts w:asciiTheme="majorBidi" w:hAnsiTheme="majorBidi" w:cstheme="majorBidi"/>
+                                <w:b/>
+                                <w:bCs/>
+                                <w:i/>
+                                <w:iCs/>
+                                <w:sz w:val="28"/>
+                                <w:szCs w:val="28"/>
+                              </w:rPr>
+                              <w:t>config:/</w:t>
+                            </w:r>
+                            <w:proofErr w:type="spellStart"/>
+                            <w:r>
+                              <w:rPr>
+                                <w:rFonts w:asciiTheme="majorBidi" w:hAnsiTheme="majorBidi" w:cstheme="majorBidi"/>
+                                <w:b/>
+                                <w:bCs/>
+                                <w:i/>
+                                <w:iCs/>
+                                <w:sz w:val="28"/>
+                                <w:szCs w:val="28"/>
+                              </w:rPr>
+                              <w:t>etc</w:t>
+                            </w:r>
+                            <w:proofErr w:type="spellEnd"/>
+                            <w:r>
+                              <w:rPr>
+                                <w:rFonts w:asciiTheme="majorBidi" w:hAnsiTheme="majorBidi" w:cstheme="majorBidi"/>
+                                <w:b/>
+                                <w:bCs/>
+                                <w:i/>
+                                <w:iCs/>
+                                <w:sz w:val="28"/>
+                                <w:szCs w:val="28"/>
+                              </w:rPr>
+                              <w:t>/</w:t>
+                            </w:r>
+                            <w:proofErr w:type="spellStart"/>
+                            <w:r>
+                              <w:rPr>
+                                <w:rFonts w:asciiTheme="majorBidi" w:hAnsiTheme="majorBidi" w:cstheme="majorBidi"/>
+                                <w:b/>
+                                <w:bCs/>
+                                <w:i/>
+                                <w:iCs/>
+                                <w:sz w:val="28"/>
+                                <w:szCs w:val="28"/>
+                              </w:rPr>
+                              <w:t>gitlab:Z</w:t>
+                            </w:r>
+                            <w:proofErr w:type="spellEnd"/>
+                            <w:proofErr w:type="gramEnd"/>
+                          </w:p>
+                          <w:p>
+                            <w:pPr>
+                              <w:spacing w:after="0"/>
+                              <w:jc w:val="center"/>
+                              <w:rPr>
+                                <w:b/>
+                                <w:bCs/>
+                                <w:i/>
+                                <w:iCs/>
+                              </w:rPr>
+                            </w:pPr>
+                          </w:p>
+                        </w:txbxContent>
+                      </wps:txbx>
+                      <wps:bodyPr rot="0" spcFirstLastPara="0" vertOverflow="overflow" horzOverflow="overflow" vert="horz" wrap="square" lIns="91440" tIns="45720" rIns="91440" bIns="45720" numCol="1" spcCol="0" rtlCol="0" fromWordArt="0" anchor="ctr" anchorCtr="0" forceAA="0" compatLnSpc="1">
+                        <a:prstTxWarp prst="textNoShape">
+                          <a:avLst/>
+                        </a:prstTxWarp>
+                        <a:noAutofit/>
+                      </wps:bodyPr>
+                    </wps:wsp>
+                  </a:graphicData>
+                </a:graphic>
+                <wp14:sizeRelH relativeFrom="margin">
+                  <wp14:pctWidth>0</wp14:pctWidth>
+                </wp14:sizeRelH>
+                <wp14:sizeRelV relativeFrom="margin">
+                  <wp14:pctHeight>0</wp14:pctHeight>
+                </wp14:sizeRelV>
+              </wp:anchor>
+            </w:drawing>
+          </mc:Choice>
+          <mc:Fallback>
+            <w:pict>
+              <v:rect w14:anchorId="0492973B" id="Rectangle 16" o:spid="_x0000_s1036" style="position:absolute;left:0;text-align:left;margin-left:17.25pt;margin-top:21.35pt;width:153.7pt;height:46pt;z-index:251677696;visibility:visible;mso-wrap-style:square;mso-width-percent:0;mso-height-percent:0;mso-wrap-distance-left:9pt;mso-wrap-distance-top:0;mso-wrap-distance-right:9pt;mso-wrap-distance-bottom:0;mso-position-horizontal:absolute;mso-position-horizontal-relative:text;mso-position-vertical:absolute;mso-position-vertical-relative:text;mso-width-percent:0;mso-height-percent:0;mso-width-relative:margin;mso-height-relative:margin;v-text-anchor:middle" o:gfxdata="UEsDBBQABgAIAAAAIQC2gziS/gAAAOEBAAATAAAAW0NvbnRlbnRfVHlwZXNdLnhtbJSRQU7DMBBF&#10;90jcwfIWJU67QAgl6YK0S0CoHGBkTxKLZGx5TGhvj5O2G0SRWNoz/78nu9wcxkFMGNg6quQqL6RA&#10;0s5Y6ir5vt9lD1JwBDIwOMJKHpHlpr69KfdHjyxSmriSfYz+USnWPY7AufNIadK6MEJMx9ApD/oD&#10;OlTrorhX2lFEilmcO2RdNtjC5xDF9pCuTyYBB5bi6bQ4syoJ3g9WQ0ymaiLzg5KdCXlKLjvcW893&#10;SUOqXwnz5DrgnHtJTxOsQfEKIT7DmDSUCaxw7Rqn8787ZsmRM9e2VmPeBN4uqYvTtW7jvijg9N/y&#10;JsXecLq0q+WD6m8AAAD//wMAUEsDBBQABgAIAAAAIQA4/SH/1gAAAJQBAAALAAAAX3JlbHMvLnJl&#10;bHOkkMFqwzAMhu+DvYPRfXGawxijTi+j0GvpHsDYimMaW0Yy2fr2M4PBMnrbUb/Q94l/f/hMi1qR&#10;JVI2sOt6UJgd+ZiDgffL8ekFlFSbvV0oo4EbChzGx4f9GRdb25HMsYhqlCwG5lrLq9biZkxWOiqY&#10;22YiTra2kYMu1l1tQD30/bPm3wwYN0x18gb45AdQl1tp5j/sFB2T0FQ7R0nTNEV3j6o9feQzro1i&#10;OWA14Fm+Q8a1a8+Bvu/d/dMb2JY5uiPbhG/ktn4cqGU/er3pcvwCAAD//wMAUEsDBBQABgAIAAAA&#10;IQBZx31kZwIAABoFAAAOAAAAZHJzL2Uyb0RvYy54bWysVN9P2zAQfp+0/8Hy+0jStQMqUlSBmCYh&#10;qAYTz65j02iOzzu7Tbq/fmcnTRljL9NeEvt+33ff+eKyawzbKfQ12JIXJzlnykqoavtc8m+PNx/O&#10;OPNB2EoYsKrke+X55eL9u4vWzdUENmAqhYyCWD9vXck3Ibh5lnm5UY3wJ+CUJaUGbESgKz5nFYqW&#10;ojcmm+T5p6wFrByCVN6T9LpX8kWKr7WS4V5rrwIzJafaQvpi+q7jN1tciPkzCrep5VCG+IcqGlFb&#10;SjqGuhZBsC3Wf4RqaongQYcTCU0GWtdSpR6omyJ/1c3DRjiVeiFwvBth8v8vrLzbPbgVEgyt83NP&#10;x9hFp7GJf6qPdQms/QiW6gKTJCzOZ8XpdMqZJN3s7OP52WlEMzt6O/Ths4KGxUPJkYaRMBK7Wx96&#10;04MJ+R3zp1PYGxVLMPar0qyuKOMkeSdqqCuDbCdoqNX3ohdvRKV6UTHL8zRZqmW0TpWlYDGqro0Z&#10;4w4BIuV+j9vXONhGN5UYNTrmfyuodxytU0awYXRsagv4lrMJxQCi7u0PwPRwRGRCt+4IDxpA6jGK&#10;1lDtV8gQenp7J29qgvxW+LASSHwm5tOOhnv6aANtyWE4cbYB/PmWPNoTzUjLWUv7UXL/YytQcWa+&#10;WCLgeTGdxoVKl+nsdEIXfKlZv9TYbXMFNK2CXgMn0zHaB3M4aoTmiVZ5GbOSSlhJuUsuAx4uV6Hf&#10;W3oMpFoukxktkRPh1j44GYNHoCOlHrsngW7gXSDG3sFhl8T8Ff162+hpYbkNoOvEzSOuwwhoAROH&#10;hscibvjLe7I6PmmLXwAAAP//AwBQSwMEFAAGAAgAAAAhAP/jzkzfAAAACQEAAA8AAABkcnMvZG93&#10;bnJldi54bWxMj0FPhDAQhe8m/odmTLwYt+yCriJlY0yINw3owWO3jIVIp0i7LPvvHU96nLwv731T&#10;7BY3iBmn0HtSsF4lIJCMb3uyCt7fqus7ECFqavXgCRWcMMCuPD8rdN76I9U4N9EKLqGQawVdjGMu&#10;ZTAdOh1WfkTi7NNPTkc+JyvbSR+53A1ykyS30umeeKHTIz51aL6ag1MwJ3VlP8zp2VTNt72qX15T&#10;MrNSlxfL4wOIiEv8g+FXn9WhZKe9P1AbxKAgzW6YVJBttiA4T7P1PYg9g2m2BVkW8v8H5Q8AAAD/&#10;/wMAUEsBAi0AFAAGAAgAAAAhALaDOJL+AAAA4QEAABMAAAAAAAAAAAAAAAAAAAAAAFtDb250ZW50&#10;X1R5cGVzXS54bWxQSwECLQAUAAYACAAAACEAOP0h/9YAAACUAQAACwAAAAAAAAAAAAAAAAAvAQAA&#10;X3JlbHMvLnJlbHNQSwECLQAUAAYACAAAACEAWcd9ZGcCAAAaBQAADgAAAAAAAAAAAAAAAAAuAgAA&#10;ZHJzL2Uyb0RvYy54bWxQSwECLQAUAAYACAAAACEA/+POTN8AAAAJAQAADwAAAAAAAAAAAAAAAADB&#10;BAAAZHJzL2Rvd25yZXYueG1sUEsFBgAAAAAEAAQA8wAAAM0FAAAAAA==&#10;" fillcolor="black [3200]" strokecolor="black [480]" strokeweight="1pt">
+                <v:textbox>
+                  <w:txbxContent>
+                    <w:p>
+                      <w:pPr>
+                        <w:spacing w:after="0"/>
+                        <w:rPr>
+                          <w:rFonts w:asciiTheme="majorBidi" w:hAnsiTheme="majorBidi" w:cstheme="majorBidi"/>
+                          <w:b/>
+                          <w:bCs/>
+                          <w:i/>
+                          <w:iCs/>
+                          <w:sz w:val="28"/>
+                          <w:szCs w:val="28"/>
+                        </w:rPr>
+                      </w:pPr>
+                      <w:r>
+                        <w:rPr>
+                          <w:rFonts w:asciiTheme="majorBidi" w:hAnsiTheme="majorBidi" w:cstheme="majorBidi"/>
+                          <w:b/>
+                          <w:bCs/>
+                          <w:i/>
+                          <w:iCs/>
+                          <w:sz w:val="28"/>
+                          <w:szCs w:val="28"/>
+                        </w:rPr>
+                        <w:t>volumes:</w:t>
+                      </w:r>
+                    </w:p>
+                    <w:p>
+                      <w:pPr>
+                        <w:spacing w:after="0"/>
+                        <w:rPr>
+                          <w:rFonts w:asciiTheme="majorBidi" w:hAnsiTheme="majorBidi" w:cstheme="majorBidi"/>
+                          <w:b/>
+                          <w:bCs/>
+                          <w:i/>
+                          <w:iCs/>
+                          <w:sz w:val="28"/>
+                          <w:szCs w:val="28"/>
+                        </w:rPr>
+                      </w:pPr>
+                      <w:r>
+                        <w:rPr>
+                          <w:rFonts w:asciiTheme="majorBidi" w:hAnsiTheme="majorBidi" w:cstheme="majorBidi"/>
+                          <w:b/>
+                          <w:bCs/>
+                          <w:i/>
+                          <w:iCs/>
+                          <w:sz w:val="28"/>
+                          <w:szCs w:val="28"/>
+                        </w:rPr>
+                        <w:t xml:space="preserve">  </w:t>
+                      </w:r>
+                      <w:proofErr w:type="gramStart"/>
+                      <w:r>
+                        <w:rPr>
+                          <w:rFonts w:asciiTheme="majorBidi" w:hAnsiTheme="majorBidi" w:cstheme="majorBidi"/>
+                          <w:b/>
+                          <w:bCs/>
+                          <w:i/>
+                          <w:iCs/>
+                          <w:sz w:val="28"/>
+                          <w:szCs w:val="28"/>
+                        </w:rPr>
+                        <w:t>- .</w:t>
+                      </w:r>
+                      <w:proofErr w:type="gramEnd"/>
+                      <w:r>
+                        <w:rPr>
+                          <w:rFonts w:asciiTheme="majorBidi" w:hAnsiTheme="majorBidi" w:cstheme="majorBidi"/>
+                          <w:b/>
+                          <w:bCs/>
+                          <w:i/>
+                          <w:iCs/>
+                          <w:sz w:val="28"/>
+                          <w:szCs w:val="28"/>
+                        </w:rPr>
+                        <w:t>/</w:t>
+                      </w:r>
+                      <w:proofErr w:type="gramStart"/>
+                      <w:r>
+                        <w:rPr>
+                          <w:rFonts w:asciiTheme="majorBidi" w:hAnsiTheme="majorBidi" w:cstheme="majorBidi"/>
+                          <w:b/>
+                          <w:bCs/>
+                          <w:i/>
+                          <w:iCs/>
+                          <w:sz w:val="28"/>
+                          <w:szCs w:val="28"/>
+                        </w:rPr>
+                        <w:t>config:/</w:t>
+                      </w:r>
+                      <w:proofErr w:type="spellStart"/>
+                      <w:r>
+                        <w:rPr>
+                          <w:rFonts w:asciiTheme="majorBidi" w:hAnsiTheme="majorBidi" w:cstheme="majorBidi"/>
+                          <w:b/>
+                          <w:bCs/>
+                          <w:i/>
+                          <w:iCs/>
+                          <w:sz w:val="28"/>
+                          <w:szCs w:val="28"/>
+                        </w:rPr>
+                        <w:t>etc</w:t>
+                      </w:r>
+                      <w:proofErr w:type="spellEnd"/>
+                      <w:r>
+                        <w:rPr>
+                          <w:rFonts w:asciiTheme="majorBidi" w:hAnsiTheme="majorBidi" w:cstheme="majorBidi"/>
+                          <w:b/>
+                          <w:bCs/>
+                          <w:i/>
+                          <w:iCs/>
+                          <w:sz w:val="28"/>
+                          <w:szCs w:val="28"/>
+                        </w:rPr>
+                        <w:t>/</w:t>
+                      </w:r>
+                      <w:proofErr w:type="spellStart"/>
+                      <w:r>
+                        <w:rPr>
+                          <w:rFonts w:asciiTheme="majorBidi" w:hAnsiTheme="majorBidi" w:cstheme="majorBidi"/>
+                          <w:b/>
+                          <w:bCs/>
+                          <w:i/>
+                          <w:iCs/>
+                          <w:sz w:val="28"/>
+                          <w:szCs w:val="28"/>
+                        </w:rPr>
+                        <w:t>gitlab:Z</w:t>
+                      </w:r>
+                      <w:proofErr w:type="spellEnd"/>
+                      <w:proofErr w:type="gramEnd"/>
+                    </w:p>
+                    <w:p>
+                      <w:pPr>
+                        <w:spacing w:after="0"/>
+                        <w:jc w:val="center"/>
+                        <w:rPr>
+                          <w:b/>
+                          <w:bCs/>
+                          <w:i/>
+                          <w:iCs/>
+                        </w:rPr>
+                      </w:pPr>
+                    </w:p>
+                  </w:txbxContent>
+                </v:textbox>
+              </v:rect>
+            </w:pict>
+          </mc:Fallback>
+        </mc:AlternateContent>
+      </w:r>
+      <w:r>
+        <w:rPr>
+          <w:rFonts w:asciiTheme="majorBidi" w:hAnsiTheme="majorBidi" w:cstheme="majorBidi"/>
+          <w:sz w:val="28"/>
+          <w:szCs w:val="28"/>
+          <w:u w:val="single"/>
+        </w:rPr>
+        <w:t>For example:</w:t>
+      </w:r>
+    </w:p>
+    <w:p>
+      <w:pPr>
+        <w:spacing w:after="120"/>
+        <w:rPr>
+          <w:rFonts w:asciiTheme="majorBidi" w:hAnsiTheme="majorBidi" w:cstheme="majorBidi"/>
+          <w:sz w:val="28"/>
+          <w:szCs w:val="28"/>
+        </w:rPr>
+      </w:pPr>
+    </w:p>
+    <w:p>
+      <w:pPr>
+        <w:spacing w:after="120"/>
+        <w:rPr>
+          <w:rFonts w:asciiTheme="majorBidi" w:hAnsiTheme="majorBidi" w:cstheme="majorBidi"/>
+          <w:sz w:val="28"/>
+          <w:szCs w:val="28"/>
+        </w:rPr>
+      </w:pPr>
+    </w:p>
+    <w:p>
+      <w:pPr>
         <w:spacing w:after="60"/>
         <w:rPr>
           <w:rFonts w:asciiTheme="majorBidi" w:hAnsiTheme="majorBidi" w:cstheme="majorBidi"/>
@@ -25946,6 +26582,7 @@
         <w:t xml:space="preserve"> vs </w:t>
       </w:r>
       <w:proofErr w:type="spellStart"/>
+      <w:proofErr w:type="gramStart"/>
       <w:r>
         <w:rPr>
           <w:rFonts w:asciiTheme="majorBidi" w:hAnsiTheme="majorBidi" w:cstheme="majorBidi"/>
@@ -25956,7 +26593,20 @@
           <w:sz w:val="32"/>
           <w:szCs w:val="32"/>
         </w:rPr>
-        <w:t>deploy.</w:t>
+        <w:t>deploy</w:t>
+      </w:r>
+      <w:proofErr w:type="gramEnd"/>
+      <w:r>
+        <w:rPr>
+          <w:rFonts w:asciiTheme="majorBidi" w:hAnsiTheme="majorBidi" w:cstheme="majorBidi"/>
+          <w:b/>
+          <w:bCs/>
+          <w:i/>
+          <w:iCs/>
+          <w:sz w:val="32"/>
+          <w:szCs w:val="32"/>
+        </w:rPr>
+        <w:t>.</w:t>
       </w:r>
       <w:proofErr w:type="gramStart"/>
       <w:r>
@@ -26387,7 +27037,7 @@
           </mc:Choice>
           <mc:Fallback>
             <w:pict>
-              <v:rect w14:anchorId="2B2F6FAB" id="Rectangle 11" o:spid="_x0000_s1036" style="position:absolute;left:0;text-align:left;margin-left:18pt;margin-top:20.5pt;width:198.6pt;height:100.8pt;z-index:251671552;visibility:visible;mso-wrap-style:square;mso-width-percent:0;mso-height-percent:0;mso-wrap-distance-left:9pt;mso-wrap-distance-top:0;mso-wrap-distance-right:9pt;mso-wrap-distance-bottom:0;mso-position-horizontal:absolute;mso-position-horizontal-relative:text;mso-position-vertical:absolute;mso-position-vertical-relative:text;mso-width-percent:0;mso-height-percent:0;mso-width-relative:margin;mso-height-relative:margin;v-text-anchor:middle" o:gfxdata="UEsDBBQABgAIAAAAIQC2gziS/gAAAOEBAAATAAAAW0NvbnRlbnRfVHlwZXNdLnhtbJSRQU7DMBBF&#10;90jcwfIWJU67QAgl6YK0S0CoHGBkTxKLZGx5TGhvj5O2G0SRWNoz/78nu9wcxkFMGNg6quQqL6RA&#10;0s5Y6ir5vt9lD1JwBDIwOMJKHpHlpr69KfdHjyxSmriSfYz+USnWPY7AufNIadK6MEJMx9ApD/oD&#10;OlTrorhX2lFEilmcO2RdNtjC5xDF9pCuTyYBB5bi6bQ4syoJ3g9WQ0ymaiLzg5KdCXlKLjvcW893&#10;SUOqXwnz5DrgnHtJTxOsQfEKIT7DmDSUCaxw7Rqn8787ZsmRM9e2VmPeBN4uqYvTtW7jvijg9N/y&#10;JsXecLq0q+WD6m8AAAD//wMAUEsDBBQABgAIAAAAIQA4/SH/1gAAAJQBAAALAAAAX3JlbHMvLnJl&#10;bHOkkMFqwzAMhu+DvYPRfXGawxijTi+j0GvpHsDYimMaW0Yy2fr2M4PBMnrbUb/Q94l/f/hMi1qR&#10;JVI2sOt6UJgd+ZiDgffL8ekFlFSbvV0oo4EbChzGx4f9GRdb25HMsYhqlCwG5lrLq9biZkxWOiqY&#10;22YiTra2kYMu1l1tQD30/bPm3wwYN0x18gb45AdQl1tp5j/sFB2T0FQ7R0nTNEV3j6o9feQzro1i&#10;OWA14Fm+Q8a1a8+Bvu/d/dMb2JY5uiPbhG/ktn4cqGU/er3pcvwCAAD//wMAUEsDBBQABgAIAAAA&#10;IQBUn/GgZQIAABsFAAAOAAAAZHJzL2Uyb0RvYy54bWysVN9P2zAQfp+0/8Hy+0hSAWMVKaqKmCYh&#10;QIOJZ9exm2iOzzu7Tbq/fmcnTRljL9Py4Jx9vz9/58urvjVsp9A3YEtenOScKSuhauym5N+ebj5c&#10;cOaDsJUwYFXJ98rzq8X7d5edm6sZ1GAqhYyCWD/vXMnrENw8y7ysVSv8CThlSakBWxFoi5usQtFR&#10;9NZkszw/zzrAyiFI5T2dXg9KvkjxtVYy3GvtVWCm5FRbSCumdR3XbHEp5hsUrm7kWIb4hypa0VhK&#10;OoW6FkGwLTZ/hGobieBBhxMJbQZaN1KlHqibIn/VzWMtnEq9EDjeTTD5/xdW3u0e3QMSDJ3zc09i&#10;7KLX2MY/1cf6BNZ+Akv1gUk6nJ3N6CNMJemK2UVenCc4s6O7Qx8+K2hZFEqOdBsJJLG79YFSkunB&#10;hDbHApIU9kbFGoz9qjRrqpgyeSduqJVBthN0q9X3YjiuRaWGo+Iszw+1TNYpXQoWo+rGmCnuGCBy&#10;7ve4Q42jbXRTiVKTY/63ggbHyTplBBsmx7axgG85m1BEThIyerA/ADPAEZEJ/bonPAj01GM8WkO1&#10;f0CGMPDbO3nTEOS3wocHgURouiYa0nBPizbQlRxGibMa8Odb59GeeEZazjoakJL7H1uBijPzxRID&#10;PxWnp3Gi0ub07GOkAr7UrF9q7LZdAd1WQc+Bk0mM9sEcRI3QPtMsL2NWUgkrKXfJZcDDZhWGwaXX&#10;QKrlMpnRFDkRbu2jkzF4BDpS6ql/FuhG3gWi7B0chknMX9FvsI2eFpbbALpJ3DziOl4BTWC6mPG1&#10;iCP+cp+sjm/a4hcAAAD//wMAUEsDBBQABgAIAAAAIQDDZm/d3wAAAAkBAAAPAAAAZHJzL2Rvd25y&#10;ZXYueG1sTI9BS8QwEIXvgv8hjOBF3HTbUqTb6SJC8aa068FjNsmmxWZSm2y3+++NJz09hje8971q&#10;v9qRLXr2gyOE7SYBpkk6NZBB+Dg0j0/AfBCkxOhII1y1h319e1OJUrkLtXrpgmExhHwpEPoQppJz&#10;L3tthd+4SVP0Tm62IsRzNlzN4hLD7cjTJCm4FQPFhl5M+qXX8qs7W4QlaRvzKa+vsum+zUP79p6R&#10;XBDv79bnHbCg1/D3DL/4ER3qyHR0Z1KejQhZEacEhHwbNfp5lqXAjghpnhbA64r/X1D/AAAA//8D&#10;AFBLAQItABQABgAIAAAAIQC2gziS/gAAAOEBAAATAAAAAAAAAAAAAAAAAAAAAABbQ29udGVudF9U&#10;eXBlc10ueG1sUEsBAi0AFAAGAAgAAAAhADj9If/WAAAAlAEAAAsAAAAAAAAAAAAAAAAALwEAAF9y&#10;ZWxzLy5yZWxzUEsBAi0AFAAGAAgAAAAhAFSf8aBlAgAAGwUAAA4AAAAAAAAAAAAAAAAALgIAAGRy&#10;cy9lMm9Eb2MueG1sUEsBAi0AFAAGAAgAAAAhAMNmb93fAAAACQEAAA8AAAAAAAAAAAAAAAAAvwQA&#10;AGRycy9kb3ducmV2LnhtbFBLBQYAAAAABAAEAPMAAADLBQAAAAA=&#10;" fillcolor="black [3200]" strokecolor="black [480]" strokeweight="1pt">
+              <v:rect w14:anchorId="2B2F6FAB" id="Rectangle 11" o:spid="_x0000_s1037" style="position:absolute;left:0;text-align:left;margin-left:18pt;margin-top:20.5pt;width:198.6pt;height:100.8pt;z-index:251671552;visibility:visible;mso-wrap-style:square;mso-width-percent:0;mso-height-percent:0;mso-wrap-distance-left:9pt;mso-wrap-distance-top:0;mso-wrap-distance-right:9pt;mso-wrap-distance-bottom:0;mso-position-horizontal:absolute;mso-position-horizontal-relative:text;mso-position-vertical:absolute;mso-position-vertical-relative:text;mso-width-percent:0;mso-height-percent:0;mso-width-relative:margin;mso-height-relative:margin;v-text-anchor:middle" o:gfxdata="UEsDBBQABgAIAAAAIQC2gziS/gAAAOEBAAATAAAAW0NvbnRlbnRfVHlwZXNdLnhtbJSRQU7DMBBF&#10;90jcwfIWJU67QAgl6YK0S0CoHGBkTxKLZGx5TGhvj5O2G0SRWNoz/78nu9wcxkFMGNg6quQqL6RA&#10;0s5Y6ir5vt9lD1JwBDIwOMJKHpHlpr69KfdHjyxSmriSfYz+USnWPY7AufNIadK6MEJMx9ApD/oD&#10;OlTrorhX2lFEilmcO2RdNtjC5xDF9pCuTyYBB5bi6bQ4syoJ3g9WQ0ymaiLzg5KdCXlKLjvcW893&#10;SUOqXwnz5DrgnHtJTxOsQfEKIT7DmDSUCaxw7Rqn8787ZsmRM9e2VmPeBN4uqYvTtW7jvijg9N/y&#10;JsXecLq0q+WD6m8AAAD//wMAUEsDBBQABgAIAAAAIQA4/SH/1gAAAJQBAAALAAAAX3JlbHMvLnJl&#10;bHOkkMFqwzAMhu+DvYPRfXGawxijTi+j0GvpHsDYimMaW0Yy2fr2M4PBMnrbUb/Q94l/f/hMi1qR&#10;JVI2sOt6UJgd+ZiDgffL8ekFlFSbvV0oo4EbChzGx4f9GRdb25HMsYhqlCwG5lrLq9biZkxWOiqY&#10;22YiTra2kYMu1l1tQD30/bPm3wwYN0x18gb45AdQl1tp5j/sFB2T0FQ7R0nTNEV3j6o9feQzro1i&#10;OWA14Fm+Q8a1a8+Bvu/d/dMb2JY5uiPbhG/ktn4cqGU/er3pcvwCAAD//wMAUEsDBBQABgAIAAAA&#10;IQCC/TktZAIAABsFAAAOAAAAZHJzL2Uyb0RvYy54bWysVN9P2zAQfp+0/8Hy+0hSAWMVKaqKmCYh&#10;QIOJZ9exm2iOzzu7Tbq/fmcnTRljL9Py4Jzvtz9/58urvjVsp9A3YEtenOScKSuhauym5N+ebj5c&#10;cOaDsJUwYFXJ98rzq8X7d5edm6sZ1GAqhYySWD/vXMnrENw8y7ysVSv8CThlyagBWxFoi5usQtFR&#10;9tZkszw/zzrAyiFI5T1prwcjX6T8WisZ7rX2KjBTcuotpBXTuo5rtrgU8w0KVzdybEP8QxetaCwV&#10;nVJdiyDYFps/UrWNRPCgw4mENgOtG6nSGeg0Rf7qNI+1cCqdhcDxboLJ/7+08m736B6QYOicn3sS&#10;4yl6jW38U3+sT2DtJ7BUH5gk5exsRh9hKslWzC7y4jzBmR3DHfrwWUHLolBypNtIIIndrQ9UklwP&#10;LrQ5NpCksDcq9mDsV6VZU8WSKTpxQ60Msp2gW62+F4O6FpUaVMVZnh96mbxTuZQsZtWNMVPeMUHk&#10;3O95hx5H3ximEqWmwPxvDQ2Bk3eqCDZMgW1jAd8KNqGInCRk9OB/AGaAIyIT+nVPeBDoyTWq1lDt&#10;H5AhDPz2Tt40BPmt8OFBIBGaromGNNzTog10JYdR4qwG/PmWPvoTz8jKWUcDUnL/YytQcWa+WGLg&#10;p+L0NE5U2pyefYxUwJeW9UuL3bYroNsq6DlwMonRP5iDqBHaZ5rlZaxKJmEl1S65DHjYrMIwuPQa&#10;SLVcJjeaIifCrX10MiaPQEdKPfXPAt3Iu0CUvYPDMIn5K/oNvjHSwnIbQDeJm0dcxyugCUwXM74W&#10;ccRf7pPX8U1b/AIAAP//AwBQSwMEFAAGAAgAAAAhAMNmb93fAAAACQEAAA8AAABkcnMvZG93bnJl&#10;di54bWxMj0FLxDAQhe+C/yGM4EXcdNtSpNvpIkLxprTrwWM2yabFZlKbbLf7740nPT2GN7z3vWq/&#10;2pEtevaDI4TtJgGmSTo1kEH4ODSPT8B8EKTE6EgjXLWHfX17U4lSuQu1eumCYTGEfCkQ+hCmknMv&#10;e22F37hJU/RObrYixHM2XM3iEsPtyNMkKbgVA8WGXkz6pdfyqztbhCVpG/Mpr6+y6b7NQ/v2npFc&#10;EO/v1ucdsKDX8PcMv/gRHerIdHRnUp6NCFkRpwSEfBs1+nmWpcCOCGmeFsDriv9fUP8AAAD//wMA&#10;UEsBAi0AFAAGAAgAAAAhALaDOJL+AAAA4QEAABMAAAAAAAAAAAAAAAAAAAAAAFtDb250ZW50X1R5&#10;cGVzXS54bWxQSwECLQAUAAYACAAAACEAOP0h/9YAAACUAQAACwAAAAAAAAAAAAAAAAAvAQAAX3Jl&#10;bHMvLnJlbHNQSwECLQAUAAYACAAAACEAgv05LWQCAAAbBQAADgAAAAAAAAAAAAAAAAAuAgAAZHJz&#10;L2Uyb0RvYy54bWxQSwECLQAUAAYACAAAACEAw2Zv3d8AAAAJAQAADwAAAAAAAAAAAAAAAAC+BAAA&#10;ZHJzL2Rvd25yZXYueG1sUEsFBgAAAAAEAAQA8wAAAMoFAAAAAA==&#10;" fillcolor="black [3200]" strokecolor="black [480]" strokeweight="1pt">
                 <v:textbox>
                   <w:txbxContent>
                     <w:p>
@@ -27198,25 +27848,6 @@
       <w:r>
         <w:rPr>
           <w:rFonts w:asciiTheme="majorBidi" w:hAnsiTheme="majorBidi" w:cstheme="majorBidi"/>
-          <w:sz w:val="28"/>
-          <w:szCs w:val="28"/>
-          <w:u w:val="single"/>
-        </w:rPr>
-        <w:t>Example of the Modern Standard (Swarm Ready):</w:t>
-      </w:r>
-    </w:p>
-    <w:p>
-      <w:pPr>
-        <w:ind w:left="360"/>
-        <w:rPr>
-          <w:rFonts w:asciiTheme="majorBidi" w:hAnsiTheme="majorBidi" w:cstheme="majorBidi"/>
-          <w:sz w:val="28"/>
-          <w:szCs w:val="28"/>
-        </w:rPr>
-      </w:pPr>
-      <w:r>
-        <w:rPr>
-          <w:rFonts w:asciiTheme="majorBidi" w:hAnsiTheme="majorBidi" w:cstheme="majorBidi"/>
           <w:noProof/>
           <w:sz w:val="28"/>
           <w:szCs w:val="28"/>
@@ -27224,18 +27855,18 @@
         <mc:AlternateContent>
           <mc:Choice Requires="wps">
             <w:drawing>
-              <wp:anchor distT="0" distB="0" distL="114300" distR="114300" simplePos="0" relativeHeight="251672576" behindDoc="0" locked="0" layoutInCell="1" allowOverlap="1" wp14:anchorId="779E12F5" wp14:editId="53447BA2">
+              <wp:anchor distT="0" distB="0" distL="114300" distR="114300" simplePos="0" relativeHeight="251679744" behindDoc="0" locked="0" layoutInCell="1" allowOverlap="1" wp14:anchorId="4AF0DD11" wp14:editId="33606432">
                 <wp:simplePos x="0" y="0"/>
-                <wp:positionH relativeFrom="column">
-                  <wp:posOffset>228600</wp:posOffset>
+                <wp:positionH relativeFrom="margin">
+                  <wp:posOffset>249731</wp:posOffset>
                 </wp:positionH>
                 <wp:positionV relativeFrom="paragraph">
-                  <wp:posOffset>8889</wp:posOffset>
+                  <wp:posOffset>279176</wp:posOffset>
                 </wp:positionV>
-                <wp:extent cx="2522220" cy="2714625"/>
-                <wp:effectExtent l="0" t="0" r="11430" b="28575"/>
+                <wp:extent cx="2522220" cy="630091"/>
+                <wp:effectExtent l="0" t="0" r="11430" b="17780"/>
                 <wp:wrapNone/>
-                <wp:docPr id="750051838" name="Rectangle 12"/>
+                <wp:docPr id="860296460" name="Rectangle 12"/>
                 <wp:cNvGraphicFramePr/>
                 <a:graphic xmlns:a="http://schemas.openxmlformats.org/drawingml/2006/main">
                   <a:graphicData uri="http://schemas.microsoft.com/office/word/2010/wordprocessingShape">
@@ -27244,7 +27875,7 @@
                       <wps:spPr>
                         <a:xfrm>
                           <a:off x="0" y="0"/>
-                          <a:ext cx="2522220" cy="2714625"/>
+                          <a:ext cx="2522220" cy="630091"/>
                         </a:xfrm>
                         <a:prstGeom prst="rect">
                           <a:avLst/>
@@ -27346,6 +27977,209 @@
                               <w:t>:</w:t>
                             </w:r>
                           </w:p>
+                        </w:txbxContent>
+                      </wps:txbx>
+                      <wps:bodyPr rot="0" spcFirstLastPara="0" vertOverflow="overflow" horzOverflow="overflow" vert="horz" wrap="square" lIns="91440" tIns="45720" rIns="91440" bIns="45720" numCol="1" spcCol="0" rtlCol="0" fromWordArt="0" anchor="ctr" anchorCtr="0" forceAA="0" compatLnSpc="1">
+                        <a:prstTxWarp prst="textNoShape">
+                          <a:avLst/>
+                        </a:prstTxWarp>
+                        <a:noAutofit/>
+                      </wps:bodyPr>
+                    </wps:wsp>
+                  </a:graphicData>
+                </a:graphic>
+                <wp14:sizeRelH relativeFrom="margin">
+                  <wp14:pctWidth>0</wp14:pctWidth>
+                </wp14:sizeRelH>
+                <wp14:sizeRelV relativeFrom="margin">
+                  <wp14:pctHeight>0</wp14:pctHeight>
+                </wp14:sizeRelV>
+              </wp:anchor>
+            </w:drawing>
+          </mc:Choice>
+          <mc:Fallback>
+            <w:pict>
+              <v:rect w14:anchorId="4AF0DD11" id="Rectangle 12" o:spid="_x0000_s1038" style="position:absolute;left:0;text-align:left;margin-left:19.65pt;margin-top:22pt;width:198.6pt;height:49.6pt;z-index:251679744;visibility:visible;mso-wrap-style:square;mso-width-percent:0;mso-height-percent:0;mso-wrap-distance-left:9pt;mso-wrap-distance-top:0;mso-wrap-distance-right:9pt;mso-wrap-distance-bottom:0;mso-position-horizontal:absolute;mso-position-horizontal-relative:margin;mso-position-vertical:absolute;mso-position-vertical-relative:text;mso-width-percent:0;mso-height-percent:0;mso-width-relative:margin;mso-height-relative:margin;v-text-anchor:middle" o:gfxdata="UEsDBBQABgAIAAAAIQC2gziS/gAAAOEBAAATAAAAW0NvbnRlbnRfVHlwZXNdLnhtbJSRQU7DMBBF&#10;90jcwfIWJU67QAgl6YK0S0CoHGBkTxKLZGx5TGhvj5O2G0SRWNoz/78nu9wcxkFMGNg6quQqL6RA&#10;0s5Y6ir5vt9lD1JwBDIwOMJKHpHlpr69KfdHjyxSmriSfYz+USnWPY7AufNIadK6MEJMx9ApD/oD&#10;OlTrorhX2lFEilmcO2RdNtjC5xDF9pCuTyYBB5bi6bQ4syoJ3g9WQ0ymaiLzg5KdCXlKLjvcW893&#10;SUOqXwnz5DrgnHtJTxOsQfEKIT7DmDSUCaxw7Rqn8787ZsmRM9e2VmPeBN4uqYvTtW7jvijg9N/y&#10;JsXecLq0q+WD6m8AAAD//wMAUEsDBBQABgAIAAAAIQA4/SH/1gAAAJQBAAALAAAAX3JlbHMvLnJl&#10;bHOkkMFqwzAMhu+DvYPRfXGawxijTi+j0GvpHsDYimMaW0Yy2fr2M4PBMnrbUb/Q94l/f/hMi1qR&#10;JVI2sOt6UJgd+ZiDgffL8ekFlFSbvV0oo4EbChzGx4f9GRdb25HMsYhqlCwG5lrLq9biZkxWOiqY&#10;22YiTra2kYMu1l1tQD30/bPm3wwYN0x18gb45AdQl1tp5j/sFB2T0FQ7R0nTNEV3j6o9feQzro1i&#10;OWA14Fm+Q8a1a8+Bvu/d/dMb2JY5uiPbhG/ktn4cqGU/er3pcvwCAAD//wMAUEsDBBQABgAIAAAA&#10;IQCpszO1ZAIAABoFAAAOAAAAZHJzL2Uyb0RvYy54bWysVN9P2zAQfp+0/8Hy+0jSARsVKapATJMQ&#10;VMDEs+vYJJrj885uk+6v39lJU8bYy7Q8OOf77c/f+fyibw3bKvQN2JIXRzlnykqoGvtc8m+P1x8+&#10;c+aDsJUwYFXJd8rzi8X7d+edm6sZ1GAqhYySWD/vXMnrENw8y7ysVSv8EThlyagBWxFoi89ZhaKj&#10;7K3JZnl+mnWAlUOQynvSXg1Gvkj5tVYy3GntVWCm5NRbSCumdR3XbHEu5s8oXN3IsQ3xD120orFU&#10;dEp1JYJgG2z+SNU2EsGDDkcS2gy0bqRKZ6DTFPmr0zzUwql0FgLHuwkm///Sytvtg1shwdA5P/ck&#10;xlP0Gtv4p/5Yn8DaTWCpPjBJytnJjD7CVJLt9GOenxURzewQ7dCHLwpaFoWSI11Gwkhsb3wYXPcu&#10;FHeon6SwMyq2YOy90qypYsUUnaihLg2yraBLrb4Xg7oWlRpUxUmep5ulXibv1FlKFrPqxpgp75gg&#10;Uu73vEOPo28MU4lRU2D+t4aGwMk7VQQbpsC2sYBvBZuwB1EP/ntgBjgiMqFf94QHDdss4h1Va6h2&#10;K2QIA729k9cNQX4jfFgJJD7TLdGMhjtatIGu5DBKnNWAP9/SR3+iGVk562g+Su5/bAQqzsxXSwQ8&#10;K46P40ClzfHJp8gEfGlZv7TYTXsJdFsFvQZOJjH6B7MXNUL7RKO8jFXJJKyk2iWXAfebyzDMLT0G&#10;Ui2XyY2GyIlwYx+cjMkj0JFSj/2TQDfyLhBjb2E/S2L+in6Db4y0sNwE0E3i5gHX8QpoABOHxsci&#10;TvjLffI6PGmLXwAAAP//AwBQSwMEFAAGAAgAAAAhAB/fKF3eAAAACQEAAA8AAABkcnMvZG93bnJl&#10;di54bWxMj8FOwzAQRO9I/IO1SFxQ61CHCkKcCiFF3EAJHHp0beNExOsQu2n69ywnOK7mafZNuVv8&#10;wGY7xT6ghNt1BsyiDqZHJ+HjvV7dA4tJoVFDQCvhbCPsqsuLUhUmnLCxc5scoxKMhZLQpTQWnEfd&#10;Wa/iOowWKfsMk1eJzslxM6kTlfuBb7Jsy73qkT50arTPndVf7dFLmLOmdnt9ftF1++1umtc3gXqW&#10;8vpqeXoEluyS/mD41Sd1qMjpEI5oIhskiAdBpIQ8p0mU52J7B+xAYC42wKuS/19Q/QAAAP//AwBQ&#10;SwECLQAUAAYACAAAACEAtoM4kv4AAADhAQAAEwAAAAAAAAAAAAAAAAAAAAAAW0NvbnRlbnRfVHlw&#10;ZXNdLnhtbFBLAQItABQABgAIAAAAIQA4/SH/1gAAAJQBAAALAAAAAAAAAAAAAAAAAC8BAABfcmVs&#10;cy8ucmVsc1BLAQItABQABgAIAAAAIQCpszO1ZAIAABoFAAAOAAAAAAAAAAAAAAAAAC4CAABkcnMv&#10;ZTJvRG9jLnhtbFBLAQItABQABgAIAAAAIQAf3yhd3gAAAAkBAAAPAAAAAAAAAAAAAAAAAL4EAABk&#10;cnMvZG93bnJldi54bWxQSwUGAAAAAAQABADzAAAAyQUAAAAA&#10;" fillcolor="black [3200]" strokecolor="black [480]" strokeweight="1pt">
+                <v:textbox>
+                  <w:txbxContent>
+                    <w:p>
+                      <w:pPr>
+                        <w:spacing w:after="0"/>
+                        <w:rPr>
+                          <w:rFonts w:asciiTheme="majorBidi" w:hAnsiTheme="majorBidi" w:cstheme="majorBidi"/>
+                          <w:b/>
+                          <w:bCs/>
+                          <w:i/>
+                          <w:iCs/>
+                          <w:sz w:val="28"/>
+                          <w:szCs w:val="28"/>
+                        </w:rPr>
+                      </w:pPr>
+                      <w:r>
+                        <w:rPr>
+                          <w:rFonts w:asciiTheme="majorBidi" w:hAnsiTheme="majorBidi" w:cstheme="majorBidi"/>
+                          <w:b/>
+                          <w:bCs/>
+                          <w:i/>
+                          <w:iCs/>
+                          <w:sz w:val="28"/>
+                          <w:szCs w:val="28"/>
+                        </w:rPr>
+                        <w:t>services:</w:t>
+                      </w:r>
+                    </w:p>
+                    <w:p>
+                      <w:pPr>
+                        <w:spacing w:after="0"/>
+                        <w:rPr>
+                          <w:rFonts w:asciiTheme="majorBidi" w:hAnsiTheme="majorBidi" w:cstheme="majorBidi"/>
+                          <w:b/>
+                          <w:bCs/>
+                          <w:i/>
+                          <w:iCs/>
+                          <w:sz w:val="28"/>
+                          <w:szCs w:val="28"/>
+                        </w:rPr>
+                      </w:pPr>
+                      <w:r>
+                        <w:rPr>
+                          <w:rFonts w:asciiTheme="majorBidi" w:hAnsiTheme="majorBidi" w:cstheme="majorBidi"/>
+                          <w:b/>
+                          <w:bCs/>
+                          <w:i/>
+                          <w:iCs/>
+                          <w:sz w:val="28"/>
+                          <w:szCs w:val="28"/>
+                        </w:rPr>
+                        <w:t xml:space="preserve">     </w:t>
+                      </w:r>
+                      <w:proofErr w:type="spellStart"/>
+                      <w:r>
+                        <w:rPr>
+                          <w:rFonts w:asciiTheme="majorBidi" w:hAnsiTheme="majorBidi" w:cstheme="majorBidi"/>
+                          <w:b/>
+                          <w:bCs/>
+                          <w:i/>
+                          <w:iCs/>
+                          <w:sz w:val="28"/>
+                          <w:szCs w:val="28"/>
+                        </w:rPr>
+                        <w:t>api</w:t>
+                      </w:r>
+                      <w:proofErr w:type="spellEnd"/>
+                      <w:r>
+                        <w:rPr>
+                          <w:rFonts w:asciiTheme="majorBidi" w:hAnsiTheme="majorBidi" w:cstheme="majorBidi"/>
+                          <w:b/>
+                          <w:bCs/>
+                          <w:i/>
+                          <w:iCs/>
+                          <w:sz w:val="28"/>
+                          <w:szCs w:val="28"/>
+                        </w:rPr>
+                        <w:t>:</w:t>
+                      </w:r>
+                    </w:p>
+                  </w:txbxContent>
+                </v:textbox>
+                <w10:wrap anchorx="margin"/>
+              </v:rect>
+            </w:pict>
+          </mc:Fallback>
+        </mc:AlternateContent>
+      </w:r>
+      <w:r>
+        <w:rPr>
+          <w:rFonts w:asciiTheme="majorBidi" w:hAnsiTheme="majorBidi" w:cstheme="majorBidi"/>
+          <w:sz w:val="28"/>
+          <w:szCs w:val="28"/>
+          <w:u w:val="single"/>
+        </w:rPr>
+        <w:t>Example of the Modern Standard (Swarm Ready):</w:t>
+      </w:r>
+    </w:p>
+    <w:p>
+      <w:pPr>
+        <w:ind w:left="360"/>
+        <w:rPr>
+          <w:rFonts w:asciiTheme="majorBidi" w:hAnsiTheme="majorBidi" w:cstheme="majorBidi"/>
+          <w:sz w:val="28"/>
+          <w:szCs w:val="28"/>
+        </w:rPr>
+      </w:pPr>
+    </w:p>
+    <w:p>
+      <w:pPr>
+        <w:rPr>
+          <w:rFonts w:asciiTheme="majorBidi" w:hAnsiTheme="majorBidi" w:cstheme="majorBidi"/>
+          <w:sz w:val="28"/>
+          <w:szCs w:val="28"/>
+        </w:rPr>
+      </w:pPr>
+    </w:p>
+    <w:p>
+      <w:pPr>
+        <w:rPr>
+          <w:rFonts w:asciiTheme="majorBidi" w:hAnsiTheme="majorBidi" w:cstheme="majorBidi"/>
+          <w:sz w:val="28"/>
+          <w:szCs w:val="28"/>
+        </w:rPr>
+      </w:pPr>
+      <w:r>
+        <w:rPr>
+          <w:rFonts w:asciiTheme="majorBidi" w:hAnsiTheme="majorBidi" w:cstheme="majorBidi"/>
+          <w:noProof/>
+          <w:sz w:val="28"/>
+          <w:szCs w:val="28"/>
+        </w:rPr>
+        <w:lastRenderedPageBreak/>
+        <mc:AlternateContent>
+          <mc:Choice Requires="wps">
+            <w:drawing>
+              <wp:anchor distT="0" distB="0" distL="114300" distR="114300" simplePos="0" relativeHeight="251672576" behindDoc="0" locked="0" layoutInCell="1" allowOverlap="1" wp14:anchorId="779E12F5" wp14:editId="081FCEE2">
+                <wp:simplePos x="0" y="0"/>
+                <wp:positionH relativeFrom="margin">
+                  <wp:align>left</wp:align>
+                </wp:positionH>
+                <wp:positionV relativeFrom="paragraph">
+                  <wp:posOffset>-363</wp:posOffset>
+                </wp:positionV>
+                <wp:extent cx="2522220" cy="2205318"/>
+                <wp:effectExtent l="0" t="0" r="11430" b="24130"/>
+                <wp:wrapNone/>
+                <wp:docPr id="750051838" name="Rectangle 12"/>
+                <wp:cNvGraphicFramePr/>
+                <a:graphic xmlns:a="http://schemas.openxmlformats.org/drawingml/2006/main">
+                  <a:graphicData uri="http://schemas.microsoft.com/office/word/2010/wordprocessingShape">
+                    <wps:wsp>
+                      <wps:cNvSpPr/>
+                      <wps:spPr>
+                        <a:xfrm>
+                          <a:off x="0" y="0"/>
+                          <a:ext cx="2522220" cy="2205318"/>
+                        </a:xfrm>
+                        <a:prstGeom prst="rect">
+                          <a:avLst/>
+                        </a:prstGeom>
+                      </wps:spPr>
+                      <wps:style>
+                        <a:lnRef idx="2">
+                          <a:schemeClr val="dk1">
+                            <a:shade val="15000"/>
+                          </a:schemeClr>
+                        </a:lnRef>
+                        <a:fillRef idx="1">
+                          <a:schemeClr val="dk1"/>
+                        </a:fillRef>
+                        <a:effectRef idx="0">
+                          <a:schemeClr val="dk1"/>
+                        </a:effectRef>
+                        <a:fontRef idx="minor">
+                          <a:schemeClr val="lt1"/>
+                        </a:fontRef>
+                      </wps:style>
+                      <wps:txbx>
+                        <w:txbxContent>
                           <w:p>
                             <w:pPr>
                               <w:spacing w:after="0"/>
@@ -27738,7 +28572,7 @@
           </mc:Choice>
           <mc:Fallback>
             <w:pict>
-              <v:rect w14:anchorId="779E12F5" id="Rectangle 12" o:spid="_x0000_s1037" style="position:absolute;left:0;text-align:left;margin-left:18pt;margin-top:.7pt;width:198.6pt;height:213.75pt;z-index:251672576;visibility:visible;mso-wrap-style:square;mso-width-percent:0;mso-height-percent:0;mso-wrap-distance-left:9pt;mso-wrap-distance-top:0;mso-wrap-distance-right:9pt;mso-wrap-distance-bottom:0;mso-position-horizontal:absolute;mso-position-horizontal-relative:text;mso-position-vertical:absolute;mso-position-vertical-relative:text;mso-width-percent:0;mso-height-percent:0;mso-width-relative:margin;mso-height-relative:margin;v-text-anchor:middle" o:gfxdata="UEsDBBQABgAIAAAAIQC2gziS/gAAAOEBAAATAAAAW0NvbnRlbnRfVHlwZXNdLnhtbJSRQU7DMBBF&#10;90jcwfIWJU67QAgl6YK0S0CoHGBkTxKLZGx5TGhvj5O2G0SRWNoz/78nu9wcxkFMGNg6quQqL6RA&#10;0s5Y6ir5vt9lD1JwBDIwOMJKHpHlpr69KfdHjyxSmriSfYz+USnWPY7AufNIadK6MEJMx9ApD/oD&#10;OlTrorhX2lFEilmcO2RdNtjC5xDF9pCuTyYBB5bi6bQ4syoJ3g9WQ0ymaiLzg5KdCXlKLjvcW893&#10;SUOqXwnz5DrgnHtJTxOsQfEKIT7DmDSUCaxw7Rqn8787ZsmRM9e2VmPeBN4uqYvTtW7jvijg9N/y&#10;JsXecLq0q+WD6m8AAAD//wMAUEsDBBQABgAIAAAAIQA4/SH/1gAAAJQBAAALAAAAX3JlbHMvLnJl&#10;bHOkkMFqwzAMhu+DvYPRfXGawxijTi+j0GvpHsDYimMaW0Yy2fr2M4PBMnrbUb/Q94l/f/hMi1qR&#10;JVI2sOt6UJgd+ZiDgffL8ekFlFSbvV0oo4EbChzGx4f9GRdb25HMsYhqlCwG5lrLq9biZkxWOiqY&#10;22YiTra2kYMu1l1tQD30/bPm3wwYN0x18gb45AdQl1tp5j/sFB2T0FQ7R0nTNEV3j6o9feQzro1i&#10;OWA14Fm+Q8a1a8+Bvu/d/dMb2JY5uiPbhG/ktn4cqGU/er3pcvwCAAD//wMAUEsDBBQABgAIAAAA&#10;IQB1+b4DZQIAABsFAAAOAAAAZHJzL2Uyb0RvYy54bWysVN9P2zAQfp+0/8Hy+0hStbBVpKgCMU1C&#10;gAYTz65jk2iOzzu7Tbq/fmcnTRljL9Py4Jzvl8/ffefzi741bKfQN2BLXpzknCkroWrsc8m/PV5/&#10;+MiZD8JWwoBVJd8rzy9W79+dd26pZlCDqRQySmL9snMlr0Nwyyzzslat8CfglCWjBmxFoC0+ZxWK&#10;jrK3Jpvl+WnWAVYOQSrvSXs1GPkq5ddayXCntVeBmZJTbSGtmNZNXLPVuVg+o3B1I8cyxD9U0YrG&#10;0qFTqisRBNti80eqtpEIHnQ4kdBmoHUjVboD3abIX93moRZOpbsQON5NMPn/l1be7h7cPRIMnfNL&#10;T2K8Ra+xjX+qj/UJrP0EluoDk6ScLWb0EaaSbLOzYn46W0Q4s2O4Qx8+K2hZFEqO1I0Ektjd+DC4&#10;Hlwo7lhAksLeqFiDsV+VZk0Vj0zRiRvq0iDbCepq9b0Y1LWo1KAqFnmeWku1TN6pspQsZtWNMVPe&#10;MUHk3O95hxpH3ximEqWmwPxvBQ2Bk3c6EWyYAtvGAr4VbEIxgqgH/wMwAxwRmdBvesKDpi25RtUG&#10;qv09MoSB397J64YgvxE+3AskQlObaEjDHS3aQFdyGCXOasCfb+mjP/GMrJx1NCAl9z+2AhVn5osl&#10;Bn4q5vM4UWkzX5xFKuBLy+alxW7bS6BuFfQcOJnE6B/MQdQI7RPN8jqeSiZhJZ1dchnwsLkMw+DS&#10;ayDVep3caIqcCDf2wcmYPAIdKfXYPwl0I+8CUfYWDsMklq/oN/jGSAvrbQDdJG4ecR1bQBOYODS+&#10;FnHEX+6T1/FNW/0CAAD//wMAUEsDBBQABgAIAAAAIQA9kUsa3gAAAAgBAAAPAAAAZHJzL2Rvd25y&#10;ZXYueG1sTI9BT8MwDIXvSPyHyEhc0JbSTtNWmk4IqeIGauHAMUtMW9E4pcm67t9jTnCz/Z6ev1cc&#10;FjeIGafQe1Jwv05AIBlve2oVvL9Vqx2IEDVZPXhCBRcMcCivrwqdW3+mGucmtoJDKORaQRfjmEsZ&#10;TIdOh7UfkVj79JPTkdeplXbSZw53g0yTZCud7ok/dHrEpw7NV3NyCuakrtoPc3k2VfPd3tUvrxmZ&#10;Wanbm+XxAUTEJf6Z4Ref0aFkpqM/kQ1iUJBtuUrk+wYEy5ssS0EceUh3e5BlIf8XKH8AAAD//wMA&#10;UEsBAi0AFAAGAAgAAAAhALaDOJL+AAAA4QEAABMAAAAAAAAAAAAAAAAAAAAAAFtDb250ZW50X1R5&#10;cGVzXS54bWxQSwECLQAUAAYACAAAACEAOP0h/9YAAACUAQAACwAAAAAAAAAAAAAAAAAvAQAAX3Jl&#10;bHMvLnJlbHNQSwECLQAUAAYACAAAACEAdfm+A2UCAAAbBQAADgAAAAAAAAAAAAAAAAAuAgAAZHJz&#10;L2Uyb0RvYy54bWxQSwECLQAUAAYACAAAACEAPZFLGt4AAAAIAQAADwAAAAAAAAAAAAAAAAC/BAAA&#10;ZHJzL2Rvd25yZXYueG1sUEsFBgAAAAAEAAQA8wAAAMoFAAAAAA==&#10;" fillcolor="black [3200]" strokecolor="black [480]" strokeweight="1pt">
+              <v:rect w14:anchorId="779E12F5" id="_x0000_s1039" style="position:absolute;margin-left:0;margin-top:-.05pt;width:198.6pt;height:173.65pt;z-index:251672576;visibility:visible;mso-wrap-style:square;mso-width-percent:0;mso-height-percent:0;mso-wrap-distance-left:9pt;mso-wrap-distance-top:0;mso-wrap-distance-right:9pt;mso-wrap-distance-bottom:0;mso-position-horizontal:left;mso-position-horizontal-relative:margin;mso-position-vertical:absolute;mso-position-vertical-relative:text;mso-width-percent:0;mso-height-percent:0;mso-width-relative:margin;mso-height-relative:margin;v-text-anchor:middle" o:gfxdata="UEsDBBQABgAIAAAAIQC2gziS/gAAAOEBAAATAAAAW0NvbnRlbnRfVHlwZXNdLnhtbJSRQU7DMBBF&#10;90jcwfIWJU67QAgl6YK0S0CoHGBkTxKLZGx5TGhvj5O2G0SRWNoz/78nu9wcxkFMGNg6quQqL6RA&#10;0s5Y6ir5vt9lD1JwBDIwOMJKHpHlpr69KfdHjyxSmriSfYz+USnWPY7AufNIadK6MEJMx9ApD/oD&#10;OlTrorhX2lFEilmcO2RdNtjC5xDF9pCuTyYBB5bi6bQ4syoJ3g9WQ0ymaiLzg5KdCXlKLjvcW893&#10;SUOqXwnz5DrgnHtJTxOsQfEKIT7DmDSUCaxw7Rqn8787ZsmRM9e2VmPeBN4uqYvTtW7jvijg9N/y&#10;JsXecLq0q+WD6m8AAAD//wMAUEsDBBQABgAIAAAAIQA4/SH/1gAAAJQBAAALAAAAX3JlbHMvLnJl&#10;bHOkkMFqwzAMhu+DvYPRfXGawxijTi+j0GvpHsDYimMaW0Yy2fr2M4PBMnrbUb/Q94l/f/hMi1qR&#10;JVI2sOt6UJgd+ZiDgffL8ekFlFSbvV0oo4EbChzGx4f9GRdb25HMsYhqlCwG5lrLq9biZkxWOiqY&#10;22YiTra2kYMu1l1tQD30/bPm3wwYN0x18gb45AdQl1tp5j/sFB2T0FQ7R0nTNEV3j6o9feQzro1i&#10;OWA14Fm+Q8a1a8+Bvu/d/dMb2JY5uiPbhG/ktn4cqGU/er3pcvwCAAD//wMAUEsDBBQABgAIAAAA&#10;IQAWTfOzZQIAABsFAAAOAAAAZHJzL2Uyb0RvYy54bWysVN9P2zAQfp+0/8Hy+0hS6MYqUlSBmCYh&#10;QMDEs+vYJJrj885uk+6v39lJU8bYy7Q8OOf75fN33/nsvG8N2yr0DdiSF0c5Z8pKqBr7XPJvj1cf&#10;TjnzQdhKGLCq5Dvl+fny/buzzi3UDGowlUJGSaxfdK7kdQhukWVe1qoV/gicsmTUgK0ItMXnrELR&#10;UfbWZLM8/5h1gJVDkMp70l4ORr5M+bVWMtxq7VVgpuRUW0grpnUd12x5JhbPKFzdyLEM8Q9VtKKx&#10;dOiU6lIEwTbY/JGqbSSCBx2OJLQZaN1Ile5AtynyV7d5qIVT6S4EjncTTP7/pZU32wd3hwRD5/zC&#10;kxhv0Wts45/qY30CazeBpfrAJCln8xl9hKkkGwnz4+I0wpkdwh368EVBy6JQcqRuJJDE9tqHwXXv&#10;QnGHApIUdkbFGoy9V5o1VTwyRSduqAuDbCuoq9X3YlDXolKDqpjneWot1TJ5p8pSsphVN8ZMeccE&#10;kXO/5x1qHH1jmEqUmgLzvxU0BE7e6USwYQpsGwv4VrAJxQiiHvz3wAxwRGRCv+4JD5q24+gaVWuo&#10;dnfIEAZ+eyevGoL8WvhwJ5AITW2iIQ23tGgDXclhlDirAX++pY/+xDOyctbRgJTc/9gIVJyZr5YY&#10;+Lk4OYkTlTYn80+RCvjSsn5psZv2AqhbBT0HTiYx+gezFzVC+0SzvIqnkklYSWeXXAbcby7CMLj0&#10;Gki1WiU3miInwrV9cDImj0BHSj32TwLdyLtAlL2B/TCJxSv6Db4x0sJqE0A3iZsHXMcW0AQmDo2v&#10;RRzxl/vkdXjTlr8AAAD//wMAUEsDBBQABgAIAAAAIQCYiukt3AAAAAYBAAAPAAAAZHJzL2Rvd25y&#10;ZXYueG1sTI/BTsMwEETvSPyDtUhcUOu0RRRCnAohRdxACRx6dO3FiYjXIXbT9O9ZTnCb1axm3hS7&#10;2fdiwjF2gRSslhkIJBNsR07Bx3u1uAcRkyar+0Co4IwRduXlRaFzG05U49QkJziEYq4VtCkNuZTR&#10;tOh1XIYBib3PMHqd+BydtKM+cbjv5TrL7qTXHXFDqwd8btF8NUevYMrqyu3N+cVUzbe7qV/fNmQm&#10;pa6v5qdHEAnn9PcMv/iMDiUzHcKRbBS9Ah6SFCxWINjcPGzXIA4sblnIspD/8csfAAAA//8DAFBL&#10;AQItABQABgAIAAAAIQC2gziS/gAAAOEBAAATAAAAAAAAAAAAAAAAAAAAAABbQ29udGVudF9UeXBl&#10;c10ueG1sUEsBAi0AFAAGAAgAAAAhADj9If/WAAAAlAEAAAsAAAAAAAAAAAAAAAAALwEAAF9yZWxz&#10;Ly5yZWxzUEsBAi0AFAAGAAgAAAAhABZN87NlAgAAGwUAAA4AAAAAAAAAAAAAAAAALgIAAGRycy9l&#10;Mm9Eb2MueG1sUEsBAi0AFAAGAAgAAAAhAJiK6S3cAAAABgEAAA8AAAAAAAAAAAAAAAAAvwQAAGRy&#10;cy9kb3ducmV2LnhtbFBLBQYAAAAABAAEAPMAAADIBQAAAAA=&#10;" fillcolor="black [3200]" strokecolor="black [480]" strokeweight="1pt">
                 <v:textbox>
                   <w:txbxContent>
                     <w:p>
@@ -27764,7 +28598,19 @@
                           <w:sz w:val="28"/>
                           <w:szCs w:val="28"/>
                         </w:rPr>
-                        <w:t>services:</w:t>
+                        <w:t xml:space="preserve">          </w:t>
+                      </w:r>
+                      <w:r>
+                        <w:rPr>
+                          <w:rFonts w:asciiTheme="majorBidi" w:hAnsiTheme="majorBidi" w:cstheme="majorBidi"/>
+                          <w:b/>
+                          <w:bCs/>
+                          <w:i/>
+                          <w:iCs/>
+                          <w:sz w:val="28"/>
+                          <w:szCs w:val="28"/>
+                        </w:rPr>
+                        <w:t>image: node:18</w:t>
                       </w:r>
                     </w:p>
                     <w:p>
@@ -27790,33 +28636,19 @@
                           <w:sz w:val="28"/>
                           <w:szCs w:val="28"/>
                         </w:rPr>
-                        <w:t xml:space="preserve">     </w:t>
-                      </w:r>
-                      <w:proofErr w:type="spellStart"/>
-                      <w:r>
-                        <w:rPr>
-                          <w:rFonts w:asciiTheme="majorBidi" w:hAnsiTheme="majorBidi" w:cstheme="majorBidi"/>
-                          <w:b/>
-                          <w:bCs/>
-                          <w:i/>
-                          <w:iCs/>
-                          <w:sz w:val="28"/>
-                          <w:szCs w:val="28"/>
-                        </w:rPr>
-                        <w:t>api</w:t>
-                      </w:r>
-                      <w:proofErr w:type="spellEnd"/>
-                      <w:r>
-                        <w:rPr>
-                          <w:rFonts w:asciiTheme="majorBidi" w:hAnsiTheme="majorBidi" w:cstheme="majorBidi"/>
-                          <w:b/>
-                          <w:bCs/>
-                          <w:i/>
-                          <w:iCs/>
-                          <w:sz w:val="28"/>
-                          <w:szCs w:val="28"/>
-                        </w:rPr>
-                        <w:t>:</w:t>
+                        <w:t xml:space="preserve">          </w:t>
+                      </w:r>
+                      <w:r>
+                        <w:rPr>
+                          <w:rFonts w:asciiTheme="majorBidi" w:hAnsiTheme="majorBidi" w:cstheme="majorBidi"/>
+                          <w:b/>
+                          <w:bCs/>
+                          <w:i/>
+                          <w:iCs/>
+                          <w:sz w:val="28"/>
+                          <w:szCs w:val="28"/>
+                        </w:rPr>
+                        <w:t>deploy:</w:t>
                       </w:r>
                     </w:p>
                     <w:p>
@@ -27842,19 +28674,19 @@
                           <w:sz w:val="28"/>
                           <w:szCs w:val="28"/>
                         </w:rPr>
-                        <w:t xml:space="preserve">          </w:t>
-                      </w:r>
-                      <w:r>
-                        <w:rPr>
-                          <w:rFonts w:asciiTheme="majorBidi" w:hAnsiTheme="majorBidi" w:cstheme="majorBidi"/>
-                          <w:b/>
-                          <w:bCs/>
-                          <w:i/>
-                          <w:iCs/>
-                          <w:sz w:val="28"/>
-                          <w:szCs w:val="28"/>
-                        </w:rPr>
-                        <w:t>image: node:18</w:t>
+                        <w:t xml:space="preserve">               </w:t>
+                      </w:r>
+                      <w:r>
+                        <w:rPr>
+                          <w:rFonts w:asciiTheme="majorBidi" w:hAnsiTheme="majorBidi" w:cstheme="majorBidi"/>
+                          <w:b/>
+                          <w:bCs/>
+                          <w:i/>
+                          <w:iCs/>
+                          <w:sz w:val="28"/>
+                          <w:szCs w:val="28"/>
+                        </w:rPr>
+                        <w:t>resources:</w:t>
                       </w:r>
                     </w:p>
                     <w:p>
@@ -27880,19 +28712,19 @@
                           <w:sz w:val="28"/>
                           <w:szCs w:val="28"/>
                         </w:rPr>
-                        <w:t xml:space="preserve">          </w:t>
-                      </w:r>
-                      <w:r>
-                        <w:rPr>
-                          <w:rFonts w:asciiTheme="majorBidi" w:hAnsiTheme="majorBidi" w:cstheme="majorBidi"/>
-                          <w:b/>
-                          <w:bCs/>
-                          <w:i/>
-                          <w:iCs/>
-                          <w:sz w:val="28"/>
-                          <w:szCs w:val="28"/>
-                        </w:rPr>
-                        <w:t>deploy:</w:t>
+                        <w:t xml:space="preserve">                    </w:t>
+                      </w:r>
+                      <w:r>
+                        <w:rPr>
+                          <w:rFonts w:asciiTheme="majorBidi" w:hAnsiTheme="majorBidi" w:cstheme="majorBidi"/>
+                          <w:b/>
+                          <w:bCs/>
+                          <w:i/>
+                          <w:iCs/>
+                          <w:sz w:val="28"/>
+                          <w:szCs w:val="28"/>
+                        </w:rPr>
+                        <w:t>limits:</w:t>
                       </w:r>
                     </w:p>
                     <w:p>
@@ -27918,19 +28750,33 @@
                           <w:sz w:val="28"/>
                           <w:szCs w:val="28"/>
                         </w:rPr>
-                        <w:t xml:space="preserve">               </w:t>
-                      </w:r>
-                      <w:r>
-                        <w:rPr>
-                          <w:rFonts w:asciiTheme="majorBidi" w:hAnsiTheme="majorBidi" w:cstheme="majorBidi"/>
-                          <w:b/>
-                          <w:bCs/>
-                          <w:i/>
-                          <w:iCs/>
-                          <w:sz w:val="28"/>
-                          <w:szCs w:val="28"/>
-                        </w:rPr>
-                        <w:t>resources:</w:t>
+                        <w:t xml:space="preserve">                         </w:t>
+                      </w:r>
+                      <w:proofErr w:type="spellStart"/>
+                      <w:r>
+                        <w:rPr>
+                          <w:rFonts w:asciiTheme="majorBidi" w:hAnsiTheme="majorBidi" w:cstheme="majorBidi"/>
+                          <w:b/>
+                          <w:bCs/>
+                          <w:i/>
+                          <w:iCs/>
+                          <w:sz w:val="28"/>
+                          <w:szCs w:val="28"/>
+                        </w:rPr>
+                        <w:t>cpus</w:t>
+                      </w:r>
+                      <w:proofErr w:type="spellEnd"/>
+                      <w:r>
+                        <w:rPr>
+                          <w:rFonts w:asciiTheme="majorBidi" w:hAnsiTheme="majorBidi" w:cstheme="majorBidi"/>
+                          <w:b/>
+                          <w:bCs/>
+                          <w:i/>
+                          <w:iCs/>
+                          <w:sz w:val="28"/>
+                          <w:szCs w:val="28"/>
+                        </w:rPr>
+                        <w:t>: '0.5'</w:t>
                       </w:r>
                     </w:p>
                     <w:p>
@@ -27956,19 +28802,19 @@
                           <w:sz w:val="28"/>
                           <w:szCs w:val="28"/>
                         </w:rPr>
-                        <w:t xml:space="preserve">                    </w:t>
-                      </w:r>
-                      <w:r>
-                        <w:rPr>
-                          <w:rFonts w:asciiTheme="majorBidi" w:hAnsiTheme="majorBidi" w:cstheme="majorBidi"/>
-                          <w:b/>
-                          <w:bCs/>
-                          <w:i/>
-                          <w:iCs/>
-                          <w:sz w:val="28"/>
-                          <w:szCs w:val="28"/>
-                        </w:rPr>
-                        <w:t>limits:</w:t>
+                        <w:t xml:space="preserve">                         </w:t>
+                      </w:r>
+                      <w:r>
+                        <w:rPr>
+                          <w:rFonts w:asciiTheme="majorBidi" w:hAnsiTheme="majorBidi" w:cstheme="majorBidi"/>
+                          <w:b/>
+                          <w:bCs/>
+                          <w:i/>
+                          <w:iCs/>
+                          <w:sz w:val="28"/>
+                          <w:szCs w:val="28"/>
+                        </w:rPr>
+                        <w:t>memory: 512M</w:t>
                       </w:r>
                     </w:p>
                     <w:p>
@@ -27994,33 +28840,19 @@
                           <w:sz w:val="28"/>
                           <w:szCs w:val="28"/>
                         </w:rPr>
-                        <w:t xml:space="preserve">                         </w:t>
-                      </w:r>
-                      <w:proofErr w:type="spellStart"/>
-                      <w:r>
-                        <w:rPr>
-                          <w:rFonts w:asciiTheme="majorBidi" w:hAnsiTheme="majorBidi" w:cstheme="majorBidi"/>
-                          <w:b/>
-                          <w:bCs/>
-                          <w:i/>
-                          <w:iCs/>
-                          <w:sz w:val="28"/>
-                          <w:szCs w:val="28"/>
-                        </w:rPr>
-                        <w:t>cpus</w:t>
-                      </w:r>
-                      <w:proofErr w:type="spellEnd"/>
-                      <w:r>
-                        <w:rPr>
-                          <w:rFonts w:asciiTheme="majorBidi" w:hAnsiTheme="majorBidi" w:cstheme="majorBidi"/>
-                          <w:b/>
-                          <w:bCs/>
-                          <w:i/>
-                          <w:iCs/>
-                          <w:sz w:val="28"/>
-                          <w:szCs w:val="28"/>
-                        </w:rPr>
-                        <w:t>: '0.5'</w:t>
+                        <w:t xml:space="preserve">                    </w:t>
+                      </w:r>
+                      <w:r>
+                        <w:rPr>
+                          <w:rFonts w:asciiTheme="majorBidi" w:hAnsiTheme="majorBidi" w:cstheme="majorBidi"/>
+                          <w:b/>
+                          <w:bCs/>
+                          <w:i/>
+                          <w:iCs/>
+                          <w:sz w:val="28"/>
+                          <w:szCs w:val="28"/>
+                        </w:rPr>
+                        <w:t>reservations:</w:t>
                       </w:r>
                     </w:p>
                     <w:p>
@@ -28048,17 +28880,31 @@
                         </w:rPr>
                         <w:t xml:space="preserve">                         </w:t>
                       </w:r>
-                      <w:r>
-                        <w:rPr>
-                          <w:rFonts w:asciiTheme="majorBidi" w:hAnsiTheme="majorBidi" w:cstheme="majorBidi"/>
-                          <w:b/>
-                          <w:bCs/>
-                          <w:i/>
-                          <w:iCs/>
-                          <w:sz w:val="28"/>
-                          <w:szCs w:val="28"/>
-                        </w:rPr>
-                        <w:t>memory: 512M</w:t>
+                      <w:proofErr w:type="spellStart"/>
+                      <w:r>
+                        <w:rPr>
+                          <w:rFonts w:asciiTheme="majorBidi" w:hAnsiTheme="majorBidi" w:cstheme="majorBidi"/>
+                          <w:b/>
+                          <w:bCs/>
+                          <w:i/>
+                          <w:iCs/>
+                          <w:sz w:val="28"/>
+                          <w:szCs w:val="28"/>
+                        </w:rPr>
+                        <w:t>cpus</w:t>
+                      </w:r>
+                      <w:proofErr w:type="spellEnd"/>
+                      <w:r>
+                        <w:rPr>
+                          <w:rFonts w:asciiTheme="majorBidi" w:hAnsiTheme="majorBidi" w:cstheme="majorBidi"/>
+                          <w:b/>
+                          <w:bCs/>
+                          <w:i/>
+                          <w:iCs/>
+                          <w:sz w:val="28"/>
+                          <w:szCs w:val="28"/>
+                        </w:rPr>
+                        <w:t>: '0.25'</w:t>
                       </w:r>
                     </w:p>
                     <w:p>
@@ -28084,96 +28930,6 @@
                           <w:sz w:val="28"/>
                           <w:szCs w:val="28"/>
                         </w:rPr>
-                        <w:t xml:space="preserve">                    </w:t>
-                      </w:r>
-                      <w:r>
-                        <w:rPr>
-                          <w:rFonts w:asciiTheme="majorBidi" w:hAnsiTheme="majorBidi" w:cstheme="majorBidi"/>
-                          <w:b/>
-                          <w:bCs/>
-                          <w:i/>
-                          <w:iCs/>
-                          <w:sz w:val="28"/>
-                          <w:szCs w:val="28"/>
-                        </w:rPr>
-                        <w:t>reservations:</w:t>
-                      </w:r>
-                    </w:p>
-                    <w:p>
-                      <w:pPr>
-                        <w:spacing w:after="0"/>
-                        <w:rPr>
-                          <w:rFonts w:asciiTheme="majorBidi" w:hAnsiTheme="majorBidi" w:cstheme="majorBidi"/>
-                          <w:b/>
-                          <w:bCs/>
-                          <w:i/>
-                          <w:iCs/>
-                          <w:sz w:val="28"/>
-                          <w:szCs w:val="28"/>
-                        </w:rPr>
-                      </w:pPr>
-                      <w:r>
-                        <w:rPr>
-                          <w:rFonts w:asciiTheme="majorBidi" w:hAnsiTheme="majorBidi" w:cstheme="majorBidi"/>
-                          <w:b/>
-                          <w:bCs/>
-                          <w:i/>
-                          <w:iCs/>
-                          <w:sz w:val="28"/>
-                          <w:szCs w:val="28"/>
-                        </w:rPr>
-                        <w:t xml:space="preserve">                         </w:t>
-                      </w:r>
-                      <w:proofErr w:type="spellStart"/>
-                      <w:r>
-                        <w:rPr>
-                          <w:rFonts w:asciiTheme="majorBidi" w:hAnsiTheme="majorBidi" w:cstheme="majorBidi"/>
-                          <w:b/>
-                          <w:bCs/>
-                          <w:i/>
-                          <w:iCs/>
-                          <w:sz w:val="28"/>
-                          <w:szCs w:val="28"/>
-                        </w:rPr>
-                        <w:t>cpus</w:t>
-                      </w:r>
-                      <w:proofErr w:type="spellEnd"/>
-                      <w:r>
-                        <w:rPr>
-                          <w:rFonts w:asciiTheme="majorBidi" w:hAnsiTheme="majorBidi" w:cstheme="majorBidi"/>
-                          <w:b/>
-                          <w:bCs/>
-                          <w:i/>
-                          <w:iCs/>
-                          <w:sz w:val="28"/>
-                          <w:szCs w:val="28"/>
-                        </w:rPr>
-                        <w:t>: '0.25'</w:t>
-                      </w:r>
-                    </w:p>
-                    <w:p>
-                      <w:pPr>
-                        <w:spacing w:after="0"/>
-                        <w:rPr>
-                          <w:rFonts w:asciiTheme="majorBidi" w:hAnsiTheme="majorBidi" w:cstheme="majorBidi"/>
-                          <w:b/>
-                          <w:bCs/>
-                          <w:i/>
-                          <w:iCs/>
-                          <w:sz w:val="28"/>
-                          <w:szCs w:val="28"/>
-                        </w:rPr>
-                      </w:pPr>
-                      <w:r>
-                        <w:rPr>
-                          <w:rFonts w:asciiTheme="majorBidi" w:hAnsiTheme="majorBidi" w:cstheme="majorBidi"/>
-                          <w:b/>
-                          <w:bCs/>
-                          <w:i/>
-                          <w:iCs/>
-                          <w:sz w:val="28"/>
-                          <w:szCs w:val="28"/>
-                        </w:rPr>
                         <w:t xml:space="preserve">                         </w:t>
                       </w:r>
                       <w:r>
@@ -28191,6 +28947,7 @@
                     </w:p>
                   </w:txbxContent>
                 </v:textbox>
+                <w10:wrap anchorx="margin"/>
               </v:rect>
             </w:pict>
           </mc:Fallback>
@@ -28246,17 +29003,8 @@
       <w:pPr>
         <w:rPr>
           <w:rFonts w:asciiTheme="majorBidi" w:hAnsiTheme="majorBidi" w:cstheme="majorBidi"/>
-          <w:sz w:val="28"/>
-          <w:szCs w:val="28"/>
-        </w:rPr>
-      </w:pPr>
-    </w:p>
-    <w:p>
-      <w:pPr>
-        <w:rPr>
-          <w:rFonts w:asciiTheme="majorBidi" w:hAnsiTheme="majorBidi" w:cstheme="majorBidi"/>
-          <w:sz w:val="28"/>
-          <w:szCs w:val="28"/>
+          <w:sz w:val="2"/>
+          <w:szCs w:val="2"/>
         </w:rPr>
       </w:pPr>
     </w:p>
@@ -28286,7 +29034,6 @@
           <w:sz w:val="36"/>
           <w:szCs w:val="36"/>
         </w:rPr>
-        <w:lastRenderedPageBreak/>
         <w:t>Network</w:t>
       </w:r>
       <w:r>
@@ -28918,7 +29665,7 @@
           </mc:Choice>
           <mc:Fallback>
             <w:pict>
-              <v:rect w14:anchorId="305192F6" id="Rectangle 13" o:spid="_x0000_s1038" style="position:absolute;left:0;text-align:left;margin-left:21.9pt;margin-top:-.05pt;width:243pt;height:137.4pt;z-index:251673600;visibility:visible;mso-wrap-style:square;mso-width-percent:0;mso-height-percent:0;mso-wrap-distance-left:9pt;mso-wrap-distance-top:0;mso-wrap-distance-right:9pt;mso-wrap-distance-bottom:0;mso-position-horizontal:absolute;mso-position-horizontal-relative:margin;mso-position-vertical:absolute;mso-position-vertical-relative:text;mso-width-percent:0;mso-height-percent:0;mso-width-relative:margin;mso-height-relative:margin;v-text-anchor:middle" o:gfxdata="UEsDBBQABgAIAAAAIQC2gziS/gAAAOEBAAATAAAAW0NvbnRlbnRfVHlwZXNdLnhtbJSRQU7DMBBF&#10;90jcwfIWJU67QAgl6YK0S0CoHGBkTxKLZGx5TGhvj5O2G0SRWNoz/78nu9wcxkFMGNg6quQqL6RA&#10;0s5Y6ir5vt9lD1JwBDIwOMJKHpHlpr69KfdHjyxSmriSfYz+USnWPY7AufNIadK6MEJMx9ApD/oD&#10;OlTrorhX2lFEilmcO2RdNtjC5xDF9pCuTyYBB5bi6bQ4syoJ3g9WQ0ymaiLzg5KdCXlKLjvcW893&#10;SUOqXwnz5DrgnHtJTxOsQfEKIT7DmDSUCaxw7Rqn8787ZsmRM9e2VmPeBN4uqYvTtW7jvijg9N/y&#10;JsXecLq0q+WD6m8AAAD//wMAUEsDBBQABgAIAAAAIQA4/SH/1gAAAJQBAAALAAAAX3JlbHMvLnJl&#10;bHOkkMFqwzAMhu+DvYPRfXGawxijTi+j0GvpHsDYimMaW0Yy2fr2M4PBMnrbUb/Q94l/f/hMi1qR&#10;JVI2sOt6UJgd+ZiDgffL8ekFlFSbvV0oo4EbChzGx4f9GRdb25HMsYhqlCwG5lrLq9biZkxWOiqY&#10;22YiTra2kYMu1l1tQD30/bPm3wwYN0x18gb45AdQl1tp5j/sFB2T0FQ7R0nTNEV3j6o9feQzro1i&#10;OWA14Fm+Q8a1a8+Bvu/d/dMb2JY5uiPbhG/ktn4cqGU/er3pcvwCAAD//wMAUEsDBBQABgAIAAAA&#10;IQCQe8wQaAIAABsFAAAOAAAAZHJzL2Uyb0RvYy54bWysVE1v2zAMvQ/YfxB0X21n6VdQpwhadBhQ&#10;dMXaoWdFlmpjsqhRSuzs14+SHafrusuwiy2K5CP19KiLy741bKvQN2BLXhzlnCkroWrsc8m/Pd58&#10;OOPMB2ErYcCqku+U55fL9+8uOrdQM6jBVAoZgVi/6FzJ6xDcIsu8rFUr/BE4ZcmpAVsRyMTnrELR&#10;EXprslmen2QdYOUQpPKedq8HJ18mfK2VDF+09iowU3LqLaQvpu86frPlhVg8o3B1I8c2xD900YrG&#10;UtEJ6loEwTbY/AHVNhLBgw5HEtoMtG6kSmeg0xT5q9M81MKpdBYix7uJJv//YOXd9sHdI9HQOb/w&#10;tIyn6DW28U/9sT6RtZvIUn1gkjY/5mcnRU6cSvIVp/P5+VmiMzukO/Thk4KWxUXJkW4jkSS2tz5Q&#10;SQrdh5BxaCCtws6o2IOxX5VmTUUlZyk7aUNdGWRbQbdafS+G7VpUatgqjnNqbCgwRadyCSyi6saY&#10;CXcEiJr7HXeAGGNjmkqSmhLzvzU0JE7RqSLYMCW2jQV8K9mEYmxcD/F7YgY6IjOhX/fEB5E+i6Fx&#10;aw3V7h4ZwqBv7+RNQ5TfCh/uBZKg6ZpoSMMX+mgDXclhXHFWA/58az/Gk87Iy1lHA1Jy/2MjUHFm&#10;PltS4Hkxn8eJSsb8+HRGBr70rF967Ka9Arqtgp4DJ9MyxgezX2qE9olmeRWrkktYSbVLLgPujasw&#10;DC69BlKtVimMpsiJcGsfnIzgkegoqcf+SaAbdRdIsnewHyaxeCW/ITZmWlhtAugmafPA63gFNIFJ&#10;Q+NrEUf8pZ2iDm/a8hcAAAD//wMAUEsDBBQABgAIAAAAIQBCPuIv3gAAAAgBAAAPAAAAZHJzL2Rv&#10;d25yZXYueG1sTI/BTsMwEETvSPyDtUhcUOs0LRRCNhVCirhRJXDg6DrGiYjXIXbT9O9ZTnAczWjm&#10;Tb6bXS8mM4bOE8JqmYAwpH3TkUV4fysX9yBCVNSo3pNBOJsAu+LyIldZ409UmamOVnAJhUwhtDEO&#10;mZRBt8apsPSDIfY+/ehUZDla2YzqxOWul2mS3EmnOuKFVg3muTX6qz46hCmpSvuhzy+6rL/tTfW6&#10;X5OeEK+v5qdHENHM8S8Mv/iMDgUzHfyRmiB6hM2aySPCYgWC7dv0gfUBId1utiCLXP4/UPwAAAD/&#10;/wMAUEsBAi0AFAAGAAgAAAAhALaDOJL+AAAA4QEAABMAAAAAAAAAAAAAAAAAAAAAAFtDb250ZW50&#10;X1R5cGVzXS54bWxQSwECLQAUAAYACAAAACEAOP0h/9YAAACUAQAACwAAAAAAAAAAAAAAAAAvAQAA&#10;X3JlbHMvLnJlbHNQSwECLQAUAAYACAAAACEAkHvMEGgCAAAbBQAADgAAAAAAAAAAAAAAAAAuAgAA&#10;ZHJzL2Uyb0RvYy54bWxQSwECLQAUAAYACAAAACEAQj7iL94AAAAIAQAADwAAAAAAAAAAAAAAAADC&#10;BAAAZHJzL2Rvd25yZXYueG1sUEsFBgAAAAAEAAQA8wAAAM0FAAAAAA==&#10;" fillcolor="black [3200]" strokecolor="black [480]" strokeweight="1pt">
+              <v:rect w14:anchorId="305192F6" id="Rectangle 13" o:spid="_x0000_s1040" style="position:absolute;left:0;text-align:left;margin-left:21.9pt;margin-top:-.05pt;width:243pt;height:137.4pt;z-index:251673600;visibility:visible;mso-wrap-style:square;mso-width-percent:0;mso-height-percent:0;mso-wrap-distance-left:9pt;mso-wrap-distance-top:0;mso-wrap-distance-right:9pt;mso-wrap-distance-bottom:0;mso-position-horizontal:absolute;mso-position-horizontal-relative:margin;mso-position-vertical:absolute;mso-position-vertical-relative:text;mso-width-percent:0;mso-height-percent:0;mso-width-relative:margin;mso-height-relative:margin;v-text-anchor:middle" o:gfxdata="UEsDBBQABgAIAAAAIQC2gziS/gAAAOEBAAATAAAAW0NvbnRlbnRfVHlwZXNdLnhtbJSRQU7DMBBF&#10;90jcwfIWJU67QAgl6YK0S0CoHGBkTxKLZGx5TGhvj5O2G0SRWNoz/78nu9wcxkFMGNg6quQqL6RA&#10;0s5Y6ir5vt9lD1JwBDIwOMJKHpHlpr69KfdHjyxSmriSfYz+USnWPY7AufNIadK6MEJMx9ApD/oD&#10;OlTrorhX2lFEilmcO2RdNtjC5xDF9pCuTyYBB5bi6bQ4syoJ3g9WQ0ymaiLzg5KdCXlKLjvcW893&#10;SUOqXwnz5DrgnHtJTxOsQfEKIT7DmDSUCaxw7Rqn8787ZsmRM9e2VmPeBN4uqYvTtW7jvijg9N/y&#10;JsXecLq0q+WD6m8AAAD//wMAUEsDBBQABgAIAAAAIQA4/SH/1gAAAJQBAAALAAAAX3JlbHMvLnJl&#10;bHOkkMFqwzAMhu+DvYPRfXGawxijTi+j0GvpHsDYimMaW0Yy2fr2M4PBMnrbUb/Q94l/f/hMi1qR&#10;JVI2sOt6UJgd+ZiDgffL8ekFlFSbvV0oo4EbChzGx4f9GRdb25HMsYhqlCwG5lrLq9biZkxWOiqY&#10;22YiTra2kYMu1l1tQD30/bPm3wwYN0x18gb45AdQl1tp5j/sFB2T0FQ7R0nTNEV3j6o9feQzro1i&#10;OWA14Fm+Q8a1a8+Bvu/d/dMb2JY5uiPbhG/ktn4cqGU/er3pcvwCAAD//wMAUEsDBBQABgAIAAAA&#10;IQDmOZ+KaAIAABsFAAAOAAAAZHJzL2Uyb0RvYy54bWysVE1v2zAMvQ/YfxB0X21n6VdQpwhadBhQ&#10;dMXaoWdFlmpjsqhRSuzs14+SHafrusuwiy2K5CP19KiLy741bKvQN2BLXhzlnCkroWrsc8m/Pd58&#10;OOPMB2ErYcCqku+U55fL9+8uOrdQM6jBVAoZgVi/6FzJ6xDcIsu8rFUr/BE4ZcmpAVsRyMTnrELR&#10;EXprslmen2QdYOUQpPKedq8HJ18mfK2VDF+09iowU3LqLaQvpu86frPlhVg8o3B1I8c2xD900YrG&#10;UtEJ6loEwTbY/AHVNhLBgw5HEtoMtG6kSmeg0xT5q9M81MKpdBYix7uJJv//YOXd9sHdI9HQOb/w&#10;tIyn6DW28U/9sT6RtZvIUn1gkjY/5mcnRU6cSvIVp/P5+VmiMzukO/Thk4KWxUXJkW4jkSS2tz5Q&#10;SQrdh5BxaCCtws6o2IOxX5VmTUUlZyk7aUNdGWRbQbdafS+G7VpUatgqjnNqbCgwRadyCSyi6saY&#10;CXcEiJr7HXeAGGNjmkqSmhLzvzU0JE7RqSLYMCW2jQV8K9mEYmxcD/F7YgY6IjOhX/fEB5E+j6Fx&#10;aw3V7h4ZwqBv7+RNQ5TfCh/uBZKg6ZpoSMMX+mgDXclhXHFWA/58az/Gk87Iy1lHA1Jy/2MjUHFm&#10;PltS4Hkxn8eJSsb8+HRGBr70rF967Ka9Arqtgp4DJ9MyxgezX2qE9olmeRWrkktYSbVLLgPujasw&#10;DC69BlKtVimMpsiJcGsfnIzgkegoqcf+SaAbdRdIsnewHyaxeCW/ITZmWlhtAugmafPA63gFNIFJ&#10;Q+NrEUf8pZ2iDm/a8hcAAAD//wMAUEsDBBQABgAIAAAAIQBCPuIv3gAAAAgBAAAPAAAAZHJzL2Rv&#10;d25yZXYueG1sTI/BTsMwEETvSPyDtUhcUOs0LRRCNhVCirhRJXDg6DrGiYjXIXbT9O9ZTnAczWjm&#10;Tb6bXS8mM4bOE8JqmYAwpH3TkUV4fysX9yBCVNSo3pNBOJsAu+LyIldZ409UmamOVnAJhUwhtDEO&#10;mZRBt8apsPSDIfY+/ehUZDla2YzqxOWul2mS3EmnOuKFVg3muTX6qz46hCmpSvuhzy+6rL/tTfW6&#10;X5OeEK+v5qdHENHM8S8Mv/iMDgUzHfyRmiB6hM2aySPCYgWC7dv0gfUBId1utiCLXP4/UPwAAAD/&#10;/wMAUEsBAi0AFAAGAAgAAAAhALaDOJL+AAAA4QEAABMAAAAAAAAAAAAAAAAAAAAAAFtDb250ZW50&#10;X1R5cGVzXS54bWxQSwECLQAUAAYACAAAACEAOP0h/9YAAACUAQAACwAAAAAAAAAAAAAAAAAvAQAA&#10;X3JlbHMvLnJlbHNQSwECLQAUAAYACAAAACEA5jmfimgCAAAbBQAADgAAAAAAAAAAAAAAAAAuAgAA&#10;ZHJzL2Uyb0RvYy54bWxQSwECLQAUAAYACAAAACEAQj7iL94AAAAIAQAADwAAAAAAAAAAAAAAAADC&#10;BAAAZHJzL2Rvd25yZXYueG1sUEsFBgAAAAAEAAQA8wAAAM0FAAAAAA==&#10;" fillcolor="black [3200]" strokecolor="black [480]" strokeweight="1pt">
                 <v:textbox>
                   <w:txbxContent>
                     <w:p>
@@ -29570,7 +30317,7 @@
           </mc:Choice>
           <mc:Fallback>
             <w:pict>
-              <v:rect w14:anchorId="45735527" id="Rectangle 14" o:spid="_x0000_s1039" style="position:absolute;left:0;text-align:left;margin-left:18pt;margin-top:57.1pt;width:496.2pt;height:61.8pt;z-index:251674624;visibility:visible;mso-wrap-style:square;mso-width-percent:0;mso-height-percent:0;mso-wrap-distance-left:9pt;mso-wrap-distance-top:0;mso-wrap-distance-right:9pt;mso-wrap-distance-bottom:0;mso-position-horizontal:absolute;mso-position-horizontal-relative:margin;mso-position-vertical:absolute;mso-position-vertical-relative:text;mso-width-percent:0;mso-height-percent:0;mso-width-relative:margin;mso-height-relative:margin;v-text-anchor:middle" o:gfxdata="UEsDBBQABgAIAAAAIQC2gziS/gAAAOEBAAATAAAAW0NvbnRlbnRfVHlwZXNdLnhtbJSRQU7DMBBF&#10;90jcwfIWJU67QAgl6YK0S0CoHGBkTxKLZGx5TGhvj5O2G0SRWNoz/78nu9wcxkFMGNg6quQqL6RA&#10;0s5Y6ir5vt9lD1JwBDIwOMJKHpHlpr69KfdHjyxSmriSfYz+USnWPY7AufNIadK6MEJMx9ApD/oD&#10;OlTrorhX2lFEilmcO2RdNtjC5xDF9pCuTyYBB5bi6bQ4syoJ3g9WQ0ymaiLzg5KdCXlKLjvcW893&#10;SUOqXwnz5DrgnHtJTxOsQfEKIT7DmDSUCaxw7Rqn8787ZsmRM9e2VmPeBN4uqYvTtW7jvijg9N/y&#10;JsXecLq0q+WD6m8AAAD//wMAUEsDBBQABgAIAAAAIQA4/SH/1gAAAJQBAAALAAAAX3JlbHMvLnJl&#10;bHOkkMFqwzAMhu+DvYPRfXGawxijTi+j0GvpHsDYimMaW0Yy2fr2M4PBMnrbUb/Q94l/f/hMi1qR&#10;JVI2sOt6UJgd+ZiDgffL8ekFlFSbvV0oo4EbChzGx4f9GRdb25HMsYhqlCwG5lrLq9biZkxWOiqY&#10;22YiTra2kYMu1l1tQD30/bPm3wwYN0x18gb45AdQl1tp5j/sFB2T0FQ7R0nTNEV3j6o9feQzro1i&#10;OWA14Fm+Q8a1a8+Bvu/d/dMb2JY5uiPbhG/ktn4cqGU/er3pcvwCAAD//wMAUEsDBBQABgAIAAAA&#10;IQBKXEuRZwIAABoFAAAOAAAAZHJzL2Uyb0RvYy54bWysVEtv2zAMvg/YfxB0X22n6WNBnSJo0WFA&#10;0RVrh54VWaqNyaJGKbGzXz9Kdpyu6y7DLrb4pj5+1MVl3xq2VegbsCUvjnLOlJVQNfa55N8ebz6c&#10;c+aDsJUwYFXJd8rzy+X7dxedW6gZ1GAqhYySWL/oXMnrENwiy7ysVSv8EThlyagBWxFIxOesQtFR&#10;9tZkszw/zTrAyiFI5T1prwcjX6b8WisZvmjtVWCm5NRbSF9M33X8ZssLsXhG4epGjm2If+iiFY2l&#10;olOqaxEE22DzR6q2kQgedDiS0GagdSNVugPdpshf3eahFk6luxA43k0w+f+XVt5tH9w9Egyd8wtP&#10;x3iLXmMb/9Qf6xNYuwks1QcmSXl6nBdnc8JUku3sfH5+mtDMDtEOffikoGXxUHKkYSSMxPbWB6pI&#10;rnsXEg710ynsjIotGPtVadZUVHGWohM11JVBthU01Op7MahrUalBVZzk+b6XyTuVS8liVt0YM+Ud&#10;E0TK/Z536HH0jWEqMWoKzP/W0BA4eaeKYMMU2DYW8K1gE4pISUJGD/57YAY4IjKhX/eEBy3bcXSN&#10;qjVUu3tkCAO9vZM3DUF+K3y4F0h8pinRjoYv9NEGupLDeOKsBvz5lj76E83IyllH+1Fy/2MjUHFm&#10;Plsi4MdiHocfkjA/OZuRgC8t65cWu2mvgKZV0GvgZDpG/2D2R43QPtEqr2JVMgkrqXbJZcC9cBWG&#10;vaXHQKrVKrnREjkRbu2DkzF5BDpS6rF/EuhG3gVi7B3sd0ksXtFv8I2RFlabALpJ3DzgOo6AFjAN&#10;Znws4oa/lJPX4Ulb/gIAAP//AwBQSwMEFAAGAAgAAAAhAH1yX/LgAAAACwEAAA8AAABkcnMvZG93&#10;bnJldi54bWxMj8FOwzAQRO9I/IO1SFxQazep2ijEqRBSxA2UwIGjay9JRLwOsZumf497guPsjGbf&#10;FIfFDmzGyfeOJGzWAhiSdqanVsLHe7XKgPmgyKjBEUq4oIdDeXtTqNy4M9U4N6FlsYR8riR0IYw5&#10;5153aJVfuxEpel9usipEObXcTOocy+3AEyF23Kqe4odOjfjcof5uTlbCLOqq/dSXF101P+1D/fqW&#10;kp6lvL9bnh6BBVzCXxiu+BEdysh0dCcyng0S0l2cEuJ9s02AXQMiybbAjhKSdJ8BLwv+f0P5CwAA&#10;//8DAFBLAQItABQABgAIAAAAIQC2gziS/gAAAOEBAAATAAAAAAAAAAAAAAAAAAAAAABbQ29udGVu&#10;dF9UeXBlc10ueG1sUEsBAi0AFAAGAAgAAAAhADj9If/WAAAAlAEAAAsAAAAAAAAAAAAAAAAALwEA&#10;AF9yZWxzLy5yZWxzUEsBAi0AFAAGAAgAAAAhAEpcS5FnAgAAGgUAAA4AAAAAAAAAAAAAAAAALgIA&#10;AGRycy9lMm9Eb2MueG1sUEsBAi0AFAAGAAgAAAAhAH1yX/LgAAAACwEAAA8AAAAAAAAAAAAAAAAA&#10;wQQAAGRycy9kb3ducmV2LnhtbFBLBQYAAAAABAAEAPMAAADOBQAAAAA=&#10;" fillcolor="black [3200]" strokecolor="black [480]" strokeweight="1pt">
+              <v:rect w14:anchorId="45735527" id="Rectangle 14" o:spid="_x0000_s1041" style="position:absolute;left:0;text-align:left;margin-left:18pt;margin-top:57.1pt;width:496.2pt;height:61.8pt;z-index:251674624;visibility:visible;mso-wrap-style:square;mso-width-percent:0;mso-height-percent:0;mso-wrap-distance-left:9pt;mso-wrap-distance-top:0;mso-wrap-distance-right:9pt;mso-wrap-distance-bottom:0;mso-position-horizontal:absolute;mso-position-horizontal-relative:margin;mso-position-vertical:absolute;mso-position-vertical-relative:text;mso-width-percent:0;mso-height-percent:0;mso-width-relative:margin;mso-height-relative:margin;v-text-anchor:middle" o:gfxdata="UEsDBBQABgAIAAAAIQC2gziS/gAAAOEBAAATAAAAW0NvbnRlbnRfVHlwZXNdLnhtbJSRQU7DMBBF&#10;90jcwfIWJU67QAgl6YK0S0CoHGBkTxKLZGx5TGhvj5O2G0SRWNoz/78nu9wcxkFMGNg6quQqL6RA&#10;0s5Y6ir5vt9lD1JwBDIwOMJKHpHlpr69KfdHjyxSmriSfYz+USnWPY7AufNIadK6MEJMx9ApD/oD&#10;OlTrorhX2lFEilmcO2RdNtjC5xDF9pCuTyYBB5bi6bQ4syoJ3g9WQ0ymaiLzg5KdCXlKLjvcW893&#10;SUOqXwnz5DrgnHtJTxOsQfEKIT7DmDSUCaxw7Rqn8787ZsmRM9e2VmPeBN4uqYvTtW7jvijg9N/y&#10;JsXecLq0q+WD6m8AAAD//wMAUEsDBBQABgAIAAAAIQA4/SH/1gAAAJQBAAALAAAAX3JlbHMvLnJl&#10;bHOkkMFqwzAMhu+DvYPRfXGawxijTi+j0GvpHsDYimMaW0Yy2fr2M4PBMnrbUb/Q94l/f/hMi1qR&#10;JVI2sOt6UJgd+ZiDgffL8ekFlFSbvV0oo4EbChzGx4f9GRdb25HMsYhqlCwG5lrLq9biZkxWOiqY&#10;22YiTra2kYMu1l1tQD30/bPm3wwYN0x18gb45AdQl1tp5j/sFB2T0FQ7R0nTNEV3j6o9feQzro1i&#10;OWA14Fm+Q8a1a8+Bvu/d/dMb2JY5uiPbhG/ktn4cqGU/er3pcvwCAAD//wMAUEsDBBQABgAIAAAA&#10;IQA8HhgLZwIAABoFAAAOAAAAZHJzL2Uyb0RvYy54bWysVEtv2zAMvg/YfxB0X21n6WNBnSJo0WFA&#10;0RZrh54VWaqNyaJGKbGzXz9Kdpyu6y7DLrb4pj5+1PlF3xq2VegbsCUvjnLOlJVQNfa55N8erz+c&#10;ceaDsJUwYFXJd8rzi+X7d+edW6gZ1GAqhYySWL/oXMnrENwiy7ysVSv8EThlyagBWxFIxOesQtFR&#10;9tZkszw/yTrAyiFI5T1prwYjX6b8WisZ7rT2KjBTcuotpC+m7zp+s+W5WDyjcHUjxzbEP3TRisZS&#10;0SnVlQiCbbD5I1XbSAQPOhxJaDPQupEq3YFuU+SvbvNQC6fSXQgc7yaY/P9LK2+3D+4eCYbO+YWn&#10;Y7xFr7GNf+qP9Qms3QSW6gOTpDz5mBenc8JUku30bH52ktDMDtEOffisoGXxUHKkYSSMxPbGB6pI&#10;rnsXEg710ynsjIotGPtVadZUVHGWohM11KVBthU01Op7MahrUalBVRzn+b6XyTuVS8liVt0YM+Ud&#10;E0TK/Z536HH0jWEqMWoKzP/W0BA4eaeKYMMU2DYW8K1gE4pISUJGD/57YAY4IjKhX/eEBy3bcXSN&#10;qjVUu3tkCAO9vZPXDUF+I3y4F0h8pinRjoY7+mgDXclhPHFWA/58Sx/9iWZk5ayj/Si5/7ERqDgz&#10;XywR8FMxj8MPSZgfn85IwJeW9UuL3bSXQNMq6DVwMh2jfzD7o0Zon2iVV7EqmYSVVLvkMuBeuAzD&#10;3tJjINVqldxoiZwIN/bByZg8Ah0p9dg/CXQj7wIx9hb2uyQWr+g3+MZIC6tNAN0kbh5wHUdAC5gG&#10;Mz4WccNfysnr8KQtfwEAAP//AwBQSwMEFAAGAAgAAAAhAH1yX/LgAAAACwEAAA8AAABkcnMvZG93&#10;bnJldi54bWxMj8FOwzAQRO9I/IO1SFxQazep2ijEqRBSxA2UwIGjay9JRLwOsZumf497guPsjGbf&#10;FIfFDmzGyfeOJGzWAhiSdqanVsLHe7XKgPmgyKjBEUq4oIdDeXtTqNy4M9U4N6FlsYR8riR0IYw5&#10;5153aJVfuxEpel9usipEObXcTOocy+3AEyF23Kqe4odOjfjcof5uTlbCLOqq/dSXF101P+1D/fqW&#10;kp6lvL9bnh6BBVzCXxiu+BEdysh0dCcyng0S0l2cEuJ9s02AXQMiybbAjhKSdJ8BLwv+f0P5CwAA&#10;//8DAFBLAQItABQABgAIAAAAIQC2gziS/gAAAOEBAAATAAAAAAAAAAAAAAAAAAAAAABbQ29udGVu&#10;dF9UeXBlc10ueG1sUEsBAi0AFAAGAAgAAAAhADj9If/WAAAAlAEAAAsAAAAAAAAAAAAAAAAALwEA&#10;AF9yZWxzLy5yZWxzUEsBAi0AFAAGAAgAAAAhADweGAtnAgAAGgUAAA4AAAAAAAAAAAAAAAAALgIA&#10;AGRycy9lMm9Eb2MueG1sUEsBAi0AFAAGAAgAAAAhAH1yX/LgAAAACwEAAA8AAAAAAAAAAAAAAAAA&#10;wQQAAGRycy9kb3ducmV2LnhtbFBLBQYAAAAABAAEAPMAAADOBQAAAAA=&#10;" fillcolor="black [3200]" strokecolor="black [480]" strokeweight="1pt">
                 <v:textbox>
                   <w:txbxContent>
                     <w:p>
@@ -29799,6 +30546,7 @@
           <w:sz w:val="28"/>
           <w:szCs w:val="28"/>
         </w:rPr>
+        <w:lastRenderedPageBreak/>
         <w:t xml:space="preserve">If </w:t>
       </w:r>
       <w:r>
@@ -29945,175 +30693,23 @@
       <w:r>
         <w:rPr>
           <w:rFonts w:asciiTheme="majorBidi" w:hAnsiTheme="majorBidi" w:cstheme="majorBidi"/>
-          <w:sz w:val="28"/>
-          <w:szCs w:val="28"/>
-        </w:rPr>
-        <w:t xml:space="preserve">The legacy </w:t>
-      </w:r>
-      <w:r>
-        <w:rPr>
-          <w:rFonts w:asciiTheme="majorBidi" w:hAnsiTheme="majorBidi" w:cstheme="majorBidi"/>
-          <w:b/>
-          <w:bCs/>
-          <w:i/>
-          <w:iCs/>
-          <w:sz w:val="28"/>
-          <w:szCs w:val="28"/>
-        </w:rPr>
-        <w:t>links</w:t>
-      </w:r>
-      <w:r>
-        <w:rPr>
-          <w:rFonts w:asciiTheme="majorBidi" w:hAnsiTheme="majorBidi" w:cstheme="majorBidi"/>
-          <w:sz w:val="28"/>
-          <w:szCs w:val="28"/>
-        </w:rPr>
-        <w:t xml:space="preserve"> directive set up hostname resolution in the container’s </w:t>
-      </w:r>
-      <w:r>
-        <w:rPr>
-          <w:rFonts w:asciiTheme="majorBidi" w:hAnsiTheme="majorBidi" w:cstheme="majorBidi"/>
-          <w:b/>
-          <w:bCs/>
-          <w:i/>
-          <w:iCs/>
-          <w:sz w:val="28"/>
-          <w:szCs w:val="28"/>
-        </w:rPr>
-        <w:t>/</w:t>
-      </w:r>
-      <w:proofErr w:type="spellStart"/>
-      <w:r>
-        <w:rPr>
-          <w:rFonts w:asciiTheme="majorBidi" w:hAnsiTheme="majorBidi" w:cstheme="majorBidi"/>
-          <w:b/>
-          <w:bCs/>
-          <w:i/>
-          <w:iCs/>
-          <w:sz w:val="28"/>
-          <w:szCs w:val="28"/>
-        </w:rPr>
-        <w:t>etc</w:t>
-      </w:r>
-      <w:proofErr w:type="spellEnd"/>
-      <w:r>
-        <w:rPr>
-          <w:rFonts w:asciiTheme="majorBidi" w:hAnsiTheme="majorBidi" w:cstheme="majorBidi"/>
-          <w:b/>
-          <w:bCs/>
-          <w:i/>
-          <w:iCs/>
-          <w:sz w:val="28"/>
-          <w:szCs w:val="28"/>
-        </w:rPr>
-        <w:t>/hosts</w:t>
-      </w:r>
-      <w:r>
-        <w:rPr>
-          <w:rFonts w:asciiTheme="majorBidi" w:hAnsiTheme="majorBidi" w:cstheme="majorBidi"/>
-          <w:sz w:val="28"/>
-          <w:szCs w:val="28"/>
-        </w:rPr>
-        <w:t xml:space="preserve"> file. In modern, dedicated bridge or overlay networks, this is handled more cleanly via </w:t>
-      </w:r>
-      <w:r>
-        <w:rPr>
-          <w:rFonts w:asciiTheme="majorBidi" w:hAnsiTheme="majorBidi" w:cstheme="majorBidi"/>
-          <w:b/>
-          <w:bCs/>
-          <w:i/>
-          <w:iCs/>
-          <w:sz w:val="28"/>
-          <w:szCs w:val="28"/>
-        </w:rPr>
-        <w:t>aliases</w:t>
-      </w:r>
-      <w:r>
-        <w:rPr>
-          <w:rFonts w:asciiTheme="majorBidi" w:hAnsiTheme="majorBidi" w:cstheme="majorBidi"/>
-          <w:sz w:val="28"/>
-          <w:szCs w:val="28"/>
-        </w:rPr>
-        <w:t xml:space="preserve"> within the service’s network definition.</w:t>
-      </w:r>
-      <w:r>
-        <w:rPr>
-          <w:rFonts w:asciiTheme="majorBidi" w:hAnsiTheme="majorBidi" w:cstheme="majorBidi"/>
-          <w:sz w:val="28"/>
-          <w:szCs w:val="28"/>
-        </w:rPr>
-        <w:t xml:space="preserve"> </w:t>
-      </w:r>
-      <w:r>
-        <w:rPr>
-          <w:rFonts w:asciiTheme="majorBidi" w:hAnsiTheme="majorBidi" w:cstheme="majorBidi"/>
-          <w:sz w:val="28"/>
-          <w:szCs w:val="28"/>
-        </w:rPr>
-        <w:t xml:space="preserve">The </w:t>
-      </w:r>
-      <w:r>
-        <w:rPr>
-          <w:rFonts w:asciiTheme="majorBidi" w:hAnsiTheme="majorBidi" w:cstheme="majorBidi"/>
-          <w:b/>
-          <w:bCs/>
-          <w:i/>
-          <w:iCs/>
-          <w:sz w:val="28"/>
-          <w:szCs w:val="28"/>
-        </w:rPr>
-        <w:t>aliases</w:t>
-      </w:r>
-      <w:r>
-        <w:rPr>
-          <w:rFonts w:asciiTheme="majorBidi" w:hAnsiTheme="majorBidi" w:cstheme="majorBidi"/>
-          <w:sz w:val="28"/>
-          <w:szCs w:val="28"/>
-        </w:rPr>
-        <w:t xml:space="preserve"> directive allows you to specify alternate names a service should be resolvable by within its attached network(s).</w:t>
-      </w:r>
-    </w:p>
-    <w:p>
-      <w:pPr>
-        <w:ind w:left="360"/>
-        <w:jc w:val="both"/>
-        <w:rPr>
-          <w:rFonts w:asciiTheme="majorBidi" w:hAnsiTheme="majorBidi" w:cstheme="majorBidi"/>
-          <w:sz w:val="28"/>
-          <w:szCs w:val="28"/>
-        </w:rPr>
-      </w:pPr>
-    </w:p>
-    <w:p>
-      <w:pPr>
-        <w:jc w:val="both"/>
-        <w:rPr>
-          <w:rFonts w:asciiTheme="majorBidi" w:hAnsiTheme="majorBidi" w:cstheme="majorBidi"/>
-          <w:sz w:val="28"/>
-          <w:szCs w:val="28"/>
-        </w:rPr>
-      </w:pPr>
-      <w:r>
-        <w:rPr>
-          <w:rFonts w:asciiTheme="majorBidi" w:hAnsiTheme="majorBidi" w:cstheme="majorBidi"/>
           <w:noProof/>
           <w:sz w:val="28"/>
           <w:szCs w:val="28"/>
         </w:rPr>
-        <w:lastRenderedPageBreak/>
         <mc:AlternateContent>
           <mc:Choice Requires="wps">
             <w:drawing>
-              <wp:anchor distT="0" distB="0" distL="114300" distR="114300" simplePos="0" relativeHeight="251675648" behindDoc="0" locked="0" layoutInCell="1" allowOverlap="1" wp14:anchorId="2A770190" wp14:editId="3FBBEE15">
+              <wp:anchor distT="0" distB="0" distL="114300" distR="114300" simplePos="0" relativeHeight="251675648" behindDoc="0" locked="0" layoutInCell="1" allowOverlap="1" wp14:anchorId="2A770190" wp14:editId="762C3315">
                 <wp:simplePos x="0" y="0"/>
                 <wp:positionH relativeFrom="column">
-                  <wp:posOffset>219075</wp:posOffset>
+                  <wp:posOffset>242047</wp:posOffset>
                 </wp:positionH>
                 <wp:positionV relativeFrom="paragraph">
-                  <wp:posOffset>-9525</wp:posOffset>
+                  <wp:posOffset>1012307</wp:posOffset>
                 </wp:positionV>
-                <wp:extent cx="4943475" cy="2019300"/>
-                <wp:effectExtent l="0" t="0" r="28575" b="19050"/>
+                <wp:extent cx="4943475" cy="2043953"/>
+                <wp:effectExtent l="0" t="0" r="28575" b="13970"/>
                 <wp:wrapNone/>
                 <wp:docPr id="335306084" name="Rectangle 15"/>
                 <wp:cNvGraphicFramePr/>
@@ -30124,7 +30720,7 @@
                       <wps:spPr>
                         <a:xfrm>
                           <a:off x="0" y="0"/>
-                          <a:ext cx="4943475" cy="2019300"/>
+                          <a:ext cx="4943475" cy="2043953"/>
                         </a:xfrm>
                         <a:prstGeom prst="rect">
                           <a:avLst/>
@@ -30495,7 +31091,7 @@
           </mc:Choice>
           <mc:Fallback>
             <w:pict>
-              <v:rect w14:anchorId="2A770190" id="Rectangle 15" o:spid="_x0000_s1040" style="position:absolute;left:0;text-align:left;margin-left:17.25pt;margin-top:-.75pt;width:389.25pt;height:159pt;z-index:251675648;visibility:visible;mso-wrap-style:square;mso-width-percent:0;mso-height-percent:0;mso-wrap-distance-left:9pt;mso-wrap-distance-top:0;mso-wrap-distance-right:9pt;mso-wrap-distance-bottom:0;mso-position-horizontal:absolute;mso-position-horizontal-relative:text;mso-position-vertical:absolute;mso-position-vertical-relative:text;mso-width-percent:0;mso-height-percent:0;mso-width-relative:margin;mso-height-relative:margin;v-text-anchor:middle" o:gfxdata="UEsDBBQABgAIAAAAIQC2gziS/gAAAOEBAAATAAAAW0NvbnRlbnRfVHlwZXNdLnhtbJSRQU7DMBBF&#10;90jcwfIWJU67QAgl6YK0S0CoHGBkTxKLZGx5TGhvj5O2G0SRWNoz/78nu9wcxkFMGNg6quQqL6RA&#10;0s5Y6ir5vt9lD1JwBDIwOMJKHpHlpr69KfdHjyxSmriSfYz+USnWPY7AufNIadK6MEJMx9ApD/oD&#10;OlTrorhX2lFEilmcO2RdNtjC5xDF9pCuTyYBB5bi6bQ4syoJ3g9WQ0ymaiLzg5KdCXlKLjvcW893&#10;SUOqXwnz5DrgnHtJTxOsQfEKIT7DmDSUCaxw7Rqn8787ZsmRM9e2VmPeBN4uqYvTtW7jvijg9N/y&#10;JsXecLq0q+WD6m8AAAD//wMAUEsDBBQABgAIAAAAIQA4/SH/1gAAAJQBAAALAAAAX3JlbHMvLnJl&#10;bHOkkMFqwzAMhu+DvYPRfXGawxijTi+j0GvpHsDYimMaW0Yy2fr2M4PBMnrbUb/Q94l/f/hMi1qR&#10;JVI2sOt6UJgd+ZiDgffL8ekFlFSbvV0oo4EbChzGx4f9GRdb25HMsYhqlCwG5lrLq9biZkxWOiqY&#10;22YiTra2kYMu1l1tQD30/bPm3wwYN0x18gb45AdQl1tp5j/sFB2T0FQ7R0nTNEV3j6o9feQzro1i&#10;OWA14Fm+Q8a1a8+Bvu/d/dMb2JY5uiPbhG/ktn4cqGU/er3pcvwCAAD//wMAUEsDBBQABgAIAAAA&#10;IQBabf09ZgIAABsFAAAOAAAAZHJzL2Uyb0RvYy54bWysVN9P2zAQfp+0/8Hy+0hawhgVKapATJMQ&#10;oMHEs+vYJJrj885uk+6v39lJU8bYy7SX5H7f+fN3Pr/oW8O2Cn0DtuSzo5wzZSVUjX0u+bfH6w+f&#10;OPNB2EoYsKrkO+X5xfL9u/POLdQcajCVQkZFrF90ruR1CG6RZV7WqhX+CJyy5NSArQik4nNWoeio&#10;emuyeZ5/zDrAyiFI5T1ZrwYnX6b6WisZ7rT2KjBTcpotpC+m7zp+s+W5WDyjcHUjxzHEP0zRisZS&#10;06nUlQiCbbD5o1TbSAQPOhxJaDPQupEqnYFOM8tfneahFk6lsxA43k0w+f9XVt5uH9w9Egyd8wtP&#10;YjxFr7GNf5qP9Qms3QSW6gOTZCzOiuPi9IQzST4a/uw4T3Bmh3SHPnxW0LIolBzpNhJIYnvjA7Wk&#10;0H0IKYcBkhR2RsUZjP2qNGsqajlP2Ykb6tIg2wq61er7bDDXolKDaXaST7NM0aldKhar6saYqe5Y&#10;IHLu97rDjGNsTFOJUlNi/reBhsQpOnUEG6bEtrGAbyWbMIucJGT0EL8HZoAjIhP6dU940LYVMTSa&#10;1lDt7pEhDPz2Tl43BPmN8OFeIBGaqE9LGu7oow10JYdR4qwG/PmWPcYTz8jLWUcLUnL/YyNQcWa+&#10;WGLg2awo4kYlpTg5nZOCLz3rlx67aS+BbmtGz4GTSYzxwexFjdA+0S6vYldyCSupd8llwL1yGYbF&#10;pddAqtUqhdEWORFu7IOTsXgEOlLqsX8S6EbeBaLsLeyXSSxe0W+IjZkWVpsAukncPOA6XgFtYLqY&#10;8bWIK/5ST1GHN235CwAA//8DAFBLAwQUAAYACAAAACEAPTdcqN4AAAAJAQAADwAAAGRycy9kb3du&#10;cmV2LnhtbEyPwU7DMBBE70j8g7VIXFDrhNCqCnEqhBRxAyVw4OjaSxIRr0Pspunfs5zoaTV6o9mZ&#10;Yr+4Qcw4hd6TgnSdgEAy3vbUKvh4r1Y7ECFqsnrwhArOGGBfXl8VOrf+RDXOTWwFh1DItYIuxjGX&#10;MpgOnQ5rPyIx+/KT05Hl1Eo76ROHu0HeJ8lWOt0Tf+j0iM8dmu/m6BTMSV21n+b8Yqrmp72rX98y&#10;MrNStzfL0yOIiEv8N8Nffa4OJXc6+CPZIAYF2cOGnQpWKV/muzTjbQcG6XYDsizk5YLyFwAA//8D&#10;AFBLAQItABQABgAIAAAAIQC2gziS/gAAAOEBAAATAAAAAAAAAAAAAAAAAAAAAABbQ29udGVudF9U&#10;eXBlc10ueG1sUEsBAi0AFAAGAAgAAAAhADj9If/WAAAAlAEAAAsAAAAAAAAAAAAAAAAALwEAAF9y&#10;ZWxzLy5yZWxzUEsBAi0AFAAGAAgAAAAhAFpt/T1mAgAAGwUAAA4AAAAAAAAAAAAAAAAALgIAAGRy&#10;cy9lMm9Eb2MueG1sUEsBAi0AFAAGAAgAAAAhAD03XKjeAAAACQEAAA8AAAAAAAAAAAAAAAAAwAQA&#10;AGRycy9kb3ducmV2LnhtbFBLBQYAAAAABAAEAPMAAADLBQAAAAA=&#10;" fillcolor="black [3200]" strokecolor="black [480]" strokeweight="1pt">
+              <v:rect w14:anchorId="2A770190" id="Rectangle 15" o:spid="_x0000_s1042" style="position:absolute;left:0;text-align:left;margin-left:19.05pt;margin-top:79.7pt;width:389.25pt;height:160.95pt;z-index:251675648;visibility:visible;mso-wrap-style:square;mso-width-percent:0;mso-height-percent:0;mso-wrap-distance-left:9pt;mso-wrap-distance-top:0;mso-wrap-distance-right:9pt;mso-wrap-distance-bottom:0;mso-position-horizontal:absolute;mso-position-horizontal-relative:text;mso-position-vertical:absolute;mso-position-vertical-relative:text;mso-width-percent:0;mso-height-percent:0;mso-width-relative:margin;mso-height-relative:margin;v-text-anchor:middle" o:gfxdata="UEsDBBQABgAIAAAAIQC2gziS/gAAAOEBAAATAAAAW0NvbnRlbnRfVHlwZXNdLnhtbJSRQU7DMBBF&#10;90jcwfIWJU67QAgl6YK0S0CoHGBkTxKLZGx5TGhvj5O2G0SRWNoz/78nu9wcxkFMGNg6quQqL6RA&#10;0s5Y6ir5vt9lD1JwBDIwOMJKHpHlpr69KfdHjyxSmriSfYz+USnWPY7AufNIadK6MEJMx9ApD/oD&#10;OlTrorhX2lFEilmcO2RdNtjC5xDF9pCuTyYBB5bi6bQ4syoJ3g9WQ0ymaiLzg5KdCXlKLjvcW893&#10;SUOqXwnz5DrgnHtJTxOsQfEKIT7DmDSUCaxw7Rqn8787ZsmRM9e2VmPeBN4uqYvTtW7jvijg9N/y&#10;JsXecLq0q+WD6m8AAAD//wMAUEsDBBQABgAIAAAAIQA4/SH/1gAAAJQBAAALAAAAX3JlbHMvLnJl&#10;bHOkkMFqwzAMhu+DvYPRfXGawxijTi+j0GvpHsDYimMaW0Yy2fr2M4PBMnrbUb/Q94l/f/hMi1qR&#10;JVI2sOt6UJgd+ZiDgffL8ekFlFSbvV0oo4EbChzGx4f9GRdb25HMsYhqlCwG5lrLq9biZkxWOiqY&#10;22YiTra2kYMu1l1tQD30/bPm3wwYN0x18gb45AdQl1tp5j/sFB2T0FQ7R0nTNEV3j6o9feQzro1i&#10;OWA14Fm+Q8a1a8+Bvu/d/dMb2JY5uiPbhG/ktn4cqGU/er3pcvwCAAD//wMAUEsDBBQABgAIAAAA&#10;IQBXPNFuagIAABsFAAAOAAAAZHJzL2Uyb0RvYy54bWysVF1v2yAUfZ+0/4B4X2ynTrtEdaqoVadJ&#10;UVu1nfpMMNTWMJcBiZ39+l2w42Rd9zLtxb7cj8PlcC6XV12jyE5YV4MuaDZJKRGaQ1nr14J+e779&#10;9JkS55kumQItCroXjl4tP364bM1CTKECVQpLEES7RWsKWnlvFknieCUa5iZghMagBNswj0v7mpSW&#10;tYjeqGSapudJC7Y0FrhwDr03fZAuI76Ugvt7KZ3wRBUUe/Pxa+N3E77J8pItXi0zVc2HNtg/dNGw&#10;WuOmI9QN84xsbf0HVFNzCw6kn3BoEpCy5iKeAU+TpW9O81QxI+JZkBxnRprc/4Pld7sn82CRhta4&#10;hUMznKKTtgl/7I90kaz9SJboPOHozOf5WX4xo4RjbJrmZ/PZWaAzOZYb6/wXAQ0JRkEt3kYkie3W&#10;zvephxSsOzYQLb9XIvSg9KOQpC5xy2msjtoQ18qSHcNbLb9nvbtipehd2SxN49ViL2N27CyCBVRZ&#10;KzXiDgBBc7/j9j0OuaFMREmNhenfGuoLx+y4I2g/Fja1BvtesfLZQKLs8w/E9HQEZny36ZAPnLbz&#10;kBpcGyj3D5ZY6PXtDL+tkfI1c/6BWRQ0Sh+H1N/jRypoCwqDRUkF9ud7/pCPOsMoJS0OSEHdjy2z&#10;ghL1VaMC51meh4mKi3x2McWFPY1sTiN621wD3laGz4Hh0Qz5Xh1MaaF5wVlehV0xxDTHvQvKvT0s&#10;rn0/uPgacLFaxTScIsP8Wj8ZHsAD0UFSz90Ls2bQnUfJ3sFhmNjijfz63FCpYbX1IOuozSOvwxXg&#10;BEYNDa9FGPHTdcw6vmnLXwAAAP//AwBQSwMEFAAGAAgAAAAhAOpMc+rfAAAACgEAAA8AAABkcnMv&#10;ZG93bnJldi54bWxMj8FOhDAQhu8mvkMzJl6MW5CVIFI2xoR404AePHbbWoh0irTLsm/veHKPM/Pl&#10;n++vdqsb2WLmMHgUkG4SYAaV1wNaAR/vzW0BLESJWo4ejYCTCbCrLy8qWWp/xNYsXbSMQjCUUkAf&#10;41RyHlRvnAwbPxmk25efnYw0zpbrWR4p3I38Lkly7uSA9KGXk3nujfruDk7AkrSN/VSnF9V0P/am&#10;fX3LUC1CXF+tT4/AolnjPwx/+qQONTnt/QF1YKOArEiJpP39wxYYAUWa58D2ArZFmgGvK35eof4F&#10;AAD//wMAUEsBAi0AFAAGAAgAAAAhALaDOJL+AAAA4QEAABMAAAAAAAAAAAAAAAAAAAAAAFtDb250&#10;ZW50X1R5cGVzXS54bWxQSwECLQAUAAYACAAAACEAOP0h/9YAAACUAQAACwAAAAAAAAAAAAAAAAAv&#10;AQAAX3JlbHMvLnJlbHNQSwECLQAUAAYACAAAACEAVzzRbmoCAAAbBQAADgAAAAAAAAAAAAAAAAAu&#10;AgAAZHJzL2Uyb0RvYy54bWxQSwECLQAUAAYACAAAACEA6kxz6t8AAAAKAQAADwAAAAAAAAAAAAAA&#10;AADEBAAAZHJzL2Rvd25yZXYueG1sUEsFBgAAAAAEAAQA8wAAANAFAAAAAA==&#10;" fillcolor="black [3200]" strokecolor="black [480]" strokeweight="1pt">
                 <v:textbox>
                   <w:txbxContent>
                     <w:p>
@@ -30830,9 +31426,140 @@
           </mc:Fallback>
         </mc:AlternateContent>
       </w:r>
+      <w:r>
+        <w:rPr>
+          <w:rFonts w:asciiTheme="majorBidi" w:hAnsiTheme="majorBidi" w:cstheme="majorBidi"/>
+          <w:sz w:val="28"/>
+          <w:szCs w:val="28"/>
+        </w:rPr>
+        <w:t xml:space="preserve">The legacy </w:t>
+      </w:r>
+      <w:r>
+        <w:rPr>
+          <w:rFonts w:asciiTheme="majorBidi" w:hAnsiTheme="majorBidi" w:cstheme="majorBidi"/>
+          <w:b/>
+          <w:bCs/>
+          <w:i/>
+          <w:iCs/>
+          <w:sz w:val="28"/>
+          <w:szCs w:val="28"/>
+        </w:rPr>
+        <w:t>links</w:t>
+      </w:r>
+      <w:r>
+        <w:rPr>
+          <w:rFonts w:asciiTheme="majorBidi" w:hAnsiTheme="majorBidi" w:cstheme="majorBidi"/>
+          <w:sz w:val="28"/>
+          <w:szCs w:val="28"/>
+        </w:rPr>
+        <w:t xml:space="preserve"> directive set up hostname resolution in the container’s </w:t>
+      </w:r>
+      <w:r>
+        <w:rPr>
+          <w:rFonts w:asciiTheme="majorBidi" w:hAnsiTheme="majorBidi" w:cstheme="majorBidi"/>
+          <w:b/>
+          <w:bCs/>
+          <w:i/>
+          <w:iCs/>
+          <w:sz w:val="28"/>
+          <w:szCs w:val="28"/>
+        </w:rPr>
+        <w:t>/</w:t>
+      </w:r>
+      <w:proofErr w:type="spellStart"/>
+      <w:r>
+        <w:rPr>
+          <w:rFonts w:asciiTheme="majorBidi" w:hAnsiTheme="majorBidi" w:cstheme="majorBidi"/>
+          <w:b/>
+          <w:bCs/>
+          <w:i/>
+          <w:iCs/>
+          <w:sz w:val="28"/>
+          <w:szCs w:val="28"/>
+        </w:rPr>
+        <w:t>etc</w:t>
+      </w:r>
+      <w:proofErr w:type="spellEnd"/>
+      <w:r>
+        <w:rPr>
+          <w:rFonts w:asciiTheme="majorBidi" w:hAnsiTheme="majorBidi" w:cstheme="majorBidi"/>
+          <w:b/>
+          <w:bCs/>
+          <w:i/>
+          <w:iCs/>
+          <w:sz w:val="28"/>
+          <w:szCs w:val="28"/>
+        </w:rPr>
+        <w:t>/hosts</w:t>
+      </w:r>
+      <w:r>
+        <w:rPr>
+          <w:rFonts w:asciiTheme="majorBidi" w:hAnsiTheme="majorBidi" w:cstheme="majorBidi"/>
+          <w:sz w:val="28"/>
+          <w:szCs w:val="28"/>
+        </w:rPr>
+        <w:t xml:space="preserve"> file. In modern, dedicated bridge or overlay networks, this is handled more cleanly via </w:t>
+      </w:r>
+      <w:r>
+        <w:rPr>
+          <w:rFonts w:asciiTheme="majorBidi" w:hAnsiTheme="majorBidi" w:cstheme="majorBidi"/>
+          <w:b/>
+          <w:bCs/>
+          <w:i/>
+          <w:iCs/>
+          <w:sz w:val="28"/>
+          <w:szCs w:val="28"/>
+        </w:rPr>
+        <w:t>aliases</w:t>
+      </w:r>
+      <w:r>
+        <w:rPr>
+          <w:rFonts w:asciiTheme="majorBidi" w:hAnsiTheme="majorBidi" w:cstheme="majorBidi"/>
+          <w:sz w:val="28"/>
+          <w:szCs w:val="28"/>
+        </w:rPr>
+        <w:t xml:space="preserve"> within the service’s network definition.</w:t>
+      </w:r>
+      <w:r>
+        <w:rPr>
+          <w:rFonts w:asciiTheme="majorBidi" w:hAnsiTheme="majorBidi" w:cstheme="majorBidi"/>
+          <w:sz w:val="28"/>
+          <w:szCs w:val="28"/>
+        </w:rPr>
+        <w:t xml:space="preserve"> </w:t>
+      </w:r>
+      <w:r>
+        <w:rPr>
+          <w:rFonts w:asciiTheme="majorBidi" w:hAnsiTheme="majorBidi" w:cstheme="majorBidi"/>
+          <w:sz w:val="28"/>
+          <w:szCs w:val="28"/>
+        </w:rPr>
+        <w:t xml:space="preserve">The </w:t>
+      </w:r>
+      <w:r>
+        <w:rPr>
+          <w:rFonts w:asciiTheme="majorBidi" w:hAnsiTheme="majorBidi" w:cstheme="majorBidi"/>
+          <w:b/>
+          <w:bCs/>
+          <w:i/>
+          <w:iCs/>
+          <w:sz w:val="28"/>
+          <w:szCs w:val="28"/>
+        </w:rPr>
+        <w:t>aliases</w:t>
+      </w:r>
+      <w:r>
+        <w:rPr>
+          <w:rFonts w:asciiTheme="majorBidi" w:hAnsiTheme="majorBidi" w:cstheme="majorBidi"/>
+          <w:sz w:val="28"/>
+          <w:szCs w:val="28"/>
+        </w:rPr>
+        <w:t xml:space="preserve"> directive allows you to specify alternate names a service should be resolvable by within its attached network(s).</w:t>
+      </w:r>
     </w:p>
     <w:p>
       <w:pPr>
+        <w:ind w:left="360"/>
         <w:jc w:val="both"/>
         <w:rPr>
           <w:rFonts w:asciiTheme="majorBidi" w:hAnsiTheme="majorBidi" w:cstheme="majorBidi"/>
@@ -30866,20 +31593,30 @@
         <w:jc w:val="both"/>
         <w:rPr>
           <w:rFonts w:asciiTheme="majorBidi" w:hAnsiTheme="majorBidi" w:cstheme="majorBidi"/>
+          <w:sz w:val="28"/>
+          <w:szCs w:val="28"/>
+        </w:rPr>
+      </w:pPr>
+    </w:p>
+    <w:p>
+      <w:pPr>
+        <w:jc w:val="both"/>
+        <w:rPr>
+          <w:rFonts w:asciiTheme="majorBidi" w:hAnsiTheme="majorBidi" w:cstheme="majorBidi"/>
+          <w:sz w:val="28"/>
+          <w:szCs w:val="28"/>
+        </w:rPr>
+      </w:pPr>
+    </w:p>
+    <w:p>
+      <w:pPr>
+        <w:jc w:val="both"/>
+        <w:rPr>
+          <w:rFonts w:asciiTheme="majorBidi" w:hAnsiTheme="majorBidi" w:cstheme="majorBidi"/>
           <w:b/>
           <w:bCs/>
-          <w:sz w:val="36"/>
-          <w:szCs w:val="36"/>
-        </w:rPr>
-      </w:pPr>
-    </w:p>
-    <w:p>
-      <w:pPr>
-        <w:jc w:val="both"/>
-        <w:rPr>
-          <w:rFonts w:asciiTheme="majorBidi" w:hAnsiTheme="majorBidi" w:cstheme="majorBidi"/>
-          <w:b/>
-          <w:bCs/>
+          <w:sz w:val="32"/>
+          <w:szCs w:val="32"/>
         </w:rPr>
       </w:pPr>
     </w:p>
@@ -31490,6 +32227,7 @@
           <w:sz w:val="32"/>
           <w:szCs w:val="32"/>
         </w:rPr>
+        <w:lastRenderedPageBreak/>
         <w:t>docker compose stop</w:t>
       </w:r>
       <w:r>
@@ -31736,7 +32474,6 @@
           <w:sz w:val="28"/>
           <w:szCs w:val="28"/>
         </w:rPr>
-        <w:lastRenderedPageBreak/>
         <w:t>Stops and removes containers, networks, and volumes created by up.</w:t>
       </w:r>
       <w:r>
@@ -32744,6 +33481,7 @@
           <w:sz w:val="28"/>
           <w:szCs w:val="28"/>
         </w:rPr>
+        <w:lastRenderedPageBreak/>
         <w:t>View aggregated logs from the running containers.</w:t>
       </w:r>
       <w:r>
@@ -33118,7 +33856,6 @@
           <w:sz w:val="28"/>
           <w:szCs w:val="28"/>
         </w:rPr>
-        <w:lastRenderedPageBreak/>
         <w:t>Execute a command in a running container.</w:t>
       </w:r>
     </w:p>
@@ -34038,6 +34775,7 @@
           <w:sz w:val="28"/>
           <w:szCs w:val="28"/>
         </w:rPr>
+        <w:lastRenderedPageBreak/>
         <w:t xml:space="preserve">docker compose inspect </w:t>
       </w:r>
       <w:proofErr w:type="spellStart"/>
@@ -34425,7 +35163,6 @@
           <w:sz w:val="28"/>
           <w:szCs w:val="28"/>
         </w:rPr>
-        <w:lastRenderedPageBreak/>
         <w:t xml:space="preserve">docker compose cp </w:t>
       </w:r>
       <w:proofErr w:type="spellStart"/>
@@ -35452,6 +36189,7 @@
           <w:sz w:val="32"/>
           <w:szCs w:val="32"/>
         </w:rPr>
+        <w:lastRenderedPageBreak/>
         <w:t>Key Usage Patterns</w:t>
       </w:r>
       <w:r>
@@ -35637,7 +36375,7 @@
 </file>
 
 <file path=word/numbering.xml><?xml version="1.0" encoding="utf-8"?>
-<w:numbering xmlns:wpc="http://schemas.microsoft.com/office/word/2010/wordprocessingCanvas" xmlns:cx="http://schemas.microsoft.com/office/drawing/2014/chartex" xmlns:cx1="http://schemas.microsoft.com/office/drawing/2015/9/8/chartex" xmlns:cx2="http://schemas.microsoft.com/office/drawing/2015/10/21/chartex" xmlns:cx3="http://schemas.microsoft.com/office/drawing/2016/5/9/chartex" xmlns:cx4="http://schemas.microsoft.com/office/drawing/2016/5/10/chartex" xmlns:cx5="http://schemas.microsoft.com/office/drawing/2016/5/11/chartex" xmlns:cx6="http://schemas.microsoft.com/office/drawing/2016/5/12/chartex" xmlns:cx7="http://schemas.microsoft.com/office/drawing/2016/5/13/chartex" xmlns:cx8="http://schemas.microsoft.com/office/drawing/2016/5/14/chartex" xmlns:mc="http://schemas.openxmlformats.org/markup-compatibility/2006" xmlns:aink="http://schemas.microsoft.com/office/drawing/2016/ink" xmlns:am3d="http://schemas.microsoft.com/office/drawing/2017/model3d" xmlns:o="urn:schemas-microsoft-com:office:office" xmlns:oel="http://schemas.microsoft.com/office/2019/extlst" xmlns:r="http://schemas.openxmlformats.org/officeDocument/2006/relationships" xmlns:m="http://schemas.openxmlformats.org/officeDocument/2006/math" xmlns:v="urn:schemas-microsoft-com:vml" xmlns:wp14="http://schemas.microsoft.com/office/word/2010/wordprocessingDrawing" xmlns:wp="http://schemas.openxmlformats.org/drawingml/2006/wordprocessingDrawing" xmlns:w10="urn:schemas-microsoft-com:office:word" xmlns:w="http://schemas.openxmlformats.org/wordprocessingml/2006/main" xmlns:w14="http://schemas.microsoft.com/office/word/2010/wordml" xmlns:w15="http://schemas.microsoft.com/office/word/2012/wordml" xmlns:w16cex="http://schemas.microsoft.com/office/word/2018/wordml/cex" xmlns:w16cid="http://schemas.microsoft.com/office/word/2016/wordml/cid" xmlns:w16="http://schemas.microsoft.com/office/word/2018/wordml" xmlns:w16sdtdh="http://schemas.microsoft.com/office/word/2020/wordml/sdtdatahash" xmlns:w16se="http://schemas.microsoft.com/office/word/2015/wordml/symex" xmlns:wpg="http://schemas.microsoft.com/office/word/2010/wordprocessingGroup" xmlns:wpi="http://schemas.microsoft.com/office/word/2010/wordprocessingInk" xmlns:wne="http://schemas.microsoft.com/office/word/2006/wordml" xmlns:wps="http://schemas.microsoft.com/office/word/2010/wordprocessingShape" mc:Ignorable="w14 w15 w16se w16cid w16 w16cex w16sdtdh wp14">
+<w:numbering xmlns:wpc="http://schemas.microsoft.com/office/word/2010/wordprocessingCanvas" xmlns:cx="http://schemas.microsoft.com/office/drawing/2014/chartex" xmlns:cx1="http://schemas.microsoft.com/office/drawing/2015/9/8/chartex" xmlns:cx2="http://schemas.microsoft.com/office/drawing/2015/10/21/chartex" xmlns:cx3="http://schemas.microsoft.com/office/drawing/2016/5/9/chartex" xmlns:cx4="http://schemas.microsoft.com/office/drawing/2016/5/10/chartex" xmlns:cx5="http://schemas.microsoft.com/office/drawing/2016/5/11/chartex" xmlns:cx6="http://schemas.microsoft.com/office/drawing/2016/5/12/chartex" xmlns:cx7="http://schemas.microsoft.com/office/drawing/2016/5/13/chartex" xmlns:cx8="http://schemas.microsoft.com/office/drawing/2016/5/14/chartex" xmlns:mc="http://schemas.openxmlformats.org/markup-compatibility/2006" xmlns:aink="http://schemas.microsoft.com/office/drawing/2016/ink" xmlns:am3d="http://schemas.microsoft.com/office/drawing/2017/model3d" xmlns:o="urn:schemas-microsoft-com:office:office" xmlns:oel="http://schemas.microsoft.com/office/2019/extlst" xmlns:r="http://schemas.openxmlformats.org/officeDocument/2006/relationships" xmlns:m="http://schemas.openxmlformats.org/officeDocument/2006/math" xmlns:v="urn:schemas-microsoft-com:vml" xmlns:wp14="http://schemas.microsoft.com/office/word/2010/wordprocessingDrawing" xmlns:wp="http://schemas.openxmlformats.org/drawingml/2006/wordprocessingDrawing" xmlns:w10="urn:schemas-microsoft-com:office:word" xmlns:w="http://schemas.openxmlformats.org/wordprocessingml/2006/main" xmlns:w14="http://schemas.microsoft.com/office/word/2010/wordml" xmlns:w15="http://schemas.microsoft.com/office/word/2012/wordml" xmlns:w16cex="http://schemas.microsoft.com/office/word/2018/wordml/cex" xmlns:w16cid="http://schemas.microsoft.com/office/word/2016/wordml/cid" xmlns:w16="http://schemas.microsoft.com/office/word/2018/wordml" xmlns:w16du="http://schemas.microsoft.com/office/word/2023/wordml/word16du" xmlns:w16sdtdh="http://schemas.microsoft.com/office/word/2020/wordml/sdtdatahash" xmlns:w16sdtfl="http://schemas.microsoft.com/office/word/2024/wordml/sdtformatlock" xmlns:w16se="http://schemas.microsoft.com/office/word/2015/wordml/symex" xmlns:wpg="http://schemas.microsoft.com/office/word/2010/wordprocessingGroup" xmlns:wpi="http://schemas.microsoft.com/office/word/2010/wordprocessingInk" xmlns:wne="http://schemas.microsoft.com/office/word/2006/wordml" xmlns:wps="http://schemas.microsoft.com/office/word/2010/wordprocessingShape" mc:Ignorable="w14 w15 w16se w16cid w16 w16cex w16sdtdh w16sdtfl w16du wp14">
   <w:abstractNum w:abstractNumId="0" w15:restartNumberingAfterBreak="0">
     <w:nsid w:val="05CF0BF4"/>
     <w:multiLevelType w:val="hybridMultilevel"/>
@@ -36882,6 +37620,119 @@
     </w:lvl>
   </w:abstractNum>
   <w:abstractNum w:abstractNumId="11" w15:restartNumberingAfterBreak="0">
+    <w:nsid w:val="44A94C1D"/>
+    <w:multiLevelType w:val="hybridMultilevel"/>
+    <w:tmpl w:val="5980183E"/>
+    <w:lvl w:ilvl="0" w:tplc="0409000D">
+      <w:start w:val="1"/>
+      <w:numFmt w:val="bullet"/>
+      <w:lvlText w:val=""/>
+      <w:lvlJc w:val="left"/>
+      <w:pPr>
+        <w:ind w:left="720" w:hanging="360"/>
+      </w:pPr>
+      <w:rPr>
+        <w:rFonts w:ascii="Wingdings" w:hAnsi="Wingdings" w:hint="default"/>
+      </w:rPr>
+    </w:lvl>
+    <w:lvl w:ilvl="1" w:tplc="04090003" w:tentative="1">
+      <w:start w:val="1"/>
+      <w:numFmt w:val="bullet"/>
+      <w:lvlText w:val="o"/>
+      <w:lvlJc w:val="left"/>
+      <w:pPr>
+        <w:ind w:left="1440" w:hanging="360"/>
+      </w:pPr>
+      <w:rPr>
+        <w:rFonts w:ascii="Courier New" w:hAnsi="Courier New" w:cs="Courier New" w:hint="default"/>
+      </w:rPr>
+    </w:lvl>
+    <w:lvl w:ilvl="2" w:tplc="04090005" w:tentative="1">
+      <w:start w:val="1"/>
+      <w:numFmt w:val="bullet"/>
+      <w:lvlText w:val=""/>
+      <w:lvlJc w:val="left"/>
+      <w:pPr>
+        <w:ind w:left="2160" w:hanging="360"/>
+      </w:pPr>
+      <w:rPr>
+        <w:rFonts w:ascii="Wingdings" w:hAnsi="Wingdings" w:hint="default"/>
+      </w:rPr>
+    </w:lvl>
+    <w:lvl w:ilvl="3" w:tplc="04090001" w:tentative="1">
+      <w:start w:val="1"/>
+      <w:numFmt w:val="bullet"/>
+      <w:lvlText w:val=""/>
+      <w:lvlJc w:val="left"/>
+      <w:pPr>
+        <w:ind w:left="2880" w:hanging="360"/>
+      </w:pPr>
+      <w:rPr>
+        <w:rFonts w:ascii="Symbol" w:hAnsi="Symbol" w:hint="default"/>
+      </w:rPr>
+    </w:lvl>
+    <w:lvl w:ilvl="4" w:tplc="04090003" w:tentative="1">
+      <w:start w:val="1"/>
+      <w:numFmt w:val="bullet"/>
+      <w:lvlText w:val="o"/>
+      <w:lvlJc w:val="left"/>
+      <w:pPr>
+        <w:ind w:left="3600" w:hanging="360"/>
+      </w:pPr>
+      <w:rPr>
+        <w:rFonts w:ascii="Courier New" w:hAnsi="Courier New" w:cs="Courier New" w:hint="default"/>
+      </w:rPr>
+    </w:lvl>
+    <w:lvl w:ilvl="5" w:tplc="04090005" w:tentative="1">
+      <w:start w:val="1"/>
+      <w:numFmt w:val="bullet"/>
+      <w:lvlText w:val=""/>
+      <w:lvlJc w:val="left"/>
+      <w:pPr>
+        <w:ind w:left="4320" w:hanging="360"/>
+      </w:pPr>
+      <w:rPr>
+        <w:rFonts w:ascii="Wingdings" w:hAnsi="Wingdings" w:hint="default"/>
+      </w:rPr>
+    </w:lvl>
+    <w:lvl w:ilvl="6" w:tplc="04090001" w:tentative="1">
+      <w:start w:val="1"/>
+      <w:numFmt w:val="bullet"/>
+      <w:lvlText w:val=""/>
+      <w:lvlJc w:val="left"/>
+      <w:pPr>
+        <w:ind w:left="5040" w:hanging="360"/>
+      </w:pPr>
+      <w:rPr>
+        <w:rFonts w:ascii="Symbol" w:hAnsi="Symbol" w:hint="default"/>
+      </w:rPr>
+    </w:lvl>
+    <w:lvl w:ilvl="7" w:tplc="04090003" w:tentative="1">
+      <w:start w:val="1"/>
+      <w:numFmt w:val="bullet"/>
+      <w:lvlText w:val="o"/>
+      <w:lvlJc w:val="left"/>
+      <w:pPr>
+        <w:ind w:left="5760" w:hanging="360"/>
+      </w:pPr>
+      <w:rPr>
+        <w:rFonts w:ascii="Courier New" w:hAnsi="Courier New" w:cs="Courier New" w:hint="default"/>
+      </w:rPr>
+    </w:lvl>
+    <w:lvl w:ilvl="8" w:tplc="04090005" w:tentative="1">
+      <w:start w:val="1"/>
+      <w:numFmt w:val="bullet"/>
+      <w:lvlText w:val=""/>
+      <w:lvlJc w:val="left"/>
+      <w:pPr>
+        <w:ind w:left="6480" w:hanging="360"/>
+      </w:pPr>
+      <w:rPr>
+        <w:rFonts w:ascii="Wingdings" w:hAnsi="Wingdings" w:hint="default"/>
+      </w:rPr>
+    </w:lvl>
+  </w:abstractNum>
+  <w:abstractNum w:abstractNumId="12" w15:restartNumberingAfterBreak="0">
     <w:nsid w:val="4DFB4C02"/>
     <w:multiLevelType w:val="hybridMultilevel"/>
     <w:tmpl w:val="41F0E36A"/>
@@ -36994,7 +37845,7 @@
       </w:rPr>
     </w:lvl>
   </w:abstractNum>
-  <w:abstractNum w:abstractNumId="12" w15:restartNumberingAfterBreak="0">
+  <w:abstractNum w:abstractNumId="13" w15:restartNumberingAfterBreak="0">
     <w:nsid w:val="4F8E4DFE"/>
     <w:multiLevelType w:val="hybridMultilevel"/>
     <w:tmpl w:val="AD3C6652"/>
@@ -37107,7 +37958,7 @@
       </w:rPr>
     </w:lvl>
   </w:abstractNum>
-  <w:abstractNum w:abstractNumId="13" w15:restartNumberingAfterBreak="0">
+  <w:abstractNum w:abstractNumId="14" w15:restartNumberingAfterBreak="0">
     <w:nsid w:val="569C79CE"/>
     <w:multiLevelType w:val="hybridMultilevel"/>
     <w:tmpl w:val="4E744488"/>
@@ -37220,7 +38071,7 @@
       </w:rPr>
     </w:lvl>
   </w:abstractNum>
-  <w:abstractNum w:abstractNumId="14" w15:restartNumberingAfterBreak="0">
+  <w:abstractNum w:abstractNumId="15" w15:restartNumberingAfterBreak="0">
     <w:nsid w:val="57366A05"/>
     <w:multiLevelType w:val="hybridMultilevel"/>
     <w:tmpl w:val="FFB086EA"/>
@@ -37333,7 +38184,7 @@
       </w:rPr>
     </w:lvl>
   </w:abstractNum>
-  <w:abstractNum w:abstractNumId="15" w15:restartNumberingAfterBreak="0">
+  <w:abstractNum w:abstractNumId="16" w15:restartNumberingAfterBreak="0">
     <w:nsid w:val="57481C94"/>
     <w:multiLevelType w:val="hybridMultilevel"/>
     <w:tmpl w:val="0A1075DC"/>
@@ -37419,7 +38270,7 @@
       </w:pPr>
     </w:lvl>
   </w:abstractNum>
-  <w:abstractNum w:abstractNumId="16" w15:restartNumberingAfterBreak="0">
+  <w:abstractNum w:abstractNumId="17" w15:restartNumberingAfterBreak="0">
     <w:nsid w:val="5F436482"/>
     <w:multiLevelType w:val="hybridMultilevel"/>
     <w:tmpl w:val="11E49A98"/>
@@ -37532,7 +38383,7 @@
       </w:rPr>
     </w:lvl>
   </w:abstractNum>
-  <w:abstractNum w:abstractNumId="17" w15:restartNumberingAfterBreak="0">
+  <w:abstractNum w:abstractNumId="18" w15:restartNumberingAfterBreak="0">
     <w:nsid w:val="61430215"/>
     <w:multiLevelType w:val="hybridMultilevel"/>
     <w:tmpl w:val="F76A4BCA"/>
@@ -37645,7 +38496,7 @@
       </w:rPr>
     </w:lvl>
   </w:abstractNum>
-  <w:abstractNum w:abstractNumId="18" w15:restartNumberingAfterBreak="0">
+  <w:abstractNum w:abstractNumId="19" w15:restartNumberingAfterBreak="0">
     <w:nsid w:val="6A0D4B87"/>
     <w:multiLevelType w:val="hybridMultilevel"/>
     <w:tmpl w:val="7B24963A"/>
@@ -37758,7 +38609,7 @@
       </w:rPr>
     </w:lvl>
   </w:abstractNum>
-  <w:abstractNum w:abstractNumId="19" w15:restartNumberingAfterBreak="0">
+  <w:abstractNum w:abstractNumId="20" w15:restartNumberingAfterBreak="0">
     <w:nsid w:val="74CF70CE"/>
     <w:multiLevelType w:val="hybridMultilevel"/>
     <w:tmpl w:val="98C2F500"/>
@@ -37871,7 +38722,7 @@
       </w:rPr>
     </w:lvl>
   </w:abstractNum>
-  <w:abstractNum w:abstractNumId="20" w15:restartNumberingAfterBreak="0">
+  <w:abstractNum w:abstractNumId="21" w15:restartNumberingAfterBreak="0">
     <w:nsid w:val="782C7EDE"/>
     <w:multiLevelType w:val="hybridMultilevel"/>
     <w:tmpl w:val="B230804A"/>
@@ -37984,7 +38835,7 @@
       </w:rPr>
     </w:lvl>
   </w:abstractNum>
-  <w:abstractNum w:abstractNumId="21" w15:restartNumberingAfterBreak="0">
+  <w:abstractNum w:abstractNumId="22" w15:restartNumberingAfterBreak="0">
     <w:nsid w:val="7ADD40EB"/>
     <w:multiLevelType w:val="hybridMultilevel"/>
     <w:tmpl w:val="6D40D04E"/>
@@ -38097,7 +38948,7 @@
       </w:rPr>
     </w:lvl>
   </w:abstractNum>
-  <w:abstractNum w:abstractNumId="22" w15:restartNumberingAfterBreak="0">
+  <w:abstractNum w:abstractNumId="23" w15:restartNumberingAfterBreak="0">
     <w:nsid w:val="7CCA17AF"/>
     <w:multiLevelType w:val="hybridMultilevel"/>
     <w:tmpl w:val="A44A2B08"/>
@@ -38210,7 +39061,7 @@
       </w:rPr>
     </w:lvl>
   </w:abstractNum>
-  <w:abstractNum w:abstractNumId="23" w15:restartNumberingAfterBreak="0">
+  <w:abstractNum w:abstractNumId="24" w15:restartNumberingAfterBreak="0">
     <w:nsid w:val="7EBD656A"/>
     <w:multiLevelType w:val="hybridMultilevel"/>
     <w:tmpl w:val="B706E600"/>
@@ -38327,10 +39178,10 @@
     <w:abstractNumId w:val="5"/>
   </w:num>
   <w:num w:numId="2" w16cid:durableId="1503817410">
-    <w:abstractNumId w:val="18"/>
+    <w:abstractNumId w:val="19"/>
   </w:num>
   <w:num w:numId="3" w16cid:durableId="167447442">
-    <w:abstractNumId w:val="23"/>
+    <w:abstractNumId w:val="24"/>
   </w:num>
   <w:num w:numId="4" w16cid:durableId="1376346673">
     <w:abstractNumId w:val="7"/>
@@ -38339,49 +39190,49 @@
     <w:abstractNumId w:val="6"/>
   </w:num>
   <w:num w:numId="6" w16cid:durableId="113063070">
-    <w:abstractNumId w:val="15"/>
+    <w:abstractNumId w:val="16"/>
   </w:num>
   <w:num w:numId="7" w16cid:durableId="1731805272">
     <w:abstractNumId w:val="10"/>
   </w:num>
   <w:num w:numId="8" w16cid:durableId="1464889834">
-    <w:abstractNumId w:val="16"/>
+    <w:abstractNumId w:val="17"/>
   </w:num>
   <w:num w:numId="9" w16cid:durableId="1796754864">
     <w:abstractNumId w:val="3"/>
   </w:num>
   <w:num w:numId="10" w16cid:durableId="484057191">
-    <w:abstractNumId w:val="14"/>
+    <w:abstractNumId w:val="15"/>
   </w:num>
   <w:num w:numId="11" w16cid:durableId="1636906357">
-    <w:abstractNumId w:val="19"/>
+    <w:abstractNumId w:val="20"/>
   </w:num>
   <w:num w:numId="12" w16cid:durableId="466703823">
     <w:abstractNumId w:val="4"/>
   </w:num>
   <w:num w:numId="13" w16cid:durableId="978806757">
-    <w:abstractNumId w:val="22"/>
+    <w:abstractNumId w:val="23"/>
   </w:num>
   <w:num w:numId="14" w16cid:durableId="1101490758">
-    <w:abstractNumId w:val="11"/>
+    <w:abstractNumId w:val="12"/>
   </w:num>
   <w:num w:numId="15" w16cid:durableId="238827221">
-    <w:abstractNumId w:val="13"/>
+    <w:abstractNumId w:val="14"/>
   </w:num>
   <w:num w:numId="16" w16cid:durableId="894509451">
     <w:abstractNumId w:val="0"/>
   </w:num>
   <w:num w:numId="17" w16cid:durableId="587731260">
-    <w:abstractNumId w:val="17"/>
+    <w:abstractNumId w:val="18"/>
   </w:num>
   <w:num w:numId="18" w16cid:durableId="1468086315">
     <w:abstractNumId w:val="1"/>
   </w:num>
   <w:num w:numId="19" w16cid:durableId="1718702808">
-    <w:abstractNumId w:val="20"/>
+    <w:abstractNumId w:val="21"/>
   </w:num>
   <w:num w:numId="20" w16cid:durableId="2037658066">
-    <w:abstractNumId w:val="21"/>
+    <w:abstractNumId w:val="22"/>
   </w:num>
   <w:num w:numId="21" w16cid:durableId="710956789">
     <w:abstractNumId w:val="8"/>
@@ -38390,16 +39241,19 @@
     <w:abstractNumId w:val="9"/>
   </w:num>
   <w:num w:numId="23" w16cid:durableId="1622297513">
-    <w:abstractNumId w:val="12"/>
+    <w:abstractNumId w:val="13"/>
   </w:num>
   <w:num w:numId="24" w16cid:durableId="454325179">
     <w:abstractNumId w:val="2"/>
+  </w:num>
+  <w:num w:numId="25" w16cid:durableId="1523401273">
+    <w:abstractNumId w:val="11"/>
   </w:num>
 </w:numbering>
 </file>
 
 <file path=word/styles.xml><?xml version="1.0" encoding="utf-8"?>
-<w:styles xmlns:mc="http://schemas.openxmlformats.org/markup-compatibility/2006" xmlns:r="http://schemas.openxmlformats.org/officeDocument/2006/relationships" xmlns:w="http://schemas.openxmlformats.org/wordprocessingml/2006/main" xmlns:w14="http://schemas.microsoft.com/office/word/2010/wordml" xmlns:w15="http://schemas.microsoft.com/office/word/2012/wordml" xmlns:w16cex="http://schemas.microsoft.com/office/word/2018/wordml/cex" xmlns:w16cid="http://schemas.microsoft.com/office/word/2016/wordml/cid" xmlns:w16="http://schemas.microsoft.com/office/word/2018/wordml" xmlns:w16sdtdh="http://schemas.microsoft.com/office/word/2020/wordml/sdtdatahash" xmlns:w16se="http://schemas.microsoft.com/office/word/2015/wordml/symex" mc:Ignorable="w14 w15 w16se w16cid w16 w16cex w16sdtdh">
+<w:styles xmlns:mc="http://schemas.openxmlformats.org/markup-compatibility/2006" xmlns:r="http://schemas.openxmlformats.org/officeDocument/2006/relationships" xmlns:w="http://schemas.openxmlformats.org/wordprocessingml/2006/main" xmlns:w14="http://schemas.microsoft.com/office/word/2010/wordml" xmlns:w15="http://schemas.microsoft.com/office/word/2012/wordml" xmlns:w16cex="http://schemas.microsoft.com/office/word/2018/wordml/cex" xmlns:w16cid="http://schemas.microsoft.com/office/word/2016/wordml/cid" xmlns:w16="http://schemas.microsoft.com/office/word/2018/wordml" xmlns:w16du="http://schemas.microsoft.com/office/word/2023/wordml/word16du" xmlns:w16sdtdh="http://schemas.microsoft.com/office/word/2020/wordml/sdtdatahash" xmlns:w16sdtfl="http://schemas.microsoft.com/office/word/2024/wordml/sdtformatlock" xmlns:w16se="http://schemas.microsoft.com/office/word/2015/wordml/symex" mc:Ignorable="w14 w15 w16se w16cid w16 w16cex w16sdtdh w16sdtfl w16du">
   <w:docDefaults>
     <w:rPrDefault>
       <w:rPr>
